--- a/migration-governance/word/Governance-Guide.docx
+++ b/migration-governance/word/Governance-Guide.docx
@@ -402,9 +402,9 @@
         </w:tblCellMar>
       </w:tblPr>
       <w:tblGrid>
-        <w:gridCol w:w="657"/>
-        <w:gridCol w:w="5113"/>
-        <w:gridCol w:w="4310"/>
+        <w:gridCol w:w="1185"/>
+        <w:gridCol w:w="4763"/>
+        <w:gridCol w:w="4132"/>
       </w:tblGrid>
       <w:tr>
         <w:trPr>
@@ -412,7 +412,7 @@
         </w:trPr>
         <w:tc>
           <w:tcPr>
-            <w:tcW w:w="657" w:type="dxa"/>
+            <w:tcW w:w="1185" w:type="dxa"/>
             <w:shd w:val="clear" w:color="auto" w:fill="1B4A78"/>
             <w:vAlign w:val="top"/>
           </w:tcPr>
@@ -424,7 +424,7 @@
         </w:tc>
         <w:tc>
           <w:tcPr>
-            <w:tcW w:w="5113" w:type="dxa"/>
+            <w:tcW w:w="4763" w:type="dxa"/>
             <w:shd w:val="clear" w:color="auto" w:fill="1B4A78"/>
             <w:vAlign w:val="top"/>
           </w:tcPr>
@@ -443,7 +443,7 @@
         </w:tc>
         <w:tc>
           <w:tcPr>
-            <w:tcW w:w="4310" w:type="dxa"/>
+            <w:tcW w:w="4132" w:type="dxa"/>
             <w:shd w:val="clear" w:color="auto" w:fill="1B4A78"/>
             <w:vAlign w:val="top"/>
           </w:tcPr>
@@ -467,7 +467,7 @@
         </w:trPr>
         <w:tc>
           <w:tcPr>
-            <w:tcW w:w="657" w:type="dxa"/>
+            <w:tcW w:w="1185" w:type="dxa"/>
             <w:vAlign w:val="top"/>
           </w:tcPr>
           <w:p>
@@ -484,7 +484,7 @@
         </w:tc>
         <w:tc>
           <w:tcPr>
-            <w:tcW w:w="5113" w:type="dxa"/>
+            <w:tcW w:w="4763" w:type="dxa"/>
             <w:vAlign w:val="top"/>
           </w:tcPr>
           <w:p>
@@ -499,7 +499,7 @@
         </w:tc>
         <w:tc>
           <w:tcPr>
-            <w:tcW w:w="4310" w:type="dxa"/>
+            <w:tcW w:w="4132" w:type="dxa"/>
             <w:vAlign w:val="top"/>
           </w:tcPr>
           <w:p>
@@ -519,7 +519,7 @@
         </w:trPr>
         <w:tc>
           <w:tcPr>
-            <w:tcW w:w="657" w:type="dxa"/>
+            <w:tcW w:w="1185" w:type="dxa"/>
             <w:vAlign w:val="top"/>
           </w:tcPr>
           <w:p>
@@ -536,7 +536,7 @@
         </w:tc>
         <w:tc>
           <w:tcPr>
-            <w:tcW w:w="5113" w:type="dxa"/>
+            <w:tcW w:w="4763" w:type="dxa"/>
             <w:vAlign w:val="top"/>
           </w:tcPr>
           <w:p>
@@ -551,7 +551,7 @@
         </w:tc>
         <w:tc>
           <w:tcPr>
-            <w:tcW w:w="4310" w:type="dxa"/>
+            <w:tcW w:w="4132" w:type="dxa"/>
             <w:vAlign w:val="top"/>
           </w:tcPr>
           <w:p>
@@ -571,7 +571,7 @@
         </w:trPr>
         <w:tc>
           <w:tcPr>
-            <w:tcW w:w="657" w:type="dxa"/>
+            <w:tcW w:w="1185" w:type="dxa"/>
             <w:vAlign w:val="top"/>
           </w:tcPr>
           <w:p>
@@ -588,7 +588,7 @@
         </w:tc>
         <w:tc>
           <w:tcPr>
-            <w:tcW w:w="5113" w:type="dxa"/>
+            <w:tcW w:w="4763" w:type="dxa"/>
             <w:vAlign w:val="top"/>
           </w:tcPr>
           <w:p>
@@ -603,7 +603,7 @@
         </w:tc>
         <w:tc>
           <w:tcPr>
-            <w:tcW w:w="4310" w:type="dxa"/>
+            <w:tcW w:w="4132" w:type="dxa"/>
             <w:vAlign w:val="top"/>
           </w:tcPr>
           <w:p>
@@ -623,7 +623,7 @@
         </w:trPr>
         <w:tc>
           <w:tcPr>
-            <w:tcW w:w="657" w:type="dxa"/>
+            <w:tcW w:w="1185" w:type="dxa"/>
             <w:vAlign w:val="top"/>
           </w:tcPr>
           <w:p>
@@ -640,7 +640,7 @@
         </w:tc>
         <w:tc>
           <w:tcPr>
-            <w:tcW w:w="5113" w:type="dxa"/>
+            <w:tcW w:w="4763" w:type="dxa"/>
             <w:vAlign w:val="top"/>
           </w:tcPr>
           <w:p>
@@ -655,7 +655,7 @@
         </w:tc>
         <w:tc>
           <w:tcPr>
-            <w:tcW w:w="4310" w:type="dxa"/>
+            <w:tcW w:w="4132" w:type="dxa"/>
             <w:vAlign w:val="top"/>
           </w:tcPr>
           <w:p>
@@ -1152,8 +1152,8 @@
         </w:tblCellMar>
       </w:tblPr>
       <w:tblGrid>
-        <w:gridCol w:w="1680"/>
-        <w:gridCol w:w="8400"/>
+        <w:gridCol w:w="1692"/>
+        <w:gridCol w:w="8388"/>
       </w:tblGrid>
       <w:tr>
         <w:trPr>
@@ -1161,7 +1161,7 @@
         </w:trPr>
         <w:tc>
           <w:tcPr>
-            <w:tcW w:w="1680" w:type="dxa"/>
+            <w:tcW w:w="1692" w:type="dxa"/>
             <w:shd w:val="clear" w:color="auto" w:fill="1B4A78"/>
             <w:vAlign w:val="top"/>
           </w:tcPr>
@@ -1180,7 +1180,7 @@
         </w:tc>
         <w:tc>
           <w:tcPr>
-            <w:tcW w:w="8400" w:type="dxa"/>
+            <w:tcW w:w="8388" w:type="dxa"/>
             <w:shd w:val="clear" w:color="auto" w:fill="1B4A78"/>
             <w:vAlign w:val="top"/>
           </w:tcPr>
@@ -1204,7 +1204,7 @@
         </w:trPr>
         <w:tc>
           <w:tcPr>
-            <w:tcW w:w="1680" w:type="dxa"/>
+            <w:tcW w:w="1692" w:type="dxa"/>
             <w:vAlign w:val="top"/>
           </w:tcPr>
           <w:p>
@@ -1221,7 +1221,7 @@
         </w:tc>
         <w:tc>
           <w:tcPr>
-            <w:tcW w:w="8400" w:type="dxa"/>
+            <w:tcW w:w="8388" w:type="dxa"/>
             <w:vAlign w:val="top"/>
           </w:tcPr>
           <w:p>
@@ -1241,7 +1241,7 @@
         </w:trPr>
         <w:tc>
           <w:tcPr>
-            <w:tcW w:w="1680" w:type="dxa"/>
+            <w:tcW w:w="1692" w:type="dxa"/>
             <w:vAlign w:val="top"/>
           </w:tcPr>
           <w:p>
@@ -1258,7 +1258,7 @@
         </w:tc>
         <w:tc>
           <w:tcPr>
-            <w:tcW w:w="8400" w:type="dxa"/>
+            <w:tcW w:w="8388" w:type="dxa"/>
             <w:vAlign w:val="top"/>
           </w:tcPr>
           <w:p>
@@ -1288,7 +1288,7 @@
         </w:trPr>
         <w:tc>
           <w:tcPr>
-            <w:tcW w:w="1680" w:type="dxa"/>
+            <w:tcW w:w="1692" w:type="dxa"/>
             <w:vAlign w:val="top"/>
           </w:tcPr>
           <w:p>
@@ -1305,7 +1305,7 @@
         </w:tc>
         <w:tc>
           <w:tcPr>
-            <w:tcW w:w="8400" w:type="dxa"/>
+            <w:tcW w:w="8388" w:type="dxa"/>
             <w:vAlign w:val="top"/>
           </w:tcPr>
           <w:p>
@@ -1325,7 +1325,7 @@
         </w:trPr>
         <w:tc>
           <w:tcPr>
-            <w:tcW w:w="1680" w:type="dxa"/>
+            <w:tcW w:w="1692" w:type="dxa"/>
             <w:vAlign w:val="top"/>
           </w:tcPr>
           <w:p>
@@ -1342,7 +1342,7 @@
         </w:tc>
         <w:tc>
           <w:tcPr>
-            <w:tcW w:w="8400" w:type="dxa"/>
+            <w:tcW w:w="8388" w:type="dxa"/>
             <w:vAlign w:val="top"/>
           </w:tcPr>
           <w:p>
@@ -1362,7 +1362,7 @@
         </w:trPr>
         <w:tc>
           <w:tcPr>
-            <w:tcW w:w="1680" w:type="dxa"/>
+            <w:tcW w:w="1692" w:type="dxa"/>
             <w:vAlign w:val="top"/>
           </w:tcPr>
           <w:p>
@@ -1379,7 +1379,7 @@
         </w:tc>
         <w:tc>
           <w:tcPr>
-            <w:tcW w:w="8400" w:type="dxa"/>
+            <w:tcW w:w="8388" w:type="dxa"/>
             <w:vAlign w:val="top"/>
           </w:tcPr>
           <w:p>
@@ -2362,11 +2362,11 @@
         </w:tblCellMar>
       </w:tblPr>
       <w:tblGrid>
-        <w:gridCol w:w="313"/>
-        <w:gridCol w:w="1189"/>
-        <w:gridCol w:w="4382"/>
-        <w:gridCol w:w="876"/>
-        <w:gridCol w:w="3320"/>
+        <w:gridCol w:w="555"/>
+        <w:gridCol w:w="1939"/>
+        <w:gridCol w:w="3616"/>
+        <w:gridCol w:w="1340"/>
+        <w:gridCol w:w="2630"/>
       </w:tblGrid>
       <w:tr>
         <w:trPr>
@@ -2374,7 +2374,7 @@
         </w:trPr>
         <w:tc>
           <w:tcPr>
-            <w:tcW w:w="313" w:type="dxa"/>
+            <w:tcW w:w="555" w:type="dxa"/>
             <w:shd w:val="clear" w:color="auto" w:fill="1B4A78"/>
             <w:vAlign w:val="top"/>
           </w:tcPr>
@@ -2393,7 +2393,7 @@
         </w:tc>
         <w:tc>
           <w:tcPr>
-            <w:tcW w:w="1189" w:type="dxa"/>
+            <w:tcW w:w="1939" w:type="dxa"/>
             <w:shd w:val="clear" w:color="auto" w:fill="1B4A78"/>
             <w:vAlign w:val="top"/>
           </w:tcPr>
@@ -2412,7 +2412,7 @@
         </w:tc>
         <w:tc>
           <w:tcPr>
-            <w:tcW w:w="4382" w:type="dxa"/>
+            <w:tcW w:w="3616" w:type="dxa"/>
             <w:shd w:val="clear" w:color="auto" w:fill="1B4A78"/>
             <w:vAlign w:val="top"/>
           </w:tcPr>
@@ -2431,7 +2431,7 @@
         </w:tc>
         <w:tc>
           <w:tcPr>
-            <w:tcW w:w="876" w:type="dxa"/>
+            <w:tcW w:w="1340" w:type="dxa"/>
             <w:shd w:val="clear" w:color="auto" w:fill="1B4A78"/>
             <w:vAlign w:val="top"/>
           </w:tcPr>
@@ -2450,7 +2450,7 @@
         </w:tc>
         <w:tc>
           <w:tcPr>
-            <w:tcW w:w="3320" w:type="dxa"/>
+            <w:tcW w:w="2630" w:type="dxa"/>
             <w:shd w:val="clear" w:color="auto" w:fill="1B4A78"/>
             <w:vAlign w:val="top"/>
           </w:tcPr>
@@ -2474,7 +2474,7 @@
         </w:trPr>
         <w:tc>
           <w:tcPr>
-            <w:tcW w:w="313" w:type="dxa"/>
+            <w:tcW w:w="555" w:type="dxa"/>
             <w:vAlign w:val="top"/>
           </w:tcPr>
           <w:p>
@@ -2491,7 +2491,7 @@
         </w:tc>
         <w:tc>
           <w:tcPr>
-            <w:tcW w:w="1189" w:type="dxa"/>
+            <w:tcW w:w="1939" w:type="dxa"/>
             <w:vAlign w:val="top"/>
           </w:tcPr>
           <w:p>
@@ -2506,7 +2506,7 @@
         </w:tc>
         <w:tc>
           <w:tcPr>
-            <w:tcW w:w="4382" w:type="dxa"/>
+            <w:tcW w:w="3616" w:type="dxa"/>
             <w:vAlign w:val="top"/>
           </w:tcPr>
           <w:p>
@@ -2521,7 +2521,7 @@
         </w:tc>
         <w:tc>
           <w:tcPr>
-            <w:tcW w:w="876" w:type="dxa"/>
+            <w:tcW w:w="1340" w:type="dxa"/>
             <w:vAlign w:val="top"/>
           </w:tcPr>
           <w:p>
@@ -2536,7 +2536,7 @@
         </w:tc>
         <w:tc>
           <w:tcPr>
-            <w:tcW w:w="3320" w:type="dxa"/>
+            <w:tcW w:w="2630" w:type="dxa"/>
             <w:vAlign w:val="top"/>
           </w:tcPr>
           <w:p>
@@ -2562,7 +2562,7 @@
         </w:trPr>
         <w:tc>
           <w:tcPr>
-            <w:tcW w:w="313" w:type="dxa"/>
+            <w:tcW w:w="555" w:type="dxa"/>
             <w:vAlign w:val="top"/>
           </w:tcPr>
           <w:p>
@@ -2579,7 +2579,7 @@
         </w:tc>
         <w:tc>
           <w:tcPr>
-            <w:tcW w:w="1189" w:type="dxa"/>
+            <w:tcW w:w="1939" w:type="dxa"/>
             <w:vAlign w:val="top"/>
           </w:tcPr>
           <w:p>
@@ -2594,7 +2594,7 @@
         </w:tc>
         <w:tc>
           <w:tcPr>
-            <w:tcW w:w="4382" w:type="dxa"/>
+            <w:tcW w:w="3616" w:type="dxa"/>
             <w:vAlign w:val="top"/>
           </w:tcPr>
           <w:p>
@@ -2609,7 +2609,7 @@
         </w:tc>
         <w:tc>
           <w:tcPr>
-            <w:tcW w:w="876" w:type="dxa"/>
+            <w:tcW w:w="1340" w:type="dxa"/>
             <w:vAlign w:val="top"/>
           </w:tcPr>
           <w:p>
@@ -2624,7 +2624,7 @@
         </w:tc>
         <w:tc>
           <w:tcPr>
-            <w:tcW w:w="3320" w:type="dxa"/>
+            <w:tcW w:w="2630" w:type="dxa"/>
             <w:vAlign w:val="top"/>
           </w:tcPr>
           <w:p>
@@ -2644,7 +2644,7 @@
         </w:trPr>
         <w:tc>
           <w:tcPr>
-            <w:tcW w:w="313" w:type="dxa"/>
+            <w:tcW w:w="555" w:type="dxa"/>
             <w:vAlign w:val="top"/>
           </w:tcPr>
           <w:p>
@@ -2661,7 +2661,7 @@
         </w:tc>
         <w:tc>
           <w:tcPr>
-            <w:tcW w:w="1189" w:type="dxa"/>
+            <w:tcW w:w="1939" w:type="dxa"/>
             <w:vAlign w:val="top"/>
           </w:tcPr>
           <w:p>
@@ -2676,7 +2676,7 @@
         </w:tc>
         <w:tc>
           <w:tcPr>
-            <w:tcW w:w="4382" w:type="dxa"/>
+            <w:tcW w:w="3616" w:type="dxa"/>
             <w:vAlign w:val="top"/>
           </w:tcPr>
           <w:p>
@@ -2691,7 +2691,7 @@
         </w:tc>
         <w:tc>
           <w:tcPr>
-            <w:tcW w:w="876" w:type="dxa"/>
+            <w:tcW w:w="1340" w:type="dxa"/>
             <w:vAlign w:val="top"/>
           </w:tcPr>
           <w:p>
@@ -2708,7 +2708,7 @@
         </w:tc>
         <w:tc>
           <w:tcPr>
-            <w:tcW w:w="3320" w:type="dxa"/>
+            <w:tcW w:w="2630" w:type="dxa"/>
             <w:vAlign w:val="top"/>
           </w:tcPr>
           <w:p>
@@ -2728,7 +2728,7 @@
         </w:trPr>
         <w:tc>
           <w:tcPr>
-            <w:tcW w:w="313" w:type="dxa"/>
+            <w:tcW w:w="555" w:type="dxa"/>
             <w:vAlign w:val="top"/>
           </w:tcPr>
           <w:p>
@@ -2745,7 +2745,7 @@
         </w:tc>
         <w:tc>
           <w:tcPr>
-            <w:tcW w:w="1189" w:type="dxa"/>
+            <w:tcW w:w="1939" w:type="dxa"/>
             <w:vAlign w:val="top"/>
           </w:tcPr>
           <w:p>
@@ -2760,7 +2760,7 @@
         </w:tc>
         <w:tc>
           <w:tcPr>
-            <w:tcW w:w="4382" w:type="dxa"/>
+            <w:tcW w:w="3616" w:type="dxa"/>
             <w:vAlign w:val="top"/>
           </w:tcPr>
           <w:p>
@@ -2775,7 +2775,7 @@
         </w:tc>
         <w:tc>
           <w:tcPr>
-            <w:tcW w:w="876" w:type="dxa"/>
+            <w:tcW w:w="1340" w:type="dxa"/>
             <w:vAlign w:val="top"/>
           </w:tcPr>
           <w:p>
@@ -2790,7 +2790,7 @@
         </w:tc>
         <w:tc>
           <w:tcPr>
-            <w:tcW w:w="3320" w:type="dxa"/>
+            <w:tcW w:w="2630" w:type="dxa"/>
             <w:vAlign w:val="top"/>
           </w:tcPr>
           <w:p>
@@ -2962,9 +2962,9 @@
         </w:tblCellMar>
       </w:tblPr>
       <w:tblGrid>
-        <w:gridCol w:w="1612"/>
-        <w:gridCol w:w="7056"/>
-        <w:gridCol w:w="1412"/>
+        <w:gridCol w:w="1701"/>
+        <w:gridCol w:w="6860"/>
+        <w:gridCol w:w="1519"/>
       </w:tblGrid>
       <w:tr>
         <w:trPr>
@@ -2972,7 +2972,7 @@
         </w:trPr>
         <w:tc>
           <w:tcPr>
-            <w:tcW w:w="1612" w:type="dxa"/>
+            <w:tcW w:w="1701" w:type="dxa"/>
             <w:shd w:val="clear" w:color="auto" w:fill="1B4A78"/>
             <w:vAlign w:val="top"/>
           </w:tcPr>
@@ -2991,7 +2991,7 @@
         </w:tc>
         <w:tc>
           <w:tcPr>
-            <w:tcW w:w="7056" w:type="dxa"/>
+            <w:tcW w:w="6860" w:type="dxa"/>
             <w:shd w:val="clear" w:color="auto" w:fill="1B4A78"/>
             <w:vAlign w:val="top"/>
           </w:tcPr>
@@ -3010,7 +3010,7 @@
         </w:tc>
         <w:tc>
           <w:tcPr>
-            <w:tcW w:w="1412" w:type="dxa"/>
+            <w:tcW w:w="1519" w:type="dxa"/>
             <w:shd w:val="clear" w:color="auto" w:fill="1B4A78"/>
             <w:vAlign w:val="top"/>
           </w:tcPr>
@@ -3034,7 +3034,7 @@
         </w:trPr>
         <w:tc>
           <w:tcPr>
-            <w:tcW w:w="1612" w:type="dxa"/>
+            <w:tcW w:w="1701" w:type="dxa"/>
             <w:vAlign w:val="top"/>
           </w:tcPr>
           <w:p>
@@ -3066,7 +3066,7 @@
         </w:tc>
         <w:tc>
           <w:tcPr>
-            <w:tcW w:w="7056" w:type="dxa"/>
+            <w:tcW w:w="6860" w:type="dxa"/>
             <w:vAlign w:val="top"/>
           </w:tcPr>
           <w:p>
@@ -3091,7 +3091,7 @@
         </w:tc>
         <w:tc>
           <w:tcPr>
-            <w:tcW w:w="1412" w:type="dxa"/>
+            <w:tcW w:w="1519" w:type="dxa"/>
             <w:vAlign w:val="top"/>
           </w:tcPr>
           <w:p>
@@ -3111,7 +3111,7 @@
         </w:trPr>
         <w:tc>
           <w:tcPr>
-            <w:tcW w:w="1612" w:type="dxa"/>
+            <w:tcW w:w="1701" w:type="dxa"/>
             <w:vAlign w:val="top"/>
           </w:tcPr>
           <w:p>
@@ -3143,7 +3143,7 @@
         </w:tc>
         <w:tc>
           <w:tcPr>
-            <w:tcW w:w="7056" w:type="dxa"/>
+            <w:tcW w:w="6860" w:type="dxa"/>
             <w:vAlign w:val="top"/>
           </w:tcPr>
           <w:p>
@@ -3168,7 +3168,7 @@
         </w:tc>
         <w:tc>
           <w:tcPr>
-            <w:tcW w:w="1412" w:type="dxa"/>
+            <w:tcW w:w="1519" w:type="dxa"/>
             <w:vAlign w:val="top"/>
           </w:tcPr>
           <w:p>
@@ -3753,10 +3753,10 @@
         </w:tblCellMar>
       </w:tblPr>
       <w:tblGrid>
-        <w:gridCol w:w="1148"/>
-        <w:gridCol w:w="2977"/>
-        <w:gridCol w:w="2977"/>
-        <w:gridCol w:w="2978"/>
+        <w:gridCol w:w="2029"/>
+        <w:gridCol w:w="2799"/>
+        <w:gridCol w:w="2625"/>
+        <w:gridCol w:w="2627"/>
       </w:tblGrid>
       <w:tr>
         <w:trPr>
@@ -3764,7 +3764,7 @@
         </w:trPr>
         <w:tc>
           <w:tcPr>
-            <w:tcW w:w="1148" w:type="dxa"/>
+            <w:tcW w:w="2029" w:type="dxa"/>
             <w:shd w:val="clear" w:color="auto" w:fill="1B4A78"/>
             <w:vAlign w:val="top"/>
           </w:tcPr>
@@ -3783,7 +3783,7 @@
         </w:tc>
         <w:tc>
           <w:tcPr>
-            <w:tcW w:w="2977" w:type="dxa"/>
+            <w:tcW w:w="2799" w:type="dxa"/>
             <w:shd w:val="clear" w:color="auto" w:fill="1B4A78"/>
             <w:vAlign w:val="top"/>
           </w:tcPr>
@@ -3802,7 +3802,7 @@
         </w:tc>
         <w:tc>
           <w:tcPr>
-            <w:tcW w:w="2977" w:type="dxa"/>
+            <w:tcW w:w="2625" w:type="dxa"/>
             <w:shd w:val="clear" w:color="auto" w:fill="1B4A78"/>
             <w:vAlign w:val="top"/>
           </w:tcPr>
@@ -3821,7 +3821,7 @@
         </w:tc>
         <w:tc>
           <w:tcPr>
-            <w:tcW w:w="2978" w:type="dxa"/>
+            <w:tcW w:w="2627" w:type="dxa"/>
             <w:shd w:val="clear" w:color="auto" w:fill="1B4A78"/>
             <w:vAlign w:val="top"/>
           </w:tcPr>
@@ -3845,7 +3845,7 @@
         </w:trPr>
         <w:tc>
           <w:tcPr>
-            <w:tcW w:w="1148" w:type="dxa"/>
+            <w:tcW w:w="2029" w:type="dxa"/>
             <w:vAlign w:val="top"/>
           </w:tcPr>
           <w:p>
@@ -3862,7 +3862,7 @@
         </w:tc>
         <w:tc>
           <w:tcPr>
-            <w:tcW w:w="2977" w:type="dxa"/>
+            <w:tcW w:w="2799" w:type="dxa"/>
             <w:vAlign w:val="top"/>
           </w:tcPr>
           <w:p>
@@ -3877,7 +3877,7 @@
         </w:tc>
         <w:tc>
           <w:tcPr>
-            <w:tcW w:w="2977" w:type="dxa"/>
+            <w:tcW w:w="2625" w:type="dxa"/>
             <w:vAlign w:val="top"/>
           </w:tcPr>
           <w:p>
@@ -3902,7 +3902,7 @@
         </w:tc>
         <w:tc>
           <w:tcPr>
-            <w:tcW w:w="2978" w:type="dxa"/>
+            <w:tcW w:w="2627" w:type="dxa"/>
             <w:vAlign w:val="top"/>
           </w:tcPr>
           <w:p>
@@ -3922,7 +3922,7 @@
         </w:trPr>
         <w:tc>
           <w:tcPr>
-            <w:tcW w:w="1148" w:type="dxa"/>
+            <w:tcW w:w="2029" w:type="dxa"/>
             <w:vAlign w:val="top"/>
           </w:tcPr>
           <w:p>
@@ -3939,7 +3939,7 @@
         </w:tc>
         <w:tc>
           <w:tcPr>
-            <w:tcW w:w="2977" w:type="dxa"/>
+            <w:tcW w:w="2799" w:type="dxa"/>
             <w:vAlign w:val="top"/>
           </w:tcPr>
           <w:p>
@@ -3956,7 +3956,7 @@
         </w:tc>
         <w:tc>
           <w:tcPr>
-            <w:tcW w:w="2977" w:type="dxa"/>
+            <w:tcW w:w="2625" w:type="dxa"/>
             <w:vAlign w:val="top"/>
           </w:tcPr>
           <w:p>
@@ -3971,7 +3971,7 @@
         </w:tc>
         <w:tc>
           <w:tcPr>
-            <w:tcW w:w="2978" w:type="dxa"/>
+            <w:tcW w:w="2627" w:type="dxa"/>
             <w:vAlign w:val="top"/>
           </w:tcPr>
           <w:p>
@@ -3997,7 +3997,7 @@
         </w:trPr>
         <w:tc>
           <w:tcPr>
-            <w:tcW w:w="1148" w:type="dxa"/>
+            <w:tcW w:w="2029" w:type="dxa"/>
             <w:vAlign w:val="top"/>
           </w:tcPr>
           <w:p>
@@ -4014,7 +4014,7 @@
         </w:tc>
         <w:tc>
           <w:tcPr>
-            <w:tcW w:w="2977" w:type="dxa"/>
+            <w:tcW w:w="2799" w:type="dxa"/>
             <w:vAlign w:val="top"/>
           </w:tcPr>
           <w:p>
@@ -4031,7 +4031,7 @@
         </w:tc>
         <w:tc>
           <w:tcPr>
-            <w:tcW w:w="2977" w:type="dxa"/>
+            <w:tcW w:w="2625" w:type="dxa"/>
             <w:vAlign w:val="top"/>
           </w:tcPr>
           <w:p>
@@ -4046,7 +4046,7 @@
         </w:tc>
         <w:tc>
           <w:tcPr>
-            <w:tcW w:w="2978" w:type="dxa"/>
+            <w:tcW w:w="2627" w:type="dxa"/>
             <w:vAlign w:val="top"/>
           </w:tcPr>
           <w:p>
@@ -4066,7 +4066,7 @@
         </w:trPr>
         <w:tc>
           <w:tcPr>
-            <w:tcW w:w="1148" w:type="dxa"/>
+            <w:tcW w:w="2029" w:type="dxa"/>
             <w:vAlign w:val="top"/>
           </w:tcPr>
           <w:p>
@@ -4083,7 +4083,7 @@
         </w:tc>
         <w:tc>
           <w:tcPr>
-            <w:tcW w:w="2977" w:type="dxa"/>
+            <w:tcW w:w="2799" w:type="dxa"/>
             <w:vAlign w:val="top"/>
           </w:tcPr>
           <w:p>
@@ -4098,7 +4098,7 @@
         </w:tc>
         <w:tc>
           <w:tcPr>
-            <w:tcW w:w="2977" w:type="dxa"/>
+            <w:tcW w:w="2625" w:type="dxa"/>
             <w:vAlign w:val="top"/>
           </w:tcPr>
           <w:p>
@@ -4113,7 +4113,7 @@
         </w:tc>
         <w:tc>
           <w:tcPr>
-            <w:tcW w:w="2978" w:type="dxa"/>
+            <w:tcW w:w="2627" w:type="dxa"/>
             <w:vAlign w:val="top"/>
           </w:tcPr>
           <w:p>
@@ -4129,7 +4129,7 @@
         </w:trPr>
         <w:tc>
           <w:tcPr>
-            <w:tcW w:w="1148" w:type="dxa"/>
+            <w:tcW w:w="2029" w:type="dxa"/>
             <w:vAlign w:val="top"/>
           </w:tcPr>
           <w:p>
@@ -4146,7 +4146,7 @@
         </w:tc>
         <w:tc>
           <w:tcPr>
-            <w:tcW w:w="2977" w:type="dxa"/>
+            <w:tcW w:w="2799" w:type="dxa"/>
             <w:vAlign w:val="top"/>
           </w:tcPr>
           <w:p>
@@ -4161,7 +4161,7 @@
         </w:tc>
         <w:tc>
           <w:tcPr>
-            <w:tcW w:w="2977" w:type="dxa"/>
+            <w:tcW w:w="2625" w:type="dxa"/>
             <w:vAlign w:val="top"/>
           </w:tcPr>
           <w:p>
@@ -4176,7 +4176,7 @@
         </w:tc>
         <w:tc>
           <w:tcPr>
-            <w:tcW w:w="2978" w:type="dxa"/>
+            <w:tcW w:w="2627" w:type="dxa"/>
             <w:vAlign w:val="top"/>
           </w:tcPr>
           <w:p>
@@ -4192,7 +4192,7 @@
         </w:trPr>
         <w:tc>
           <w:tcPr>
-            <w:tcW w:w="1148" w:type="dxa"/>
+            <w:tcW w:w="2029" w:type="dxa"/>
             <w:vAlign w:val="top"/>
           </w:tcPr>
           <w:p>
@@ -4209,7 +4209,7 @@
         </w:tc>
         <w:tc>
           <w:tcPr>
-            <w:tcW w:w="2977" w:type="dxa"/>
+            <w:tcW w:w="2799" w:type="dxa"/>
             <w:vAlign w:val="top"/>
           </w:tcPr>
           <w:p>
@@ -4224,7 +4224,7 @@
         </w:tc>
         <w:tc>
           <w:tcPr>
-            <w:tcW w:w="2977" w:type="dxa"/>
+            <w:tcW w:w="2625" w:type="dxa"/>
             <w:vAlign w:val="top"/>
           </w:tcPr>
           <w:p>
@@ -4239,7 +4239,7 @@
         </w:tc>
         <w:tc>
           <w:tcPr>
-            <w:tcW w:w="2978" w:type="dxa"/>
+            <w:tcW w:w="2627" w:type="dxa"/>
             <w:vAlign w:val="top"/>
           </w:tcPr>
           <w:p>
@@ -4355,12 +4355,12 @@
         </w:tblCellMar>
       </w:tblPr>
       <w:tblGrid>
-        <w:gridCol w:w="6135"/>
-        <w:gridCol w:w="701"/>
-        <w:gridCol w:w="438"/>
-        <w:gridCol w:w="788"/>
-        <w:gridCol w:w="1227"/>
-        <w:gridCol w:w="791"/>
+        <w:gridCol w:w="5166"/>
+        <w:gridCol w:w="1080"/>
+        <w:gridCol w:w="555"/>
+        <w:gridCol w:w="971"/>
+        <w:gridCol w:w="1442"/>
+        <w:gridCol w:w="866"/>
       </w:tblGrid>
       <w:tr>
         <w:trPr>
@@ -4368,7 +4368,7 @@
         </w:trPr>
         <w:tc>
           <w:tcPr>
-            <w:tcW w:w="6135" w:type="dxa"/>
+            <w:tcW w:w="5166" w:type="dxa"/>
             <w:shd w:val="clear" w:color="auto" w:fill="1B4A78"/>
             <w:vAlign w:val="top"/>
           </w:tcPr>
@@ -4387,7 +4387,7 @@
         </w:tc>
         <w:tc>
           <w:tcPr>
-            <w:tcW w:w="701" w:type="dxa"/>
+            <w:tcW w:w="1080" w:type="dxa"/>
             <w:shd w:val="clear" w:color="auto" w:fill="1B4A78"/>
             <w:vAlign w:val="top"/>
           </w:tcPr>
@@ -4406,7 +4406,7 @@
         </w:tc>
         <w:tc>
           <w:tcPr>
-            <w:tcW w:w="438" w:type="dxa"/>
+            <w:tcW w:w="555" w:type="dxa"/>
             <w:shd w:val="clear" w:color="auto" w:fill="1B4A78"/>
             <w:vAlign w:val="top"/>
           </w:tcPr>
@@ -4425,7 +4425,7 @@
         </w:tc>
         <w:tc>
           <w:tcPr>
-            <w:tcW w:w="788" w:type="dxa"/>
+            <w:tcW w:w="971" w:type="dxa"/>
             <w:shd w:val="clear" w:color="auto" w:fill="1B4A78"/>
             <w:vAlign w:val="top"/>
           </w:tcPr>
@@ -4444,7 +4444,7 @@
         </w:tc>
         <w:tc>
           <w:tcPr>
-            <w:tcW w:w="1227" w:type="dxa"/>
+            <w:tcW w:w="1442" w:type="dxa"/>
             <w:shd w:val="clear" w:color="auto" w:fill="1B4A78"/>
             <w:vAlign w:val="top"/>
           </w:tcPr>
@@ -4463,7 +4463,7 @@
         </w:tc>
         <w:tc>
           <w:tcPr>
-            <w:tcW w:w="791" w:type="dxa"/>
+            <w:tcW w:w="866" w:type="dxa"/>
             <w:shd w:val="clear" w:color="auto" w:fill="1B4A78"/>
             <w:vAlign w:val="top"/>
           </w:tcPr>
@@ -4510,7 +4510,7 @@
         </w:trPr>
         <w:tc>
           <w:tcPr>
-            <w:tcW w:w="6135" w:type="dxa"/>
+            <w:tcW w:w="5166" w:type="dxa"/>
             <w:vAlign w:val="top"/>
           </w:tcPr>
           <w:p>
@@ -4525,7 +4525,7 @@
         </w:tc>
         <w:tc>
           <w:tcPr>
-            <w:tcW w:w="701" w:type="dxa"/>
+            <w:tcW w:w="1080" w:type="dxa"/>
             <w:vAlign w:val="top"/>
           </w:tcPr>
           <w:p>
@@ -4542,7 +4542,7 @@
         </w:tc>
         <w:tc>
           <w:tcPr>
-            <w:tcW w:w="438" w:type="dxa"/>
+            <w:tcW w:w="555" w:type="dxa"/>
             <w:vAlign w:val="top"/>
           </w:tcPr>
           <w:p>
@@ -4557,18 +4557,18 @@
         </w:tc>
         <w:tc>
           <w:tcPr>
-            <w:tcW w:w="788" w:type="dxa"/>
-            <w:vAlign w:val="top"/>
-          </w:tcPr>
-          <w:p>
-            <w:pPr>
-              <w:pStyle w:val="TableText"/>
-            </w:pPr>
-          </w:p>
-        </w:tc>
-        <w:tc>
-          <w:tcPr>
-            <w:tcW w:w="1227" w:type="dxa"/>
+            <w:tcW w:w="971" w:type="dxa"/>
+            <w:vAlign w:val="top"/>
+          </w:tcPr>
+          <w:p>
+            <w:pPr>
+              <w:pStyle w:val="TableText"/>
+            </w:pPr>
+          </w:p>
+        </w:tc>
+        <w:tc>
+          <w:tcPr>
+            <w:tcW w:w="1442" w:type="dxa"/>
             <w:vAlign w:val="top"/>
           </w:tcPr>
           <w:p>
@@ -4583,7 +4583,7 @@
         </w:tc>
         <w:tc>
           <w:tcPr>
-            <w:tcW w:w="791" w:type="dxa"/>
+            <w:tcW w:w="866" w:type="dxa"/>
             <w:vAlign w:val="top"/>
           </w:tcPr>
           <w:p>
@@ -4599,7 +4599,7 @@
         </w:trPr>
         <w:tc>
           <w:tcPr>
-            <w:tcW w:w="6135" w:type="dxa"/>
+            <w:tcW w:w="5166" w:type="dxa"/>
             <w:vAlign w:val="top"/>
           </w:tcPr>
           <w:p>
@@ -4614,7 +4614,7 @@
         </w:tc>
         <w:tc>
           <w:tcPr>
-            <w:tcW w:w="701" w:type="dxa"/>
+            <w:tcW w:w="1080" w:type="dxa"/>
             <w:vAlign w:val="top"/>
           </w:tcPr>
           <w:p>
@@ -4629,7 +4629,7 @@
         </w:tc>
         <w:tc>
           <w:tcPr>
-            <w:tcW w:w="438" w:type="dxa"/>
+            <w:tcW w:w="555" w:type="dxa"/>
             <w:vAlign w:val="top"/>
           </w:tcPr>
           <w:p>
@@ -4646,18 +4646,18 @@
         </w:tc>
         <w:tc>
           <w:tcPr>
-            <w:tcW w:w="788" w:type="dxa"/>
-            <w:vAlign w:val="top"/>
-          </w:tcPr>
-          <w:p>
-            <w:pPr>
-              <w:pStyle w:val="TableText"/>
-            </w:pPr>
-          </w:p>
-        </w:tc>
-        <w:tc>
-          <w:tcPr>
-            <w:tcW w:w="1227" w:type="dxa"/>
+            <w:tcW w:w="971" w:type="dxa"/>
+            <w:vAlign w:val="top"/>
+          </w:tcPr>
+          <w:p>
+            <w:pPr>
+              <w:pStyle w:val="TableText"/>
+            </w:pPr>
+          </w:p>
+        </w:tc>
+        <w:tc>
+          <w:tcPr>
+            <w:tcW w:w="1442" w:type="dxa"/>
             <w:vAlign w:val="top"/>
           </w:tcPr>
           <w:p>
@@ -4672,7 +4672,7 @@
         </w:tc>
         <w:tc>
           <w:tcPr>
-            <w:tcW w:w="791" w:type="dxa"/>
+            <w:tcW w:w="866" w:type="dxa"/>
             <w:vAlign w:val="top"/>
           </w:tcPr>
           <w:p>
@@ -4688,7 +4688,7 @@
         </w:trPr>
         <w:tc>
           <w:tcPr>
-            <w:tcW w:w="6135" w:type="dxa"/>
+            <w:tcW w:w="5166" w:type="dxa"/>
             <w:vAlign w:val="top"/>
           </w:tcPr>
           <w:p>
@@ -4703,7 +4703,7 @@
         </w:tc>
         <w:tc>
           <w:tcPr>
-            <w:tcW w:w="701" w:type="dxa"/>
+            <w:tcW w:w="1080" w:type="dxa"/>
             <w:vAlign w:val="top"/>
           </w:tcPr>
           <w:p>
@@ -4718,7 +4718,7 @@
         </w:tc>
         <w:tc>
           <w:tcPr>
-            <w:tcW w:w="438" w:type="dxa"/>
+            <w:tcW w:w="555" w:type="dxa"/>
             <w:vAlign w:val="top"/>
           </w:tcPr>
           <w:p>
@@ -4733,7 +4733,7 @@
         </w:tc>
         <w:tc>
           <w:tcPr>
-            <w:tcW w:w="788" w:type="dxa"/>
+            <w:tcW w:w="971" w:type="dxa"/>
             <w:vAlign w:val="top"/>
           </w:tcPr>
           <w:p>
@@ -4748,7 +4748,7 @@
         </w:tc>
         <w:tc>
           <w:tcPr>
-            <w:tcW w:w="1227" w:type="dxa"/>
+            <w:tcW w:w="1442" w:type="dxa"/>
             <w:vAlign w:val="top"/>
           </w:tcPr>
           <w:p>
@@ -4765,7 +4765,7 @@
         </w:tc>
         <w:tc>
           <w:tcPr>
-            <w:tcW w:w="791" w:type="dxa"/>
+            <w:tcW w:w="866" w:type="dxa"/>
             <w:vAlign w:val="top"/>
           </w:tcPr>
           <w:p>
@@ -4781,7 +4781,7 @@
         </w:trPr>
         <w:tc>
           <w:tcPr>
-            <w:tcW w:w="6135" w:type="dxa"/>
+            <w:tcW w:w="5166" w:type="dxa"/>
             <w:vAlign w:val="top"/>
           </w:tcPr>
           <w:p>
@@ -4796,7 +4796,7 @@
         </w:tc>
         <w:tc>
           <w:tcPr>
-            <w:tcW w:w="701" w:type="dxa"/>
+            <w:tcW w:w="1080" w:type="dxa"/>
             <w:vAlign w:val="top"/>
           </w:tcPr>
           <w:p>
@@ -4813,18 +4813,18 @@
         </w:tc>
         <w:tc>
           <w:tcPr>
-            <w:tcW w:w="438" w:type="dxa"/>
-            <w:vAlign w:val="top"/>
-          </w:tcPr>
-          <w:p>
-            <w:pPr>
-              <w:pStyle w:val="TableText"/>
-            </w:pPr>
-          </w:p>
-        </w:tc>
-        <w:tc>
-          <w:tcPr>
-            <w:tcW w:w="788" w:type="dxa"/>
+            <w:tcW w:w="555" w:type="dxa"/>
+            <w:vAlign w:val="top"/>
+          </w:tcPr>
+          <w:p>
+            <w:pPr>
+              <w:pStyle w:val="TableText"/>
+            </w:pPr>
+          </w:p>
+        </w:tc>
+        <w:tc>
+          <w:tcPr>
+            <w:tcW w:w="971" w:type="dxa"/>
             <w:vAlign w:val="top"/>
           </w:tcPr>
           <w:p>
@@ -4839,7 +4839,7 @@
         </w:tc>
         <w:tc>
           <w:tcPr>
-            <w:tcW w:w="1227" w:type="dxa"/>
+            <w:tcW w:w="1442" w:type="dxa"/>
             <w:vAlign w:val="top"/>
           </w:tcPr>
           <w:p>
@@ -4854,7 +4854,7 @@
         </w:tc>
         <w:tc>
           <w:tcPr>
-            <w:tcW w:w="791" w:type="dxa"/>
+            <w:tcW w:w="866" w:type="dxa"/>
             <w:vAlign w:val="top"/>
           </w:tcPr>
           <w:p>
@@ -4870,7 +4870,7 @@
         </w:trPr>
         <w:tc>
           <w:tcPr>
-            <w:tcW w:w="6135" w:type="dxa"/>
+            <w:tcW w:w="5166" w:type="dxa"/>
             <w:vAlign w:val="top"/>
           </w:tcPr>
           <w:p>
@@ -4885,7 +4885,7 @@
         </w:tc>
         <w:tc>
           <w:tcPr>
-            <w:tcW w:w="701" w:type="dxa"/>
+            <w:tcW w:w="1080" w:type="dxa"/>
             <w:vAlign w:val="top"/>
           </w:tcPr>
           <w:p>
@@ -4902,7 +4902,7 @@
         </w:tc>
         <w:tc>
           <w:tcPr>
-            <w:tcW w:w="438" w:type="dxa"/>
+            <w:tcW w:w="555" w:type="dxa"/>
             <w:vAlign w:val="top"/>
           </w:tcPr>
           <w:p>
@@ -4917,7 +4917,7 @@
         </w:tc>
         <w:tc>
           <w:tcPr>
-            <w:tcW w:w="788" w:type="dxa"/>
+            <w:tcW w:w="971" w:type="dxa"/>
             <w:vAlign w:val="top"/>
           </w:tcPr>
           <w:p>
@@ -4932,7 +4932,7 @@
         </w:tc>
         <w:tc>
           <w:tcPr>
-            <w:tcW w:w="1227" w:type="dxa"/>
+            <w:tcW w:w="1442" w:type="dxa"/>
             <w:vAlign w:val="top"/>
           </w:tcPr>
           <w:p>
@@ -4947,7 +4947,7 @@
         </w:tc>
         <w:tc>
           <w:tcPr>
-            <w:tcW w:w="791" w:type="dxa"/>
+            <w:tcW w:w="866" w:type="dxa"/>
             <w:vAlign w:val="top"/>
           </w:tcPr>
           <w:p>
@@ -4967,7 +4967,7 @@
         </w:trPr>
         <w:tc>
           <w:tcPr>
-            <w:tcW w:w="6135" w:type="dxa"/>
+            <w:tcW w:w="5166" w:type="dxa"/>
             <w:vAlign w:val="top"/>
           </w:tcPr>
           <w:p>
@@ -4982,7 +4982,7 @@
         </w:tc>
         <w:tc>
           <w:tcPr>
-            <w:tcW w:w="701" w:type="dxa"/>
+            <w:tcW w:w="1080" w:type="dxa"/>
             <w:vAlign w:val="top"/>
           </w:tcPr>
           <w:p>
@@ -4997,7 +4997,7 @@
         </w:tc>
         <w:tc>
           <w:tcPr>
-            <w:tcW w:w="438" w:type="dxa"/>
+            <w:tcW w:w="555" w:type="dxa"/>
             <w:vAlign w:val="top"/>
           </w:tcPr>
           <w:p>
@@ -5012,7 +5012,7 @@
         </w:tc>
         <w:tc>
           <w:tcPr>
-            <w:tcW w:w="788" w:type="dxa"/>
+            <w:tcW w:w="971" w:type="dxa"/>
             <w:vAlign w:val="top"/>
           </w:tcPr>
           <w:p>
@@ -5029,7 +5029,7 @@
         </w:tc>
         <w:tc>
           <w:tcPr>
-            <w:tcW w:w="1227" w:type="dxa"/>
+            <w:tcW w:w="1442" w:type="dxa"/>
             <w:vAlign w:val="top"/>
           </w:tcPr>
           <w:p>
@@ -5044,7 +5044,7 @@
         </w:tc>
         <w:tc>
           <w:tcPr>
-            <w:tcW w:w="791" w:type="dxa"/>
+            <w:tcW w:w="866" w:type="dxa"/>
             <w:vAlign w:val="top"/>
           </w:tcPr>
           <w:p>
@@ -5060,7 +5060,7 @@
         </w:trPr>
         <w:tc>
           <w:tcPr>
-            <w:tcW w:w="6135" w:type="dxa"/>
+            <w:tcW w:w="5166" w:type="dxa"/>
             <w:vAlign w:val="top"/>
           </w:tcPr>
           <w:p>
@@ -5075,7 +5075,7 @@
         </w:tc>
         <w:tc>
           <w:tcPr>
-            <w:tcW w:w="701" w:type="dxa"/>
+            <w:tcW w:w="1080" w:type="dxa"/>
             <w:vAlign w:val="top"/>
           </w:tcPr>
           <w:p>
@@ -5090,7 +5090,7 @@
         </w:tc>
         <w:tc>
           <w:tcPr>
-            <w:tcW w:w="438" w:type="dxa"/>
+            <w:tcW w:w="555" w:type="dxa"/>
             <w:vAlign w:val="top"/>
           </w:tcPr>
           <w:p>
@@ -5105,7 +5105,7 @@
         </w:tc>
         <w:tc>
           <w:tcPr>
-            <w:tcW w:w="788" w:type="dxa"/>
+            <w:tcW w:w="971" w:type="dxa"/>
             <w:vAlign w:val="top"/>
           </w:tcPr>
           <w:p>
@@ -5120,7 +5120,7 @@
         </w:tc>
         <w:tc>
           <w:tcPr>
-            <w:tcW w:w="1227" w:type="dxa"/>
+            <w:tcW w:w="1442" w:type="dxa"/>
             <w:vAlign w:val="top"/>
           </w:tcPr>
           <w:p>
@@ -5137,7 +5137,7 @@
         </w:tc>
         <w:tc>
           <w:tcPr>
-            <w:tcW w:w="791" w:type="dxa"/>
+            <w:tcW w:w="866" w:type="dxa"/>
             <w:vAlign w:val="top"/>
           </w:tcPr>
           <w:p>
@@ -5157,7 +5157,7 @@
         </w:trPr>
         <w:tc>
           <w:tcPr>
-            <w:tcW w:w="6135" w:type="dxa"/>
+            <w:tcW w:w="5166" w:type="dxa"/>
             <w:vAlign w:val="top"/>
           </w:tcPr>
           <w:p>
@@ -5172,7 +5172,7 @@
         </w:tc>
         <w:tc>
           <w:tcPr>
-            <w:tcW w:w="701" w:type="dxa"/>
+            <w:tcW w:w="1080" w:type="dxa"/>
             <w:vAlign w:val="top"/>
           </w:tcPr>
           <w:p>
@@ -5187,7 +5187,7 @@
         </w:tc>
         <w:tc>
           <w:tcPr>
-            <w:tcW w:w="438" w:type="dxa"/>
+            <w:tcW w:w="555" w:type="dxa"/>
             <w:vAlign w:val="top"/>
           </w:tcPr>
           <w:p>
@@ -5202,7 +5202,7 @@
         </w:tc>
         <w:tc>
           <w:tcPr>
-            <w:tcW w:w="788" w:type="dxa"/>
+            <w:tcW w:w="971" w:type="dxa"/>
             <w:vAlign w:val="top"/>
           </w:tcPr>
           <w:p>
@@ -5219,7 +5219,7 @@
         </w:tc>
         <w:tc>
           <w:tcPr>
-            <w:tcW w:w="1227" w:type="dxa"/>
+            <w:tcW w:w="1442" w:type="dxa"/>
             <w:vAlign w:val="top"/>
           </w:tcPr>
           <w:p>
@@ -5234,7 +5234,7 @@
         </w:tc>
         <w:tc>
           <w:tcPr>
-            <w:tcW w:w="791" w:type="dxa"/>
+            <w:tcW w:w="866" w:type="dxa"/>
             <w:vAlign w:val="top"/>
           </w:tcPr>
           <w:p>
@@ -5277,7 +5277,7 @@
         </w:trPr>
         <w:tc>
           <w:tcPr>
-            <w:tcW w:w="6135" w:type="dxa"/>
+            <w:tcW w:w="5166" w:type="dxa"/>
             <w:vAlign w:val="top"/>
           </w:tcPr>
           <w:p>
@@ -5292,7 +5292,7 @@
         </w:tc>
         <w:tc>
           <w:tcPr>
-            <w:tcW w:w="701" w:type="dxa"/>
+            <w:tcW w:w="1080" w:type="dxa"/>
             <w:vAlign w:val="top"/>
           </w:tcPr>
           <w:p>
@@ -5309,7 +5309,7 @@
         </w:tc>
         <w:tc>
           <w:tcPr>
-            <w:tcW w:w="438" w:type="dxa"/>
+            <w:tcW w:w="555" w:type="dxa"/>
             <w:vAlign w:val="top"/>
           </w:tcPr>
           <w:p>
@@ -5324,18 +5324,18 @@
         </w:tc>
         <w:tc>
           <w:tcPr>
-            <w:tcW w:w="788" w:type="dxa"/>
-            <w:vAlign w:val="top"/>
-          </w:tcPr>
-          <w:p>
-            <w:pPr>
-              <w:pStyle w:val="TableText"/>
-            </w:pPr>
-          </w:p>
-        </w:tc>
-        <w:tc>
-          <w:tcPr>
-            <w:tcW w:w="1227" w:type="dxa"/>
+            <w:tcW w:w="971" w:type="dxa"/>
+            <w:vAlign w:val="top"/>
+          </w:tcPr>
+          <w:p>
+            <w:pPr>
+              <w:pStyle w:val="TableText"/>
+            </w:pPr>
+          </w:p>
+        </w:tc>
+        <w:tc>
+          <w:tcPr>
+            <w:tcW w:w="1442" w:type="dxa"/>
             <w:vAlign w:val="top"/>
           </w:tcPr>
           <w:p>
@@ -5350,7 +5350,7 @@
         </w:tc>
         <w:tc>
           <w:tcPr>
-            <w:tcW w:w="791" w:type="dxa"/>
+            <w:tcW w:w="866" w:type="dxa"/>
             <w:vAlign w:val="top"/>
           </w:tcPr>
           <w:p>
@@ -5370,7 +5370,7 @@
         </w:trPr>
         <w:tc>
           <w:tcPr>
-            <w:tcW w:w="6135" w:type="dxa"/>
+            <w:tcW w:w="5166" w:type="dxa"/>
             <w:vAlign w:val="top"/>
           </w:tcPr>
           <w:p>
@@ -5385,7 +5385,7 @@
         </w:tc>
         <w:tc>
           <w:tcPr>
-            <w:tcW w:w="701" w:type="dxa"/>
+            <w:tcW w:w="1080" w:type="dxa"/>
             <w:vAlign w:val="top"/>
           </w:tcPr>
           <w:p>
@@ -5400,7 +5400,7 @@
         </w:tc>
         <w:tc>
           <w:tcPr>
-            <w:tcW w:w="438" w:type="dxa"/>
+            <w:tcW w:w="555" w:type="dxa"/>
             <w:vAlign w:val="top"/>
           </w:tcPr>
           <w:p>
@@ -5417,18 +5417,18 @@
         </w:tc>
         <w:tc>
           <w:tcPr>
-            <w:tcW w:w="788" w:type="dxa"/>
-            <w:vAlign w:val="top"/>
-          </w:tcPr>
-          <w:p>
-            <w:pPr>
-              <w:pStyle w:val="TableText"/>
-            </w:pPr>
-          </w:p>
-        </w:tc>
-        <w:tc>
-          <w:tcPr>
-            <w:tcW w:w="1227" w:type="dxa"/>
+            <w:tcW w:w="971" w:type="dxa"/>
+            <w:vAlign w:val="top"/>
+          </w:tcPr>
+          <w:p>
+            <w:pPr>
+              <w:pStyle w:val="TableText"/>
+            </w:pPr>
+          </w:p>
+        </w:tc>
+        <w:tc>
+          <w:tcPr>
+            <w:tcW w:w="1442" w:type="dxa"/>
             <w:vAlign w:val="top"/>
           </w:tcPr>
           <w:p>
@@ -5443,7 +5443,7 @@
         </w:tc>
         <w:tc>
           <w:tcPr>
-            <w:tcW w:w="791" w:type="dxa"/>
+            <w:tcW w:w="866" w:type="dxa"/>
             <w:vAlign w:val="top"/>
           </w:tcPr>
           <w:p>
@@ -5459,7 +5459,7 @@
         </w:trPr>
         <w:tc>
           <w:tcPr>
-            <w:tcW w:w="6135" w:type="dxa"/>
+            <w:tcW w:w="5166" w:type="dxa"/>
             <w:vAlign w:val="top"/>
           </w:tcPr>
           <w:p>
@@ -5474,7 +5474,7 @@
         </w:tc>
         <w:tc>
           <w:tcPr>
-            <w:tcW w:w="701" w:type="dxa"/>
+            <w:tcW w:w="1080" w:type="dxa"/>
             <w:vAlign w:val="top"/>
           </w:tcPr>
           <w:p>
@@ -5489,7 +5489,7 @@
         </w:tc>
         <w:tc>
           <w:tcPr>
-            <w:tcW w:w="438" w:type="dxa"/>
+            <w:tcW w:w="555" w:type="dxa"/>
             <w:vAlign w:val="top"/>
           </w:tcPr>
           <w:p>
@@ -5504,7 +5504,7 @@
         </w:tc>
         <w:tc>
           <w:tcPr>
-            <w:tcW w:w="788" w:type="dxa"/>
+            <w:tcW w:w="971" w:type="dxa"/>
             <w:vAlign w:val="top"/>
           </w:tcPr>
           <w:p>
@@ -5519,7 +5519,7 @@
         </w:tc>
         <w:tc>
           <w:tcPr>
-            <w:tcW w:w="1227" w:type="dxa"/>
+            <w:tcW w:w="1442" w:type="dxa"/>
             <w:vAlign w:val="top"/>
           </w:tcPr>
           <w:p>
@@ -5534,7 +5534,7 @@
         </w:tc>
         <w:tc>
           <w:tcPr>
-            <w:tcW w:w="791" w:type="dxa"/>
+            <w:tcW w:w="866" w:type="dxa"/>
             <w:vAlign w:val="top"/>
           </w:tcPr>
           <w:p>
@@ -5556,7 +5556,7 @@
         </w:trPr>
         <w:tc>
           <w:tcPr>
-            <w:tcW w:w="6135" w:type="dxa"/>
+            <w:tcW w:w="5166" w:type="dxa"/>
             <w:vAlign w:val="top"/>
           </w:tcPr>
           <w:p>
@@ -5571,7 +5571,7 @@
         </w:tc>
         <w:tc>
           <w:tcPr>
-            <w:tcW w:w="701" w:type="dxa"/>
+            <w:tcW w:w="1080" w:type="dxa"/>
             <w:vAlign w:val="top"/>
           </w:tcPr>
           <w:p>
@@ -5586,7 +5586,7 @@
         </w:tc>
         <w:tc>
           <w:tcPr>
-            <w:tcW w:w="438" w:type="dxa"/>
+            <w:tcW w:w="555" w:type="dxa"/>
             <w:vAlign w:val="top"/>
           </w:tcPr>
           <w:p>
@@ -5601,7 +5601,7 @@
         </w:tc>
         <w:tc>
           <w:tcPr>
-            <w:tcW w:w="788" w:type="dxa"/>
+            <w:tcW w:w="971" w:type="dxa"/>
             <w:vAlign w:val="top"/>
           </w:tcPr>
           <w:p>
@@ -5616,7 +5616,7 @@
         </w:tc>
         <w:tc>
           <w:tcPr>
-            <w:tcW w:w="1227" w:type="dxa"/>
+            <w:tcW w:w="1442" w:type="dxa"/>
             <w:vAlign w:val="top"/>
           </w:tcPr>
           <w:p>
@@ -5633,7 +5633,7 @@
         </w:tc>
         <w:tc>
           <w:tcPr>
-            <w:tcW w:w="791" w:type="dxa"/>
+            <w:tcW w:w="866" w:type="dxa"/>
             <w:vAlign w:val="top"/>
           </w:tcPr>
           <w:p>
@@ -5672,7 +5672,7 @@
         </w:trPr>
         <w:tc>
           <w:tcPr>
-            <w:tcW w:w="6135" w:type="dxa"/>
+            <w:tcW w:w="5166" w:type="dxa"/>
             <w:vAlign w:val="top"/>
           </w:tcPr>
           <w:p>
@@ -5687,7 +5687,7 @@
         </w:tc>
         <w:tc>
           <w:tcPr>
-            <w:tcW w:w="701" w:type="dxa"/>
+            <w:tcW w:w="1080" w:type="dxa"/>
             <w:vAlign w:val="top"/>
           </w:tcPr>
           <w:p>
@@ -5702,7 +5702,7 @@
         </w:tc>
         <w:tc>
           <w:tcPr>
-            <w:tcW w:w="438" w:type="dxa"/>
+            <w:tcW w:w="555" w:type="dxa"/>
             <w:vAlign w:val="top"/>
           </w:tcPr>
           <w:p>
@@ -5717,7 +5717,7 @@
         </w:tc>
         <w:tc>
           <w:tcPr>
-            <w:tcW w:w="788" w:type="dxa"/>
+            <w:tcW w:w="971" w:type="dxa"/>
             <w:vAlign w:val="top"/>
           </w:tcPr>
           <w:p>
@@ -5732,7 +5732,7 @@
         </w:tc>
         <w:tc>
           <w:tcPr>
-            <w:tcW w:w="1227" w:type="dxa"/>
+            <w:tcW w:w="1442" w:type="dxa"/>
             <w:vAlign w:val="top"/>
           </w:tcPr>
           <w:p>
@@ -5749,7 +5749,7 @@
         </w:tc>
         <w:tc>
           <w:tcPr>
-            <w:tcW w:w="791" w:type="dxa"/>
+            <w:tcW w:w="866" w:type="dxa"/>
             <w:vAlign w:val="top"/>
           </w:tcPr>
           <w:p>
@@ -5765,7 +5765,7 @@
         </w:trPr>
         <w:tc>
           <w:tcPr>
-            <w:tcW w:w="6135" w:type="dxa"/>
+            <w:tcW w:w="5166" w:type="dxa"/>
             <w:vAlign w:val="top"/>
           </w:tcPr>
           <w:p>
@@ -5780,7 +5780,7 @@
         </w:tc>
         <w:tc>
           <w:tcPr>
-            <w:tcW w:w="701" w:type="dxa"/>
+            <w:tcW w:w="1080" w:type="dxa"/>
             <w:vAlign w:val="top"/>
           </w:tcPr>
           <w:p>
@@ -5795,7 +5795,7 @@
         </w:tc>
         <w:tc>
           <w:tcPr>
-            <w:tcW w:w="438" w:type="dxa"/>
+            <w:tcW w:w="555" w:type="dxa"/>
             <w:vAlign w:val="top"/>
           </w:tcPr>
           <w:p>
@@ -5810,7 +5810,7 @@
         </w:tc>
         <w:tc>
           <w:tcPr>
-            <w:tcW w:w="788" w:type="dxa"/>
+            <w:tcW w:w="971" w:type="dxa"/>
             <w:vAlign w:val="top"/>
           </w:tcPr>
           <w:p>
@@ -5825,7 +5825,7 @@
         </w:tc>
         <w:tc>
           <w:tcPr>
-            <w:tcW w:w="1227" w:type="dxa"/>
+            <w:tcW w:w="1442" w:type="dxa"/>
             <w:vAlign w:val="top"/>
           </w:tcPr>
           <w:p>
@@ -5842,7 +5842,7 @@
         </w:tc>
         <w:tc>
           <w:tcPr>
-            <w:tcW w:w="791" w:type="dxa"/>
+            <w:tcW w:w="866" w:type="dxa"/>
             <w:vAlign w:val="top"/>
           </w:tcPr>
           <w:p>
@@ -5862,7 +5862,7 @@
         </w:trPr>
         <w:tc>
           <w:tcPr>
-            <w:tcW w:w="6135" w:type="dxa"/>
+            <w:tcW w:w="5166" w:type="dxa"/>
             <w:vAlign w:val="top"/>
           </w:tcPr>
           <w:p>
@@ -5889,7 +5889,7 @@
         </w:tc>
         <w:tc>
           <w:tcPr>
-            <w:tcW w:w="701" w:type="dxa"/>
+            <w:tcW w:w="1080" w:type="dxa"/>
             <w:vAlign w:val="top"/>
           </w:tcPr>
           <w:p>
@@ -5906,7 +5906,7 @@
         </w:tc>
         <w:tc>
           <w:tcPr>
-            <w:tcW w:w="438" w:type="dxa"/>
+            <w:tcW w:w="555" w:type="dxa"/>
             <w:vAlign w:val="top"/>
           </w:tcPr>
           <w:p>
@@ -5921,7 +5921,7 @@
         </w:tc>
         <w:tc>
           <w:tcPr>
-            <w:tcW w:w="788" w:type="dxa"/>
+            <w:tcW w:w="971" w:type="dxa"/>
             <w:vAlign w:val="top"/>
           </w:tcPr>
           <w:p>
@@ -5936,7 +5936,7 @@
         </w:tc>
         <w:tc>
           <w:tcPr>
-            <w:tcW w:w="1227" w:type="dxa"/>
+            <w:tcW w:w="1442" w:type="dxa"/>
             <w:vAlign w:val="top"/>
           </w:tcPr>
           <w:p>
@@ -5951,7 +5951,7 @@
         </w:tc>
         <w:tc>
           <w:tcPr>
-            <w:tcW w:w="791" w:type="dxa"/>
+            <w:tcW w:w="866" w:type="dxa"/>
             <w:vAlign w:val="top"/>
           </w:tcPr>
           <w:p>
@@ -5971,7 +5971,7 @@
         </w:trPr>
         <w:tc>
           <w:tcPr>
-            <w:tcW w:w="6135" w:type="dxa"/>
+            <w:tcW w:w="5166" w:type="dxa"/>
             <w:vAlign w:val="top"/>
           </w:tcPr>
           <w:p>
@@ -5992,7 +5992,7 @@
         </w:tc>
         <w:tc>
           <w:tcPr>
-            <w:tcW w:w="701" w:type="dxa"/>
+            <w:tcW w:w="1080" w:type="dxa"/>
             <w:vAlign w:val="top"/>
           </w:tcPr>
           <w:p>
@@ -6007,7 +6007,7 @@
         </w:tc>
         <w:tc>
           <w:tcPr>
-            <w:tcW w:w="438" w:type="dxa"/>
+            <w:tcW w:w="555" w:type="dxa"/>
             <w:vAlign w:val="top"/>
           </w:tcPr>
           <w:p>
@@ -6024,7 +6024,7 @@
         </w:tc>
         <w:tc>
           <w:tcPr>
-            <w:tcW w:w="788" w:type="dxa"/>
+            <w:tcW w:w="971" w:type="dxa"/>
             <w:vAlign w:val="top"/>
           </w:tcPr>
           <w:p>
@@ -6039,7 +6039,7 @@
         </w:tc>
         <w:tc>
           <w:tcPr>
-            <w:tcW w:w="1227" w:type="dxa"/>
+            <w:tcW w:w="1442" w:type="dxa"/>
             <w:vAlign w:val="top"/>
           </w:tcPr>
           <w:p>
@@ -6054,7 +6054,7 @@
         </w:tc>
         <w:tc>
           <w:tcPr>
-            <w:tcW w:w="791" w:type="dxa"/>
+            <w:tcW w:w="866" w:type="dxa"/>
             <w:vAlign w:val="top"/>
           </w:tcPr>
           <w:p>
@@ -6070,7 +6070,7 @@
         </w:trPr>
         <w:tc>
           <w:tcPr>
-            <w:tcW w:w="6135" w:type="dxa"/>
+            <w:tcW w:w="5166" w:type="dxa"/>
             <w:vAlign w:val="top"/>
           </w:tcPr>
           <w:p>
@@ -6085,7 +6085,7 @@
         </w:tc>
         <w:tc>
           <w:tcPr>
-            <w:tcW w:w="701" w:type="dxa"/>
+            <w:tcW w:w="1080" w:type="dxa"/>
             <w:vAlign w:val="top"/>
           </w:tcPr>
           <w:p>
@@ -6100,7 +6100,7 @@
         </w:tc>
         <w:tc>
           <w:tcPr>
-            <w:tcW w:w="438" w:type="dxa"/>
+            <w:tcW w:w="555" w:type="dxa"/>
             <w:vAlign w:val="top"/>
           </w:tcPr>
           <w:p>
@@ -6115,7 +6115,7 @@
         </w:tc>
         <w:tc>
           <w:tcPr>
-            <w:tcW w:w="788" w:type="dxa"/>
+            <w:tcW w:w="971" w:type="dxa"/>
             <w:vAlign w:val="top"/>
           </w:tcPr>
           <w:p>
@@ -6132,7 +6132,7 @@
         </w:tc>
         <w:tc>
           <w:tcPr>
-            <w:tcW w:w="1227" w:type="dxa"/>
+            <w:tcW w:w="1442" w:type="dxa"/>
             <w:vAlign w:val="top"/>
           </w:tcPr>
           <w:p>
@@ -6147,7 +6147,7 @@
         </w:tc>
         <w:tc>
           <w:tcPr>
-            <w:tcW w:w="791" w:type="dxa"/>
+            <w:tcW w:w="866" w:type="dxa"/>
             <w:vAlign w:val="top"/>
           </w:tcPr>
           <w:p>
@@ -6186,7 +6186,7 @@
         </w:trPr>
         <w:tc>
           <w:tcPr>
-            <w:tcW w:w="6135" w:type="dxa"/>
+            <w:tcW w:w="5166" w:type="dxa"/>
             <w:vAlign w:val="top"/>
           </w:tcPr>
           <w:p>
@@ -6201,7 +6201,7 @@
         </w:tc>
         <w:tc>
           <w:tcPr>
-            <w:tcW w:w="701" w:type="dxa"/>
+            <w:tcW w:w="1080" w:type="dxa"/>
             <w:vAlign w:val="top"/>
           </w:tcPr>
           <w:p>
@@ -6218,7 +6218,7 @@
         </w:tc>
         <w:tc>
           <w:tcPr>
-            <w:tcW w:w="438" w:type="dxa"/>
+            <w:tcW w:w="555" w:type="dxa"/>
             <w:vAlign w:val="top"/>
           </w:tcPr>
           <w:p>
@@ -6233,7 +6233,7 @@
         </w:tc>
         <w:tc>
           <w:tcPr>
-            <w:tcW w:w="788" w:type="dxa"/>
+            <w:tcW w:w="971" w:type="dxa"/>
             <w:vAlign w:val="top"/>
           </w:tcPr>
           <w:p>
@@ -6248,7 +6248,7 @@
         </w:tc>
         <w:tc>
           <w:tcPr>
-            <w:tcW w:w="1227" w:type="dxa"/>
+            <w:tcW w:w="1442" w:type="dxa"/>
             <w:vAlign w:val="top"/>
           </w:tcPr>
           <w:p>
@@ -6263,7 +6263,7 @@
         </w:tc>
         <w:tc>
           <w:tcPr>
-            <w:tcW w:w="791" w:type="dxa"/>
+            <w:tcW w:w="866" w:type="dxa"/>
             <w:vAlign w:val="top"/>
           </w:tcPr>
           <w:p>
@@ -6279,7 +6279,7 @@
         </w:trPr>
         <w:tc>
           <w:tcPr>
-            <w:tcW w:w="6135" w:type="dxa"/>
+            <w:tcW w:w="5166" w:type="dxa"/>
             <w:vAlign w:val="top"/>
           </w:tcPr>
           <w:p>
@@ -6294,7 +6294,7 @@
         </w:tc>
         <w:tc>
           <w:tcPr>
-            <w:tcW w:w="701" w:type="dxa"/>
+            <w:tcW w:w="1080" w:type="dxa"/>
             <w:vAlign w:val="top"/>
           </w:tcPr>
           <w:p>
@@ -6309,7 +6309,7 @@
         </w:tc>
         <w:tc>
           <w:tcPr>
-            <w:tcW w:w="438" w:type="dxa"/>
+            <w:tcW w:w="555" w:type="dxa"/>
             <w:vAlign w:val="top"/>
           </w:tcPr>
           <w:p>
@@ -6324,7 +6324,7 @@
         </w:tc>
         <w:tc>
           <w:tcPr>
-            <w:tcW w:w="788" w:type="dxa"/>
+            <w:tcW w:w="971" w:type="dxa"/>
             <w:vAlign w:val="top"/>
           </w:tcPr>
           <w:p>
@@ -6341,7 +6341,7 @@
         </w:tc>
         <w:tc>
           <w:tcPr>
-            <w:tcW w:w="1227" w:type="dxa"/>
+            <w:tcW w:w="1442" w:type="dxa"/>
             <w:vAlign w:val="top"/>
           </w:tcPr>
           <w:p>
@@ -6356,7 +6356,7 @@
         </w:tc>
         <w:tc>
           <w:tcPr>
-            <w:tcW w:w="791" w:type="dxa"/>
+            <w:tcW w:w="866" w:type="dxa"/>
             <w:vAlign w:val="top"/>
           </w:tcPr>
           <w:p>
@@ -6372,7 +6372,7 @@
         </w:trPr>
         <w:tc>
           <w:tcPr>
-            <w:tcW w:w="6135" w:type="dxa"/>
+            <w:tcW w:w="5166" w:type="dxa"/>
             <w:vAlign w:val="top"/>
           </w:tcPr>
           <w:p>
@@ -6387,7 +6387,7 @@
         </w:tc>
         <w:tc>
           <w:tcPr>
-            <w:tcW w:w="701" w:type="dxa"/>
+            <w:tcW w:w="1080" w:type="dxa"/>
             <w:vAlign w:val="top"/>
           </w:tcPr>
           <w:p>
@@ -6404,7 +6404,7 @@
         </w:tc>
         <w:tc>
           <w:tcPr>
-            <w:tcW w:w="438" w:type="dxa"/>
+            <w:tcW w:w="555" w:type="dxa"/>
             <w:vAlign w:val="top"/>
           </w:tcPr>
           <w:p>
@@ -6419,7 +6419,7 @@
         </w:tc>
         <w:tc>
           <w:tcPr>
-            <w:tcW w:w="788" w:type="dxa"/>
+            <w:tcW w:w="971" w:type="dxa"/>
             <w:vAlign w:val="top"/>
           </w:tcPr>
           <w:p>
@@ -6434,7 +6434,7 @@
         </w:tc>
         <w:tc>
           <w:tcPr>
-            <w:tcW w:w="1227" w:type="dxa"/>
+            <w:tcW w:w="1442" w:type="dxa"/>
             <w:vAlign w:val="top"/>
           </w:tcPr>
           <w:p>
@@ -6451,7 +6451,7 @@
         </w:tc>
         <w:tc>
           <w:tcPr>
-            <w:tcW w:w="791" w:type="dxa"/>
+            <w:tcW w:w="866" w:type="dxa"/>
             <w:vAlign w:val="top"/>
           </w:tcPr>
           <w:p>
@@ -6606,11 +6606,11 @@
         </w:tblCellMar>
       </w:tblPr>
       <w:tblGrid>
-        <w:gridCol w:w="751"/>
-        <w:gridCol w:w="1105"/>
-        <w:gridCol w:w="3094"/>
-        <w:gridCol w:w="3094"/>
-        <w:gridCol w:w="2036"/>
+        <w:gridCol w:w="1416"/>
+        <w:gridCol w:w="1560"/>
+        <w:gridCol w:w="2442"/>
+        <w:gridCol w:w="2724"/>
+        <w:gridCol w:w="1938"/>
       </w:tblGrid>
       <w:tr>
         <w:trPr>
@@ -6618,7 +6618,7 @@
         </w:trPr>
         <w:tc>
           <w:tcPr>
-            <w:tcW w:w="751" w:type="dxa"/>
+            <w:tcW w:w="1416" w:type="dxa"/>
             <w:shd w:val="clear" w:color="auto" w:fill="1B4A78"/>
             <w:vAlign w:val="top"/>
           </w:tcPr>
@@ -6637,7 +6637,7 @@
         </w:tc>
         <w:tc>
           <w:tcPr>
-            <w:tcW w:w="1105" w:type="dxa"/>
+            <w:tcW w:w="1560" w:type="dxa"/>
             <w:shd w:val="clear" w:color="auto" w:fill="1B4A78"/>
             <w:vAlign w:val="top"/>
           </w:tcPr>
@@ -6656,7 +6656,7 @@
         </w:tc>
         <w:tc>
           <w:tcPr>
-            <w:tcW w:w="3094" w:type="dxa"/>
+            <w:tcW w:w="2442" w:type="dxa"/>
             <w:shd w:val="clear" w:color="auto" w:fill="1B4A78"/>
             <w:vAlign w:val="top"/>
           </w:tcPr>
@@ -6675,7 +6675,7 @@
         </w:tc>
         <w:tc>
           <w:tcPr>
-            <w:tcW w:w="3094" w:type="dxa"/>
+            <w:tcW w:w="2724" w:type="dxa"/>
             <w:shd w:val="clear" w:color="auto" w:fill="1B4A78"/>
             <w:vAlign w:val="top"/>
           </w:tcPr>
@@ -6694,7 +6694,7 @@
         </w:tc>
         <w:tc>
           <w:tcPr>
-            <w:tcW w:w="2036" w:type="dxa"/>
+            <w:tcW w:w="1938" w:type="dxa"/>
             <w:shd w:val="clear" w:color="auto" w:fill="1B4A78"/>
             <w:vAlign w:val="top"/>
           </w:tcPr>
@@ -6718,7 +6718,7 @@
         </w:trPr>
         <w:tc>
           <w:tcPr>
-            <w:tcW w:w="751" w:type="dxa"/>
+            <w:tcW w:w="1416" w:type="dxa"/>
             <w:vAlign w:val="top"/>
           </w:tcPr>
           <w:p>
@@ -6735,7 +6735,7 @@
         </w:tc>
         <w:tc>
           <w:tcPr>
-            <w:tcW w:w="1105" w:type="dxa"/>
+            <w:tcW w:w="1560" w:type="dxa"/>
             <w:vAlign w:val="top"/>
           </w:tcPr>
           <w:p>
@@ -6750,7 +6750,7 @@
         </w:tc>
         <w:tc>
           <w:tcPr>
-            <w:tcW w:w="3094" w:type="dxa"/>
+            <w:tcW w:w="2442" w:type="dxa"/>
             <w:vAlign w:val="top"/>
           </w:tcPr>
           <w:p>
@@ -6765,7 +6765,7 @@
         </w:tc>
         <w:tc>
           <w:tcPr>
-            <w:tcW w:w="3094" w:type="dxa"/>
+            <w:tcW w:w="2724" w:type="dxa"/>
             <w:vAlign w:val="top"/>
           </w:tcPr>
           <w:p>
@@ -6790,7 +6790,7 @@
         </w:tc>
         <w:tc>
           <w:tcPr>
-            <w:tcW w:w="2036" w:type="dxa"/>
+            <w:tcW w:w="1938" w:type="dxa"/>
             <w:vAlign w:val="top"/>
           </w:tcPr>
           <w:p>
@@ -6810,7 +6810,7 @@
         </w:trPr>
         <w:tc>
           <w:tcPr>
-            <w:tcW w:w="751" w:type="dxa"/>
+            <w:tcW w:w="1416" w:type="dxa"/>
             <w:vAlign w:val="top"/>
           </w:tcPr>
           <w:p>
@@ -6827,7 +6827,7 @@
         </w:tc>
         <w:tc>
           <w:tcPr>
-            <w:tcW w:w="1105" w:type="dxa"/>
+            <w:tcW w:w="1560" w:type="dxa"/>
             <w:vAlign w:val="top"/>
           </w:tcPr>
           <w:p>
@@ -6842,7 +6842,7 @@
         </w:tc>
         <w:tc>
           <w:tcPr>
-            <w:tcW w:w="3094" w:type="dxa"/>
+            <w:tcW w:w="2442" w:type="dxa"/>
             <w:vAlign w:val="top"/>
           </w:tcPr>
           <w:p>
@@ -6857,7 +6857,7 @@
         </w:tc>
         <w:tc>
           <w:tcPr>
-            <w:tcW w:w="3094" w:type="dxa"/>
+            <w:tcW w:w="2724" w:type="dxa"/>
             <w:vAlign w:val="top"/>
           </w:tcPr>
           <w:p>
@@ -6882,7 +6882,7 @@
         </w:tc>
         <w:tc>
           <w:tcPr>
-            <w:tcW w:w="2036" w:type="dxa"/>
+            <w:tcW w:w="1938" w:type="dxa"/>
             <w:vAlign w:val="top"/>
           </w:tcPr>
           <w:p>
@@ -6902,7 +6902,7 @@
         </w:trPr>
         <w:tc>
           <w:tcPr>
-            <w:tcW w:w="751" w:type="dxa"/>
+            <w:tcW w:w="1416" w:type="dxa"/>
             <w:vAlign w:val="top"/>
           </w:tcPr>
           <w:p>
@@ -6919,7 +6919,7 @@
         </w:tc>
         <w:tc>
           <w:tcPr>
-            <w:tcW w:w="1105" w:type="dxa"/>
+            <w:tcW w:w="1560" w:type="dxa"/>
             <w:vAlign w:val="top"/>
           </w:tcPr>
           <w:p>
@@ -6934,7 +6934,7 @@
         </w:tc>
         <w:tc>
           <w:tcPr>
-            <w:tcW w:w="3094" w:type="dxa"/>
+            <w:tcW w:w="2442" w:type="dxa"/>
             <w:vAlign w:val="top"/>
           </w:tcPr>
           <w:p>
@@ -6949,7 +6949,7 @@
         </w:tc>
         <w:tc>
           <w:tcPr>
-            <w:tcW w:w="3094" w:type="dxa"/>
+            <w:tcW w:w="2724" w:type="dxa"/>
             <w:vAlign w:val="top"/>
           </w:tcPr>
           <w:p>
@@ -6990,7 +6990,7 @@
         </w:tc>
         <w:tc>
           <w:tcPr>
-            <w:tcW w:w="2036" w:type="dxa"/>
+            <w:tcW w:w="1938" w:type="dxa"/>
             <w:vAlign w:val="top"/>
           </w:tcPr>
           <w:p>
@@ -7010,7 +7010,7 @@
         </w:trPr>
         <w:tc>
           <w:tcPr>
-            <w:tcW w:w="751" w:type="dxa"/>
+            <w:tcW w:w="1416" w:type="dxa"/>
             <w:vAlign w:val="top"/>
           </w:tcPr>
           <w:p>
@@ -7027,7 +7027,7 @@
         </w:tc>
         <w:tc>
           <w:tcPr>
-            <w:tcW w:w="1105" w:type="dxa"/>
+            <w:tcW w:w="1560" w:type="dxa"/>
             <w:vAlign w:val="top"/>
           </w:tcPr>
           <w:p>
@@ -7042,7 +7042,7 @@
         </w:tc>
         <w:tc>
           <w:tcPr>
-            <w:tcW w:w="3094" w:type="dxa"/>
+            <w:tcW w:w="2442" w:type="dxa"/>
             <w:vAlign w:val="top"/>
           </w:tcPr>
           <w:p>
@@ -7057,7 +7057,7 @@
         </w:tc>
         <w:tc>
           <w:tcPr>
-            <w:tcW w:w="3094" w:type="dxa"/>
+            <w:tcW w:w="2724" w:type="dxa"/>
             <w:vAlign w:val="top"/>
           </w:tcPr>
           <w:p>
@@ -7082,7 +7082,7 @@
         </w:tc>
         <w:tc>
           <w:tcPr>
-            <w:tcW w:w="2036" w:type="dxa"/>
+            <w:tcW w:w="1938" w:type="dxa"/>
             <w:vAlign w:val="top"/>
           </w:tcPr>
           <w:p>
@@ -8053,8 +8053,8 @@
         </w:tblCellMar>
       </w:tblPr>
       <w:tblGrid>
-        <w:gridCol w:w="5040"/>
-        <w:gridCol w:w="5040"/>
+        <w:gridCol w:w="5118"/>
+        <w:gridCol w:w="4962"/>
       </w:tblGrid>
       <w:tr>
         <w:trPr>
@@ -8062,7 +8062,7 @@
         </w:trPr>
         <w:tc>
           <w:tcPr>
-            <w:tcW w:w="5040" w:type="dxa"/>
+            <w:tcW w:w="5118" w:type="dxa"/>
             <w:shd w:val="clear" w:color="auto" w:fill="1B4A78"/>
             <w:vAlign w:val="top"/>
           </w:tcPr>
@@ -8081,7 +8081,7 @@
         </w:tc>
         <w:tc>
           <w:tcPr>
-            <w:tcW w:w="5040" w:type="dxa"/>
+            <w:tcW w:w="4962" w:type="dxa"/>
             <w:shd w:val="clear" w:color="auto" w:fill="1B4A78"/>
             <w:vAlign w:val="top"/>
           </w:tcPr>
@@ -8105,7 +8105,7 @@
         </w:trPr>
         <w:tc>
           <w:tcPr>
-            <w:tcW w:w="5040" w:type="dxa"/>
+            <w:tcW w:w="5118" w:type="dxa"/>
             <w:vAlign w:val="top"/>
           </w:tcPr>
           <w:p>
@@ -8126,7 +8126,7 @@
         </w:tc>
         <w:tc>
           <w:tcPr>
-            <w:tcW w:w="5040" w:type="dxa"/>
+            <w:tcW w:w="4962" w:type="dxa"/>
             <w:vAlign w:val="top"/>
           </w:tcPr>
           <w:p>
@@ -8156,7 +8156,7 @@
         </w:trPr>
         <w:tc>
           <w:tcPr>
-            <w:tcW w:w="5040" w:type="dxa"/>
+            <w:tcW w:w="5118" w:type="dxa"/>
             <w:vAlign w:val="top"/>
           </w:tcPr>
           <w:p>
@@ -8177,7 +8177,7 @@
         </w:tc>
         <w:tc>
           <w:tcPr>
-            <w:tcW w:w="5040" w:type="dxa"/>
+            <w:tcW w:w="4962" w:type="dxa"/>
             <w:vAlign w:val="top"/>
           </w:tcPr>
           <w:p>
@@ -8197,7 +8197,7 @@
         </w:trPr>
         <w:tc>
           <w:tcPr>
-            <w:tcW w:w="5040" w:type="dxa"/>
+            <w:tcW w:w="5118" w:type="dxa"/>
             <w:vAlign w:val="top"/>
           </w:tcPr>
           <w:p>
@@ -8214,7 +8214,7 @@
         </w:tc>
         <w:tc>
           <w:tcPr>
-            <w:tcW w:w="5040" w:type="dxa"/>
+            <w:tcW w:w="4962" w:type="dxa"/>
             <w:vAlign w:val="top"/>
           </w:tcPr>
           <w:p>
@@ -8234,7 +8234,7 @@
         </w:trPr>
         <w:tc>
           <w:tcPr>
-            <w:tcW w:w="5040" w:type="dxa"/>
+            <w:tcW w:w="5118" w:type="dxa"/>
             <w:vAlign w:val="top"/>
           </w:tcPr>
           <w:p>
@@ -8251,7 +8251,7 @@
         </w:tc>
         <w:tc>
           <w:tcPr>
-            <w:tcW w:w="5040" w:type="dxa"/>
+            <w:tcW w:w="4962" w:type="dxa"/>
             <w:vAlign w:val="top"/>
           </w:tcPr>
           <w:p>
@@ -8271,7 +8271,7 @@
         </w:trPr>
         <w:tc>
           <w:tcPr>
-            <w:tcW w:w="5040" w:type="dxa"/>
+            <w:tcW w:w="5118" w:type="dxa"/>
             <w:vAlign w:val="top"/>
           </w:tcPr>
           <w:p>
@@ -8292,7 +8292,7 @@
         </w:tc>
         <w:tc>
           <w:tcPr>
-            <w:tcW w:w="5040" w:type="dxa"/>
+            <w:tcW w:w="4962" w:type="dxa"/>
             <w:vAlign w:val="top"/>
           </w:tcPr>
           <w:p>
@@ -8534,9 +8534,9 @@
         </w:tblCellMar>
       </w:tblPr>
       <w:tblGrid>
-        <w:gridCol w:w="2131"/>
-        <w:gridCol w:w="3916"/>
-        <w:gridCol w:w="4033"/>
+        <w:gridCol w:w="2229"/>
+        <w:gridCol w:w="3785"/>
+        <w:gridCol w:w="4066"/>
       </w:tblGrid>
       <w:tr>
         <w:trPr>
@@ -8544,7 +8544,7 @@
         </w:trPr>
         <w:tc>
           <w:tcPr>
-            <w:tcW w:w="2131" w:type="dxa"/>
+            <w:tcW w:w="2229" w:type="dxa"/>
             <w:shd w:val="clear" w:color="auto" w:fill="1B4A78"/>
             <w:vAlign w:val="top"/>
           </w:tcPr>
@@ -8556,7 +8556,7 @@
         </w:tc>
         <w:tc>
           <w:tcPr>
-            <w:tcW w:w="3916" w:type="dxa"/>
+            <w:tcW w:w="3785" w:type="dxa"/>
             <w:shd w:val="clear" w:color="auto" w:fill="1B4A78"/>
             <w:vAlign w:val="top"/>
           </w:tcPr>
@@ -8575,7 +8575,7 @@
         </w:tc>
         <w:tc>
           <w:tcPr>
-            <w:tcW w:w="4033" w:type="dxa"/>
+            <w:tcW w:w="4066" w:type="dxa"/>
             <w:shd w:val="clear" w:color="auto" w:fill="1B4A78"/>
             <w:vAlign w:val="top"/>
           </w:tcPr>
@@ -8599,7 +8599,7 @@
         </w:trPr>
         <w:tc>
           <w:tcPr>
-            <w:tcW w:w="2131" w:type="dxa"/>
+            <w:tcW w:w="2229" w:type="dxa"/>
             <w:vAlign w:val="top"/>
           </w:tcPr>
           <w:p>
@@ -8616,7 +8616,7 @@
         </w:tc>
         <w:tc>
           <w:tcPr>
-            <w:tcW w:w="3916" w:type="dxa"/>
+            <w:tcW w:w="3785" w:type="dxa"/>
             <w:vAlign w:val="top"/>
           </w:tcPr>
           <w:p>
@@ -8637,7 +8637,7 @@
         </w:tc>
         <w:tc>
           <w:tcPr>
-            <w:tcW w:w="4033" w:type="dxa"/>
+            <w:tcW w:w="4066" w:type="dxa"/>
             <w:vAlign w:val="top"/>
           </w:tcPr>
           <w:p>
@@ -8659,7 +8659,7 @@
         </w:trPr>
         <w:tc>
           <w:tcPr>
-            <w:tcW w:w="2131" w:type="dxa"/>
+            <w:tcW w:w="2229" w:type="dxa"/>
             <w:vAlign w:val="top"/>
           </w:tcPr>
           <w:p>
@@ -8676,7 +8676,7 @@
         </w:tc>
         <w:tc>
           <w:tcPr>
-            <w:tcW w:w="3916" w:type="dxa"/>
+            <w:tcW w:w="3785" w:type="dxa"/>
             <w:vAlign w:val="top"/>
           </w:tcPr>
           <w:p>
@@ -8693,7 +8693,7 @@
         </w:tc>
         <w:tc>
           <w:tcPr>
-            <w:tcW w:w="4033" w:type="dxa"/>
+            <w:tcW w:w="4066" w:type="dxa"/>
             <w:vAlign w:val="top"/>
           </w:tcPr>
           <w:p>
@@ -8715,7 +8715,7 @@
         </w:trPr>
         <w:tc>
           <w:tcPr>
-            <w:tcW w:w="2131" w:type="dxa"/>
+            <w:tcW w:w="2229" w:type="dxa"/>
             <w:vAlign w:val="top"/>
           </w:tcPr>
           <w:p>
@@ -8732,7 +8732,7 @@
         </w:tc>
         <w:tc>
           <w:tcPr>
-            <w:tcW w:w="3916" w:type="dxa"/>
+            <w:tcW w:w="3785" w:type="dxa"/>
             <w:vAlign w:val="top"/>
           </w:tcPr>
           <w:p>
@@ -8749,7 +8749,7 @@
         </w:tc>
         <w:tc>
           <w:tcPr>
-            <w:tcW w:w="4033" w:type="dxa"/>
+            <w:tcW w:w="4066" w:type="dxa"/>
             <w:vAlign w:val="top"/>
           </w:tcPr>
           <w:p>
@@ -8785,7 +8785,7 @@
         </w:trPr>
         <w:tc>
           <w:tcPr>
-            <w:tcW w:w="2131" w:type="dxa"/>
+            <w:tcW w:w="2229" w:type="dxa"/>
             <w:vAlign w:val="top"/>
           </w:tcPr>
           <w:p>
@@ -8802,7 +8802,7 @@
         </w:tc>
         <w:tc>
           <w:tcPr>
-            <w:tcW w:w="3916" w:type="dxa"/>
+            <w:tcW w:w="3785" w:type="dxa"/>
             <w:vAlign w:val="top"/>
           </w:tcPr>
           <w:p>
@@ -8819,7 +8819,7 @@
         </w:tc>
         <w:tc>
           <w:tcPr>
-            <w:tcW w:w="4033" w:type="dxa"/>
+            <w:tcW w:w="4066" w:type="dxa"/>
             <w:vAlign w:val="top"/>
           </w:tcPr>
           <w:p>
@@ -8965,9 +8965,9 @@
         </w:tblCellMar>
       </w:tblPr>
       <w:tblGrid>
-        <w:gridCol w:w="3855"/>
-        <w:gridCol w:w="2368"/>
-        <w:gridCol w:w="3857"/>
+        <w:gridCol w:w="3717"/>
+        <w:gridCol w:w="2645"/>
+        <w:gridCol w:w="3718"/>
       </w:tblGrid>
       <w:tr>
         <w:trPr>
@@ -8975,7 +8975,7 @@
         </w:trPr>
         <w:tc>
           <w:tcPr>
-            <w:tcW w:w="3855" w:type="dxa"/>
+            <w:tcW w:w="3717" w:type="dxa"/>
             <w:shd w:val="clear" w:color="auto" w:fill="1B4A78"/>
             <w:vAlign w:val="top"/>
           </w:tcPr>
@@ -8994,7 +8994,7 @@
         </w:tc>
         <w:tc>
           <w:tcPr>
-            <w:tcW w:w="2368" w:type="dxa"/>
+            <w:tcW w:w="2645" w:type="dxa"/>
             <w:shd w:val="clear" w:color="auto" w:fill="1B4A78"/>
             <w:vAlign w:val="top"/>
           </w:tcPr>
@@ -9013,7 +9013,7 @@
         </w:tc>
         <w:tc>
           <w:tcPr>
-            <w:tcW w:w="3857" w:type="dxa"/>
+            <w:tcW w:w="3718" w:type="dxa"/>
             <w:shd w:val="clear" w:color="auto" w:fill="1B4A78"/>
             <w:vAlign w:val="top"/>
           </w:tcPr>
@@ -9037,7 +9037,7 @@
         </w:trPr>
         <w:tc>
           <w:tcPr>
-            <w:tcW w:w="3855" w:type="dxa"/>
+            <w:tcW w:w="3717" w:type="dxa"/>
             <w:vAlign w:val="top"/>
           </w:tcPr>
           <w:p>
@@ -9058,7 +9058,7 @@
         </w:tc>
         <w:tc>
           <w:tcPr>
-            <w:tcW w:w="2368" w:type="dxa"/>
+            <w:tcW w:w="2645" w:type="dxa"/>
             <w:vAlign w:val="top"/>
           </w:tcPr>
           <w:p>
@@ -9079,7 +9079,7 @@
         </w:tc>
         <w:tc>
           <w:tcPr>
-            <w:tcW w:w="3857" w:type="dxa"/>
+            <w:tcW w:w="3718" w:type="dxa"/>
             <w:vAlign w:val="top"/>
           </w:tcPr>
           <w:p>
@@ -9099,7 +9099,7 @@
         </w:trPr>
         <w:tc>
           <w:tcPr>
-            <w:tcW w:w="3855" w:type="dxa"/>
+            <w:tcW w:w="3717" w:type="dxa"/>
             <w:vAlign w:val="top"/>
           </w:tcPr>
           <w:p>
@@ -9120,7 +9120,7 @@
         </w:tc>
         <w:tc>
           <w:tcPr>
-            <w:tcW w:w="2368" w:type="dxa"/>
+            <w:tcW w:w="2645" w:type="dxa"/>
             <w:vAlign w:val="top"/>
           </w:tcPr>
           <w:p>
@@ -9137,7 +9137,7 @@
         </w:tc>
         <w:tc>
           <w:tcPr>
-            <w:tcW w:w="3857" w:type="dxa"/>
+            <w:tcW w:w="3718" w:type="dxa"/>
             <w:vAlign w:val="top"/>
           </w:tcPr>
           <w:p>
@@ -9157,7 +9157,7 @@
         </w:trPr>
         <w:tc>
           <w:tcPr>
-            <w:tcW w:w="3855" w:type="dxa"/>
+            <w:tcW w:w="3717" w:type="dxa"/>
             <w:vAlign w:val="top"/>
           </w:tcPr>
           <w:p>
@@ -9178,7 +9178,7 @@
         </w:tc>
         <w:tc>
           <w:tcPr>
-            <w:tcW w:w="2368" w:type="dxa"/>
+            <w:tcW w:w="2645" w:type="dxa"/>
             <w:vAlign w:val="top"/>
           </w:tcPr>
           <w:p>
@@ -9195,7 +9195,7 @@
         </w:tc>
         <w:tc>
           <w:tcPr>
-            <w:tcW w:w="3857" w:type="dxa"/>
+            <w:tcW w:w="3718" w:type="dxa"/>
             <w:vAlign w:val="top"/>
           </w:tcPr>
           <w:p>
@@ -9215,7 +9215,7 @@
         </w:trPr>
         <w:tc>
           <w:tcPr>
-            <w:tcW w:w="3855" w:type="dxa"/>
+            <w:tcW w:w="3717" w:type="dxa"/>
             <w:vAlign w:val="top"/>
           </w:tcPr>
           <w:p>
@@ -9236,7 +9236,7 @@
         </w:tc>
         <w:tc>
           <w:tcPr>
-            <w:tcW w:w="2368" w:type="dxa"/>
+            <w:tcW w:w="2645" w:type="dxa"/>
             <w:vAlign w:val="top"/>
           </w:tcPr>
           <w:p>
@@ -9257,7 +9257,7 @@
         </w:tc>
         <w:tc>
           <w:tcPr>
-            <w:tcW w:w="3857" w:type="dxa"/>
+            <w:tcW w:w="3718" w:type="dxa"/>
             <w:vAlign w:val="top"/>
           </w:tcPr>
           <w:p>
@@ -10000,9 +10000,9 @@
         </w:tblCellMar>
       </w:tblPr>
       <w:tblGrid>
-        <w:gridCol w:w="514"/>
-        <w:gridCol w:w="7200"/>
-        <w:gridCol w:w="2366"/>
+        <w:gridCol w:w="555"/>
+        <w:gridCol w:w="7172"/>
+        <w:gridCol w:w="2353"/>
       </w:tblGrid>
       <w:tr>
         <w:trPr>
@@ -10010,7 +10010,7 @@
         </w:trPr>
         <w:tc>
           <w:tcPr>
-            <w:tcW w:w="514" w:type="dxa"/>
+            <w:tcW w:w="555" w:type="dxa"/>
             <w:shd w:val="clear" w:color="auto" w:fill="1B4A78"/>
             <w:vAlign w:val="top"/>
           </w:tcPr>
@@ -10029,7 +10029,7 @@
         </w:tc>
         <w:tc>
           <w:tcPr>
-            <w:tcW w:w="7200" w:type="dxa"/>
+            <w:tcW w:w="7172" w:type="dxa"/>
             <w:shd w:val="clear" w:color="auto" w:fill="1B4A78"/>
             <w:vAlign w:val="top"/>
           </w:tcPr>
@@ -10048,7 +10048,7 @@
         </w:tc>
         <w:tc>
           <w:tcPr>
-            <w:tcW w:w="2366" w:type="dxa"/>
+            <w:tcW w:w="2353" w:type="dxa"/>
             <w:shd w:val="clear" w:color="auto" w:fill="1B4A78"/>
             <w:vAlign w:val="top"/>
           </w:tcPr>
@@ -10072,7 +10072,7 @@
         </w:trPr>
         <w:tc>
           <w:tcPr>
-            <w:tcW w:w="514" w:type="dxa"/>
+            <w:tcW w:w="555" w:type="dxa"/>
             <w:vAlign w:val="top"/>
           </w:tcPr>
           <w:p>
@@ -10087,7 +10087,7 @@
         </w:tc>
         <w:tc>
           <w:tcPr>
-            <w:tcW w:w="7200" w:type="dxa"/>
+            <w:tcW w:w="7172" w:type="dxa"/>
             <w:vAlign w:val="top"/>
           </w:tcPr>
           <w:p>
@@ -10108,7 +10108,7 @@
         </w:tc>
         <w:tc>
           <w:tcPr>
-            <w:tcW w:w="2366" w:type="dxa"/>
+            <w:tcW w:w="2353" w:type="dxa"/>
             <w:vAlign w:val="top"/>
           </w:tcPr>
           <w:p>
@@ -10128,7 +10128,7 @@
         </w:trPr>
         <w:tc>
           <w:tcPr>
-            <w:tcW w:w="514" w:type="dxa"/>
+            <w:tcW w:w="555" w:type="dxa"/>
             <w:vAlign w:val="top"/>
           </w:tcPr>
           <w:p>
@@ -10143,7 +10143,7 @@
         </w:tc>
         <w:tc>
           <w:tcPr>
-            <w:tcW w:w="7200" w:type="dxa"/>
+            <w:tcW w:w="7172" w:type="dxa"/>
             <w:vAlign w:val="top"/>
           </w:tcPr>
           <w:p>
@@ -10174,7 +10174,7 @@
         </w:tc>
         <w:tc>
           <w:tcPr>
-            <w:tcW w:w="2366" w:type="dxa"/>
+            <w:tcW w:w="2353" w:type="dxa"/>
             <w:vAlign w:val="top"/>
           </w:tcPr>
           <w:p>
@@ -10194,7 +10194,7 @@
         </w:trPr>
         <w:tc>
           <w:tcPr>
-            <w:tcW w:w="514" w:type="dxa"/>
+            <w:tcW w:w="555" w:type="dxa"/>
             <w:vAlign w:val="top"/>
           </w:tcPr>
           <w:p>
@@ -10209,7 +10209,7 @@
         </w:tc>
         <w:tc>
           <w:tcPr>
-            <w:tcW w:w="7200" w:type="dxa"/>
+            <w:tcW w:w="7172" w:type="dxa"/>
             <w:vAlign w:val="top"/>
           </w:tcPr>
           <w:p>
@@ -10230,7 +10230,7 @@
         </w:tc>
         <w:tc>
           <w:tcPr>
-            <w:tcW w:w="2366" w:type="dxa"/>
+            <w:tcW w:w="2353" w:type="dxa"/>
             <w:vAlign w:val="top"/>
           </w:tcPr>
           <w:p>
@@ -10250,7 +10250,7 @@
         </w:trPr>
         <w:tc>
           <w:tcPr>
-            <w:tcW w:w="514" w:type="dxa"/>
+            <w:tcW w:w="555" w:type="dxa"/>
             <w:vAlign w:val="top"/>
           </w:tcPr>
           <w:p>
@@ -10265,7 +10265,7 @@
         </w:tc>
         <w:tc>
           <w:tcPr>
-            <w:tcW w:w="7200" w:type="dxa"/>
+            <w:tcW w:w="7172" w:type="dxa"/>
             <w:vAlign w:val="top"/>
           </w:tcPr>
           <w:p>
@@ -10286,7 +10286,7 @@
         </w:tc>
         <w:tc>
           <w:tcPr>
-            <w:tcW w:w="2366" w:type="dxa"/>
+            <w:tcW w:w="2353" w:type="dxa"/>
             <w:vAlign w:val="top"/>
           </w:tcPr>
           <w:p>
@@ -10306,7 +10306,7 @@
         </w:trPr>
         <w:tc>
           <w:tcPr>
-            <w:tcW w:w="514" w:type="dxa"/>
+            <w:tcW w:w="555" w:type="dxa"/>
             <w:vAlign w:val="top"/>
           </w:tcPr>
           <w:p>
@@ -10321,7 +10321,7 @@
         </w:tc>
         <w:tc>
           <w:tcPr>
-            <w:tcW w:w="7200" w:type="dxa"/>
+            <w:tcW w:w="7172" w:type="dxa"/>
             <w:vAlign w:val="top"/>
           </w:tcPr>
           <w:p>
@@ -10342,7 +10342,7 @@
         </w:tc>
         <w:tc>
           <w:tcPr>
-            <w:tcW w:w="2366" w:type="dxa"/>
+            <w:tcW w:w="2353" w:type="dxa"/>
             <w:vAlign w:val="top"/>
           </w:tcPr>
           <w:p>
@@ -10362,7 +10362,7 @@
         </w:trPr>
         <w:tc>
           <w:tcPr>
-            <w:tcW w:w="514" w:type="dxa"/>
+            <w:tcW w:w="555" w:type="dxa"/>
             <w:vAlign w:val="top"/>
           </w:tcPr>
           <w:p>
@@ -10377,7 +10377,7 @@
         </w:tc>
         <w:tc>
           <w:tcPr>
-            <w:tcW w:w="7200" w:type="dxa"/>
+            <w:tcW w:w="7172" w:type="dxa"/>
             <w:vAlign w:val="top"/>
           </w:tcPr>
           <w:p>
@@ -10398,7 +10398,7 @@
         </w:tc>
         <w:tc>
           <w:tcPr>
-            <w:tcW w:w="2366" w:type="dxa"/>
+            <w:tcW w:w="2353" w:type="dxa"/>
             <w:vAlign w:val="top"/>
           </w:tcPr>
           <w:p>
@@ -10418,7 +10418,7 @@
         </w:trPr>
         <w:tc>
           <w:tcPr>
-            <w:tcW w:w="514" w:type="dxa"/>
+            <w:tcW w:w="555" w:type="dxa"/>
             <w:vAlign w:val="top"/>
           </w:tcPr>
           <w:p>
@@ -10433,7 +10433,7 @@
         </w:tc>
         <w:tc>
           <w:tcPr>
-            <w:tcW w:w="7200" w:type="dxa"/>
+            <w:tcW w:w="7172" w:type="dxa"/>
             <w:vAlign w:val="top"/>
           </w:tcPr>
           <w:p>
@@ -10454,7 +10454,7 @@
         </w:tc>
         <w:tc>
           <w:tcPr>
-            <w:tcW w:w="2366" w:type="dxa"/>
+            <w:tcW w:w="2353" w:type="dxa"/>
             <w:vAlign w:val="top"/>
           </w:tcPr>
           <w:p>
@@ -10938,15 +10938,15 @@
         </w:tblCellMar>
       </w:tblPr>
       <w:tblGrid>
-        <w:gridCol w:w="420"/>
-        <w:gridCol w:w="630"/>
-        <w:gridCol w:w="1470"/>
-        <w:gridCol w:w="350"/>
-        <w:gridCol w:w="2660"/>
-        <w:gridCol w:w="560"/>
-        <w:gridCol w:w="2590"/>
-        <w:gridCol w:w="700"/>
-        <w:gridCol w:w="700"/>
+        <w:gridCol w:w="855"/>
+        <w:gridCol w:w="1165"/>
+        <w:gridCol w:w="959"/>
+        <w:gridCol w:w="752"/>
+        <w:gridCol w:w="1785"/>
+        <w:gridCol w:w="1062"/>
+        <w:gridCol w:w="1269"/>
+        <w:gridCol w:w="959"/>
+        <w:gridCol w:w="1274"/>
       </w:tblGrid>
       <w:tr>
         <w:trPr>
@@ -10954,7 +10954,7 @@
         </w:trPr>
         <w:tc>
           <w:tcPr>
-            <w:tcW w:w="420" w:type="dxa"/>
+            <w:tcW w:w="855" w:type="dxa"/>
             <w:shd w:val="clear" w:color="auto" w:fill="1B4A78"/>
             <w:vAlign w:val="top"/>
           </w:tcPr>
@@ -10973,7 +10973,7 @@
         </w:tc>
         <w:tc>
           <w:tcPr>
-            <w:tcW w:w="630" w:type="dxa"/>
+            <w:tcW w:w="1165" w:type="dxa"/>
             <w:shd w:val="clear" w:color="auto" w:fill="1B4A78"/>
             <w:vAlign w:val="top"/>
           </w:tcPr>
@@ -10992,7 +10992,7 @@
         </w:tc>
         <w:tc>
           <w:tcPr>
-            <w:tcW w:w="1470" w:type="dxa"/>
+            <w:tcW w:w="959" w:type="dxa"/>
             <w:shd w:val="clear" w:color="auto" w:fill="1B4A78"/>
             <w:vAlign w:val="top"/>
           </w:tcPr>
@@ -11011,7 +11011,7 @@
         </w:tc>
         <w:tc>
           <w:tcPr>
-            <w:tcW w:w="350" w:type="dxa"/>
+            <w:tcW w:w="752" w:type="dxa"/>
             <w:shd w:val="clear" w:color="auto" w:fill="1B4A78"/>
             <w:vAlign w:val="top"/>
           </w:tcPr>
@@ -11030,7 +11030,7 @@
         </w:tc>
         <w:tc>
           <w:tcPr>
-            <w:tcW w:w="2660" w:type="dxa"/>
+            <w:tcW w:w="1785" w:type="dxa"/>
             <w:shd w:val="clear" w:color="auto" w:fill="1B4A78"/>
             <w:vAlign w:val="top"/>
           </w:tcPr>
@@ -11049,7 +11049,7 @@
         </w:tc>
         <w:tc>
           <w:tcPr>
-            <w:tcW w:w="560" w:type="dxa"/>
+            <w:tcW w:w="1062" w:type="dxa"/>
             <w:shd w:val="clear" w:color="auto" w:fill="1B4A78"/>
             <w:vAlign w:val="top"/>
           </w:tcPr>
@@ -11068,7 +11068,7 @@
         </w:tc>
         <w:tc>
           <w:tcPr>
-            <w:tcW w:w="2590" w:type="dxa"/>
+            <w:tcW w:w="1269" w:type="dxa"/>
             <w:shd w:val="clear" w:color="auto" w:fill="1B4A78"/>
             <w:vAlign w:val="top"/>
           </w:tcPr>
@@ -11087,7 +11087,7 @@
         </w:tc>
         <w:tc>
           <w:tcPr>
-            <w:tcW w:w="700" w:type="dxa"/>
+            <w:tcW w:w="959" w:type="dxa"/>
             <w:shd w:val="clear" w:color="auto" w:fill="1B4A78"/>
             <w:vAlign w:val="top"/>
           </w:tcPr>
@@ -11106,7 +11106,7 @@
         </w:tc>
         <w:tc>
           <w:tcPr>
-            <w:tcW w:w="700" w:type="dxa"/>
+            <w:tcW w:w="1274" w:type="dxa"/>
             <w:shd w:val="clear" w:color="auto" w:fill="1B4A78"/>
             <w:vAlign w:val="top"/>
           </w:tcPr>
@@ -11130,7 +11130,7 @@
         </w:trPr>
         <w:tc>
           <w:tcPr>
-            <w:tcW w:w="420" w:type="dxa"/>
+            <w:tcW w:w="855" w:type="dxa"/>
             <w:vAlign w:val="top"/>
           </w:tcPr>
           <w:p>
@@ -11145,7 +11145,7 @@
         </w:tc>
         <w:tc>
           <w:tcPr>
-            <w:tcW w:w="630" w:type="dxa"/>
+            <w:tcW w:w="1165" w:type="dxa"/>
             <w:vAlign w:val="top"/>
           </w:tcPr>
           <w:p>
@@ -11160,7 +11160,7 @@
         </w:tc>
         <w:tc>
           <w:tcPr>
-            <w:tcW w:w="1470" w:type="dxa"/>
+            <w:tcW w:w="959" w:type="dxa"/>
             <w:vAlign w:val="top"/>
           </w:tcPr>
           <w:p>
@@ -11175,7 +11175,7 @@
         </w:tc>
         <w:tc>
           <w:tcPr>
-            <w:tcW w:w="350" w:type="dxa"/>
+            <w:tcW w:w="752" w:type="dxa"/>
             <w:vAlign w:val="top"/>
           </w:tcPr>
           <w:p>
@@ -11190,7 +11190,7 @@
         </w:tc>
         <w:tc>
           <w:tcPr>
-            <w:tcW w:w="2660" w:type="dxa"/>
+            <w:tcW w:w="1785" w:type="dxa"/>
             <w:vAlign w:val="top"/>
           </w:tcPr>
           <w:p>
@@ -11205,7 +11205,7 @@
         </w:tc>
         <w:tc>
           <w:tcPr>
-            <w:tcW w:w="560" w:type="dxa"/>
+            <w:tcW w:w="1062" w:type="dxa"/>
             <w:vAlign w:val="top"/>
           </w:tcPr>
           <w:p>
@@ -11220,7 +11220,7 @@
         </w:tc>
         <w:tc>
           <w:tcPr>
-            <w:tcW w:w="2590" w:type="dxa"/>
+            <w:tcW w:w="1269" w:type="dxa"/>
             <w:vAlign w:val="top"/>
           </w:tcPr>
           <w:p>
@@ -11235,7 +11235,7 @@
         </w:tc>
         <w:tc>
           <w:tcPr>
-            <w:tcW w:w="700" w:type="dxa"/>
+            <w:tcW w:w="959" w:type="dxa"/>
             <w:vAlign w:val="top"/>
           </w:tcPr>
           <w:p>
@@ -11250,7 +11250,7 @@
         </w:tc>
         <w:tc>
           <w:tcPr>
-            <w:tcW w:w="700" w:type="dxa"/>
+            <w:tcW w:w="1274" w:type="dxa"/>
             <w:vAlign w:val="top"/>
           </w:tcPr>
           <w:p>
@@ -11270,7 +11270,7 @@
         </w:trPr>
         <w:tc>
           <w:tcPr>
-            <w:tcW w:w="420" w:type="dxa"/>
+            <w:tcW w:w="855" w:type="dxa"/>
             <w:vAlign w:val="top"/>
           </w:tcPr>
           <w:p>
@@ -11285,7 +11285,7 @@
         </w:tc>
         <w:tc>
           <w:tcPr>
-            <w:tcW w:w="630" w:type="dxa"/>
+            <w:tcW w:w="1165" w:type="dxa"/>
             <w:vAlign w:val="top"/>
           </w:tcPr>
           <w:p>
@@ -11300,7 +11300,7 @@
         </w:tc>
         <w:tc>
           <w:tcPr>
-            <w:tcW w:w="1470" w:type="dxa"/>
+            <w:tcW w:w="959" w:type="dxa"/>
             <w:vAlign w:val="top"/>
           </w:tcPr>
           <w:p>
@@ -11315,7 +11315,7 @@
         </w:tc>
         <w:tc>
           <w:tcPr>
-            <w:tcW w:w="350" w:type="dxa"/>
+            <w:tcW w:w="752" w:type="dxa"/>
             <w:vAlign w:val="top"/>
           </w:tcPr>
           <w:p>
@@ -11330,7 +11330,7 @@
         </w:tc>
         <w:tc>
           <w:tcPr>
-            <w:tcW w:w="2660" w:type="dxa"/>
+            <w:tcW w:w="1785" w:type="dxa"/>
             <w:vAlign w:val="top"/>
           </w:tcPr>
           <w:p>
@@ -11353,7 +11353,7 @@
         </w:tc>
         <w:tc>
           <w:tcPr>
-            <w:tcW w:w="560" w:type="dxa"/>
+            <w:tcW w:w="1062" w:type="dxa"/>
             <w:vAlign w:val="top"/>
           </w:tcPr>
           <w:p>
@@ -11368,7 +11368,7 @@
         </w:tc>
         <w:tc>
           <w:tcPr>
-            <w:tcW w:w="2590" w:type="dxa"/>
+            <w:tcW w:w="1269" w:type="dxa"/>
             <w:vAlign w:val="top"/>
           </w:tcPr>
           <w:p>
@@ -11383,7 +11383,7 @@
         </w:tc>
         <w:tc>
           <w:tcPr>
-            <w:tcW w:w="700" w:type="dxa"/>
+            <w:tcW w:w="959" w:type="dxa"/>
             <w:vAlign w:val="top"/>
           </w:tcPr>
           <w:p>
@@ -11398,7 +11398,7 @@
         </w:tc>
         <w:tc>
           <w:tcPr>
-            <w:tcW w:w="700" w:type="dxa"/>
+            <w:tcW w:w="1274" w:type="dxa"/>
             <w:vAlign w:val="top"/>
           </w:tcPr>
           <w:p>
@@ -11418,7 +11418,7 @@
         </w:trPr>
         <w:tc>
           <w:tcPr>
-            <w:tcW w:w="420" w:type="dxa"/>
+            <w:tcW w:w="855" w:type="dxa"/>
             <w:vAlign w:val="top"/>
           </w:tcPr>
           <w:p>
@@ -11433,7 +11433,7 @@
         </w:tc>
         <w:tc>
           <w:tcPr>
-            <w:tcW w:w="630" w:type="dxa"/>
+            <w:tcW w:w="1165" w:type="dxa"/>
             <w:vAlign w:val="top"/>
           </w:tcPr>
           <w:p>
@@ -11448,7 +11448,7 @@
         </w:tc>
         <w:tc>
           <w:tcPr>
-            <w:tcW w:w="1470" w:type="dxa"/>
+            <w:tcW w:w="959" w:type="dxa"/>
             <w:vAlign w:val="top"/>
           </w:tcPr>
           <w:p>
@@ -11463,7 +11463,7 @@
         </w:tc>
         <w:tc>
           <w:tcPr>
-            <w:tcW w:w="350" w:type="dxa"/>
+            <w:tcW w:w="752" w:type="dxa"/>
             <w:vAlign w:val="top"/>
           </w:tcPr>
           <w:p>
@@ -11478,7 +11478,7 @@
         </w:tc>
         <w:tc>
           <w:tcPr>
-            <w:tcW w:w="2660" w:type="dxa"/>
+            <w:tcW w:w="1785" w:type="dxa"/>
             <w:vAlign w:val="top"/>
           </w:tcPr>
           <w:p>
@@ -11501,7 +11501,7 @@
         </w:tc>
         <w:tc>
           <w:tcPr>
-            <w:tcW w:w="560" w:type="dxa"/>
+            <w:tcW w:w="1062" w:type="dxa"/>
             <w:vAlign w:val="top"/>
           </w:tcPr>
           <w:p>
@@ -11516,7 +11516,7 @@
         </w:tc>
         <w:tc>
           <w:tcPr>
-            <w:tcW w:w="2590" w:type="dxa"/>
+            <w:tcW w:w="1269" w:type="dxa"/>
             <w:vAlign w:val="top"/>
           </w:tcPr>
           <w:p>
@@ -11531,7 +11531,7 @@
         </w:tc>
         <w:tc>
           <w:tcPr>
-            <w:tcW w:w="700" w:type="dxa"/>
+            <w:tcW w:w="959" w:type="dxa"/>
             <w:vAlign w:val="top"/>
           </w:tcPr>
           <w:p>
@@ -11546,7 +11546,7 @@
         </w:tc>
         <w:tc>
           <w:tcPr>
-            <w:tcW w:w="700" w:type="dxa"/>
+            <w:tcW w:w="1274" w:type="dxa"/>
             <w:vAlign w:val="top"/>
           </w:tcPr>
           <w:p>
@@ -12408,9 +12408,9 @@
         </w:tblCellMar>
       </w:tblPr>
       <w:tblGrid>
-        <w:gridCol w:w="1797"/>
-        <w:gridCol w:w="4365"/>
-        <w:gridCol w:w="3918"/>
+        <w:gridCol w:w="2162"/>
+        <w:gridCol w:w="4100"/>
+        <w:gridCol w:w="3818"/>
       </w:tblGrid>
       <w:tr>
         <w:trPr>
@@ -12418,7 +12418,7 @@
         </w:trPr>
         <w:tc>
           <w:tcPr>
-            <w:tcW w:w="1797" w:type="dxa"/>
+            <w:tcW w:w="2162" w:type="dxa"/>
             <w:shd w:val="clear" w:color="auto" w:fill="1B4A78"/>
             <w:vAlign w:val="top"/>
           </w:tcPr>
@@ -12437,7 +12437,7 @@
         </w:tc>
         <w:tc>
           <w:tcPr>
-            <w:tcW w:w="4365" w:type="dxa"/>
+            <w:tcW w:w="4100" w:type="dxa"/>
             <w:shd w:val="clear" w:color="auto" w:fill="1B4A78"/>
             <w:vAlign w:val="top"/>
           </w:tcPr>
@@ -12456,7 +12456,7 @@
         </w:tc>
         <w:tc>
           <w:tcPr>
-            <w:tcW w:w="3918" w:type="dxa"/>
+            <w:tcW w:w="3818" w:type="dxa"/>
             <w:shd w:val="clear" w:color="auto" w:fill="1B4A78"/>
             <w:vAlign w:val="top"/>
           </w:tcPr>
@@ -12480,7 +12480,7 @@
         </w:trPr>
         <w:tc>
           <w:tcPr>
-            <w:tcW w:w="1797" w:type="dxa"/>
+            <w:tcW w:w="2162" w:type="dxa"/>
             <w:vAlign w:val="top"/>
           </w:tcPr>
           <w:p>
@@ -12503,7 +12503,7 @@
         </w:tc>
         <w:tc>
           <w:tcPr>
-            <w:tcW w:w="4365" w:type="dxa"/>
+            <w:tcW w:w="4100" w:type="dxa"/>
             <w:vAlign w:val="top"/>
           </w:tcPr>
           <w:p>
@@ -12518,7 +12518,7 @@
         </w:tc>
         <w:tc>
           <w:tcPr>
-            <w:tcW w:w="3918" w:type="dxa"/>
+            <w:tcW w:w="3818" w:type="dxa"/>
             <w:vAlign w:val="top"/>
           </w:tcPr>
           <w:p>
@@ -12538,7 +12538,7 @@
         </w:trPr>
         <w:tc>
           <w:tcPr>
-            <w:tcW w:w="1797" w:type="dxa"/>
+            <w:tcW w:w="2162" w:type="dxa"/>
             <w:vAlign w:val="top"/>
           </w:tcPr>
           <w:p>
@@ -12557,7 +12557,7 @@
         </w:tc>
         <w:tc>
           <w:tcPr>
-            <w:tcW w:w="4365" w:type="dxa"/>
+            <w:tcW w:w="4100" w:type="dxa"/>
             <w:vAlign w:val="top"/>
           </w:tcPr>
           <w:p>
@@ -12572,7 +12572,7 @@
         </w:tc>
         <w:tc>
           <w:tcPr>
-            <w:tcW w:w="3918" w:type="dxa"/>
+            <w:tcW w:w="3818" w:type="dxa"/>
             <w:vAlign w:val="top"/>
           </w:tcPr>
           <w:p>
@@ -12592,7 +12592,7 @@
         </w:trPr>
         <w:tc>
           <w:tcPr>
-            <w:tcW w:w="1797" w:type="dxa"/>
+            <w:tcW w:w="2162" w:type="dxa"/>
             <w:vAlign w:val="top"/>
           </w:tcPr>
           <w:p>
@@ -12611,7 +12611,7 @@
         </w:tc>
         <w:tc>
           <w:tcPr>
-            <w:tcW w:w="4365" w:type="dxa"/>
+            <w:tcW w:w="4100" w:type="dxa"/>
             <w:vAlign w:val="top"/>
           </w:tcPr>
           <w:p>
@@ -12626,7 +12626,7 @@
         </w:tc>
         <w:tc>
           <w:tcPr>
-            <w:tcW w:w="3918" w:type="dxa"/>
+            <w:tcW w:w="3818" w:type="dxa"/>
             <w:vAlign w:val="top"/>
           </w:tcPr>
           <w:p>
@@ -12646,7 +12646,7 @@
         </w:trPr>
         <w:tc>
           <w:tcPr>
-            <w:tcW w:w="1797" w:type="dxa"/>
+            <w:tcW w:w="2162" w:type="dxa"/>
             <w:vAlign w:val="top"/>
           </w:tcPr>
           <w:p>
@@ -12665,7 +12665,7 @@
         </w:tc>
         <w:tc>
           <w:tcPr>
-            <w:tcW w:w="4365" w:type="dxa"/>
+            <w:tcW w:w="4100" w:type="dxa"/>
             <w:vAlign w:val="top"/>
           </w:tcPr>
           <w:p>
@@ -12680,7 +12680,7 @@
         </w:tc>
         <w:tc>
           <w:tcPr>
-            <w:tcW w:w="3918" w:type="dxa"/>
+            <w:tcW w:w="3818" w:type="dxa"/>
             <w:vAlign w:val="top"/>
           </w:tcPr>
           <w:p>
@@ -12700,7 +12700,7 @@
         </w:trPr>
         <w:tc>
           <w:tcPr>
-            <w:tcW w:w="1797" w:type="dxa"/>
+            <w:tcW w:w="2162" w:type="dxa"/>
             <w:vAlign w:val="top"/>
           </w:tcPr>
           <w:p>
@@ -12719,7 +12719,7 @@
         </w:tc>
         <w:tc>
           <w:tcPr>
-            <w:tcW w:w="4365" w:type="dxa"/>
+            <w:tcW w:w="4100" w:type="dxa"/>
             <w:vAlign w:val="top"/>
           </w:tcPr>
           <w:p>
@@ -12734,7 +12734,7 @@
         </w:tc>
         <w:tc>
           <w:tcPr>
-            <w:tcW w:w="3918" w:type="dxa"/>
+            <w:tcW w:w="3818" w:type="dxa"/>
             <w:vAlign w:val="top"/>
           </w:tcPr>
           <w:p>
@@ -12754,7 +12754,7 @@
         </w:trPr>
         <w:tc>
           <w:tcPr>
-            <w:tcW w:w="1797" w:type="dxa"/>
+            <w:tcW w:w="2162" w:type="dxa"/>
             <w:vAlign w:val="top"/>
           </w:tcPr>
           <w:p>
@@ -12773,7 +12773,7 @@
         </w:tc>
         <w:tc>
           <w:tcPr>
-            <w:tcW w:w="4365" w:type="dxa"/>
+            <w:tcW w:w="4100" w:type="dxa"/>
             <w:vAlign w:val="top"/>
           </w:tcPr>
           <w:p>
@@ -12788,7 +12788,7 @@
         </w:tc>
         <w:tc>
           <w:tcPr>
-            <w:tcW w:w="3918" w:type="dxa"/>
+            <w:tcW w:w="3818" w:type="dxa"/>
             <w:vAlign w:val="top"/>
           </w:tcPr>
           <w:p>
@@ -12951,8 +12951,8 @@
         </w:tblCellMar>
       </w:tblPr>
       <w:tblGrid>
-        <w:gridCol w:w="2880"/>
-        <w:gridCol w:w="7200"/>
+        <w:gridCol w:w="3003"/>
+        <w:gridCol w:w="7077"/>
       </w:tblGrid>
       <w:tr>
         <w:trPr>
@@ -12960,7 +12960,7 @@
         </w:trPr>
         <w:tc>
           <w:tcPr>
-            <w:tcW w:w="2880" w:type="dxa"/>
+            <w:tcW w:w="3003" w:type="dxa"/>
             <w:shd w:val="clear" w:color="auto" w:fill="1B4A78"/>
             <w:vAlign w:val="top"/>
           </w:tcPr>
@@ -12979,7 +12979,7 @@
         </w:tc>
         <w:tc>
           <w:tcPr>
-            <w:tcW w:w="7200" w:type="dxa"/>
+            <w:tcW w:w="7077" w:type="dxa"/>
             <w:shd w:val="clear" w:color="auto" w:fill="1B4A78"/>
             <w:vAlign w:val="top"/>
           </w:tcPr>
@@ -13003,7 +13003,7 @@
         </w:trPr>
         <w:tc>
           <w:tcPr>
-            <w:tcW w:w="2880" w:type="dxa"/>
+            <w:tcW w:w="3003" w:type="dxa"/>
             <w:vAlign w:val="top"/>
           </w:tcPr>
           <w:p>
@@ -13020,7 +13020,7 @@
         </w:tc>
         <w:tc>
           <w:tcPr>
-            <w:tcW w:w="7200" w:type="dxa"/>
+            <w:tcW w:w="7077" w:type="dxa"/>
             <w:vAlign w:val="top"/>
           </w:tcPr>
           <w:p>
@@ -13062,7 +13062,7 @@
         </w:trPr>
         <w:tc>
           <w:tcPr>
-            <w:tcW w:w="2880" w:type="dxa"/>
+            <w:tcW w:w="3003" w:type="dxa"/>
             <w:vAlign w:val="top"/>
           </w:tcPr>
           <w:p>
@@ -13079,7 +13079,7 @@
         </w:tc>
         <w:tc>
           <w:tcPr>
-            <w:tcW w:w="7200" w:type="dxa"/>
+            <w:tcW w:w="7077" w:type="dxa"/>
             <w:vAlign w:val="top"/>
           </w:tcPr>
           <w:p>
@@ -13121,7 +13121,7 @@
         </w:trPr>
         <w:tc>
           <w:tcPr>
-            <w:tcW w:w="2880" w:type="dxa"/>
+            <w:tcW w:w="3003" w:type="dxa"/>
             <w:vAlign w:val="top"/>
           </w:tcPr>
           <w:p>
@@ -13138,7 +13138,7 @@
         </w:tc>
         <w:tc>
           <w:tcPr>
-            <w:tcW w:w="7200" w:type="dxa"/>
+            <w:tcW w:w="7077" w:type="dxa"/>
             <w:vAlign w:val="top"/>
           </w:tcPr>
           <w:p>
@@ -13180,7 +13180,7 @@
         </w:trPr>
         <w:tc>
           <w:tcPr>
-            <w:tcW w:w="2880" w:type="dxa"/>
+            <w:tcW w:w="3003" w:type="dxa"/>
             <w:vAlign w:val="top"/>
           </w:tcPr>
           <w:p>
@@ -13197,7 +13197,7 @@
         </w:tc>
         <w:tc>
           <w:tcPr>
-            <w:tcW w:w="7200" w:type="dxa"/>
+            <w:tcW w:w="7077" w:type="dxa"/>
             <w:vAlign w:val="top"/>
           </w:tcPr>
           <w:p>
@@ -13217,7 +13217,7 @@
         </w:trPr>
         <w:tc>
           <w:tcPr>
-            <w:tcW w:w="2880" w:type="dxa"/>
+            <w:tcW w:w="3003" w:type="dxa"/>
             <w:vAlign w:val="top"/>
           </w:tcPr>
           <w:p>
@@ -13234,7 +13234,7 @@
         </w:tc>
         <w:tc>
           <w:tcPr>
-            <w:tcW w:w="7200" w:type="dxa"/>
+            <w:tcW w:w="7077" w:type="dxa"/>
             <w:vAlign w:val="top"/>
           </w:tcPr>
           <w:p>
@@ -13286,9 +13286,9 @@
         </w:tblCellMar>
       </w:tblPr>
       <w:tblGrid>
-        <w:gridCol w:w="4735"/>
-        <w:gridCol w:w="3450"/>
-        <w:gridCol w:w="1895"/>
+        <w:gridCol w:w="4295"/>
+        <w:gridCol w:w="3788"/>
+        <w:gridCol w:w="1997"/>
       </w:tblGrid>
       <w:tr>
         <w:trPr>
@@ -13296,7 +13296,7 @@
         </w:trPr>
         <w:tc>
           <w:tcPr>
-            <w:tcW w:w="4735" w:type="dxa"/>
+            <w:tcW w:w="4295" w:type="dxa"/>
             <w:shd w:val="clear" w:color="auto" w:fill="1B4A78"/>
             <w:vAlign w:val="top"/>
           </w:tcPr>
@@ -13315,7 +13315,7 @@
         </w:tc>
         <w:tc>
           <w:tcPr>
-            <w:tcW w:w="3450" w:type="dxa"/>
+            <w:tcW w:w="3788" w:type="dxa"/>
             <w:shd w:val="clear" w:color="auto" w:fill="1B4A78"/>
             <w:vAlign w:val="top"/>
           </w:tcPr>
@@ -13334,7 +13334,7 @@
         </w:tc>
         <w:tc>
           <w:tcPr>
-            <w:tcW w:w="1895" w:type="dxa"/>
+            <w:tcW w:w="1997" w:type="dxa"/>
             <w:shd w:val="clear" w:color="auto" w:fill="1B4A78"/>
             <w:vAlign w:val="top"/>
           </w:tcPr>
@@ -13358,7 +13358,7 @@
         </w:trPr>
         <w:tc>
           <w:tcPr>
-            <w:tcW w:w="4735" w:type="dxa"/>
+            <w:tcW w:w="4295" w:type="dxa"/>
             <w:vAlign w:val="top"/>
           </w:tcPr>
           <w:p>
@@ -13373,7 +13373,7 @@
         </w:tc>
         <w:tc>
           <w:tcPr>
-            <w:tcW w:w="3450" w:type="dxa"/>
+            <w:tcW w:w="3788" w:type="dxa"/>
             <w:vAlign w:val="top"/>
           </w:tcPr>
           <w:p>
@@ -13390,7 +13390,7 @@
         </w:tc>
         <w:tc>
           <w:tcPr>
-            <w:tcW w:w="1895" w:type="dxa"/>
+            <w:tcW w:w="1997" w:type="dxa"/>
             <w:vAlign w:val="top"/>
           </w:tcPr>
           <w:p>
@@ -13410,7 +13410,7 @@
         </w:trPr>
         <w:tc>
           <w:tcPr>
-            <w:tcW w:w="4735" w:type="dxa"/>
+            <w:tcW w:w="4295" w:type="dxa"/>
             <w:vAlign w:val="top"/>
           </w:tcPr>
           <w:p>
@@ -13425,7 +13425,7 @@
         </w:tc>
         <w:tc>
           <w:tcPr>
-            <w:tcW w:w="3450" w:type="dxa"/>
+            <w:tcW w:w="3788" w:type="dxa"/>
             <w:vAlign w:val="top"/>
           </w:tcPr>
           <w:p>
@@ -13470,7 +13470,7 @@
         </w:tc>
         <w:tc>
           <w:tcPr>
-            <w:tcW w:w="1895" w:type="dxa"/>
+            <w:tcW w:w="1997" w:type="dxa"/>
             <w:vAlign w:val="top"/>
           </w:tcPr>
           <w:p>
@@ -13490,7 +13490,7 @@
         </w:trPr>
         <w:tc>
           <w:tcPr>
-            <w:tcW w:w="4735" w:type="dxa"/>
+            <w:tcW w:w="4295" w:type="dxa"/>
             <w:vAlign w:val="top"/>
           </w:tcPr>
           <w:p>
@@ -13505,7 +13505,7 @@
         </w:tc>
         <w:tc>
           <w:tcPr>
-            <w:tcW w:w="3450" w:type="dxa"/>
+            <w:tcW w:w="3788" w:type="dxa"/>
             <w:vAlign w:val="top"/>
           </w:tcPr>
           <w:p>
@@ -13534,7 +13534,7 @@
         </w:tc>
         <w:tc>
           <w:tcPr>
-            <w:tcW w:w="1895" w:type="dxa"/>
+            <w:tcW w:w="1997" w:type="dxa"/>
             <w:vAlign w:val="top"/>
           </w:tcPr>
           <w:p>
@@ -13554,7 +13554,7 @@
         </w:trPr>
         <w:tc>
           <w:tcPr>
-            <w:tcW w:w="4735" w:type="dxa"/>
+            <w:tcW w:w="4295" w:type="dxa"/>
             <w:vAlign w:val="top"/>
           </w:tcPr>
           <w:p>
@@ -13569,7 +13569,7 @@
         </w:tc>
         <w:tc>
           <w:tcPr>
-            <w:tcW w:w="3450" w:type="dxa"/>
+            <w:tcW w:w="3788" w:type="dxa"/>
             <w:vAlign w:val="top"/>
           </w:tcPr>
           <w:p>
@@ -13590,7 +13590,7 @@
         </w:tc>
         <w:tc>
           <w:tcPr>
-            <w:tcW w:w="1895" w:type="dxa"/>
+            <w:tcW w:w="1997" w:type="dxa"/>
             <w:vAlign w:val="top"/>
           </w:tcPr>
           <w:p>
@@ -13610,7 +13610,7 @@
         </w:trPr>
         <w:tc>
           <w:tcPr>
-            <w:tcW w:w="4735" w:type="dxa"/>
+            <w:tcW w:w="4295" w:type="dxa"/>
             <w:vAlign w:val="top"/>
           </w:tcPr>
           <w:p>
@@ -13627,7 +13627,7 @@
         </w:tc>
         <w:tc>
           <w:tcPr>
-            <w:tcW w:w="3450" w:type="dxa"/>
+            <w:tcW w:w="3788" w:type="dxa"/>
             <w:vAlign w:val="top"/>
           </w:tcPr>
           <w:p>
@@ -13648,7 +13648,7 @@
         </w:tc>
         <w:tc>
           <w:tcPr>
-            <w:tcW w:w="1895" w:type="dxa"/>
+            <w:tcW w:w="1997" w:type="dxa"/>
             <w:vAlign w:val="top"/>
           </w:tcPr>
           <w:p>
@@ -13668,7 +13668,7 @@
         </w:trPr>
         <w:tc>
           <w:tcPr>
-            <w:tcW w:w="4735" w:type="dxa"/>
+            <w:tcW w:w="4295" w:type="dxa"/>
             <w:vAlign w:val="top"/>
           </w:tcPr>
           <w:p>
@@ -13683,7 +13683,7 @@
         </w:tc>
         <w:tc>
           <w:tcPr>
-            <w:tcW w:w="3450" w:type="dxa"/>
+            <w:tcW w:w="3788" w:type="dxa"/>
             <w:vAlign w:val="top"/>
           </w:tcPr>
           <w:p>
@@ -13700,7 +13700,7 @@
         </w:tc>
         <w:tc>
           <w:tcPr>
-            <w:tcW w:w="1895" w:type="dxa"/>
+            <w:tcW w:w="1997" w:type="dxa"/>
             <w:vAlign w:val="top"/>
           </w:tcPr>
           <w:p>
@@ -13720,7 +13720,7 @@
         </w:trPr>
         <w:tc>
           <w:tcPr>
-            <w:tcW w:w="4735" w:type="dxa"/>
+            <w:tcW w:w="4295" w:type="dxa"/>
             <w:vAlign w:val="top"/>
           </w:tcPr>
           <w:p>
@@ -13735,7 +13735,7 @@
         </w:tc>
         <w:tc>
           <w:tcPr>
-            <w:tcW w:w="3450" w:type="dxa"/>
+            <w:tcW w:w="3788" w:type="dxa"/>
             <w:vAlign w:val="top"/>
           </w:tcPr>
           <w:p>
@@ -13752,7 +13752,7 @@
         </w:tc>
         <w:tc>
           <w:tcPr>
-            <w:tcW w:w="1895" w:type="dxa"/>
+            <w:tcW w:w="1997" w:type="dxa"/>
             <w:vAlign w:val="top"/>
           </w:tcPr>
           <w:p>
@@ -13772,7 +13772,7 @@
         </w:trPr>
         <w:tc>
           <w:tcPr>
-            <w:tcW w:w="4735" w:type="dxa"/>
+            <w:tcW w:w="4295" w:type="dxa"/>
             <w:vAlign w:val="top"/>
           </w:tcPr>
           <w:p>
@@ -13787,7 +13787,7 @@
         </w:tc>
         <w:tc>
           <w:tcPr>
-            <w:tcW w:w="3450" w:type="dxa"/>
+            <w:tcW w:w="3788" w:type="dxa"/>
             <w:vAlign w:val="top"/>
           </w:tcPr>
           <w:p>
@@ -13828,7 +13828,7 @@
         </w:tc>
         <w:tc>
           <w:tcPr>
-            <w:tcW w:w="1895" w:type="dxa"/>
+            <w:tcW w:w="1997" w:type="dxa"/>
             <w:vAlign w:val="top"/>
           </w:tcPr>
           <w:p>
@@ -13848,7 +13848,7 @@
         </w:trPr>
         <w:tc>
           <w:tcPr>
-            <w:tcW w:w="4735" w:type="dxa"/>
+            <w:tcW w:w="4295" w:type="dxa"/>
             <w:vAlign w:val="top"/>
           </w:tcPr>
           <w:p>
@@ -13863,7 +13863,7 @@
         </w:tc>
         <w:tc>
           <w:tcPr>
-            <w:tcW w:w="3450" w:type="dxa"/>
+            <w:tcW w:w="3788" w:type="dxa"/>
             <w:vAlign w:val="top"/>
           </w:tcPr>
           <w:p>
@@ -13884,7 +13884,7 @@
         </w:tc>
         <w:tc>
           <w:tcPr>
-            <w:tcW w:w="1895" w:type="dxa"/>
+            <w:tcW w:w="1997" w:type="dxa"/>
             <w:vAlign w:val="top"/>
           </w:tcPr>
           <w:p>
@@ -14601,10 +14601,10 @@
         </w:tblCellMar>
       </w:tblPr>
       <w:tblGrid>
-        <w:gridCol w:w="1856"/>
-        <w:gridCol w:w="3713"/>
+        <w:gridCol w:w="2309"/>
+        <w:gridCol w:w="3261"/>
         <w:gridCol w:w="2705"/>
-        <w:gridCol w:w="1806"/>
+        <w:gridCol w:w="1805"/>
       </w:tblGrid>
       <w:tr>
         <w:trPr>
@@ -14612,7 +14612,7 @@
         </w:trPr>
         <w:tc>
           <w:tcPr>
-            <w:tcW w:w="1856" w:type="dxa"/>
+            <w:tcW w:w="2309" w:type="dxa"/>
             <w:shd w:val="clear" w:color="auto" w:fill="1B4A78"/>
             <w:vAlign w:val="top"/>
           </w:tcPr>
@@ -14631,7 +14631,7 @@
         </w:tc>
         <w:tc>
           <w:tcPr>
-            <w:tcW w:w="3713" w:type="dxa"/>
+            <w:tcW w:w="3261" w:type="dxa"/>
             <w:shd w:val="clear" w:color="auto" w:fill="1B4A78"/>
             <w:vAlign w:val="top"/>
           </w:tcPr>
@@ -14669,7 +14669,7 @@
         </w:tc>
         <w:tc>
           <w:tcPr>
-            <w:tcW w:w="1806" w:type="dxa"/>
+            <w:tcW w:w="1805" w:type="dxa"/>
             <w:shd w:val="clear" w:color="auto" w:fill="1B4A78"/>
             <w:vAlign w:val="top"/>
           </w:tcPr>
@@ -14693,7 +14693,7 @@
         </w:trPr>
         <w:tc>
           <w:tcPr>
-            <w:tcW w:w="1856" w:type="dxa"/>
+            <w:tcW w:w="2309" w:type="dxa"/>
             <w:vAlign w:val="top"/>
           </w:tcPr>
           <w:p>
@@ -14710,7 +14710,7 @@
         </w:tc>
         <w:tc>
           <w:tcPr>
-            <w:tcW w:w="3713" w:type="dxa"/>
+            <w:tcW w:w="3261" w:type="dxa"/>
             <w:vAlign w:val="top"/>
           </w:tcPr>
           <w:p>
@@ -14740,7 +14740,7 @@
         </w:tc>
         <w:tc>
           <w:tcPr>
-            <w:tcW w:w="1806" w:type="dxa"/>
+            <w:tcW w:w="1805" w:type="dxa"/>
             <w:vAlign w:val="top"/>
           </w:tcPr>
           <w:p>
@@ -14760,7 +14760,7 @@
         </w:trPr>
         <w:tc>
           <w:tcPr>
-            <w:tcW w:w="1856" w:type="dxa"/>
+            <w:tcW w:w="2309" w:type="dxa"/>
             <w:vAlign w:val="top"/>
           </w:tcPr>
           <w:p>
@@ -14777,7 +14777,7 @@
         </w:tc>
         <w:tc>
           <w:tcPr>
-            <w:tcW w:w="3713" w:type="dxa"/>
+            <w:tcW w:w="3261" w:type="dxa"/>
             <w:vAlign w:val="top"/>
           </w:tcPr>
           <w:p>
@@ -14815,7 +14815,7 @@
         </w:tc>
         <w:tc>
           <w:tcPr>
-            <w:tcW w:w="1806" w:type="dxa"/>
+            <w:tcW w:w="1805" w:type="dxa"/>
             <w:vAlign w:val="top"/>
           </w:tcPr>
           <w:p>
@@ -14835,7 +14835,7 @@
         </w:trPr>
         <w:tc>
           <w:tcPr>
-            <w:tcW w:w="1856" w:type="dxa"/>
+            <w:tcW w:w="2309" w:type="dxa"/>
             <w:vAlign w:val="top"/>
           </w:tcPr>
           <w:p>
@@ -14852,7 +14852,7 @@
         </w:tc>
         <w:tc>
           <w:tcPr>
-            <w:tcW w:w="3713" w:type="dxa"/>
+            <w:tcW w:w="3261" w:type="dxa"/>
             <w:vAlign w:val="top"/>
           </w:tcPr>
           <w:p>
@@ -14882,7 +14882,7 @@
         </w:tc>
         <w:tc>
           <w:tcPr>
-            <w:tcW w:w="1806" w:type="dxa"/>
+            <w:tcW w:w="1805" w:type="dxa"/>
             <w:vAlign w:val="top"/>
           </w:tcPr>
           <w:p>
@@ -14902,7 +14902,7 @@
         </w:trPr>
         <w:tc>
           <w:tcPr>
-            <w:tcW w:w="1856" w:type="dxa"/>
+            <w:tcW w:w="2309" w:type="dxa"/>
             <w:vAlign w:val="top"/>
           </w:tcPr>
           <w:p>
@@ -14919,7 +14919,7 @@
         </w:tc>
         <w:tc>
           <w:tcPr>
-            <w:tcW w:w="3713" w:type="dxa"/>
+            <w:tcW w:w="3261" w:type="dxa"/>
             <w:vAlign w:val="top"/>
           </w:tcPr>
           <w:p>
@@ -14949,7 +14949,7 @@
         </w:tc>
         <w:tc>
           <w:tcPr>
-            <w:tcW w:w="1806" w:type="dxa"/>
+            <w:tcW w:w="1805" w:type="dxa"/>
             <w:vAlign w:val="top"/>
           </w:tcPr>
           <w:p>
@@ -14969,7 +14969,7 @@
         </w:trPr>
         <w:tc>
           <w:tcPr>
-            <w:tcW w:w="1856" w:type="dxa"/>
+            <w:tcW w:w="2309" w:type="dxa"/>
             <w:vAlign w:val="top"/>
           </w:tcPr>
           <w:p>
@@ -14986,7 +14986,7 @@
         </w:tc>
         <w:tc>
           <w:tcPr>
-            <w:tcW w:w="3713" w:type="dxa"/>
+            <w:tcW w:w="3261" w:type="dxa"/>
             <w:vAlign w:val="top"/>
           </w:tcPr>
           <w:p>
@@ -15024,7 +15024,7 @@
         </w:tc>
         <w:tc>
           <w:tcPr>
-            <w:tcW w:w="1806" w:type="dxa"/>
+            <w:tcW w:w="1805" w:type="dxa"/>
             <w:vAlign w:val="top"/>
           </w:tcPr>
           <w:p>
@@ -15044,7 +15044,7 @@
         </w:trPr>
         <w:tc>
           <w:tcPr>
-            <w:tcW w:w="1856" w:type="dxa"/>
+            <w:tcW w:w="2309" w:type="dxa"/>
             <w:vAlign w:val="top"/>
           </w:tcPr>
           <w:p>
@@ -15061,7 +15061,7 @@
         </w:tc>
         <w:tc>
           <w:tcPr>
-            <w:tcW w:w="3713" w:type="dxa"/>
+            <w:tcW w:w="3261" w:type="dxa"/>
             <w:vAlign w:val="top"/>
           </w:tcPr>
           <w:p>
@@ -15091,7 +15091,7 @@
         </w:tc>
         <w:tc>
           <w:tcPr>
-            <w:tcW w:w="1806" w:type="dxa"/>
+            <w:tcW w:w="1805" w:type="dxa"/>
             <w:vAlign w:val="top"/>
           </w:tcPr>
           <w:p>
@@ -15111,7 +15111,7 @@
         </w:trPr>
         <w:tc>
           <w:tcPr>
-            <w:tcW w:w="1856" w:type="dxa"/>
+            <w:tcW w:w="2309" w:type="dxa"/>
             <w:vAlign w:val="top"/>
           </w:tcPr>
           <w:p>
@@ -15128,7 +15128,7 @@
         </w:tc>
         <w:tc>
           <w:tcPr>
-            <w:tcW w:w="3713" w:type="dxa"/>
+            <w:tcW w:w="3261" w:type="dxa"/>
             <w:vAlign w:val="top"/>
           </w:tcPr>
           <w:p>
@@ -15166,7 +15166,7 @@
         </w:tc>
         <w:tc>
           <w:tcPr>
-            <w:tcW w:w="1806" w:type="dxa"/>
+            <w:tcW w:w="1805" w:type="dxa"/>
             <w:vAlign w:val="top"/>
           </w:tcPr>
           <w:p>
@@ -15186,7 +15186,7 @@
         </w:trPr>
         <w:tc>
           <w:tcPr>
-            <w:tcW w:w="1856" w:type="dxa"/>
+            <w:tcW w:w="2309" w:type="dxa"/>
             <w:vAlign w:val="top"/>
           </w:tcPr>
           <w:p>
@@ -15203,7 +15203,7 @@
         </w:tc>
         <w:tc>
           <w:tcPr>
-            <w:tcW w:w="3713" w:type="dxa"/>
+            <w:tcW w:w="3261" w:type="dxa"/>
             <w:vAlign w:val="top"/>
           </w:tcPr>
           <w:p>
@@ -15233,7 +15233,7 @@
         </w:tc>
         <w:tc>
           <w:tcPr>
-            <w:tcW w:w="1806" w:type="dxa"/>
+            <w:tcW w:w="1805" w:type="dxa"/>
             <w:vAlign w:val="top"/>
           </w:tcPr>
           <w:p>
@@ -15253,7 +15253,7 @@
         </w:trPr>
         <w:tc>
           <w:tcPr>
-            <w:tcW w:w="1856" w:type="dxa"/>
+            <w:tcW w:w="2309" w:type="dxa"/>
             <w:vAlign w:val="top"/>
           </w:tcPr>
           <w:p>
@@ -15270,7 +15270,7 @@
         </w:tc>
         <w:tc>
           <w:tcPr>
-            <w:tcW w:w="3713" w:type="dxa"/>
+            <w:tcW w:w="3261" w:type="dxa"/>
             <w:vAlign w:val="top"/>
           </w:tcPr>
           <w:p>
@@ -15308,7 +15308,7 @@
         </w:tc>
         <w:tc>
           <w:tcPr>
-            <w:tcW w:w="1806" w:type="dxa"/>
+            <w:tcW w:w="1805" w:type="dxa"/>
             <w:vAlign w:val="top"/>
           </w:tcPr>
           <w:p>
@@ -15328,7 +15328,7 @@
         </w:trPr>
         <w:tc>
           <w:tcPr>
-            <w:tcW w:w="1856" w:type="dxa"/>
+            <w:tcW w:w="2309" w:type="dxa"/>
             <w:vAlign w:val="top"/>
           </w:tcPr>
           <w:p>
@@ -15345,7 +15345,7 @@
         </w:tc>
         <w:tc>
           <w:tcPr>
-            <w:tcW w:w="3713" w:type="dxa"/>
+            <w:tcW w:w="3261" w:type="dxa"/>
             <w:vAlign w:val="top"/>
           </w:tcPr>
           <w:p>
@@ -15375,7 +15375,7 @@
         </w:tc>
         <w:tc>
           <w:tcPr>
-            <w:tcW w:w="1806" w:type="dxa"/>
+            <w:tcW w:w="1805" w:type="dxa"/>
             <w:vAlign w:val="top"/>
           </w:tcPr>
           <w:p>
@@ -16891,9 +16891,9 @@
         </w:tblCellMar>
       </w:tblPr>
       <w:tblGrid>
-        <w:gridCol w:w="775"/>
-        <w:gridCol w:w="4370"/>
-        <w:gridCol w:w="4935"/>
+        <w:gridCol w:w="1103"/>
+        <w:gridCol w:w="3718"/>
+        <w:gridCol w:w="5259"/>
       </w:tblGrid>
       <w:tr>
         <w:trPr>
@@ -16901,7 +16901,7 @@
         </w:trPr>
         <w:tc>
           <w:tcPr>
-            <w:tcW w:w="775" w:type="dxa"/>
+            <w:tcW w:w="1103" w:type="dxa"/>
             <w:shd w:val="clear" w:color="auto" w:fill="1B4A78"/>
             <w:vAlign w:val="top"/>
           </w:tcPr>
@@ -16920,7 +16920,7 @@
         </w:tc>
         <w:tc>
           <w:tcPr>
-            <w:tcW w:w="4370" w:type="dxa"/>
+            <w:tcW w:w="3718" w:type="dxa"/>
             <w:shd w:val="clear" w:color="auto" w:fill="1B4A78"/>
             <w:vAlign w:val="top"/>
           </w:tcPr>
@@ -16939,7 +16939,7 @@
         </w:tc>
         <w:tc>
           <w:tcPr>
-            <w:tcW w:w="4935" w:type="dxa"/>
+            <w:tcW w:w="5259" w:type="dxa"/>
             <w:shd w:val="clear" w:color="auto" w:fill="1B4A78"/>
             <w:vAlign w:val="top"/>
           </w:tcPr>
@@ -16963,7 +16963,7 @@
         </w:trPr>
         <w:tc>
           <w:tcPr>
-            <w:tcW w:w="775" w:type="dxa"/>
+            <w:tcW w:w="1103" w:type="dxa"/>
             <w:vAlign w:val="top"/>
           </w:tcPr>
           <w:p>
@@ -16980,7 +16980,7 @@
         </w:tc>
         <w:tc>
           <w:tcPr>
-            <w:tcW w:w="4370" w:type="dxa"/>
+            <w:tcW w:w="3718" w:type="dxa"/>
             <w:vAlign w:val="top"/>
           </w:tcPr>
           <w:p>
@@ -16995,7 +16995,7 @@
         </w:tc>
         <w:tc>
           <w:tcPr>
-            <w:tcW w:w="4935" w:type="dxa"/>
+            <w:tcW w:w="5259" w:type="dxa"/>
             <w:vAlign w:val="top"/>
           </w:tcPr>
           <w:p>
@@ -17097,7 +17097,7 @@
         </w:trPr>
         <w:tc>
           <w:tcPr>
-            <w:tcW w:w="775" w:type="dxa"/>
+            <w:tcW w:w="1103" w:type="dxa"/>
             <w:vAlign w:val="top"/>
           </w:tcPr>
           <w:p>
@@ -17114,7 +17114,7 @@
         </w:tc>
         <w:tc>
           <w:tcPr>
-            <w:tcW w:w="4370" w:type="dxa"/>
+            <w:tcW w:w="3718" w:type="dxa"/>
             <w:vAlign w:val="top"/>
           </w:tcPr>
           <w:p>
@@ -17129,7 +17129,7 @@
         </w:tc>
         <w:tc>
           <w:tcPr>
-            <w:tcW w:w="4935" w:type="dxa"/>
+            <w:tcW w:w="5259" w:type="dxa"/>
             <w:vAlign w:val="top"/>
           </w:tcPr>
           <w:p>
@@ -17215,7 +17215,7 @@
         </w:trPr>
         <w:tc>
           <w:tcPr>
-            <w:tcW w:w="775" w:type="dxa"/>
+            <w:tcW w:w="1103" w:type="dxa"/>
             <w:vAlign w:val="top"/>
           </w:tcPr>
           <w:p>
@@ -17232,7 +17232,7 @@
         </w:tc>
         <w:tc>
           <w:tcPr>
-            <w:tcW w:w="4370" w:type="dxa"/>
+            <w:tcW w:w="3718" w:type="dxa"/>
             <w:vAlign w:val="top"/>
           </w:tcPr>
           <w:p>
@@ -17247,7 +17247,7 @@
         </w:tc>
         <w:tc>
           <w:tcPr>
-            <w:tcW w:w="4935" w:type="dxa"/>
+            <w:tcW w:w="5259" w:type="dxa"/>
             <w:vAlign w:val="top"/>
           </w:tcPr>
           <w:p>
@@ -17279,7 +17279,7 @@
         </w:trPr>
         <w:tc>
           <w:tcPr>
-            <w:tcW w:w="775" w:type="dxa"/>
+            <w:tcW w:w="1103" w:type="dxa"/>
             <w:vAlign w:val="top"/>
           </w:tcPr>
           <w:p>
@@ -17296,7 +17296,7 @@
         </w:tc>
         <w:tc>
           <w:tcPr>
-            <w:tcW w:w="4370" w:type="dxa"/>
+            <w:tcW w:w="3718" w:type="dxa"/>
             <w:vAlign w:val="top"/>
           </w:tcPr>
           <w:p>
@@ -17311,7 +17311,7 @@
         </w:tc>
         <w:tc>
           <w:tcPr>
-            <w:tcW w:w="4935" w:type="dxa"/>
+            <w:tcW w:w="5259" w:type="dxa"/>
             <w:vAlign w:val="top"/>
           </w:tcPr>
           <w:p>
@@ -17379,7 +17379,7 @@
         </w:trPr>
         <w:tc>
           <w:tcPr>
-            <w:tcW w:w="775" w:type="dxa"/>
+            <w:tcW w:w="1103" w:type="dxa"/>
             <w:vAlign w:val="top"/>
           </w:tcPr>
           <w:p>
@@ -17396,7 +17396,7 @@
         </w:tc>
         <w:tc>
           <w:tcPr>
-            <w:tcW w:w="4370" w:type="dxa"/>
+            <w:tcW w:w="3718" w:type="dxa"/>
             <w:vAlign w:val="top"/>
           </w:tcPr>
           <w:p>
@@ -17411,7 +17411,7 @@
         </w:tc>
         <w:tc>
           <w:tcPr>
-            <w:tcW w:w="4935" w:type="dxa"/>
+            <w:tcW w:w="5259" w:type="dxa"/>
             <w:vAlign w:val="top"/>
           </w:tcPr>
           <w:p>
@@ -17431,7 +17431,7 @@
         </w:trPr>
         <w:tc>
           <w:tcPr>
-            <w:tcW w:w="775" w:type="dxa"/>
+            <w:tcW w:w="1103" w:type="dxa"/>
             <w:vAlign w:val="top"/>
           </w:tcPr>
           <w:p>
@@ -17448,7 +17448,7 @@
         </w:tc>
         <w:tc>
           <w:tcPr>
-            <w:tcW w:w="4370" w:type="dxa"/>
+            <w:tcW w:w="3718" w:type="dxa"/>
             <w:vAlign w:val="top"/>
           </w:tcPr>
           <w:p>
@@ -17463,7 +17463,7 @@
         </w:tc>
         <w:tc>
           <w:tcPr>
-            <w:tcW w:w="4935" w:type="dxa"/>
+            <w:tcW w:w="5259" w:type="dxa"/>
             <w:vAlign w:val="top"/>
           </w:tcPr>
           <w:p>
@@ -18771,9 +18771,9 @@
         </w:tblCellMar>
       </w:tblPr>
       <w:tblGrid>
-        <w:gridCol w:w="1422"/>
-        <w:gridCol w:w="4328"/>
-        <w:gridCol w:w="4330"/>
+        <w:gridCol w:w="1544"/>
+        <w:gridCol w:w="4614"/>
+        <w:gridCol w:w="3922"/>
       </w:tblGrid>
       <w:tr>
         <w:trPr>
@@ -18781,7 +18781,7 @@
         </w:trPr>
         <w:tc>
           <w:tcPr>
-            <w:tcW w:w="1422" w:type="dxa"/>
+            <w:tcW w:w="1544" w:type="dxa"/>
             <w:shd w:val="clear" w:color="auto" w:fill="1B4A78"/>
             <w:vAlign w:val="top"/>
           </w:tcPr>
@@ -18800,7 +18800,7 @@
         </w:tc>
         <w:tc>
           <w:tcPr>
-            <w:tcW w:w="4328" w:type="dxa"/>
+            <w:tcW w:w="4614" w:type="dxa"/>
             <w:shd w:val="clear" w:color="auto" w:fill="1B4A78"/>
             <w:vAlign w:val="top"/>
           </w:tcPr>
@@ -18819,7 +18819,7 @@
         </w:tc>
         <w:tc>
           <w:tcPr>
-            <w:tcW w:w="4330" w:type="dxa"/>
+            <w:tcW w:w="3922" w:type="dxa"/>
             <w:shd w:val="clear" w:color="auto" w:fill="1B4A78"/>
             <w:vAlign w:val="top"/>
           </w:tcPr>
@@ -18843,7 +18843,7 @@
         </w:trPr>
         <w:tc>
           <w:tcPr>
-            <w:tcW w:w="1422" w:type="dxa"/>
+            <w:tcW w:w="1544" w:type="dxa"/>
             <w:vAlign w:val="top"/>
           </w:tcPr>
           <w:p>
@@ -18860,7 +18860,7 @@
         </w:tc>
         <w:tc>
           <w:tcPr>
-            <w:tcW w:w="4328" w:type="dxa"/>
+            <w:tcW w:w="4614" w:type="dxa"/>
             <w:vAlign w:val="top"/>
           </w:tcPr>
           <w:p>
@@ -18975,7 +18975,7 @@
         </w:tc>
         <w:tc>
           <w:tcPr>
-            <w:tcW w:w="4330" w:type="dxa"/>
+            <w:tcW w:w="3922" w:type="dxa"/>
             <w:vAlign w:val="top"/>
           </w:tcPr>
           <w:p>
@@ -18995,7 +18995,7 @@
         </w:trPr>
         <w:tc>
           <w:tcPr>
-            <w:tcW w:w="1422" w:type="dxa"/>
+            <w:tcW w:w="1544" w:type="dxa"/>
             <w:vAlign w:val="top"/>
           </w:tcPr>
           <w:p>
@@ -19012,7 +19012,7 @@
         </w:tc>
         <w:tc>
           <w:tcPr>
-            <w:tcW w:w="4328" w:type="dxa"/>
+            <w:tcW w:w="4614" w:type="dxa"/>
             <w:vAlign w:val="top"/>
           </w:tcPr>
           <w:p>
@@ -19141,7 +19141,7 @@
         </w:tc>
         <w:tc>
           <w:tcPr>
-            <w:tcW w:w="4330" w:type="dxa"/>
+            <w:tcW w:w="3922" w:type="dxa"/>
             <w:vAlign w:val="top"/>
           </w:tcPr>
           <w:p>
@@ -19161,7 +19161,7 @@
         </w:trPr>
         <w:tc>
           <w:tcPr>
-            <w:tcW w:w="1422" w:type="dxa"/>
+            <w:tcW w:w="1544" w:type="dxa"/>
             <w:vAlign w:val="top"/>
           </w:tcPr>
           <w:p>
@@ -19178,7 +19178,7 @@
         </w:tc>
         <w:tc>
           <w:tcPr>
-            <w:tcW w:w="4328" w:type="dxa"/>
+            <w:tcW w:w="4614" w:type="dxa"/>
             <w:vAlign w:val="top"/>
           </w:tcPr>
           <w:p>
@@ -19245,7 +19245,7 @@
         </w:tc>
         <w:tc>
           <w:tcPr>
-            <w:tcW w:w="4330" w:type="dxa"/>
+            <w:tcW w:w="3922" w:type="dxa"/>
             <w:vAlign w:val="top"/>
           </w:tcPr>
           <w:p>
@@ -19265,7 +19265,7 @@
         </w:trPr>
         <w:tc>
           <w:tcPr>
-            <w:tcW w:w="1422" w:type="dxa"/>
+            <w:tcW w:w="1544" w:type="dxa"/>
             <w:vAlign w:val="top"/>
           </w:tcPr>
           <w:p>
@@ -19282,7 +19282,7 @@
         </w:tc>
         <w:tc>
           <w:tcPr>
-            <w:tcW w:w="4328" w:type="dxa"/>
+            <w:tcW w:w="4614" w:type="dxa"/>
             <w:vAlign w:val="top"/>
           </w:tcPr>
           <w:p>
@@ -19339,7 +19339,7 @@
         </w:tc>
         <w:tc>
           <w:tcPr>
-            <w:tcW w:w="4330" w:type="dxa"/>
+            <w:tcW w:w="3922" w:type="dxa"/>
             <w:vAlign w:val="top"/>
           </w:tcPr>
           <w:p>
@@ -19399,7 +19399,7 @@
         </w:trPr>
         <w:tc>
           <w:tcPr>
-            <w:tcW w:w="1422" w:type="dxa"/>
+            <w:tcW w:w="1544" w:type="dxa"/>
             <w:vAlign w:val="top"/>
           </w:tcPr>
           <w:p>
@@ -19416,7 +19416,7 @@
         </w:tc>
         <w:tc>
           <w:tcPr>
-            <w:tcW w:w="4328" w:type="dxa"/>
+            <w:tcW w:w="4614" w:type="dxa"/>
             <w:vAlign w:val="top"/>
           </w:tcPr>
           <w:p>
@@ -19473,7 +19473,7 @@
         </w:tc>
         <w:tc>
           <w:tcPr>
-            <w:tcW w:w="4330" w:type="dxa"/>
+            <w:tcW w:w="3922" w:type="dxa"/>
             <w:vAlign w:val="top"/>
           </w:tcPr>
           <w:p>
@@ -19503,7 +19503,7 @@
         </w:trPr>
         <w:tc>
           <w:tcPr>
-            <w:tcW w:w="1422" w:type="dxa"/>
+            <w:tcW w:w="1544" w:type="dxa"/>
             <w:vAlign w:val="top"/>
           </w:tcPr>
           <w:p>
@@ -19520,7 +19520,7 @@
         </w:tc>
         <w:tc>
           <w:tcPr>
-            <w:tcW w:w="4328" w:type="dxa"/>
+            <w:tcW w:w="4614" w:type="dxa"/>
             <w:vAlign w:val="top"/>
           </w:tcPr>
           <w:p>
@@ -19595,7 +19595,7 @@
         </w:tc>
         <w:tc>
           <w:tcPr>
-            <w:tcW w:w="4330" w:type="dxa"/>
+            <w:tcW w:w="3922" w:type="dxa"/>
             <w:vAlign w:val="top"/>
           </w:tcPr>
           <w:p>
@@ -19615,7 +19615,7 @@
         </w:trPr>
         <w:tc>
           <w:tcPr>
-            <w:tcW w:w="1422" w:type="dxa"/>
+            <w:tcW w:w="1544" w:type="dxa"/>
             <w:vAlign w:val="top"/>
           </w:tcPr>
           <w:p>
@@ -19632,7 +19632,7 @@
         </w:tc>
         <w:tc>
           <w:tcPr>
-            <w:tcW w:w="4328" w:type="dxa"/>
+            <w:tcW w:w="4614" w:type="dxa"/>
             <w:vAlign w:val="top"/>
           </w:tcPr>
           <w:p>
@@ -19675,7 +19675,7 @@
         </w:tc>
         <w:tc>
           <w:tcPr>
-            <w:tcW w:w="4330" w:type="dxa"/>
+            <w:tcW w:w="3922" w:type="dxa"/>
             <w:vAlign w:val="top"/>
           </w:tcPr>
           <w:p>
@@ -19695,7 +19695,7 @@
         </w:trPr>
         <w:tc>
           <w:tcPr>
-            <w:tcW w:w="1422" w:type="dxa"/>
+            <w:tcW w:w="1544" w:type="dxa"/>
             <w:vAlign w:val="top"/>
           </w:tcPr>
           <w:p>
@@ -19712,7 +19712,7 @@
         </w:tc>
         <w:tc>
           <w:tcPr>
-            <w:tcW w:w="4328" w:type="dxa"/>
+            <w:tcW w:w="4614" w:type="dxa"/>
             <w:vAlign w:val="top"/>
           </w:tcPr>
           <w:p>
@@ -19727,7 +19727,7 @@
         </w:tc>
         <w:tc>
           <w:tcPr>
-            <w:tcW w:w="4330" w:type="dxa"/>
+            <w:tcW w:w="3922" w:type="dxa"/>
             <w:vAlign w:val="top"/>
           </w:tcPr>
           <w:p>
@@ -19747,7 +19747,7 @@
         </w:trPr>
         <w:tc>
           <w:tcPr>
-            <w:tcW w:w="1422" w:type="dxa"/>
+            <w:tcW w:w="1544" w:type="dxa"/>
             <w:vAlign w:val="top"/>
           </w:tcPr>
           <w:p>
@@ -19764,7 +19764,7 @@
         </w:tc>
         <w:tc>
           <w:tcPr>
-            <w:tcW w:w="4328" w:type="dxa"/>
+            <w:tcW w:w="4614" w:type="dxa"/>
             <w:vAlign w:val="top"/>
           </w:tcPr>
           <w:p>
@@ -19791,7 +19791,7 @@
         </w:tc>
         <w:tc>
           <w:tcPr>
-            <w:tcW w:w="4330" w:type="dxa"/>
+            <w:tcW w:w="3922" w:type="dxa"/>
             <w:vAlign w:val="top"/>
           </w:tcPr>
           <w:p>
@@ -20482,8 +20482,8 @@
         </w:tblCellMar>
       </w:tblPr>
       <w:tblGrid>
-        <w:gridCol w:w="2240"/>
-        <w:gridCol w:w="7840"/>
+        <w:gridCol w:w="2346"/>
+        <w:gridCol w:w="7734"/>
       </w:tblGrid>
       <w:tr>
         <w:trPr>
@@ -20491,7 +20491,7 @@
         </w:trPr>
         <w:tc>
           <w:tcPr>
-            <w:tcW w:w="2240" w:type="dxa"/>
+            <w:tcW w:w="2346" w:type="dxa"/>
             <w:shd w:val="clear" w:color="auto" w:fill="1B4A78"/>
             <w:vAlign w:val="top"/>
           </w:tcPr>
@@ -20510,7 +20510,7 @@
         </w:tc>
         <w:tc>
           <w:tcPr>
-            <w:tcW w:w="7840" w:type="dxa"/>
+            <w:tcW w:w="7734" w:type="dxa"/>
             <w:shd w:val="clear" w:color="auto" w:fill="1B4A78"/>
             <w:vAlign w:val="top"/>
           </w:tcPr>
@@ -20534,7 +20534,7 @@
         </w:trPr>
         <w:tc>
           <w:tcPr>
-            <w:tcW w:w="2240" w:type="dxa"/>
+            <w:tcW w:w="2346" w:type="dxa"/>
             <w:vAlign w:val="top"/>
           </w:tcPr>
           <w:p>
@@ -20565,7 +20565,7 @@
         </w:tc>
         <w:tc>
           <w:tcPr>
-            <w:tcW w:w="7840" w:type="dxa"/>
+            <w:tcW w:w="7734" w:type="dxa"/>
             <w:vAlign w:val="top"/>
           </w:tcPr>
           <w:p>
@@ -20595,7 +20595,7 @@
         </w:trPr>
         <w:tc>
           <w:tcPr>
-            <w:tcW w:w="2240" w:type="dxa"/>
+            <w:tcW w:w="2346" w:type="dxa"/>
             <w:vAlign w:val="top"/>
           </w:tcPr>
           <w:p>
@@ -20614,7 +20614,7 @@
         </w:tc>
         <w:tc>
           <w:tcPr>
-            <w:tcW w:w="7840" w:type="dxa"/>
+            <w:tcW w:w="7734" w:type="dxa"/>
             <w:vAlign w:val="top"/>
           </w:tcPr>
           <w:p>
@@ -20634,7 +20634,7 @@
         </w:trPr>
         <w:tc>
           <w:tcPr>
-            <w:tcW w:w="2240" w:type="dxa"/>
+            <w:tcW w:w="2346" w:type="dxa"/>
             <w:vAlign w:val="top"/>
           </w:tcPr>
           <w:p>
@@ -20665,7 +20665,7 @@
         </w:tc>
         <w:tc>
           <w:tcPr>
-            <w:tcW w:w="7840" w:type="dxa"/>
+            <w:tcW w:w="7734" w:type="dxa"/>
             <w:vAlign w:val="top"/>
           </w:tcPr>
           <w:p>
@@ -20685,7 +20685,7 @@
         </w:trPr>
         <w:tc>
           <w:tcPr>
-            <w:tcW w:w="2240" w:type="dxa"/>
+            <w:tcW w:w="2346" w:type="dxa"/>
             <w:vAlign w:val="top"/>
           </w:tcPr>
           <w:p>
@@ -20740,7 +20740,7 @@
         </w:tc>
         <w:tc>
           <w:tcPr>
-            <w:tcW w:w="7840" w:type="dxa"/>
+            <w:tcW w:w="7734" w:type="dxa"/>
             <w:vAlign w:val="top"/>
           </w:tcPr>
           <w:p>
@@ -20760,7 +20760,7 @@
         </w:trPr>
         <w:tc>
           <w:tcPr>
-            <w:tcW w:w="2240" w:type="dxa"/>
+            <w:tcW w:w="2346" w:type="dxa"/>
             <w:vAlign w:val="top"/>
           </w:tcPr>
           <w:p>
@@ -20815,7 +20815,7 @@
         </w:tc>
         <w:tc>
           <w:tcPr>
-            <w:tcW w:w="7840" w:type="dxa"/>
+            <w:tcW w:w="7734" w:type="dxa"/>
             <w:vAlign w:val="top"/>
           </w:tcPr>
           <w:p>
@@ -20835,7 +20835,7 @@
         </w:trPr>
         <w:tc>
           <w:tcPr>
-            <w:tcW w:w="2240" w:type="dxa"/>
+            <w:tcW w:w="2346" w:type="dxa"/>
             <w:vAlign w:val="top"/>
           </w:tcPr>
           <w:p>
@@ -20870,7 +20870,7 @@
         </w:tc>
         <w:tc>
           <w:tcPr>
-            <w:tcW w:w="7840" w:type="dxa"/>
+            <w:tcW w:w="7734" w:type="dxa"/>
             <w:vAlign w:val="top"/>
           </w:tcPr>
           <w:p>
@@ -22847,10 +22847,10 @@
         </w:tblCellMar>
       </w:tblPr>
       <w:tblGrid>
-        <w:gridCol w:w="681"/>
-        <w:gridCol w:w="3042"/>
-        <w:gridCol w:w="3178"/>
-        <w:gridCol w:w="3179"/>
+        <w:gridCol w:w="1078"/>
+        <w:gridCol w:w="3133"/>
+        <w:gridCol w:w="3302"/>
+        <w:gridCol w:w="2567"/>
       </w:tblGrid>
       <w:tr>
         <w:trPr>
@@ -22858,7 +22858,7 @@
         </w:trPr>
         <w:tc>
           <w:tcPr>
-            <w:tcW w:w="681" w:type="dxa"/>
+            <w:tcW w:w="1078" w:type="dxa"/>
             <w:shd w:val="clear" w:color="auto" w:fill="1B4A78"/>
             <w:vAlign w:val="top"/>
           </w:tcPr>
@@ -22877,7 +22877,7 @@
         </w:tc>
         <w:tc>
           <w:tcPr>
-            <w:tcW w:w="3042" w:type="dxa"/>
+            <w:tcW w:w="3133" w:type="dxa"/>
             <w:shd w:val="clear" w:color="auto" w:fill="1B4A78"/>
             <w:vAlign w:val="top"/>
           </w:tcPr>
@@ -22896,7 +22896,7 @@
         </w:tc>
         <w:tc>
           <w:tcPr>
-            <w:tcW w:w="3178" w:type="dxa"/>
+            <w:tcW w:w="3302" w:type="dxa"/>
             <w:shd w:val="clear" w:color="auto" w:fill="1B4A78"/>
             <w:vAlign w:val="top"/>
           </w:tcPr>
@@ -22915,7 +22915,7 @@
         </w:tc>
         <w:tc>
           <w:tcPr>
-            <w:tcW w:w="3179" w:type="dxa"/>
+            <w:tcW w:w="2567" w:type="dxa"/>
             <w:shd w:val="clear" w:color="auto" w:fill="1B4A78"/>
             <w:vAlign w:val="top"/>
           </w:tcPr>
@@ -22939,7 +22939,7 @@
         </w:trPr>
         <w:tc>
           <w:tcPr>
-            <w:tcW w:w="681" w:type="dxa"/>
+            <w:tcW w:w="1078" w:type="dxa"/>
             <w:vAlign w:val="top"/>
           </w:tcPr>
           <w:p>
@@ -22956,7 +22956,7 @@
         </w:tc>
         <w:tc>
           <w:tcPr>
-            <w:tcW w:w="3042" w:type="dxa"/>
+            <w:tcW w:w="3133" w:type="dxa"/>
             <w:vAlign w:val="top"/>
           </w:tcPr>
           <w:p>
@@ -22983,7 +22983,7 @@
         </w:tc>
         <w:tc>
           <w:tcPr>
-            <w:tcW w:w="3178" w:type="dxa"/>
+            <w:tcW w:w="3302" w:type="dxa"/>
             <w:vAlign w:val="top"/>
           </w:tcPr>
           <w:p>
@@ -23008,7 +23008,7 @@
         </w:tc>
         <w:tc>
           <w:tcPr>
-            <w:tcW w:w="3179" w:type="dxa"/>
+            <w:tcW w:w="2567" w:type="dxa"/>
             <w:vAlign w:val="top"/>
           </w:tcPr>
           <w:p>
@@ -23038,7 +23038,7 @@
         </w:trPr>
         <w:tc>
           <w:tcPr>
-            <w:tcW w:w="681" w:type="dxa"/>
+            <w:tcW w:w="1078" w:type="dxa"/>
             <w:vAlign w:val="top"/>
           </w:tcPr>
           <w:p>
@@ -23055,7 +23055,7 @@
         </w:tc>
         <w:tc>
           <w:tcPr>
-            <w:tcW w:w="3042" w:type="dxa"/>
+            <w:tcW w:w="3133" w:type="dxa"/>
             <w:vAlign w:val="top"/>
           </w:tcPr>
           <w:p>
@@ -23094,7 +23094,7 @@
         </w:tc>
         <w:tc>
           <w:tcPr>
-            <w:tcW w:w="3178" w:type="dxa"/>
+            <w:tcW w:w="3302" w:type="dxa"/>
             <w:vAlign w:val="top"/>
           </w:tcPr>
           <w:p>
@@ -23135,7 +23135,7 @@
         </w:tc>
         <w:tc>
           <w:tcPr>
-            <w:tcW w:w="3179" w:type="dxa"/>
+            <w:tcW w:w="2567" w:type="dxa"/>
             <w:vAlign w:val="top"/>
           </w:tcPr>
           <w:p>
@@ -23161,7 +23161,7 @@
         </w:trPr>
         <w:tc>
           <w:tcPr>
-            <w:tcW w:w="681" w:type="dxa"/>
+            <w:tcW w:w="1078" w:type="dxa"/>
             <w:vAlign w:val="top"/>
           </w:tcPr>
           <w:p>
@@ -23178,7 +23178,7 @@
         </w:tc>
         <w:tc>
           <w:tcPr>
-            <w:tcW w:w="3042" w:type="dxa"/>
+            <w:tcW w:w="3133" w:type="dxa"/>
             <w:vAlign w:val="top"/>
           </w:tcPr>
           <w:p>
@@ -23193,7 +23193,7 @@
         </w:tc>
         <w:tc>
           <w:tcPr>
-            <w:tcW w:w="3178" w:type="dxa"/>
+            <w:tcW w:w="3302" w:type="dxa"/>
             <w:vAlign w:val="top"/>
           </w:tcPr>
           <w:p>
@@ -23216,7 +23216,7 @@
         </w:tc>
         <w:tc>
           <w:tcPr>
-            <w:tcW w:w="3179" w:type="dxa"/>
+            <w:tcW w:w="2567" w:type="dxa"/>
             <w:vAlign w:val="top"/>
           </w:tcPr>
           <w:p>
@@ -23242,7 +23242,7 @@
         </w:trPr>
         <w:tc>
           <w:tcPr>
-            <w:tcW w:w="681" w:type="dxa"/>
+            <w:tcW w:w="1078" w:type="dxa"/>
             <w:vAlign w:val="top"/>
           </w:tcPr>
           <w:p>
@@ -23259,7 +23259,7 @@
         </w:tc>
         <w:tc>
           <w:tcPr>
-            <w:tcW w:w="3042" w:type="dxa"/>
+            <w:tcW w:w="3133" w:type="dxa"/>
             <w:vAlign w:val="top"/>
           </w:tcPr>
           <w:p>
@@ -23290,7 +23290,7 @@
         </w:tc>
         <w:tc>
           <w:tcPr>
-            <w:tcW w:w="3178" w:type="dxa"/>
+            <w:tcW w:w="3302" w:type="dxa"/>
             <w:vAlign w:val="top"/>
           </w:tcPr>
           <w:p>
@@ -23305,7 +23305,7 @@
         </w:tc>
         <w:tc>
           <w:tcPr>
-            <w:tcW w:w="3179" w:type="dxa"/>
+            <w:tcW w:w="2567" w:type="dxa"/>
             <w:vAlign w:val="top"/>
           </w:tcPr>
           <w:p>
@@ -23331,7 +23331,7 @@
         </w:trPr>
         <w:tc>
           <w:tcPr>
-            <w:tcW w:w="681" w:type="dxa"/>
+            <w:tcW w:w="1078" w:type="dxa"/>
             <w:vAlign w:val="top"/>
           </w:tcPr>
           <w:p>
@@ -23348,7 +23348,7 @@
         </w:tc>
         <w:tc>
           <w:tcPr>
-            <w:tcW w:w="3042" w:type="dxa"/>
+            <w:tcW w:w="3133" w:type="dxa"/>
             <w:vAlign w:val="top"/>
           </w:tcPr>
           <w:p>
@@ -23363,7 +23363,7 @@
         </w:tc>
         <w:tc>
           <w:tcPr>
-            <w:tcW w:w="3178" w:type="dxa"/>
+            <w:tcW w:w="3302" w:type="dxa"/>
             <w:vAlign w:val="top"/>
           </w:tcPr>
           <w:p>
@@ -23388,7 +23388,7 @@
         </w:tc>
         <w:tc>
           <w:tcPr>
-            <w:tcW w:w="3179" w:type="dxa"/>
+            <w:tcW w:w="2567" w:type="dxa"/>
             <w:vAlign w:val="top"/>
           </w:tcPr>
           <w:p>
@@ -24685,9 +24685,9 @@
         </w:tblCellMar>
       </w:tblPr>
       <w:tblGrid>
-        <w:gridCol w:w="990"/>
-        <w:gridCol w:w="6300"/>
-        <w:gridCol w:w="2790"/>
+        <w:gridCol w:w="1395"/>
+        <w:gridCol w:w="5974"/>
+        <w:gridCol w:w="2711"/>
       </w:tblGrid>
       <w:tr>
         <w:trPr>
@@ -24695,7 +24695,7 @@
         </w:trPr>
         <w:tc>
           <w:tcPr>
-            <w:tcW w:w="990" w:type="dxa"/>
+            <w:tcW w:w="1395" w:type="dxa"/>
             <w:shd w:val="clear" w:color="auto" w:fill="1B4A78"/>
             <w:vAlign w:val="top"/>
           </w:tcPr>
@@ -24714,7 +24714,7 @@
         </w:tc>
         <w:tc>
           <w:tcPr>
-            <w:tcW w:w="6300" w:type="dxa"/>
+            <w:tcW w:w="5974" w:type="dxa"/>
             <w:shd w:val="clear" w:color="auto" w:fill="1B4A78"/>
             <w:vAlign w:val="top"/>
           </w:tcPr>
@@ -24733,7 +24733,7 @@
         </w:tc>
         <w:tc>
           <w:tcPr>
-            <w:tcW w:w="2790" w:type="dxa"/>
+            <w:tcW w:w="2711" w:type="dxa"/>
             <w:shd w:val="clear" w:color="auto" w:fill="1B4A78"/>
             <w:vAlign w:val="top"/>
           </w:tcPr>
@@ -24757,7 +24757,7 @@
         </w:trPr>
         <w:tc>
           <w:tcPr>
-            <w:tcW w:w="990" w:type="dxa"/>
+            <w:tcW w:w="1395" w:type="dxa"/>
             <w:vAlign w:val="top"/>
           </w:tcPr>
           <w:p>
@@ -24774,7 +24774,7 @@
         </w:tc>
         <w:tc>
           <w:tcPr>
-            <w:tcW w:w="6300" w:type="dxa"/>
+            <w:tcW w:w="5974" w:type="dxa"/>
             <w:vAlign w:val="top"/>
           </w:tcPr>
           <w:p>
@@ -24789,7 +24789,7 @@
         </w:tc>
         <w:tc>
           <w:tcPr>
-            <w:tcW w:w="2790" w:type="dxa"/>
+            <w:tcW w:w="2711" w:type="dxa"/>
             <w:vAlign w:val="top"/>
           </w:tcPr>
           <w:p>
@@ -24809,7 +24809,7 @@
         </w:trPr>
         <w:tc>
           <w:tcPr>
-            <w:tcW w:w="990" w:type="dxa"/>
+            <w:tcW w:w="1395" w:type="dxa"/>
             <w:vAlign w:val="top"/>
           </w:tcPr>
           <w:p>
@@ -24826,7 +24826,7 @@
         </w:tc>
         <w:tc>
           <w:tcPr>
-            <w:tcW w:w="6300" w:type="dxa"/>
+            <w:tcW w:w="5974" w:type="dxa"/>
             <w:vAlign w:val="top"/>
           </w:tcPr>
           <w:p>
@@ -24841,7 +24841,7 @@
         </w:tc>
         <w:tc>
           <w:tcPr>
-            <w:tcW w:w="2790" w:type="dxa"/>
+            <w:tcW w:w="2711" w:type="dxa"/>
             <w:vAlign w:val="top"/>
           </w:tcPr>
           <w:p>
@@ -24861,7 +24861,7 @@
         </w:trPr>
         <w:tc>
           <w:tcPr>
-            <w:tcW w:w="990" w:type="dxa"/>
+            <w:tcW w:w="1395" w:type="dxa"/>
             <w:vAlign w:val="top"/>
           </w:tcPr>
           <w:p>
@@ -24878,7 +24878,7 @@
         </w:tc>
         <w:tc>
           <w:tcPr>
-            <w:tcW w:w="6300" w:type="dxa"/>
+            <w:tcW w:w="5974" w:type="dxa"/>
             <w:vAlign w:val="top"/>
           </w:tcPr>
           <w:p>
@@ -24893,7 +24893,7 @@
         </w:tc>
         <w:tc>
           <w:tcPr>
-            <w:tcW w:w="2790" w:type="dxa"/>
+            <w:tcW w:w="2711" w:type="dxa"/>
             <w:vAlign w:val="top"/>
           </w:tcPr>
           <w:p>
@@ -27292,10 +27292,10 @@
         </w:tblCellMar>
       </w:tblPr>
       <w:tblGrid>
-        <w:gridCol w:w="266"/>
-        <w:gridCol w:w="2346"/>
-        <w:gridCol w:w="3733"/>
-        <w:gridCol w:w="3735"/>
+        <w:gridCol w:w="765"/>
+        <w:gridCol w:w="2445"/>
+        <w:gridCol w:w="3359"/>
+        <w:gridCol w:w="3511"/>
       </w:tblGrid>
       <w:tr>
         <w:trPr>
@@ -27303,7 +27303,7 @@
         </w:trPr>
         <w:tc>
           <w:tcPr>
-            <w:tcW w:w="266" w:type="dxa"/>
+            <w:tcW w:w="765" w:type="dxa"/>
             <w:shd w:val="clear" w:color="auto" w:fill="1B4A78"/>
             <w:vAlign w:val="top"/>
           </w:tcPr>
@@ -27322,7 +27322,7 @@
         </w:tc>
         <w:tc>
           <w:tcPr>
-            <w:tcW w:w="2346" w:type="dxa"/>
+            <w:tcW w:w="2445" w:type="dxa"/>
             <w:shd w:val="clear" w:color="auto" w:fill="1B4A78"/>
             <w:vAlign w:val="top"/>
           </w:tcPr>
@@ -27341,7 +27341,7 @@
         </w:tc>
         <w:tc>
           <w:tcPr>
-            <w:tcW w:w="3733" w:type="dxa"/>
+            <w:tcW w:w="3359" w:type="dxa"/>
             <w:shd w:val="clear" w:color="auto" w:fill="1B4A78"/>
             <w:vAlign w:val="top"/>
           </w:tcPr>
@@ -27360,7 +27360,7 @@
         </w:tc>
         <w:tc>
           <w:tcPr>
-            <w:tcW w:w="3735" w:type="dxa"/>
+            <w:tcW w:w="3511" w:type="dxa"/>
             <w:shd w:val="clear" w:color="auto" w:fill="1B4A78"/>
             <w:vAlign w:val="top"/>
           </w:tcPr>
@@ -27384,7 +27384,7 @@
         </w:trPr>
         <w:tc>
           <w:tcPr>
-            <w:tcW w:w="266" w:type="dxa"/>
+            <w:tcW w:w="765" w:type="dxa"/>
             <w:vAlign w:val="top"/>
           </w:tcPr>
           <w:p>
@@ -27401,7 +27401,7 @@
         </w:tc>
         <w:tc>
           <w:tcPr>
-            <w:tcW w:w="2346" w:type="dxa"/>
+            <w:tcW w:w="2445" w:type="dxa"/>
             <w:vAlign w:val="top"/>
           </w:tcPr>
           <w:p>
@@ -27418,7 +27418,7 @@
         </w:tc>
         <w:tc>
           <w:tcPr>
-            <w:tcW w:w="3733" w:type="dxa"/>
+            <w:tcW w:w="3359" w:type="dxa"/>
             <w:vAlign w:val="top"/>
           </w:tcPr>
           <w:p>
@@ -27480,7 +27480,7 @@
         </w:tc>
         <w:tc>
           <w:tcPr>
-            <w:tcW w:w="3735" w:type="dxa"/>
+            <w:tcW w:w="3511" w:type="dxa"/>
             <w:vAlign w:val="top"/>
           </w:tcPr>
           <w:p>
@@ -27531,7 +27531,7 @@
         </w:trPr>
         <w:tc>
           <w:tcPr>
-            <w:tcW w:w="266" w:type="dxa"/>
+            <w:tcW w:w="765" w:type="dxa"/>
             <w:vAlign w:val="top"/>
           </w:tcPr>
           <w:p>
@@ -27548,7 +27548,7 @@
         </w:tc>
         <w:tc>
           <w:tcPr>
-            <w:tcW w:w="2346" w:type="dxa"/>
+            <w:tcW w:w="2445" w:type="dxa"/>
             <w:vAlign w:val="top"/>
           </w:tcPr>
           <w:p>
@@ -27565,7 +27565,7 @@
         </w:tc>
         <w:tc>
           <w:tcPr>
-            <w:tcW w:w="3733" w:type="dxa"/>
+            <w:tcW w:w="3359" w:type="dxa"/>
             <w:vAlign w:val="top"/>
           </w:tcPr>
           <w:p>
@@ -27597,7 +27597,7 @@
         </w:tc>
         <w:tc>
           <w:tcPr>
-            <w:tcW w:w="3735" w:type="dxa"/>
+            <w:tcW w:w="3511" w:type="dxa"/>
             <w:vAlign w:val="top"/>
           </w:tcPr>
           <w:p>
@@ -27617,7 +27617,7 @@
         </w:trPr>
         <w:tc>
           <w:tcPr>
-            <w:tcW w:w="266" w:type="dxa"/>
+            <w:tcW w:w="765" w:type="dxa"/>
             <w:vAlign w:val="top"/>
           </w:tcPr>
           <w:p>
@@ -27634,7 +27634,7 @@
         </w:tc>
         <w:tc>
           <w:tcPr>
-            <w:tcW w:w="2346" w:type="dxa"/>
+            <w:tcW w:w="2445" w:type="dxa"/>
             <w:vAlign w:val="top"/>
           </w:tcPr>
           <w:p>
@@ -27655,7 +27655,7 @@
         </w:tc>
         <w:tc>
           <w:tcPr>
-            <w:tcW w:w="3733" w:type="dxa"/>
+            <w:tcW w:w="3359" w:type="dxa"/>
             <w:vAlign w:val="top"/>
           </w:tcPr>
           <w:p>
@@ -27682,7 +27682,7 @@
         </w:tc>
         <w:tc>
           <w:tcPr>
-            <w:tcW w:w="3735" w:type="dxa"/>
+            <w:tcW w:w="3511" w:type="dxa"/>
             <w:vAlign w:val="top"/>
           </w:tcPr>
           <w:p>
@@ -27735,9 +27735,9 @@
         </w:tblCellMar>
       </w:tblPr>
       <w:tblGrid>
-        <w:gridCol w:w="2889"/>
-        <w:gridCol w:w="3225"/>
-        <w:gridCol w:w="3966"/>
+        <w:gridCol w:w="3001"/>
+        <w:gridCol w:w="3131"/>
+        <w:gridCol w:w="3948"/>
       </w:tblGrid>
       <w:tr>
         <w:trPr>
@@ -27745,7 +27745,7 @@
         </w:trPr>
         <w:tc>
           <w:tcPr>
-            <w:tcW w:w="2889" w:type="dxa"/>
+            <w:tcW w:w="3001" w:type="dxa"/>
             <w:shd w:val="clear" w:color="auto" w:fill="1B4A78"/>
             <w:vAlign w:val="top"/>
           </w:tcPr>
@@ -27764,7 +27764,7 @@
         </w:tc>
         <w:tc>
           <w:tcPr>
-            <w:tcW w:w="3225" w:type="dxa"/>
+            <w:tcW w:w="3131" w:type="dxa"/>
             <w:shd w:val="clear" w:color="auto" w:fill="1B4A78"/>
             <w:vAlign w:val="top"/>
           </w:tcPr>
@@ -27783,7 +27783,7 @@
         </w:tc>
         <w:tc>
           <w:tcPr>
-            <w:tcW w:w="3966" w:type="dxa"/>
+            <w:tcW w:w="3948" w:type="dxa"/>
             <w:shd w:val="clear" w:color="auto" w:fill="1B4A78"/>
             <w:vAlign w:val="top"/>
           </w:tcPr>
@@ -27807,7 +27807,7 @@
         </w:trPr>
         <w:tc>
           <w:tcPr>
-            <w:tcW w:w="2889" w:type="dxa"/>
+            <w:tcW w:w="3001" w:type="dxa"/>
             <w:vAlign w:val="top"/>
           </w:tcPr>
           <w:p>
@@ -27828,7 +27828,7 @@
         </w:tc>
         <w:tc>
           <w:tcPr>
-            <w:tcW w:w="3225" w:type="dxa"/>
+            <w:tcW w:w="3131" w:type="dxa"/>
             <w:vAlign w:val="top"/>
           </w:tcPr>
           <w:p>
@@ -27843,7 +27843,7 @@
         </w:tc>
         <w:tc>
           <w:tcPr>
-            <w:tcW w:w="3966" w:type="dxa"/>
+            <w:tcW w:w="3948" w:type="dxa"/>
             <w:vAlign w:val="top"/>
           </w:tcPr>
           <w:p>
@@ -27863,7 +27863,7 @@
         </w:trPr>
         <w:tc>
           <w:tcPr>
-            <w:tcW w:w="2889" w:type="dxa"/>
+            <w:tcW w:w="3001" w:type="dxa"/>
             <w:vAlign w:val="top"/>
           </w:tcPr>
           <w:p>
@@ -27884,7 +27884,7 @@
         </w:tc>
         <w:tc>
           <w:tcPr>
-            <w:tcW w:w="3225" w:type="dxa"/>
+            <w:tcW w:w="3131" w:type="dxa"/>
             <w:vAlign w:val="top"/>
           </w:tcPr>
           <w:p>
@@ -27899,7 +27899,7 @@
         </w:tc>
         <w:tc>
           <w:tcPr>
-            <w:tcW w:w="3966" w:type="dxa"/>
+            <w:tcW w:w="3948" w:type="dxa"/>
             <w:vAlign w:val="top"/>
           </w:tcPr>
           <w:p>
@@ -27919,7 +27919,7 @@
         </w:trPr>
         <w:tc>
           <w:tcPr>
-            <w:tcW w:w="2889" w:type="dxa"/>
+            <w:tcW w:w="3001" w:type="dxa"/>
             <w:vAlign w:val="top"/>
           </w:tcPr>
           <w:p>
@@ -27936,7 +27936,7 @@
         </w:tc>
         <w:tc>
           <w:tcPr>
-            <w:tcW w:w="3225" w:type="dxa"/>
+            <w:tcW w:w="3131" w:type="dxa"/>
             <w:vAlign w:val="top"/>
           </w:tcPr>
           <w:p>
@@ -27951,7 +27951,7 @@
         </w:tc>
         <w:tc>
           <w:tcPr>
-            <w:tcW w:w="3966" w:type="dxa"/>
+            <w:tcW w:w="3948" w:type="dxa"/>
             <w:vAlign w:val="top"/>
           </w:tcPr>
           <w:p>
@@ -27971,7 +27971,7 @@
         </w:trPr>
         <w:tc>
           <w:tcPr>
-            <w:tcW w:w="2889" w:type="dxa"/>
+            <w:tcW w:w="3001" w:type="dxa"/>
             <w:vAlign w:val="top"/>
           </w:tcPr>
           <w:p>
@@ -27992,7 +27992,7 @@
         </w:tc>
         <w:tc>
           <w:tcPr>
-            <w:tcW w:w="3225" w:type="dxa"/>
+            <w:tcW w:w="3131" w:type="dxa"/>
             <w:vAlign w:val="top"/>
           </w:tcPr>
           <w:p>
@@ -28007,7 +28007,7 @@
         </w:tc>
         <w:tc>
           <w:tcPr>
-            <w:tcW w:w="3966" w:type="dxa"/>
+            <w:tcW w:w="3948" w:type="dxa"/>
             <w:vAlign w:val="top"/>
           </w:tcPr>
           <w:p>
@@ -31395,15 +31395,15 @@
         </w:tblCellMar>
       </w:tblPr>
       <w:tblGrid>
-        <w:gridCol w:w="466"/>
-        <w:gridCol w:w="466"/>
-        <w:gridCol w:w="560"/>
-        <w:gridCol w:w="1120"/>
-        <w:gridCol w:w="3080"/>
-        <w:gridCol w:w="840"/>
-        <w:gridCol w:w="466"/>
-        <w:gridCol w:w="2240"/>
-        <w:gridCol w:w="842"/>
+        <w:gridCol w:w="765"/>
+        <w:gridCol w:w="660"/>
+        <w:gridCol w:w="870"/>
+        <w:gridCol w:w="1053"/>
+        <w:gridCol w:w="2111"/>
+        <w:gridCol w:w="1185"/>
+        <w:gridCol w:w="765"/>
+        <w:gridCol w:w="1676"/>
+        <w:gridCol w:w="995"/>
       </w:tblGrid>
       <w:tr>
         <w:trPr>
@@ -31411,7 +31411,7 @@
         </w:trPr>
         <w:tc>
           <w:tcPr>
-            <w:tcW w:w="466" w:type="dxa"/>
+            <w:tcW w:w="765" w:type="dxa"/>
             <w:shd w:val="clear" w:color="auto" w:fill="1B4A78"/>
             <w:vAlign w:val="top"/>
           </w:tcPr>
@@ -31430,7 +31430,7 @@
         </w:tc>
         <w:tc>
           <w:tcPr>
-            <w:tcW w:w="466" w:type="dxa"/>
+            <w:tcW w:w="660" w:type="dxa"/>
             <w:shd w:val="clear" w:color="auto" w:fill="1B4A78"/>
             <w:vAlign w:val="top"/>
           </w:tcPr>
@@ -31449,7 +31449,7 @@
         </w:tc>
         <w:tc>
           <w:tcPr>
-            <w:tcW w:w="560" w:type="dxa"/>
+            <w:tcW w:w="870" w:type="dxa"/>
             <w:shd w:val="clear" w:color="auto" w:fill="1B4A78"/>
             <w:vAlign w:val="top"/>
           </w:tcPr>
@@ -31468,7 +31468,7 @@
         </w:tc>
         <w:tc>
           <w:tcPr>
-            <w:tcW w:w="1120" w:type="dxa"/>
+            <w:tcW w:w="1053" w:type="dxa"/>
             <w:shd w:val="clear" w:color="auto" w:fill="1B4A78"/>
             <w:vAlign w:val="top"/>
           </w:tcPr>
@@ -31487,7 +31487,7 @@
         </w:tc>
         <w:tc>
           <w:tcPr>
-            <w:tcW w:w="3080" w:type="dxa"/>
+            <w:tcW w:w="2111" w:type="dxa"/>
             <w:shd w:val="clear" w:color="auto" w:fill="1B4A78"/>
             <w:vAlign w:val="top"/>
           </w:tcPr>
@@ -31506,7 +31506,7 @@
         </w:tc>
         <w:tc>
           <w:tcPr>
-            <w:tcW w:w="840" w:type="dxa"/>
+            <w:tcW w:w="1185" w:type="dxa"/>
             <w:shd w:val="clear" w:color="auto" w:fill="1B4A78"/>
             <w:vAlign w:val="top"/>
           </w:tcPr>
@@ -31525,7 +31525,7 @@
         </w:tc>
         <w:tc>
           <w:tcPr>
-            <w:tcW w:w="466" w:type="dxa"/>
+            <w:tcW w:w="765" w:type="dxa"/>
             <w:shd w:val="clear" w:color="auto" w:fill="1B4A78"/>
             <w:vAlign w:val="top"/>
           </w:tcPr>
@@ -31544,7 +31544,7 @@
         </w:tc>
         <w:tc>
           <w:tcPr>
-            <w:tcW w:w="2240" w:type="dxa"/>
+            <w:tcW w:w="1676" w:type="dxa"/>
             <w:shd w:val="clear" w:color="auto" w:fill="1B4A78"/>
             <w:vAlign w:val="top"/>
           </w:tcPr>
@@ -31563,7 +31563,7 @@
         </w:tc>
         <w:tc>
           <w:tcPr>
-            <w:tcW w:w="842" w:type="dxa"/>
+            <w:tcW w:w="995" w:type="dxa"/>
             <w:shd w:val="clear" w:color="auto" w:fill="1B4A78"/>
             <w:vAlign w:val="top"/>
           </w:tcPr>
@@ -31587,7 +31587,7 @@
         </w:trPr>
         <w:tc>
           <w:tcPr>
-            <w:tcW w:w="466" w:type="dxa"/>
+            <w:tcW w:w="765" w:type="dxa"/>
             <w:vAlign w:val="top"/>
           </w:tcPr>
           <w:p>
@@ -31602,84 +31602,84 @@
         </w:tc>
         <w:tc>
           <w:tcPr>
-            <w:tcW w:w="466" w:type="dxa"/>
-            <w:vAlign w:val="top"/>
-          </w:tcPr>
-          <w:p>
-            <w:pPr>
-              <w:pStyle w:val="TableText"/>
-            </w:pPr>
-          </w:p>
-        </w:tc>
-        <w:tc>
-          <w:tcPr>
-            <w:tcW w:w="560" w:type="dxa"/>
-            <w:vAlign w:val="top"/>
-          </w:tcPr>
-          <w:p>
-            <w:pPr>
-              <w:pStyle w:val="TableText"/>
-            </w:pPr>
-          </w:p>
-        </w:tc>
-        <w:tc>
-          <w:tcPr>
-            <w:tcW w:w="1120" w:type="dxa"/>
-            <w:vAlign w:val="top"/>
-          </w:tcPr>
-          <w:p>
-            <w:pPr>
-              <w:pStyle w:val="TableText"/>
-            </w:pPr>
-          </w:p>
-        </w:tc>
-        <w:tc>
-          <w:tcPr>
-            <w:tcW w:w="3080" w:type="dxa"/>
-            <w:vAlign w:val="top"/>
-          </w:tcPr>
-          <w:p>
-            <w:pPr>
-              <w:pStyle w:val="TableText"/>
-            </w:pPr>
-          </w:p>
-        </w:tc>
-        <w:tc>
-          <w:tcPr>
-            <w:tcW w:w="840" w:type="dxa"/>
-            <w:vAlign w:val="top"/>
-          </w:tcPr>
-          <w:p>
-            <w:pPr>
-              <w:pStyle w:val="TableText"/>
-            </w:pPr>
-          </w:p>
-        </w:tc>
-        <w:tc>
-          <w:tcPr>
-            <w:tcW w:w="466" w:type="dxa"/>
-            <w:vAlign w:val="top"/>
-          </w:tcPr>
-          <w:p>
-            <w:pPr>
-              <w:pStyle w:val="TableText"/>
-            </w:pPr>
-          </w:p>
-        </w:tc>
-        <w:tc>
-          <w:tcPr>
-            <w:tcW w:w="2240" w:type="dxa"/>
-            <w:vAlign w:val="top"/>
-          </w:tcPr>
-          <w:p>
-            <w:pPr>
-              <w:pStyle w:val="TableText"/>
-            </w:pPr>
-          </w:p>
-        </w:tc>
-        <w:tc>
-          <w:tcPr>
-            <w:tcW w:w="842" w:type="dxa"/>
+            <w:tcW w:w="660" w:type="dxa"/>
+            <w:vAlign w:val="top"/>
+          </w:tcPr>
+          <w:p>
+            <w:pPr>
+              <w:pStyle w:val="TableText"/>
+            </w:pPr>
+          </w:p>
+        </w:tc>
+        <w:tc>
+          <w:tcPr>
+            <w:tcW w:w="870" w:type="dxa"/>
+            <w:vAlign w:val="top"/>
+          </w:tcPr>
+          <w:p>
+            <w:pPr>
+              <w:pStyle w:val="TableText"/>
+            </w:pPr>
+          </w:p>
+        </w:tc>
+        <w:tc>
+          <w:tcPr>
+            <w:tcW w:w="1053" w:type="dxa"/>
+            <w:vAlign w:val="top"/>
+          </w:tcPr>
+          <w:p>
+            <w:pPr>
+              <w:pStyle w:val="TableText"/>
+            </w:pPr>
+          </w:p>
+        </w:tc>
+        <w:tc>
+          <w:tcPr>
+            <w:tcW w:w="2111" w:type="dxa"/>
+            <w:vAlign w:val="top"/>
+          </w:tcPr>
+          <w:p>
+            <w:pPr>
+              <w:pStyle w:val="TableText"/>
+            </w:pPr>
+          </w:p>
+        </w:tc>
+        <w:tc>
+          <w:tcPr>
+            <w:tcW w:w="1185" w:type="dxa"/>
+            <w:vAlign w:val="top"/>
+          </w:tcPr>
+          <w:p>
+            <w:pPr>
+              <w:pStyle w:val="TableText"/>
+            </w:pPr>
+          </w:p>
+        </w:tc>
+        <w:tc>
+          <w:tcPr>
+            <w:tcW w:w="765" w:type="dxa"/>
+            <w:vAlign w:val="top"/>
+          </w:tcPr>
+          <w:p>
+            <w:pPr>
+              <w:pStyle w:val="TableText"/>
+            </w:pPr>
+          </w:p>
+        </w:tc>
+        <w:tc>
+          <w:tcPr>
+            <w:tcW w:w="1676" w:type="dxa"/>
+            <w:vAlign w:val="top"/>
+          </w:tcPr>
+          <w:p>
+            <w:pPr>
+              <w:pStyle w:val="TableText"/>
+            </w:pPr>
+          </w:p>
+        </w:tc>
+        <w:tc>
+          <w:tcPr>
+            <w:tcW w:w="995" w:type="dxa"/>
             <w:vAlign w:val="top"/>
           </w:tcPr>
           <w:p>
@@ -31910,8 +31910,8 @@
         </w:tblCellMar>
       </w:tblPr>
       <w:tblGrid>
-        <w:gridCol w:w="1475"/>
-        <w:gridCol w:w="8605"/>
+        <w:gridCol w:w="1499"/>
+        <w:gridCol w:w="8581"/>
       </w:tblGrid>
       <w:tr>
         <w:trPr>
@@ -31919,7 +31919,7 @@
         </w:trPr>
         <w:tc>
           <w:tcPr>
-            <w:tcW w:w="1475" w:type="dxa"/>
+            <w:tcW w:w="1499" w:type="dxa"/>
             <w:shd w:val="clear" w:color="auto" w:fill="1B4A78"/>
             <w:vAlign w:val="top"/>
           </w:tcPr>
@@ -31938,7 +31938,7 @@
         </w:tc>
         <w:tc>
           <w:tcPr>
-            <w:tcW w:w="8605" w:type="dxa"/>
+            <w:tcW w:w="8581" w:type="dxa"/>
             <w:shd w:val="clear" w:color="auto" w:fill="1B4A78"/>
             <w:vAlign w:val="top"/>
           </w:tcPr>
@@ -31962,7 +31962,7 @@
         </w:trPr>
         <w:tc>
           <w:tcPr>
-            <w:tcW w:w="1475" w:type="dxa"/>
+            <w:tcW w:w="1499" w:type="dxa"/>
             <w:vAlign w:val="top"/>
           </w:tcPr>
           <w:p>
@@ -31979,7 +31979,7 @@
         </w:tc>
         <w:tc>
           <w:tcPr>
-            <w:tcW w:w="8605" w:type="dxa"/>
+            <w:tcW w:w="8581" w:type="dxa"/>
             <w:vAlign w:val="top"/>
           </w:tcPr>
           <w:p>
@@ -31999,7 +31999,7 @@
         </w:trPr>
         <w:tc>
           <w:tcPr>
-            <w:tcW w:w="1475" w:type="dxa"/>
+            <w:tcW w:w="1499" w:type="dxa"/>
             <w:vAlign w:val="top"/>
           </w:tcPr>
           <w:p>
@@ -32016,7 +32016,7 @@
         </w:tc>
         <w:tc>
           <w:tcPr>
-            <w:tcW w:w="8605" w:type="dxa"/>
+            <w:tcW w:w="8581" w:type="dxa"/>
             <w:vAlign w:val="top"/>
           </w:tcPr>
           <w:p>
@@ -32036,7 +32036,7 @@
         </w:trPr>
         <w:tc>
           <w:tcPr>
-            <w:tcW w:w="1475" w:type="dxa"/>
+            <w:tcW w:w="1499" w:type="dxa"/>
             <w:vAlign w:val="top"/>
           </w:tcPr>
           <w:p>
@@ -32053,7 +32053,7 @@
         </w:tc>
         <w:tc>
           <w:tcPr>
-            <w:tcW w:w="8605" w:type="dxa"/>
+            <w:tcW w:w="8581" w:type="dxa"/>
             <w:vAlign w:val="top"/>
           </w:tcPr>
           <w:p>
@@ -32073,7 +32073,7 @@
         </w:trPr>
         <w:tc>
           <w:tcPr>
-            <w:tcW w:w="1475" w:type="dxa"/>
+            <w:tcW w:w="1499" w:type="dxa"/>
             <w:vAlign w:val="top"/>
           </w:tcPr>
           <w:p>
@@ -32090,7 +32090,7 @@
         </w:tc>
         <w:tc>
           <w:tcPr>
-            <w:tcW w:w="8605" w:type="dxa"/>
+            <w:tcW w:w="8581" w:type="dxa"/>
             <w:vAlign w:val="top"/>
           </w:tcPr>
           <w:p>
@@ -32110,7 +32110,7 @@
         </w:trPr>
         <w:tc>
           <w:tcPr>
-            <w:tcW w:w="1475" w:type="dxa"/>
+            <w:tcW w:w="1499" w:type="dxa"/>
             <w:vAlign w:val="top"/>
           </w:tcPr>
           <w:p>
@@ -32127,7 +32127,7 @@
         </w:tc>
         <w:tc>
           <w:tcPr>
-            <w:tcW w:w="8605" w:type="dxa"/>
+            <w:tcW w:w="8581" w:type="dxa"/>
             <w:vAlign w:val="top"/>
           </w:tcPr>
           <w:p>
@@ -32147,7 +32147,7 @@
         </w:trPr>
         <w:tc>
           <w:tcPr>
-            <w:tcW w:w="1475" w:type="dxa"/>
+            <w:tcW w:w="1499" w:type="dxa"/>
             <w:vAlign w:val="top"/>
           </w:tcPr>
           <w:p>
@@ -32164,7 +32164,7 @@
         </w:tc>
         <w:tc>
           <w:tcPr>
-            <w:tcW w:w="8605" w:type="dxa"/>
+            <w:tcW w:w="8581" w:type="dxa"/>
             <w:vAlign w:val="top"/>
           </w:tcPr>
           <w:p>
@@ -32184,7 +32184,7 @@
         </w:trPr>
         <w:tc>
           <w:tcPr>
-            <w:tcW w:w="1475" w:type="dxa"/>
+            <w:tcW w:w="1499" w:type="dxa"/>
             <w:vAlign w:val="top"/>
           </w:tcPr>
           <w:p>
@@ -32201,7 +32201,7 @@
         </w:tc>
         <w:tc>
           <w:tcPr>
-            <w:tcW w:w="8605" w:type="dxa"/>
+            <w:tcW w:w="8581" w:type="dxa"/>
             <w:vAlign w:val="top"/>
           </w:tcPr>
           <w:p>
@@ -32221,7 +32221,7 @@
         </w:trPr>
         <w:tc>
           <w:tcPr>
-            <w:tcW w:w="1475" w:type="dxa"/>
+            <w:tcW w:w="1499" w:type="dxa"/>
             <w:vAlign w:val="top"/>
           </w:tcPr>
           <w:p>
@@ -32238,7 +32238,7 @@
         </w:tc>
         <w:tc>
           <w:tcPr>
-            <w:tcW w:w="8605" w:type="dxa"/>
+            <w:tcW w:w="8581" w:type="dxa"/>
             <w:vAlign w:val="top"/>
           </w:tcPr>
           <w:p>
@@ -32258,7 +32258,7 @@
         </w:trPr>
         <w:tc>
           <w:tcPr>
-            <w:tcW w:w="1475" w:type="dxa"/>
+            <w:tcW w:w="1499" w:type="dxa"/>
             <w:vAlign w:val="top"/>
           </w:tcPr>
           <w:p>
@@ -32275,7 +32275,7 @@
         </w:tc>
         <w:tc>
           <w:tcPr>
-            <w:tcW w:w="8605" w:type="dxa"/>
+            <w:tcW w:w="8581" w:type="dxa"/>
             <w:vAlign w:val="top"/>
           </w:tcPr>
           <w:p>
@@ -32295,7 +32295,7 @@
         </w:trPr>
         <w:tc>
           <w:tcPr>
-            <w:tcW w:w="1475" w:type="dxa"/>
+            <w:tcW w:w="1499" w:type="dxa"/>
             <w:vAlign w:val="top"/>
           </w:tcPr>
           <w:p>
@@ -32312,7 +32312,7 @@
         </w:tc>
         <w:tc>
           <w:tcPr>
-            <w:tcW w:w="8605" w:type="dxa"/>
+            <w:tcW w:w="8581" w:type="dxa"/>
             <w:vAlign w:val="top"/>
           </w:tcPr>
           <w:p>

--- a/migration-governance/word/Governance-Guide.docx
+++ b/migration-governance/word/Governance-Guide.docx
@@ -402,9 +402,9 @@
         </w:tblCellMar>
       </w:tblPr>
       <w:tblGrid>
-        <w:gridCol w:w="1185"/>
-        <w:gridCol w:w="4763"/>
-        <w:gridCol w:w="4132"/>
+        <w:gridCol w:w="1275"/>
+        <w:gridCol w:w="4635"/>
+        <w:gridCol w:w="4170"/>
       </w:tblGrid>
       <w:tr>
         <w:trPr>
@@ -412,7 +412,7 @@
         </w:trPr>
         <w:tc>
           <w:tcPr>
-            <w:tcW w:w="1185" w:type="dxa"/>
+            <w:tcW w:w="1275" w:type="dxa"/>
             <w:shd w:val="clear" w:color="auto" w:fill="1B4A78"/>
             <w:vAlign w:val="top"/>
           </w:tcPr>
@@ -424,7 +424,7 @@
         </w:tc>
         <w:tc>
           <w:tcPr>
-            <w:tcW w:w="4763" w:type="dxa"/>
+            <w:tcW w:w="4635" w:type="dxa"/>
             <w:shd w:val="clear" w:color="auto" w:fill="1B4A78"/>
             <w:vAlign w:val="top"/>
           </w:tcPr>
@@ -443,7 +443,7 @@
         </w:tc>
         <w:tc>
           <w:tcPr>
-            <w:tcW w:w="4132" w:type="dxa"/>
+            <w:tcW w:w="4170" w:type="dxa"/>
             <w:shd w:val="clear" w:color="auto" w:fill="1B4A78"/>
             <w:vAlign w:val="top"/>
           </w:tcPr>
@@ -467,7 +467,7 @@
         </w:trPr>
         <w:tc>
           <w:tcPr>
-            <w:tcW w:w="1185" w:type="dxa"/>
+            <w:tcW w:w="1275" w:type="dxa"/>
             <w:vAlign w:val="top"/>
           </w:tcPr>
           <w:p>
@@ -484,7 +484,7 @@
         </w:tc>
         <w:tc>
           <w:tcPr>
-            <w:tcW w:w="4763" w:type="dxa"/>
+            <w:tcW w:w="4635" w:type="dxa"/>
             <w:vAlign w:val="top"/>
           </w:tcPr>
           <w:p>
@@ -499,7 +499,7 @@
         </w:tc>
         <w:tc>
           <w:tcPr>
-            <w:tcW w:w="4132" w:type="dxa"/>
+            <w:tcW w:w="4170" w:type="dxa"/>
             <w:vAlign w:val="top"/>
           </w:tcPr>
           <w:p>
@@ -519,7 +519,7 @@
         </w:trPr>
         <w:tc>
           <w:tcPr>
-            <w:tcW w:w="1185" w:type="dxa"/>
+            <w:tcW w:w="1275" w:type="dxa"/>
             <w:vAlign w:val="top"/>
           </w:tcPr>
           <w:p>
@@ -536,7 +536,7 @@
         </w:tc>
         <w:tc>
           <w:tcPr>
-            <w:tcW w:w="4763" w:type="dxa"/>
+            <w:tcW w:w="4635" w:type="dxa"/>
             <w:vAlign w:val="top"/>
           </w:tcPr>
           <w:p>
@@ -551,7 +551,7 @@
         </w:tc>
         <w:tc>
           <w:tcPr>
-            <w:tcW w:w="4132" w:type="dxa"/>
+            <w:tcW w:w="4170" w:type="dxa"/>
             <w:vAlign w:val="top"/>
           </w:tcPr>
           <w:p>
@@ -571,7 +571,7 @@
         </w:trPr>
         <w:tc>
           <w:tcPr>
-            <w:tcW w:w="1185" w:type="dxa"/>
+            <w:tcW w:w="1275" w:type="dxa"/>
             <w:vAlign w:val="top"/>
           </w:tcPr>
           <w:p>
@@ -588,7 +588,7 @@
         </w:tc>
         <w:tc>
           <w:tcPr>
-            <w:tcW w:w="4763" w:type="dxa"/>
+            <w:tcW w:w="4635" w:type="dxa"/>
             <w:vAlign w:val="top"/>
           </w:tcPr>
           <w:p>
@@ -603,7 +603,7 @@
         </w:tc>
         <w:tc>
           <w:tcPr>
-            <w:tcW w:w="4132" w:type="dxa"/>
+            <w:tcW w:w="4170" w:type="dxa"/>
             <w:vAlign w:val="top"/>
           </w:tcPr>
           <w:p>
@@ -623,7 +623,7 @@
         </w:trPr>
         <w:tc>
           <w:tcPr>
-            <w:tcW w:w="1185" w:type="dxa"/>
+            <w:tcW w:w="1275" w:type="dxa"/>
             <w:vAlign w:val="top"/>
           </w:tcPr>
           <w:p>
@@ -640,7 +640,7 @@
         </w:tc>
         <w:tc>
           <w:tcPr>
-            <w:tcW w:w="4763" w:type="dxa"/>
+            <w:tcW w:w="4635" w:type="dxa"/>
             <w:vAlign w:val="top"/>
           </w:tcPr>
           <w:p>
@@ -655,7 +655,7 @@
         </w:tc>
         <w:tc>
           <w:tcPr>
-            <w:tcW w:w="4132" w:type="dxa"/>
+            <w:tcW w:w="4170" w:type="dxa"/>
             <w:vAlign w:val="top"/>
           </w:tcPr>
           <w:p>
@@ -1152,8 +1152,8 @@
         </w:tblCellMar>
       </w:tblPr>
       <w:tblGrid>
-        <w:gridCol w:w="1692"/>
-        <w:gridCol w:w="8388"/>
+        <w:gridCol w:w="1769"/>
+        <w:gridCol w:w="8311"/>
       </w:tblGrid>
       <w:tr>
         <w:trPr>
@@ -1161,7 +1161,7 @@
         </w:trPr>
         <w:tc>
           <w:tcPr>
-            <w:tcW w:w="1692" w:type="dxa"/>
+            <w:tcW w:w="1769" w:type="dxa"/>
             <w:shd w:val="clear" w:color="auto" w:fill="1B4A78"/>
             <w:vAlign w:val="top"/>
           </w:tcPr>
@@ -1180,7 +1180,7 @@
         </w:tc>
         <w:tc>
           <w:tcPr>
-            <w:tcW w:w="8388" w:type="dxa"/>
+            <w:tcW w:w="8311" w:type="dxa"/>
             <w:shd w:val="clear" w:color="auto" w:fill="1B4A78"/>
             <w:vAlign w:val="top"/>
           </w:tcPr>
@@ -1204,7 +1204,7 @@
         </w:trPr>
         <w:tc>
           <w:tcPr>
-            <w:tcW w:w="1692" w:type="dxa"/>
+            <w:tcW w:w="1769" w:type="dxa"/>
             <w:vAlign w:val="top"/>
           </w:tcPr>
           <w:p>
@@ -1221,7 +1221,7 @@
         </w:tc>
         <w:tc>
           <w:tcPr>
-            <w:tcW w:w="8388" w:type="dxa"/>
+            <w:tcW w:w="8311" w:type="dxa"/>
             <w:vAlign w:val="top"/>
           </w:tcPr>
           <w:p>
@@ -1241,7 +1241,7 @@
         </w:trPr>
         <w:tc>
           <w:tcPr>
-            <w:tcW w:w="1692" w:type="dxa"/>
+            <w:tcW w:w="1769" w:type="dxa"/>
             <w:vAlign w:val="top"/>
           </w:tcPr>
           <w:p>
@@ -1258,7 +1258,7 @@
         </w:tc>
         <w:tc>
           <w:tcPr>
-            <w:tcW w:w="8388" w:type="dxa"/>
+            <w:tcW w:w="8311" w:type="dxa"/>
             <w:vAlign w:val="top"/>
           </w:tcPr>
           <w:p>
@@ -1288,7 +1288,7 @@
         </w:trPr>
         <w:tc>
           <w:tcPr>
-            <w:tcW w:w="1692" w:type="dxa"/>
+            <w:tcW w:w="1769" w:type="dxa"/>
             <w:vAlign w:val="top"/>
           </w:tcPr>
           <w:p>
@@ -1305,7 +1305,7 @@
         </w:tc>
         <w:tc>
           <w:tcPr>
-            <w:tcW w:w="8388" w:type="dxa"/>
+            <w:tcW w:w="8311" w:type="dxa"/>
             <w:vAlign w:val="top"/>
           </w:tcPr>
           <w:p>
@@ -1325,7 +1325,7 @@
         </w:trPr>
         <w:tc>
           <w:tcPr>
-            <w:tcW w:w="1692" w:type="dxa"/>
+            <w:tcW w:w="1769" w:type="dxa"/>
             <w:vAlign w:val="top"/>
           </w:tcPr>
           <w:p>
@@ -1342,7 +1342,7 @@
         </w:tc>
         <w:tc>
           <w:tcPr>
-            <w:tcW w:w="8388" w:type="dxa"/>
+            <w:tcW w:w="8311" w:type="dxa"/>
             <w:vAlign w:val="top"/>
           </w:tcPr>
           <w:p>
@@ -1362,7 +1362,7 @@
         </w:trPr>
         <w:tc>
           <w:tcPr>
-            <w:tcW w:w="1692" w:type="dxa"/>
+            <w:tcW w:w="1769" w:type="dxa"/>
             <w:vAlign w:val="top"/>
           </w:tcPr>
           <w:p>
@@ -1379,7 +1379,7 @@
         </w:tc>
         <w:tc>
           <w:tcPr>
-            <w:tcW w:w="8388" w:type="dxa"/>
+            <w:tcW w:w="8311" w:type="dxa"/>
             <w:vAlign w:val="top"/>
           </w:tcPr>
           <w:p>
@@ -2362,11 +2362,11 @@
         </w:tblCellMar>
       </w:tblPr>
       <w:tblGrid>
-        <w:gridCol w:w="555"/>
-        <w:gridCol w:w="1939"/>
-        <w:gridCol w:w="3616"/>
-        <w:gridCol w:w="1340"/>
-        <w:gridCol w:w="2630"/>
+        <w:gridCol w:w="585"/>
+        <w:gridCol w:w="2073"/>
+        <w:gridCol w:w="3458"/>
+        <w:gridCol w:w="1410"/>
+        <w:gridCol w:w="2554"/>
       </w:tblGrid>
       <w:tr>
         <w:trPr>
@@ -2374,7 +2374,7 @@
         </w:trPr>
         <w:tc>
           <w:tcPr>
-            <w:tcW w:w="555" w:type="dxa"/>
+            <w:tcW w:w="585" w:type="dxa"/>
             <w:shd w:val="clear" w:color="auto" w:fill="1B4A78"/>
             <w:vAlign w:val="top"/>
           </w:tcPr>
@@ -2393,7 +2393,7 @@
         </w:tc>
         <w:tc>
           <w:tcPr>
-            <w:tcW w:w="1939" w:type="dxa"/>
+            <w:tcW w:w="2073" w:type="dxa"/>
             <w:shd w:val="clear" w:color="auto" w:fill="1B4A78"/>
             <w:vAlign w:val="top"/>
           </w:tcPr>
@@ -2412,7 +2412,7 @@
         </w:tc>
         <w:tc>
           <w:tcPr>
-            <w:tcW w:w="3616" w:type="dxa"/>
+            <w:tcW w:w="3458" w:type="dxa"/>
             <w:shd w:val="clear" w:color="auto" w:fill="1B4A78"/>
             <w:vAlign w:val="top"/>
           </w:tcPr>
@@ -2431,7 +2431,7 @@
         </w:tc>
         <w:tc>
           <w:tcPr>
-            <w:tcW w:w="1340" w:type="dxa"/>
+            <w:tcW w:w="1410" w:type="dxa"/>
             <w:shd w:val="clear" w:color="auto" w:fill="1B4A78"/>
             <w:vAlign w:val="top"/>
           </w:tcPr>
@@ -2450,7 +2450,7 @@
         </w:tc>
         <w:tc>
           <w:tcPr>
-            <w:tcW w:w="2630" w:type="dxa"/>
+            <w:tcW w:w="2554" w:type="dxa"/>
             <w:shd w:val="clear" w:color="auto" w:fill="1B4A78"/>
             <w:vAlign w:val="top"/>
           </w:tcPr>
@@ -2474,7 +2474,7 @@
         </w:trPr>
         <w:tc>
           <w:tcPr>
-            <w:tcW w:w="555" w:type="dxa"/>
+            <w:tcW w:w="585" w:type="dxa"/>
             <w:vAlign w:val="top"/>
           </w:tcPr>
           <w:p>
@@ -2491,7 +2491,7 @@
         </w:tc>
         <w:tc>
           <w:tcPr>
-            <w:tcW w:w="1939" w:type="dxa"/>
+            <w:tcW w:w="2073" w:type="dxa"/>
             <w:vAlign w:val="top"/>
           </w:tcPr>
           <w:p>
@@ -2506,7 +2506,7 @@
         </w:tc>
         <w:tc>
           <w:tcPr>
-            <w:tcW w:w="3616" w:type="dxa"/>
+            <w:tcW w:w="3458" w:type="dxa"/>
             <w:vAlign w:val="top"/>
           </w:tcPr>
           <w:p>
@@ -2521,7 +2521,7 @@
         </w:tc>
         <w:tc>
           <w:tcPr>
-            <w:tcW w:w="1340" w:type="dxa"/>
+            <w:tcW w:w="1410" w:type="dxa"/>
             <w:vAlign w:val="top"/>
           </w:tcPr>
           <w:p>
@@ -2536,7 +2536,7 @@
         </w:tc>
         <w:tc>
           <w:tcPr>
-            <w:tcW w:w="2630" w:type="dxa"/>
+            <w:tcW w:w="2554" w:type="dxa"/>
             <w:vAlign w:val="top"/>
           </w:tcPr>
           <w:p>
@@ -2562,7 +2562,7 @@
         </w:trPr>
         <w:tc>
           <w:tcPr>
-            <w:tcW w:w="555" w:type="dxa"/>
+            <w:tcW w:w="585" w:type="dxa"/>
             <w:vAlign w:val="top"/>
           </w:tcPr>
           <w:p>
@@ -2579,7 +2579,7 @@
         </w:tc>
         <w:tc>
           <w:tcPr>
-            <w:tcW w:w="1939" w:type="dxa"/>
+            <w:tcW w:w="2073" w:type="dxa"/>
             <w:vAlign w:val="top"/>
           </w:tcPr>
           <w:p>
@@ -2594,7 +2594,7 @@
         </w:tc>
         <w:tc>
           <w:tcPr>
-            <w:tcW w:w="3616" w:type="dxa"/>
+            <w:tcW w:w="3458" w:type="dxa"/>
             <w:vAlign w:val="top"/>
           </w:tcPr>
           <w:p>
@@ -2609,7 +2609,7 @@
         </w:tc>
         <w:tc>
           <w:tcPr>
-            <w:tcW w:w="1340" w:type="dxa"/>
+            <w:tcW w:w="1410" w:type="dxa"/>
             <w:vAlign w:val="top"/>
           </w:tcPr>
           <w:p>
@@ -2624,7 +2624,7 @@
         </w:tc>
         <w:tc>
           <w:tcPr>
-            <w:tcW w:w="2630" w:type="dxa"/>
+            <w:tcW w:w="2554" w:type="dxa"/>
             <w:vAlign w:val="top"/>
           </w:tcPr>
           <w:p>
@@ -2644,7 +2644,7 @@
         </w:trPr>
         <w:tc>
           <w:tcPr>
-            <w:tcW w:w="555" w:type="dxa"/>
+            <w:tcW w:w="585" w:type="dxa"/>
             <w:vAlign w:val="top"/>
           </w:tcPr>
           <w:p>
@@ -2661,7 +2661,7 @@
         </w:tc>
         <w:tc>
           <w:tcPr>
-            <w:tcW w:w="1939" w:type="dxa"/>
+            <w:tcW w:w="2073" w:type="dxa"/>
             <w:vAlign w:val="top"/>
           </w:tcPr>
           <w:p>
@@ -2676,7 +2676,7 @@
         </w:tc>
         <w:tc>
           <w:tcPr>
-            <w:tcW w:w="3616" w:type="dxa"/>
+            <w:tcW w:w="3458" w:type="dxa"/>
             <w:vAlign w:val="top"/>
           </w:tcPr>
           <w:p>
@@ -2691,7 +2691,7 @@
         </w:tc>
         <w:tc>
           <w:tcPr>
-            <w:tcW w:w="1340" w:type="dxa"/>
+            <w:tcW w:w="1410" w:type="dxa"/>
             <w:vAlign w:val="top"/>
           </w:tcPr>
           <w:p>
@@ -2708,7 +2708,7 @@
         </w:tc>
         <w:tc>
           <w:tcPr>
-            <w:tcW w:w="2630" w:type="dxa"/>
+            <w:tcW w:w="2554" w:type="dxa"/>
             <w:vAlign w:val="top"/>
           </w:tcPr>
           <w:p>
@@ -2728,7 +2728,7 @@
         </w:trPr>
         <w:tc>
           <w:tcPr>
-            <w:tcW w:w="555" w:type="dxa"/>
+            <w:tcW w:w="585" w:type="dxa"/>
             <w:vAlign w:val="top"/>
           </w:tcPr>
           <w:p>
@@ -2745,7 +2745,7 @@
         </w:tc>
         <w:tc>
           <w:tcPr>
-            <w:tcW w:w="1939" w:type="dxa"/>
+            <w:tcW w:w="2073" w:type="dxa"/>
             <w:vAlign w:val="top"/>
           </w:tcPr>
           <w:p>
@@ -2760,7 +2760,7 @@
         </w:tc>
         <w:tc>
           <w:tcPr>
-            <w:tcW w:w="3616" w:type="dxa"/>
+            <w:tcW w:w="3458" w:type="dxa"/>
             <w:vAlign w:val="top"/>
           </w:tcPr>
           <w:p>
@@ -2775,7 +2775,7 @@
         </w:tc>
         <w:tc>
           <w:tcPr>
-            <w:tcW w:w="1340" w:type="dxa"/>
+            <w:tcW w:w="1410" w:type="dxa"/>
             <w:vAlign w:val="top"/>
           </w:tcPr>
           <w:p>
@@ -2790,7 +2790,7 @@
         </w:tc>
         <w:tc>
           <w:tcPr>
-            <w:tcW w:w="2630" w:type="dxa"/>
+            <w:tcW w:w="2554" w:type="dxa"/>
             <w:vAlign w:val="top"/>
           </w:tcPr>
           <w:p>
@@ -2962,9 +2962,9 @@
         </w:tblCellMar>
       </w:tblPr>
       <w:tblGrid>
-        <w:gridCol w:w="1701"/>
-        <w:gridCol w:w="6860"/>
-        <w:gridCol w:w="1519"/>
+        <w:gridCol w:w="1751"/>
+        <w:gridCol w:w="6766"/>
+        <w:gridCol w:w="1563"/>
       </w:tblGrid>
       <w:tr>
         <w:trPr>
@@ -2972,7 +2972,7 @@
         </w:trPr>
         <w:tc>
           <w:tcPr>
-            <w:tcW w:w="1701" w:type="dxa"/>
+            <w:tcW w:w="1751" w:type="dxa"/>
             <w:shd w:val="clear" w:color="auto" w:fill="1B4A78"/>
             <w:vAlign w:val="top"/>
           </w:tcPr>
@@ -2991,7 +2991,7 @@
         </w:tc>
         <w:tc>
           <w:tcPr>
-            <w:tcW w:w="6860" w:type="dxa"/>
+            <w:tcW w:w="6766" w:type="dxa"/>
             <w:shd w:val="clear" w:color="auto" w:fill="1B4A78"/>
             <w:vAlign w:val="top"/>
           </w:tcPr>
@@ -3010,7 +3010,7 @@
         </w:tc>
         <w:tc>
           <w:tcPr>
-            <w:tcW w:w="1519" w:type="dxa"/>
+            <w:tcW w:w="1563" w:type="dxa"/>
             <w:shd w:val="clear" w:color="auto" w:fill="1B4A78"/>
             <w:vAlign w:val="top"/>
           </w:tcPr>
@@ -3034,7 +3034,7 @@
         </w:trPr>
         <w:tc>
           <w:tcPr>
-            <w:tcW w:w="1701" w:type="dxa"/>
+            <w:tcW w:w="1751" w:type="dxa"/>
             <w:vAlign w:val="top"/>
           </w:tcPr>
           <w:p>
@@ -3066,7 +3066,7 @@
         </w:tc>
         <w:tc>
           <w:tcPr>
-            <w:tcW w:w="6860" w:type="dxa"/>
+            <w:tcW w:w="6766" w:type="dxa"/>
             <w:vAlign w:val="top"/>
           </w:tcPr>
           <w:p>
@@ -3091,7 +3091,7 @@
         </w:tc>
         <w:tc>
           <w:tcPr>
-            <w:tcW w:w="1519" w:type="dxa"/>
+            <w:tcW w:w="1563" w:type="dxa"/>
             <w:vAlign w:val="top"/>
           </w:tcPr>
           <w:p>
@@ -3111,7 +3111,7 @@
         </w:trPr>
         <w:tc>
           <w:tcPr>
-            <w:tcW w:w="1701" w:type="dxa"/>
+            <w:tcW w:w="1751" w:type="dxa"/>
             <w:vAlign w:val="top"/>
           </w:tcPr>
           <w:p>
@@ -3143,7 +3143,7 @@
         </w:tc>
         <w:tc>
           <w:tcPr>
-            <w:tcW w:w="6860" w:type="dxa"/>
+            <w:tcW w:w="6766" w:type="dxa"/>
             <w:vAlign w:val="top"/>
           </w:tcPr>
           <w:p>
@@ -3168,7 +3168,7 @@
         </w:tc>
         <w:tc>
           <w:tcPr>
-            <w:tcW w:w="1519" w:type="dxa"/>
+            <w:tcW w:w="1563" w:type="dxa"/>
             <w:vAlign w:val="top"/>
           </w:tcPr>
           <w:p>
@@ -3199,7 +3199,7 @@
     </w:p>
     <w:tbl>
       <w:tblPr>
-        <w:tblW w:w="10600" w:type="dxa"/>
+        <w:tblW w:w="10080" w:type="dxa"/>
         <w:tblBorders>
           <w:top w:val="nil"/>
           <w:left w:val="nil"/>
@@ -3217,15 +3217,15 @@
         </w:tblCellMar>
       </w:tblPr>
       <w:tblGrid>
-        <w:gridCol w:w="1600"/>
+        <w:gridCol w:w="1496"/>
         <w:gridCol w:w="520"/>
-        <w:gridCol w:w="1600"/>
+        <w:gridCol w:w="1496"/>
         <w:gridCol w:w="520"/>
-        <w:gridCol w:w="1600"/>
+        <w:gridCol w:w="1496"/>
         <w:gridCol w:w="520"/>
-        <w:gridCol w:w="1600"/>
+        <w:gridCol w:w="1496"/>
         <w:gridCol w:w="520"/>
-        <w:gridCol w:w="1600"/>
+        <w:gridCol w:w="1496"/>
         <w:gridCol w:w="520"/>
       </w:tblGrid>
       <w:tr>
@@ -3234,7 +3234,7 @@
         </w:trPr>
         <w:tc>
           <w:tcPr>
-            <w:tcW w:w="1600" w:type="dxa"/>
+            <w:tcW w:w="1496" w:type="dxa"/>
             <w:tcBorders>
               <w:top w:val="single" w:sz="12" w:space="0" w:color="FFFFFF"/>
               <w:left w:val="single" w:sz="12" w:space="0" w:color="FFFFFF"/>
@@ -3305,7 +3305,7 @@
         </w:tc>
         <w:tc>
           <w:tcPr>
-            <w:tcW w:w="1600" w:type="dxa"/>
+            <w:tcW w:w="1496" w:type="dxa"/>
             <w:tcBorders>
               <w:top w:val="single" w:sz="12" w:space="0" w:color="FFFFFF"/>
               <w:left w:val="single" w:sz="12" w:space="0" w:color="FFFFFF"/>
@@ -3364,7 +3364,7 @@
         </w:tc>
         <w:tc>
           <w:tcPr>
-            <w:tcW w:w="1600" w:type="dxa"/>
+            <w:tcW w:w="1496" w:type="dxa"/>
             <w:tcBorders>
               <w:top w:val="single" w:sz="12" w:space="0" w:color="FFFFFF"/>
               <w:left w:val="single" w:sz="12" w:space="0" w:color="FFFFFF"/>
@@ -3444,7 +3444,7 @@
         </w:tc>
         <w:tc>
           <w:tcPr>
-            <w:tcW w:w="1600" w:type="dxa"/>
+            <w:tcW w:w="1496" w:type="dxa"/>
             <w:tcBorders>
               <w:top w:val="single" w:sz="12" w:space="0" w:color="FFFFFF"/>
               <w:left w:val="single" w:sz="12" w:space="0" w:color="FFFFFF"/>
@@ -3504,7 +3504,7 @@
         </w:tc>
         <w:tc>
           <w:tcPr>
-            <w:tcW w:w="1600" w:type="dxa"/>
+            <w:tcW w:w="1496" w:type="dxa"/>
             <w:tcBorders>
               <w:top w:val="single" w:sz="12" w:space="0" w:color="FFFFFF"/>
               <w:left w:val="single" w:sz="12" w:space="0" w:color="FFFFFF"/>
@@ -3591,7 +3591,7 @@
     </w:p>
     <w:tbl>
       <w:tblPr>
-        <w:tblW w:w="3720" w:type="dxa"/>
+        <w:tblW w:w="10080" w:type="dxa"/>
         <w:tblBorders>
           <w:top w:val="nil"/>
           <w:left w:val="nil"/>
@@ -3609,9 +3609,9 @@
         </w:tblCellMar>
       </w:tblPr>
       <w:tblGrid>
-        <w:gridCol w:w="1600"/>
+        <w:gridCol w:w="4780"/>
         <w:gridCol w:w="520"/>
-        <w:gridCol w:w="1600"/>
+        <w:gridCol w:w="4780"/>
       </w:tblGrid>
       <w:tr>
         <w:trPr>
@@ -3619,7 +3619,7 @@
         </w:trPr>
         <w:tc>
           <w:tcPr>
-            <w:tcW w:w="1600" w:type="dxa"/>
+            <w:tcW w:w="4780" w:type="dxa"/>
             <w:tcBorders>
               <w:top w:val="single" w:sz="12" w:space="0" w:color="FFFFFF"/>
               <w:left w:val="single" w:sz="12" w:space="0" w:color="FFFFFF"/>
@@ -3678,7 +3678,7 @@
         </w:tc>
         <w:tc>
           <w:tcPr>
-            <w:tcW w:w="1600" w:type="dxa"/>
+            <w:tcW w:w="4780" w:type="dxa"/>
             <w:tcBorders>
               <w:top w:val="single" w:sz="12" w:space="0" w:color="FFFFFF"/>
               <w:left w:val="single" w:sz="12" w:space="0" w:color="FFFFFF"/>
@@ -3753,10 +3753,10 @@
         </w:tblCellMar>
       </w:tblPr>
       <w:tblGrid>
-        <w:gridCol w:w="2029"/>
-        <w:gridCol w:w="2799"/>
-        <w:gridCol w:w="2625"/>
-        <w:gridCol w:w="2627"/>
+        <w:gridCol w:w="2151"/>
+        <w:gridCol w:w="2775"/>
+        <w:gridCol w:w="2576"/>
+        <w:gridCol w:w="2578"/>
       </w:tblGrid>
       <w:tr>
         <w:trPr>
@@ -3764,7 +3764,7 @@
         </w:trPr>
         <w:tc>
           <w:tcPr>
-            <w:tcW w:w="2029" w:type="dxa"/>
+            <w:tcW w:w="2151" w:type="dxa"/>
             <w:shd w:val="clear" w:color="auto" w:fill="1B4A78"/>
             <w:vAlign w:val="top"/>
           </w:tcPr>
@@ -3783,7 +3783,7 @@
         </w:tc>
         <w:tc>
           <w:tcPr>
-            <w:tcW w:w="2799" w:type="dxa"/>
+            <w:tcW w:w="2775" w:type="dxa"/>
             <w:shd w:val="clear" w:color="auto" w:fill="1B4A78"/>
             <w:vAlign w:val="top"/>
           </w:tcPr>
@@ -3802,7 +3802,7 @@
         </w:tc>
         <w:tc>
           <w:tcPr>
-            <w:tcW w:w="2625" w:type="dxa"/>
+            <w:tcW w:w="2576" w:type="dxa"/>
             <w:shd w:val="clear" w:color="auto" w:fill="1B4A78"/>
             <w:vAlign w:val="top"/>
           </w:tcPr>
@@ -3821,7 +3821,7 @@
         </w:tc>
         <w:tc>
           <w:tcPr>
-            <w:tcW w:w="2627" w:type="dxa"/>
+            <w:tcW w:w="2578" w:type="dxa"/>
             <w:shd w:val="clear" w:color="auto" w:fill="1B4A78"/>
             <w:vAlign w:val="top"/>
           </w:tcPr>
@@ -3845,7 +3845,7 @@
         </w:trPr>
         <w:tc>
           <w:tcPr>
-            <w:tcW w:w="2029" w:type="dxa"/>
+            <w:tcW w:w="2151" w:type="dxa"/>
             <w:vAlign w:val="top"/>
           </w:tcPr>
           <w:p>
@@ -3862,7 +3862,7 @@
         </w:tc>
         <w:tc>
           <w:tcPr>
-            <w:tcW w:w="2799" w:type="dxa"/>
+            <w:tcW w:w="2775" w:type="dxa"/>
             <w:vAlign w:val="top"/>
           </w:tcPr>
           <w:p>
@@ -3877,7 +3877,7 @@
         </w:tc>
         <w:tc>
           <w:tcPr>
-            <w:tcW w:w="2625" w:type="dxa"/>
+            <w:tcW w:w="2576" w:type="dxa"/>
             <w:vAlign w:val="top"/>
           </w:tcPr>
           <w:p>
@@ -3902,7 +3902,7 @@
         </w:tc>
         <w:tc>
           <w:tcPr>
-            <w:tcW w:w="2627" w:type="dxa"/>
+            <w:tcW w:w="2578" w:type="dxa"/>
             <w:vAlign w:val="top"/>
           </w:tcPr>
           <w:p>
@@ -3922,7 +3922,7 @@
         </w:trPr>
         <w:tc>
           <w:tcPr>
-            <w:tcW w:w="2029" w:type="dxa"/>
+            <w:tcW w:w="2151" w:type="dxa"/>
             <w:vAlign w:val="top"/>
           </w:tcPr>
           <w:p>
@@ -3939,7 +3939,7 @@
         </w:tc>
         <w:tc>
           <w:tcPr>
-            <w:tcW w:w="2799" w:type="dxa"/>
+            <w:tcW w:w="2775" w:type="dxa"/>
             <w:vAlign w:val="top"/>
           </w:tcPr>
           <w:p>
@@ -3956,7 +3956,7 @@
         </w:tc>
         <w:tc>
           <w:tcPr>
-            <w:tcW w:w="2625" w:type="dxa"/>
+            <w:tcW w:w="2576" w:type="dxa"/>
             <w:vAlign w:val="top"/>
           </w:tcPr>
           <w:p>
@@ -3971,7 +3971,7 @@
         </w:tc>
         <w:tc>
           <w:tcPr>
-            <w:tcW w:w="2627" w:type="dxa"/>
+            <w:tcW w:w="2578" w:type="dxa"/>
             <w:vAlign w:val="top"/>
           </w:tcPr>
           <w:p>
@@ -3997,7 +3997,7 @@
         </w:trPr>
         <w:tc>
           <w:tcPr>
-            <w:tcW w:w="2029" w:type="dxa"/>
+            <w:tcW w:w="2151" w:type="dxa"/>
             <w:vAlign w:val="top"/>
           </w:tcPr>
           <w:p>
@@ -4014,7 +4014,7 @@
         </w:tc>
         <w:tc>
           <w:tcPr>
-            <w:tcW w:w="2799" w:type="dxa"/>
+            <w:tcW w:w="2775" w:type="dxa"/>
             <w:vAlign w:val="top"/>
           </w:tcPr>
           <w:p>
@@ -4031,7 +4031,7 @@
         </w:tc>
         <w:tc>
           <w:tcPr>
-            <w:tcW w:w="2625" w:type="dxa"/>
+            <w:tcW w:w="2576" w:type="dxa"/>
             <w:vAlign w:val="top"/>
           </w:tcPr>
           <w:p>
@@ -4046,7 +4046,7 @@
         </w:tc>
         <w:tc>
           <w:tcPr>
-            <w:tcW w:w="2627" w:type="dxa"/>
+            <w:tcW w:w="2578" w:type="dxa"/>
             <w:vAlign w:val="top"/>
           </w:tcPr>
           <w:p>
@@ -4066,7 +4066,7 @@
         </w:trPr>
         <w:tc>
           <w:tcPr>
-            <w:tcW w:w="2029" w:type="dxa"/>
+            <w:tcW w:w="2151" w:type="dxa"/>
             <w:vAlign w:val="top"/>
           </w:tcPr>
           <w:p>
@@ -4083,7 +4083,7 @@
         </w:tc>
         <w:tc>
           <w:tcPr>
-            <w:tcW w:w="2799" w:type="dxa"/>
+            <w:tcW w:w="2775" w:type="dxa"/>
             <w:vAlign w:val="top"/>
           </w:tcPr>
           <w:p>
@@ -4098,7 +4098,7 @@
         </w:tc>
         <w:tc>
           <w:tcPr>
-            <w:tcW w:w="2625" w:type="dxa"/>
+            <w:tcW w:w="2576" w:type="dxa"/>
             <w:vAlign w:val="top"/>
           </w:tcPr>
           <w:p>
@@ -4113,7 +4113,7 @@
         </w:tc>
         <w:tc>
           <w:tcPr>
-            <w:tcW w:w="2627" w:type="dxa"/>
+            <w:tcW w:w="2578" w:type="dxa"/>
             <w:vAlign w:val="top"/>
           </w:tcPr>
           <w:p>
@@ -4129,7 +4129,7 @@
         </w:trPr>
         <w:tc>
           <w:tcPr>
-            <w:tcW w:w="2029" w:type="dxa"/>
+            <w:tcW w:w="2151" w:type="dxa"/>
             <w:vAlign w:val="top"/>
           </w:tcPr>
           <w:p>
@@ -4146,7 +4146,7 @@
         </w:tc>
         <w:tc>
           <w:tcPr>
-            <w:tcW w:w="2799" w:type="dxa"/>
+            <w:tcW w:w="2775" w:type="dxa"/>
             <w:vAlign w:val="top"/>
           </w:tcPr>
           <w:p>
@@ -4161,7 +4161,7 @@
         </w:tc>
         <w:tc>
           <w:tcPr>
-            <w:tcW w:w="2625" w:type="dxa"/>
+            <w:tcW w:w="2576" w:type="dxa"/>
             <w:vAlign w:val="top"/>
           </w:tcPr>
           <w:p>
@@ -4176,7 +4176,7 @@
         </w:tc>
         <w:tc>
           <w:tcPr>
-            <w:tcW w:w="2627" w:type="dxa"/>
+            <w:tcW w:w="2578" w:type="dxa"/>
             <w:vAlign w:val="top"/>
           </w:tcPr>
           <w:p>
@@ -4192,7 +4192,7 @@
         </w:trPr>
         <w:tc>
           <w:tcPr>
-            <w:tcW w:w="2029" w:type="dxa"/>
+            <w:tcW w:w="2151" w:type="dxa"/>
             <w:vAlign w:val="top"/>
           </w:tcPr>
           <w:p>
@@ -4209,7 +4209,7 @@
         </w:tc>
         <w:tc>
           <w:tcPr>
-            <w:tcW w:w="2799" w:type="dxa"/>
+            <w:tcW w:w="2775" w:type="dxa"/>
             <w:vAlign w:val="top"/>
           </w:tcPr>
           <w:p>
@@ -4224,7 +4224,7 @@
         </w:tc>
         <w:tc>
           <w:tcPr>
-            <w:tcW w:w="2625" w:type="dxa"/>
+            <w:tcW w:w="2576" w:type="dxa"/>
             <w:vAlign w:val="top"/>
           </w:tcPr>
           <w:p>
@@ -4239,7 +4239,7 @@
         </w:tc>
         <w:tc>
           <w:tcPr>
-            <w:tcW w:w="2627" w:type="dxa"/>
+            <w:tcW w:w="2578" w:type="dxa"/>
             <w:vAlign w:val="top"/>
           </w:tcPr>
           <w:p>
@@ -4355,12 +4355,12 @@
         </w:tblCellMar>
       </w:tblPr>
       <w:tblGrid>
-        <w:gridCol w:w="5166"/>
-        <w:gridCol w:w="1080"/>
-        <w:gridCol w:w="555"/>
-        <w:gridCol w:w="971"/>
-        <w:gridCol w:w="1442"/>
-        <w:gridCol w:w="866"/>
+        <w:gridCol w:w="4967"/>
+        <w:gridCol w:w="1160"/>
+        <w:gridCol w:w="585"/>
+        <w:gridCol w:w="999"/>
+        <w:gridCol w:w="1505"/>
+        <w:gridCol w:w="864"/>
       </w:tblGrid>
       <w:tr>
         <w:trPr>
@@ -4368,7 +4368,7 @@
         </w:trPr>
         <w:tc>
           <w:tcPr>
-            <w:tcW w:w="5166" w:type="dxa"/>
+            <w:tcW w:w="4967" w:type="dxa"/>
             <w:shd w:val="clear" w:color="auto" w:fill="1B4A78"/>
             <w:vAlign w:val="top"/>
           </w:tcPr>
@@ -4387,7 +4387,7 @@
         </w:tc>
         <w:tc>
           <w:tcPr>
-            <w:tcW w:w="1080" w:type="dxa"/>
+            <w:tcW w:w="1160" w:type="dxa"/>
             <w:shd w:val="clear" w:color="auto" w:fill="1B4A78"/>
             <w:vAlign w:val="top"/>
           </w:tcPr>
@@ -4406,7 +4406,7 @@
         </w:tc>
         <w:tc>
           <w:tcPr>
-            <w:tcW w:w="555" w:type="dxa"/>
+            <w:tcW w:w="585" w:type="dxa"/>
             <w:shd w:val="clear" w:color="auto" w:fill="1B4A78"/>
             <w:vAlign w:val="top"/>
           </w:tcPr>
@@ -4425,7 +4425,7 @@
         </w:tc>
         <w:tc>
           <w:tcPr>
-            <w:tcW w:w="971" w:type="dxa"/>
+            <w:tcW w:w="999" w:type="dxa"/>
             <w:shd w:val="clear" w:color="auto" w:fill="1B4A78"/>
             <w:vAlign w:val="top"/>
           </w:tcPr>
@@ -4444,7 +4444,7 @@
         </w:tc>
         <w:tc>
           <w:tcPr>
-            <w:tcW w:w="1442" w:type="dxa"/>
+            <w:tcW w:w="1505" w:type="dxa"/>
             <w:shd w:val="clear" w:color="auto" w:fill="1B4A78"/>
             <w:vAlign w:val="top"/>
           </w:tcPr>
@@ -4463,7 +4463,7 @@
         </w:tc>
         <w:tc>
           <w:tcPr>
-            <w:tcW w:w="866" w:type="dxa"/>
+            <w:tcW w:w="864" w:type="dxa"/>
             <w:shd w:val="clear" w:color="auto" w:fill="1B4A78"/>
             <w:vAlign w:val="top"/>
           </w:tcPr>
@@ -4510,7 +4510,7 @@
         </w:trPr>
         <w:tc>
           <w:tcPr>
-            <w:tcW w:w="5166" w:type="dxa"/>
+            <w:tcW w:w="4967" w:type="dxa"/>
             <w:vAlign w:val="top"/>
           </w:tcPr>
           <w:p>
@@ -4525,7 +4525,7 @@
         </w:tc>
         <w:tc>
           <w:tcPr>
-            <w:tcW w:w="1080" w:type="dxa"/>
+            <w:tcW w:w="1160" w:type="dxa"/>
             <w:vAlign w:val="top"/>
           </w:tcPr>
           <w:p>
@@ -4542,7 +4542,7 @@
         </w:tc>
         <w:tc>
           <w:tcPr>
-            <w:tcW w:w="555" w:type="dxa"/>
+            <w:tcW w:w="585" w:type="dxa"/>
             <w:vAlign w:val="top"/>
           </w:tcPr>
           <w:p>
@@ -4557,18 +4557,18 @@
         </w:tc>
         <w:tc>
           <w:tcPr>
-            <w:tcW w:w="971" w:type="dxa"/>
-            <w:vAlign w:val="top"/>
-          </w:tcPr>
-          <w:p>
-            <w:pPr>
-              <w:pStyle w:val="TableText"/>
-            </w:pPr>
-          </w:p>
-        </w:tc>
-        <w:tc>
-          <w:tcPr>
-            <w:tcW w:w="1442" w:type="dxa"/>
+            <w:tcW w:w="999" w:type="dxa"/>
+            <w:vAlign w:val="top"/>
+          </w:tcPr>
+          <w:p>
+            <w:pPr>
+              <w:pStyle w:val="TableText"/>
+            </w:pPr>
+          </w:p>
+        </w:tc>
+        <w:tc>
+          <w:tcPr>
+            <w:tcW w:w="1505" w:type="dxa"/>
             <w:vAlign w:val="top"/>
           </w:tcPr>
           <w:p>
@@ -4583,7 +4583,7 @@
         </w:tc>
         <w:tc>
           <w:tcPr>
-            <w:tcW w:w="866" w:type="dxa"/>
+            <w:tcW w:w="864" w:type="dxa"/>
             <w:vAlign w:val="top"/>
           </w:tcPr>
           <w:p>
@@ -4599,7 +4599,7 @@
         </w:trPr>
         <w:tc>
           <w:tcPr>
-            <w:tcW w:w="5166" w:type="dxa"/>
+            <w:tcW w:w="4967" w:type="dxa"/>
             <w:vAlign w:val="top"/>
           </w:tcPr>
           <w:p>
@@ -4614,7 +4614,7 @@
         </w:tc>
         <w:tc>
           <w:tcPr>
-            <w:tcW w:w="1080" w:type="dxa"/>
+            <w:tcW w:w="1160" w:type="dxa"/>
             <w:vAlign w:val="top"/>
           </w:tcPr>
           <w:p>
@@ -4629,7 +4629,7 @@
         </w:tc>
         <w:tc>
           <w:tcPr>
-            <w:tcW w:w="555" w:type="dxa"/>
+            <w:tcW w:w="585" w:type="dxa"/>
             <w:vAlign w:val="top"/>
           </w:tcPr>
           <w:p>
@@ -4646,18 +4646,18 @@
         </w:tc>
         <w:tc>
           <w:tcPr>
-            <w:tcW w:w="971" w:type="dxa"/>
-            <w:vAlign w:val="top"/>
-          </w:tcPr>
-          <w:p>
-            <w:pPr>
-              <w:pStyle w:val="TableText"/>
-            </w:pPr>
-          </w:p>
-        </w:tc>
-        <w:tc>
-          <w:tcPr>
-            <w:tcW w:w="1442" w:type="dxa"/>
+            <w:tcW w:w="999" w:type="dxa"/>
+            <w:vAlign w:val="top"/>
+          </w:tcPr>
+          <w:p>
+            <w:pPr>
+              <w:pStyle w:val="TableText"/>
+            </w:pPr>
+          </w:p>
+        </w:tc>
+        <w:tc>
+          <w:tcPr>
+            <w:tcW w:w="1505" w:type="dxa"/>
             <w:vAlign w:val="top"/>
           </w:tcPr>
           <w:p>
@@ -4672,7 +4672,7 @@
         </w:tc>
         <w:tc>
           <w:tcPr>
-            <w:tcW w:w="866" w:type="dxa"/>
+            <w:tcW w:w="864" w:type="dxa"/>
             <w:vAlign w:val="top"/>
           </w:tcPr>
           <w:p>
@@ -4688,7 +4688,7 @@
         </w:trPr>
         <w:tc>
           <w:tcPr>
-            <w:tcW w:w="5166" w:type="dxa"/>
+            <w:tcW w:w="4967" w:type="dxa"/>
             <w:vAlign w:val="top"/>
           </w:tcPr>
           <w:p>
@@ -4703,7 +4703,7 @@
         </w:tc>
         <w:tc>
           <w:tcPr>
-            <w:tcW w:w="1080" w:type="dxa"/>
+            <w:tcW w:w="1160" w:type="dxa"/>
             <w:vAlign w:val="top"/>
           </w:tcPr>
           <w:p>
@@ -4718,7 +4718,7 @@
         </w:tc>
         <w:tc>
           <w:tcPr>
-            <w:tcW w:w="555" w:type="dxa"/>
+            <w:tcW w:w="585" w:type="dxa"/>
             <w:vAlign w:val="top"/>
           </w:tcPr>
           <w:p>
@@ -4733,7 +4733,7 @@
         </w:tc>
         <w:tc>
           <w:tcPr>
-            <w:tcW w:w="971" w:type="dxa"/>
+            <w:tcW w:w="999" w:type="dxa"/>
             <w:vAlign w:val="top"/>
           </w:tcPr>
           <w:p>
@@ -4748,7 +4748,7 @@
         </w:tc>
         <w:tc>
           <w:tcPr>
-            <w:tcW w:w="1442" w:type="dxa"/>
+            <w:tcW w:w="1505" w:type="dxa"/>
             <w:vAlign w:val="top"/>
           </w:tcPr>
           <w:p>
@@ -4765,7 +4765,7 @@
         </w:tc>
         <w:tc>
           <w:tcPr>
-            <w:tcW w:w="866" w:type="dxa"/>
+            <w:tcW w:w="864" w:type="dxa"/>
             <w:vAlign w:val="top"/>
           </w:tcPr>
           <w:p>
@@ -4781,7 +4781,7 @@
         </w:trPr>
         <w:tc>
           <w:tcPr>
-            <w:tcW w:w="5166" w:type="dxa"/>
+            <w:tcW w:w="4967" w:type="dxa"/>
             <w:vAlign w:val="top"/>
           </w:tcPr>
           <w:p>
@@ -4796,7 +4796,7 @@
         </w:tc>
         <w:tc>
           <w:tcPr>
-            <w:tcW w:w="1080" w:type="dxa"/>
+            <w:tcW w:w="1160" w:type="dxa"/>
             <w:vAlign w:val="top"/>
           </w:tcPr>
           <w:p>
@@ -4813,18 +4813,18 @@
         </w:tc>
         <w:tc>
           <w:tcPr>
-            <w:tcW w:w="555" w:type="dxa"/>
-            <w:vAlign w:val="top"/>
-          </w:tcPr>
-          <w:p>
-            <w:pPr>
-              <w:pStyle w:val="TableText"/>
-            </w:pPr>
-          </w:p>
-        </w:tc>
-        <w:tc>
-          <w:tcPr>
-            <w:tcW w:w="971" w:type="dxa"/>
+            <w:tcW w:w="585" w:type="dxa"/>
+            <w:vAlign w:val="top"/>
+          </w:tcPr>
+          <w:p>
+            <w:pPr>
+              <w:pStyle w:val="TableText"/>
+            </w:pPr>
+          </w:p>
+        </w:tc>
+        <w:tc>
+          <w:tcPr>
+            <w:tcW w:w="999" w:type="dxa"/>
             <w:vAlign w:val="top"/>
           </w:tcPr>
           <w:p>
@@ -4839,7 +4839,7 @@
         </w:tc>
         <w:tc>
           <w:tcPr>
-            <w:tcW w:w="1442" w:type="dxa"/>
+            <w:tcW w:w="1505" w:type="dxa"/>
             <w:vAlign w:val="top"/>
           </w:tcPr>
           <w:p>
@@ -4854,7 +4854,7 @@
         </w:tc>
         <w:tc>
           <w:tcPr>
-            <w:tcW w:w="866" w:type="dxa"/>
+            <w:tcW w:w="864" w:type="dxa"/>
             <w:vAlign w:val="top"/>
           </w:tcPr>
           <w:p>
@@ -4870,7 +4870,7 @@
         </w:trPr>
         <w:tc>
           <w:tcPr>
-            <w:tcW w:w="5166" w:type="dxa"/>
+            <w:tcW w:w="4967" w:type="dxa"/>
             <w:vAlign w:val="top"/>
           </w:tcPr>
           <w:p>
@@ -4885,7 +4885,7 @@
         </w:tc>
         <w:tc>
           <w:tcPr>
-            <w:tcW w:w="1080" w:type="dxa"/>
+            <w:tcW w:w="1160" w:type="dxa"/>
             <w:vAlign w:val="top"/>
           </w:tcPr>
           <w:p>
@@ -4902,7 +4902,7 @@
         </w:tc>
         <w:tc>
           <w:tcPr>
-            <w:tcW w:w="555" w:type="dxa"/>
+            <w:tcW w:w="585" w:type="dxa"/>
             <w:vAlign w:val="top"/>
           </w:tcPr>
           <w:p>
@@ -4917,7 +4917,7 @@
         </w:tc>
         <w:tc>
           <w:tcPr>
-            <w:tcW w:w="971" w:type="dxa"/>
+            <w:tcW w:w="999" w:type="dxa"/>
             <w:vAlign w:val="top"/>
           </w:tcPr>
           <w:p>
@@ -4932,7 +4932,7 @@
         </w:tc>
         <w:tc>
           <w:tcPr>
-            <w:tcW w:w="1442" w:type="dxa"/>
+            <w:tcW w:w="1505" w:type="dxa"/>
             <w:vAlign w:val="top"/>
           </w:tcPr>
           <w:p>
@@ -4947,7 +4947,7 @@
         </w:tc>
         <w:tc>
           <w:tcPr>
-            <w:tcW w:w="866" w:type="dxa"/>
+            <w:tcW w:w="864" w:type="dxa"/>
             <w:vAlign w:val="top"/>
           </w:tcPr>
           <w:p>
@@ -4967,7 +4967,7 @@
         </w:trPr>
         <w:tc>
           <w:tcPr>
-            <w:tcW w:w="5166" w:type="dxa"/>
+            <w:tcW w:w="4967" w:type="dxa"/>
             <w:vAlign w:val="top"/>
           </w:tcPr>
           <w:p>
@@ -4982,7 +4982,7 @@
         </w:tc>
         <w:tc>
           <w:tcPr>
-            <w:tcW w:w="1080" w:type="dxa"/>
+            <w:tcW w:w="1160" w:type="dxa"/>
             <w:vAlign w:val="top"/>
           </w:tcPr>
           <w:p>
@@ -4997,7 +4997,7 @@
         </w:tc>
         <w:tc>
           <w:tcPr>
-            <w:tcW w:w="555" w:type="dxa"/>
+            <w:tcW w:w="585" w:type="dxa"/>
             <w:vAlign w:val="top"/>
           </w:tcPr>
           <w:p>
@@ -5012,7 +5012,7 @@
         </w:tc>
         <w:tc>
           <w:tcPr>
-            <w:tcW w:w="971" w:type="dxa"/>
+            <w:tcW w:w="999" w:type="dxa"/>
             <w:vAlign w:val="top"/>
           </w:tcPr>
           <w:p>
@@ -5029,7 +5029,7 @@
         </w:tc>
         <w:tc>
           <w:tcPr>
-            <w:tcW w:w="1442" w:type="dxa"/>
+            <w:tcW w:w="1505" w:type="dxa"/>
             <w:vAlign w:val="top"/>
           </w:tcPr>
           <w:p>
@@ -5044,7 +5044,7 @@
         </w:tc>
         <w:tc>
           <w:tcPr>
-            <w:tcW w:w="866" w:type="dxa"/>
+            <w:tcW w:w="864" w:type="dxa"/>
             <w:vAlign w:val="top"/>
           </w:tcPr>
           <w:p>
@@ -5060,7 +5060,7 @@
         </w:trPr>
         <w:tc>
           <w:tcPr>
-            <w:tcW w:w="5166" w:type="dxa"/>
+            <w:tcW w:w="4967" w:type="dxa"/>
             <w:vAlign w:val="top"/>
           </w:tcPr>
           <w:p>
@@ -5075,7 +5075,7 @@
         </w:tc>
         <w:tc>
           <w:tcPr>
-            <w:tcW w:w="1080" w:type="dxa"/>
+            <w:tcW w:w="1160" w:type="dxa"/>
             <w:vAlign w:val="top"/>
           </w:tcPr>
           <w:p>
@@ -5090,7 +5090,7 @@
         </w:tc>
         <w:tc>
           <w:tcPr>
-            <w:tcW w:w="555" w:type="dxa"/>
+            <w:tcW w:w="585" w:type="dxa"/>
             <w:vAlign w:val="top"/>
           </w:tcPr>
           <w:p>
@@ -5105,7 +5105,7 @@
         </w:tc>
         <w:tc>
           <w:tcPr>
-            <w:tcW w:w="971" w:type="dxa"/>
+            <w:tcW w:w="999" w:type="dxa"/>
             <w:vAlign w:val="top"/>
           </w:tcPr>
           <w:p>
@@ -5120,7 +5120,7 @@
         </w:tc>
         <w:tc>
           <w:tcPr>
-            <w:tcW w:w="1442" w:type="dxa"/>
+            <w:tcW w:w="1505" w:type="dxa"/>
             <w:vAlign w:val="top"/>
           </w:tcPr>
           <w:p>
@@ -5137,7 +5137,7 @@
         </w:tc>
         <w:tc>
           <w:tcPr>
-            <w:tcW w:w="866" w:type="dxa"/>
+            <w:tcW w:w="864" w:type="dxa"/>
             <w:vAlign w:val="top"/>
           </w:tcPr>
           <w:p>
@@ -5157,7 +5157,7 @@
         </w:trPr>
         <w:tc>
           <w:tcPr>
-            <w:tcW w:w="5166" w:type="dxa"/>
+            <w:tcW w:w="4967" w:type="dxa"/>
             <w:vAlign w:val="top"/>
           </w:tcPr>
           <w:p>
@@ -5172,7 +5172,7 @@
         </w:tc>
         <w:tc>
           <w:tcPr>
-            <w:tcW w:w="1080" w:type="dxa"/>
+            <w:tcW w:w="1160" w:type="dxa"/>
             <w:vAlign w:val="top"/>
           </w:tcPr>
           <w:p>
@@ -5187,7 +5187,7 @@
         </w:tc>
         <w:tc>
           <w:tcPr>
-            <w:tcW w:w="555" w:type="dxa"/>
+            <w:tcW w:w="585" w:type="dxa"/>
             <w:vAlign w:val="top"/>
           </w:tcPr>
           <w:p>
@@ -5202,7 +5202,7 @@
         </w:tc>
         <w:tc>
           <w:tcPr>
-            <w:tcW w:w="971" w:type="dxa"/>
+            <w:tcW w:w="999" w:type="dxa"/>
             <w:vAlign w:val="top"/>
           </w:tcPr>
           <w:p>
@@ -5219,7 +5219,7 @@
         </w:tc>
         <w:tc>
           <w:tcPr>
-            <w:tcW w:w="1442" w:type="dxa"/>
+            <w:tcW w:w="1505" w:type="dxa"/>
             <w:vAlign w:val="top"/>
           </w:tcPr>
           <w:p>
@@ -5234,7 +5234,7 @@
         </w:tc>
         <w:tc>
           <w:tcPr>
-            <w:tcW w:w="866" w:type="dxa"/>
+            <w:tcW w:w="864" w:type="dxa"/>
             <w:vAlign w:val="top"/>
           </w:tcPr>
           <w:p>
@@ -5277,7 +5277,7 @@
         </w:trPr>
         <w:tc>
           <w:tcPr>
-            <w:tcW w:w="5166" w:type="dxa"/>
+            <w:tcW w:w="4967" w:type="dxa"/>
             <w:vAlign w:val="top"/>
           </w:tcPr>
           <w:p>
@@ -5292,7 +5292,7 @@
         </w:tc>
         <w:tc>
           <w:tcPr>
-            <w:tcW w:w="1080" w:type="dxa"/>
+            <w:tcW w:w="1160" w:type="dxa"/>
             <w:vAlign w:val="top"/>
           </w:tcPr>
           <w:p>
@@ -5309,7 +5309,7 @@
         </w:tc>
         <w:tc>
           <w:tcPr>
-            <w:tcW w:w="555" w:type="dxa"/>
+            <w:tcW w:w="585" w:type="dxa"/>
             <w:vAlign w:val="top"/>
           </w:tcPr>
           <w:p>
@@ -5324,18 +5324,18 @@
         </w:tc>
         <w:tc>
           <w:tcPr>
-            <w:tcW w:w="971" w:type="dxa"/>
-            <w:vAlign w:val="top"/>
-          </w:tcPr>
-          <w:p>
-            <w:pPr>
-              <w:pStyle w:val="TableText"/>
-            </w:pPr>
-          </w:p>
-        </w:tc>
-        <w:tc>
-          <w:tcPr>
-            <w:tcW w:w="1442" w:type="dxa"/>
+            <w:tcW w:w="999" w:type="dxa"/>
+            <w:vAlign w:val="top"/>
+          </w:tcPr>
+          <w:p>
+            <w:pPr>
+              <w:pStyle w:val="TableText"/>
+            </w:pPr>
+          </w:p>
+        </w:tc>
+        <w:tc>
+          <w:tcPr>
+            <w:tcW w:w="1505" w:type="dxa"/>
             <w:vAlign w:val="top"/>
           </w:tcPr>
           <w:p>
@@ -5350,7 +5350,7 @@
         </w:tc>
         <w:tc>
           <w:tcPr>
-            <w:tcW w:w="866" w:type="dxa"/>
+            <w:tcW w:w="864" w:type="dxa"/>
             <w:vAlign w:val="top"/>
           </w:tcPr>
           <w:p>
@@ -5370,7 +5370,7 @@
         </w:trPr>
         <w:tc>
           <w:tcPr>
-            <w:tcW w:w="5166" w:type="dxa"/>
+            <w:tcW w:w="4967" w:type="dxa"/>
             <w:vAlign w:val="top"/>
           </w:tcPr>
           <w:p>
@@ -5385,7 +5385,7 @@
         </w:tc>
         <w:tc>
           <w:tcPr>
-            <w:tcW w:w="1080" w:type="dxa"/>
+            <w:tcW w:w="1160" w:type="dxa"/>
             <w:vAlign w:val="top"/>
           </w:tcPr>
           <w:p>
@@ -5400,7 +5400,7 @@
         </w:tc>
         <w:tc>
           <w:tcPr>
-            <w:tcW w:w="555" w:type="dxa"/>
+            <w:tcW w:w="585" w:type="dxa"/>
             <w:vAlign w:val="top"/>
           </w:tcPr>
           <w:p>
@@ -5417,18 +5417,18 @@
         </w:tc>
         <w:tc>
           <w:tcPr>
-            <w:tcW w:w="971" w:type="dxa"/>
-            <w:vAlign w:val="top"/>
-          </w:tcPr>
-          <w:p>
-            <w:pPr>
-              <w:pStyle w:val="TableText"/>
-            </w:pPr>
-          </w:p>
-        </w:tc>
-        <w:tc>
-          <w:tcPr>
-            <w:tcW w:w="1442" w:type="dxa"/>
+            <w:tcW w:w="999" w:type="dxa"/>
+            <w:vAlign w:val="top"/>
+          </w:tcPr>
+          <w:p>
+            <w:pPr>
+              <w:pStyle w:val="TableText"/>
+            </w:pPr>
+          </w:p>
+        </w:tc>
+        <w:tc>
+          <w:tcPr>
+            <w:tcW w:w="1505" w:type="dxa"/>
             <w:vAlign w:val="top"/>
           </w:tcPr>
           <w:p>
@@ -5443,7 +5443,7 @@
         </w:tc>
         <w:tc>
           <w:tcPr>
-            <w:tcW w:w="866" w:type="dxa"/>
+            <w:tcW w:w="864" w:type="dxa"/>
             <w:vAlign w:val="top"/>
           </w:tcPr>
           <w:p>
@@ -5459,7 +5459,7 @@
         </w:trPr>
         <w:tc>
           <w:tcPr>
-            <w:tcW w:w="5166" w:type="dxa"/>
+            <w:tcW w:w="4967" w:type="dxa"/>
             <w:vAlign w:val="top"/>
           </w:tcPr>
           <w:p>
@@ -5474,7 +5474,7 @@
         </w:tc>
         <w:tc>
           <w:tcPr>
-            <w:tcW w:w="1080" w:type="dxa"/>
+            <w:tcW w:w="1160" w:type="dxa"/>
             <w:vAlign w:val="top"/>
           </w:tcPr>
           <w:p>
@@ -5489,7 +5489,7 @@
         </w:tc>
         <w:tc>
           <w:tcPr>
-            <w:tcW w:w="555" w:type="dxa"/>
+            <w:tcW w:w="585" w:type="dxa"/>
             <w:vAlign w:val="top"/>
           </w:tcPr>
           <w:p>
@@ -5504,7 +5504,7 @@
         </w:tc>
         <w:tc>
           <w:tcPr>
-            <w:tcW w:w="971" w:type="dxa"/>
+            <w:tcW w:w="999" w:type="dxa"/>
             <w:vAlign w:val="top"/>
           </w:tcPr>
           <w:p>
@@ -5519,7 +5519,7 @@
         </w:tc>
         <w:tc>
           <w:tcPr>
-            <w:tcW w:w="1442" w:type="dxa"/>
+            <w:tcW w:w="1505" w:type="dxa"/>
             <w:vAlign w:val="top"/>
           </w:tcPr>
           <w:p>
@@ -5534,7 +5534,7 @@
         </w:tc>
         <w:tc>
           <w:tcPr>
-            <w:tcW w:w="866" w:type="dxa"/>
+            <w:tcW w:w="864" w:type="dxa"/>
             <w:vAlign w:val="top"/>
           </w:tcPr>
           <w:p>
@@ -5556,7 +5556,7 @@
         </w:trPr>
         <w:tc>
           <w:tcPr>
-            <w:tcW w:w="5166" w:type="dxa"/>
+            <w:tcW w:w="4967" w:type="dxa"/>
             <w:vAlign w:val="top"/>
           </w:tcPr>
           <w:p>
@@ -5571,7 +5571,7 @@
         </w:tc>
         <w:tc>
           <w:tcPr>
-            <w:tcW w:w="1080" w:type="dxa"/>
+            <w:tcW w:w="1160" w:type="dxa"/>
             <w:vAlign w:val="top"/>
           </w:tcPr>
           <w:p>
@@ -5586,7 +5586,7 @@
         </w:tc>
         <w:tc>
           <w:tcPr>
-            <w:tcW w:w="555" w:type="dxa"/>
+            <w:tcW w:w="585" w:type="dxa"/>
             <w:vAlign w:val="top"/>
           </w:tcPr>
           <w:p>
@@ -5601,7 +5601,7 @@
         </w:tc>
         <w:tc>
           <w:tcPr>
-            <w:tcW w:w="971" w:type="dxa"/>
+            <w:tcW w:w="999" w:type="dxa"/>
             <w:vAlign w:val="top"/>
           </w:tcPr>
           <w:p>
@@ -5616,7 +5616,7 @@
         </w:tc>
         <w:tc>
           <w:tcPr>
-            <w:tcW w:w="1442" w:type="dxa"/>
+            <w:tcW w:w="1505" w:type="dxa"/>
             <w:vAlign w:val="top"/>
           </w:tcPr>
           <w:p>
@@ -5633,7 +5633,7 @@
         </w:tc>
         <w:tc>
           <w:tcPr>
-            <w:tcW w:w="866" w:type="dxa"/>
+            <w:tcW w:w="864" w:type="dxa"/>
             <w:vAlign w:val="top"/>
           </w:tcPr>
           <w:p>
@@ -5672,7 +5672,7 @@
         </w:trPr>
         <w:tc>
           <w:tcPr>
-            <w:tcW w:w="5166" w:type="dxa"/>
+            <w:tcW w:w="4967" w:type="dxa"/>
             <w:vAlign w:val="top"/>
           </w:tcPr>
           <w:p>
@@ -5687,7 +5687,7 @@
         </w:tc>
         <w:tc>
           <w:tcPr>
-            <w:tcW w:w="1080" w:type="dxa"/>
+            <w:tcW w:w="1160" w:type="dxa"/>
             <w:vAlign w:val="top"/>
           </w:tcPr>
           <w:p>
@@ -5702,7 +5702,7 @@
         </w:tc>
         <w:tc>
           <w:tcPr>
-            <w:tcW w:w="555" w:type="dxa"/>
+            <w:tcW w:w="585" w:type="dxa"/>
             <w:vAlign w:val="top"/>
           </w:tcPr>
           <w:p>
@@ -5717,7 +5717,7 @@
         </w:tc>
         <w:tc>
           <w:tcPr>
-            <w:tcW w:w="971" w:type="dxa"/>
+            <w:tcW w:w="999" w:type="dxa"/>
             <w:vAlign w:val="top"/>
           </w:tcPr>
           <w:p>
@@ -5732,7 +5732,7 @@
         </w:tc>
         <w:tc>
           <w:tcPr>
-            <w:tcW w:w="1442" w:type="dxa"/>
+            <w:tcW w:w="1505" w:type="dxa"/>
             <w:vAlign w:val="top"/>
           </w:tcPr>
           <w:p>
@@ -5749,7 +5749,7 @@
         </w:tc>
         <w:tc>
           <w:tcPr>
-            <w:tcW w:w="866" w:type="dxa"/>
+            <w:tcW w:w="864" w:type="dxa"/>
             <w:vAlign w:val="top"/>
           </w:tcPr>
           <w:p>
@@ -5765,7 +5765,7 @@
         </w:trPr>
         <w:tc>
           <w:tcPr>
-            <w:tcW w:w="5166" w:type="dxa"/>
+            <w:tcW w:w="4967" w:type="dxa"/>
             <w:vAlign w:val="top"/>
           </w:tcPr>
           <w:p>
@@ -5780,7 +5780,7 @@
         </w:tc>
         <w:tc>
           <w:tcPr>
-            <w:tcW w:w="1080" w:type="dxa"/>
+            <w:tcW w:w="1160" w:type="dxa"/>
             <w:vAlign w:val="top"/>
           </w:tcPr>
           <w:p>
@@ -5795,7 +5795,7 @@
         </w:tc>
         <w:tc>
           <w:tcPr>
-            <w:tcW w:w="555" w:type="dxa"/>
+            <w:tcW w:w="585" w:type="dxa"/>
             <w:vAlign w:val="top"/>
           </w:tcPr>
           <w:p>
@@ -5810,7 +5810,7 @@
         </w:tc>
         <w:tc>
           <w:tcPr>
-            <w:tcW w:w="971" w:type="dxa"/>
+            <w:tcW w:w="999" w:type="dxa"/>
             <w:vAlign w:val="top"/>
           </w:tcPr>
           <w:p>
@@ -5825,7 +5825,7 @@
         </w:tc>
         <w:tc>
           <w:tcPr>
-            <w:tcW w:w="1442" w:type="dxa"/>
+            <w:tcW w:w="1505" w:type="dxa"/>
             <w:vAlign w:val="top"/>
           </w:tcPr>
           <w:p>
@@ -5842,7 +5842,7 @@
         </w:tc>
         <w:tc>
           <w:tcPr>
-            <w:tcW w:w="866" w:type="dxa"/>
+            <w:tcW w:w="864" w:type="dxa"/>
             <w:vAlign w:val="top"/>
           </w:tcPr>
           <w:p>
@@ -5862,7 +5862,7 @@
         </w:trPr>
         <w:tc>
           <w:tcPr>
-            <w:tcW w:w="5166" w:type="dxa"/>
+            <w:tcW w:w="4967" w:type="dxa"/>
             <w:vAlign w:val="top"/>
           </w:tcPr>
           <w:p>
@@ -5889,7 +5889,7 @@
         </w:tc>
         <w:tc>
           <w:tcPr>
-            <w:tcW w:w="1080" w:type="dxa"/>
+            <w:tcW w:w="1160" w:type="dxa"/>
             <w:vAlign w:val="top"/>
           </w:tcPr>
           <w:p>
@@ -5906,7 +5906,7 @@
         </w:tc>
         <w:tc>
           <w:tcPr>
-            <w:tcW w:w="555" w:type="dxa"/>
+            <w:tcW w:w="585" w:type="dxa"/>
             <w:vAlign w:val="top"/>
           </w:tcPr>
           <w:p>
@@ -5921,7 +5921,7 @@
         </w:tc>
         <w:tc>
           <w:tcPr>
-            <w:tcW w:w="971" w:type="dxa"/>
+            <w:tcW w:w="999" w:type="dxa"/>
             <w:vAlign w:val="top"/>
           </w:tcPr>
           <w:p>
@@ -5936,7 +5936,7 @@
         </w:tc>
         <w:tc>
           <w:tcPr>
-            <w:tcW w:w="1442" w:type="dxa"/>
+            <w:tcW w:w="1505" w:type="dxa"/>
             <w:vAlign w:val="top"/>
           </w:tcPr>
           <w:p>
@@ -5951,7 +5951,7 @@
         </w:tc>
         <w:tc>
           <w:tcPr>
-            <w:tcW w:w="866" w:type="dxa"/>
+            <w:tcW w:w="864" w:type="dxa"/>
             <w:vAlign w:val="top"/>
           </w:tcPr>
           <w:p>
@@ -5971,7 +5971,7 @@
         </w:trPr>
         <w:tc>
           <w:tcPr>
-            <w:tcW w:w="5166" w:type="dxa"/>
+            <w:tcW w:w="4967" w:type="dxa"/>
             <w:vAlign w:val="top"/>
           </w:tcPr>
           <w:p>
@@ -5992,7 +5992,7 @@
         </w:tc>
         <w:tc>
           <w:tcPr>
-            <w:tcW w:w="1080" w:type="dxa"/>
+            <w:tcW w:w="1160" w:type="dxa"/>
             <w:vAlign w:val="top"/>
           </w:tcPr>
           <w:p>
@@ -6007,7 +6007,7 @@
         </w:tc>
         <w:tc>
           <w:tcPr>
-            <w:tcW w:w="555" w:type="dxa"/>
+            <w:tcW w:w="585" w:type="dxa"/>
             <w:vAlign w:val="top"/>
           </w:tcPr>
           <w:p>
@@ -6024,7 +6024,7 @@
         </w:tc>
         <w:tc>
           <w:tcPr>
-            <w:tcW w:w="971" w:type="dxa"/>
+            <w:tcW w:w="999" w:type="dxa"/>
             <w:vAlign w:val="top"/>
           </w:tcPr>
           <w:p>
@@ -6039,7 +6039,7 @@
         </w:tc>
         <w:tc>
           <w:tcPr>
-            <w:tcW w:w="1442" w:type="dxa"/>
+            <w:tcW w:w="1505" w:type="dxa"/>
             <w:vAlign w:val="top"/>
           </w:tcPr>
           <w:p>
@@ -6054,7 +6054,7 @@
         </w:tc>
         <w:tc>
           <w:tcPr>
-            <w:tcW w:w="866" w:type="dxa"/>
+            <w:tcW w:w="864" w:type="dxa"/>
             <w:vAlign w:val="top"/>
           </w:tcPr>
           <w:p>
@@ -6070,7 +6070,7 @@
         </w:trPr>
         <w:tc>
           <w:tcPr>
-            <w:tcW w:w="5166" w:type="dxa"/>
+            <w:tcW w:w="4967" w:type="dxa"/>
             <w:vAlign w:val="top"/>
           </w:tcPr>
           <w:p>
@@ -6085,7 +6085,7 @@
         </w:tc>
         <w:tc>
           <w:tcPr>
-            <w:tcW w:w="1080" w:type="dxa"/>
+            <w:tcW w:w="1160" w:type="dxa"/>
             <w:vAlign w:val="top"/>
           </w:tcPr>
           <w:p>
@@ -6100,7 +6100,7 @@
         </w:tc>
         <w:tc>
           <w:tcPr>
-            <w:tcW w:w="555" w:type="dxa"/>
+            <w:tcW w:w="585" w:type="dxa"/>
             <w:vAlign w:val="top"/>
           </w:tcPr>
           <w:p>
@@ -6115,7 +6115,7 @@
         </w:tc>
         <w:tc>
           <w:tcPr>
-            <w:tcW w:w="971" w:type="dxa"/>
+            <w:tcW w:w="999" w:type="dxa"/>
             <w:vAlign w:val="top"/>
           </w:tcPr>
           <w:p>
@@ -6132,7 +6132,7 @@
         </w:tc>
         <w:tc>
           <w:tcPr>
-            <w:tcW w:w="1442" w:type="dxa"/>
+            <w:tcW w:w="1505" w:type="dxa"/>
             <w:vAlign w:val="top"/>
           </w:tcPr>
           <w:p>
@@ -6147,7 +6147,7 @@
         </w:tc>
         <w:tc>
           <w:tcPr>
-            <w:tcW w:w="866" w:type="dxa"/>
+            <w:tcW w:w="864" w:type="dxa"/>
             <w:vAlign w:val="top"/>
           </w:tcPr>
           <w:p>
@@ -6186,7 +6186,7 @@
         </w:trPr>
         <w:tc>
           <w:tcPr>
-            <w:tcW w:w="5166" w:type="dxa"/>
+            <w:tcW w:w="4967" w:type="dxa"/>
             <w:vAlign w:val="top"/>
           </w:tcPr>
           <w:p>
@@ -6201,7 +6201,7 @@
         </w:tc>
         <w:tc>
           <w:tcPr>
-            <w:tcW w:w="1080" w:type="dxa"/>
+            <w:tcW w:w="1160" w:type="dxa"/>
             <w:vAlign w:val="top"/>
           </w:tcPr>
           <w:p>
@@ -6218,7 +6218,7 @@
         </w:tc>
         <w:tc>
           <w:tcPr>
-            <w:tcW w:w="555" w:type="dxa"/>
+            <w:tcW w:w="585" w:type="dxa"/>
             <w:vAlign w:val="top"/>
           </w:tcPr>
           <w:p>
@@ -6233,7 +6233,7 @@
         </w:tc>
         <w:tc>
           <w:tcPr>
-            <w:tcW w:w="971" w:type="dxa"/>
+            <w:tcW w:w="999" w:type="dxa"/>
             <w:vAlign w:val="top"/>
           </w:tcPr>
           <w:p>
@@ -6248,7 +6248,7 @@
         </w:tc>
         <w:tc>
           <w:tcPr>
-            <w:tcW w:w="1442" w:type="dxa"/>
+            <w:tcW w:w="1505" w:type="dxa"/>
             <w:vAlign w:val="top"/>
           </w:tcPr>
           <w:p>
@@ -6263,7 +6263,7 @@
         </w:tc>
         <w:tc>
           <w:tcPr>
-            <w:tcW w:w="866" w:type="dxa"/>
+            <w:tcW w:w="864" w:type="dxa"/>
             <w:vAlign w:val="top"/>
           </w:tcPr>
           <w:p>
@@ -6279,7 +6279,7 @@
         </w:trPr>
         <w:tc>
           <w:tcPr>
-            <w:tcW w:w="5166" w:type="dxa"/>
+            <w:tcW w:w="4967" w:type="dxa"/>
             <w:vAlign w:val="top"/>
           </w:tcPr>
           <w:p>
@@ -6294,7 +6294,7 @@
         </w:tc>
         <w:tc>
           <w:tcPr>
-            <w:tcW w:w="1080" w:type="dxa"/>
+            <w:tcW w:w="1160" w:type="dxa"/>
             <w:vAlign w:val="top"/>
           </w:tcPr>
           <w:p>
@@ -6309,7 +6309,7 @@
         </w:tc>
         <w:tc>
           <w:tcPr>
-            <w:tcW w:w="555" w:type="dxa"/>
+            <w:tcW w:w="585" w:type="dxa"/>
             <w:vAlign w:val="top"/>
           </w:tcPr>
           <w:p>
@@ -6324,7 +6324,7 @@
         </w:tc>
         <w:tc>
           <w:tcPr>
-            <w:tcW w:w="971" w:type="dxa"/>
+            <w:tcW w:w="999" w:type="dxa"/>
             <w:vAlign w:val="top"/>
           </w:tcPr>
           <w:p>
@@ -6341,7 +6341,7 @@
         </w:tc>
         <w:tc>
           <w:tcPr>
-            <w:tcW w:w="1442" w:type="dxa"/>
+            <w:tcW w:w="1505" w:type="dxa"/>
             <w:vAlign w:val="top"/>
           </w:tcPr>
           <w:p>
@@ -6356,7 +6356,7 @@
         </w:tc>
         <w:tc>
           <w:tcPr>
-            <w:tcW w:w="866" w:type="dxa"/>
+            <w:tcW w:w="864" w:type="dxa"/>
             <w:vAlign w:val="top"/>
           </w:tcPr>
           <w:p>
@@ -6372,7 +6372,7 @@
         </w:trPr>
         <w:tc>
           <w:tcPr>
-            <w:tcW w:w="5166" w:type="dxa"/>
+            <w:tcW w:w="4967" w:type="dxa"/>
             <w:vAlign w:val="top"/>
           </w:tcPr>
           <w:p>
@@ -6387,7 +6387,7 @@
         </w:tc>
         <w:tc>
           <w:tcPr>
-            <w:tcW w:w="1080" w:type="dxa"/>
+            <w:tcW w:w="1160" w:type="dxa"/>
             <w:vAlign w:val="top"/>
           </w:tcPr>
           <w:p>
@@ -6404,7 +6404,7 @@
         </w:tc>
         <w:tc>
           <w:tcPr>
-            <w:tcW w:w="555" w:type="dxa"/>
+            <w:tcW w:w="585" w:type="dxa"/>
             <w:vAlign w:val="top"/>
           </w:tcPr>
           <w:p>
@@ -6419,7 +6419,7 @@
         </w:tc>
         <w:tc>
           <w:tcPr>
-            <w:tcW w:w="971" w:type="dxa"/>
+            <w:tcW w:w="999" w:type="dxa"/>
             <w:vAlign w:val="top"/>
           </w:tcPr>
           <w:p>
@@ -6434,7 +6434,7 @@
         </w:tc>
         <w:tc>
           <w:tcPr>
-            <w:tcW w:w="1442" w:type="dxa"/>
+            <w:tcW w:w="1505" w:type="dxa"/>
             <w:vAlign w:val="top"/>
           </w:tcPr>
           <w:p>
@@ -6451,7 +6451,7 @@
         </w:tc>
         <w:tc>
           <w:tcPr>
-            <w:tcW w:w="866" w:type="dxa"/>
+            <w:tcW w:w="864" w:type="dxa"/>
             <w:vAlign w:val="top"/>
           </w:tcPr>
           <w:p>
@@ -6606,11 +6606,11 @@
         </w:tblCellMar>
       </w:tblPr>
       <w:tblGrid>
-        <w:gridCol w:w="1416"/>
-        <w:gridCol w:w="1560"/>
-        <w:gridCol w:w="2442"/>
-        <w:gridCol w:w="2724"/>
-        <w:gridCol w:w="1938"/>
+        <w:gridCol w:w="1496"/>
+        <w:gridCol w:w="1618"/>
+        <w:gridCol w:w="2366"/>
+        <w:gridCol w:w="2657"/>
+        <w:gridCol w:w="1943"/>
       </w:tblGrid>
       <w:tr>
         <w:trPr>
@@ -6618,7 +6618,7 @@
         </w:trPr>
         <w:tc>
           <w:tcPr>
-            <w:tcW w:w="1416" w:type="dxa"/>
+            <w:tcW w:w="1496" w:type="dxa"/>
             <w:shd w:val="clear" w:color="auto" w:fill="1B4A78"/>
             <w:vAlign w:val="top"/>
           </w:tcPr>
@@ -6637,7 +6637,7 @@
         </w:tc>
         <w:tc>
           <w:tcPr>
-            <w:tcW w:w="1560" w:type="dxa"/>
+            <w:tcW w:w="1618" w:type="dxa"/>
             <w:shd w:val="clear" w:color="auto" w:fill="1B4A78"/>
             <w:vAlign w:val="top"/>
           </w:tcPr>
@@ -6656,7 +6656,7 @@
         </w:tc>
         <w:tc>
           <w:tcPr>
-            <w:tcW w:w="2442" w:type="dxa"/>
+            <w:tcW w:w="2366" w:type="dxa"/>
             <w:shd w:val="clear" w:color="auto" w:fill="1B4A78"/>
             <w:vAlign w:val="top"/>
           </w:tcPr>
@@ -6675,7 +6675,7 @@
         </w:tc>
         <w:tc>
           <w:tcPr>
-            <w:tcW w:w="2724" w:type="dxa"/>
+            <w:tcW w:w="2657" w:type="dxa"/>
             <w:shd w:val="clear" w:color="auto" w:fill="1B4A78"/>
             <w:vAlign w:val="top"/>
           </w:tcPr>
@@ -6694,7 +6694,7 @@
         </w:tc>
         <w:tc>
           <w:tcPr>
-            <w:tcW w:w="1938" w:type="dxa"/>
+            <w:tcW w:w="1943" w:type="dxa"/>
             <w:shd w:val="clear" w:color="auto" w:fill="1B4A78"/>
             <w:vAlign w:val="top"/>
           </w:tcPr>
@@ -6718,7 +6718,7 @@
         </w:trPr>
         <w:tc>
           <w:tcPr>
-            <w:tcW w:w="1416" w:type="dxa"/>
+            <w:tcW w:w="1496" w:type="dxa"/>
             <w:vAlign w:val="top"/>
           </w:tcPr>
           <w:p>
@@ -6735,7 +6735,7 @@
         </w:tc>
         <w:tc>
           <w:tcPr>
-            <w:tcW w:w="1560" w:type="dxa"/>
+            <w:tcW w:w="1618" w:type="dxa"/>
             <w:vAlign w:val="top"/>
           </w:tcPr>
           <w:p>
@@ -6750,7 +6750,7 @@
         </w:tc>
         <w:tc>
           <w:tcPr>
-            <w:tcW w:w="2442" w:type="dxa"/>
+            <w:tcW w:w="2366" w:type="dxa"/>
             <w:vAlign w:val="top"/>
           </w:tcPr>
           <w:p>
@@ -6765,7 +6765,7 @@
         </w:tc>
         <w:tc>
           <w:tcPr>
-            <w:tcW w:w="2724" w:type="dxa"/>
+            <w:tcW w:w="2657" w:type="dxa"/>
             <w:vAlign w:val="top"/>
           </w:tcPr>
           <w:p>
@@ -6790,7 +6790,7 @@
         </w:tc>
         <w:tc>
           <w:tcPr>
-            <w:tcW w:w="1938" w:type="dxa"/>
+            <w:tcW w:w="1943" w:type="dxa"/>
             <w:vAlign w:val="top"/>
           </w:tcPr>
           <w:p>
@@ -6810,7 +6810,7 @@
         </w:trPr>
         <w:tc>
           <w:tcPr>
-            <w:tcW w:w="1416" w:type="dxa"/>
+            <w:tcW w:w="1496" w:type="dxa"/>
             <w:vAlign w:val="top"/>
           </w:tcPr>
           <w:p>
@@ -6827,7 +6827,7 @@
         </w:tc>
         <w:tc>
           <w:tcPr>
-            <w:tcW w:w="1560" w:type="dxa"/>
+            <w:tcW w:w="1618" w:type="dxa"/>
             <w:vAlign w:val="top"/>
           </w:tcPr>
           <w:p>
@@ -6842,7 +6842,7 @@
         </w:tc>
         <w:tc>
           <w:tcPr>
-            <w:tcW w:w="2442" w:type="dxa"/>
+            <w:tcW w:w="2366" w:type="dxa"/>
             <w:vAlign w:val="top"/>
           </w:tcPr>
           <w:p>
@@ -6857,7 +6857,7 @@
         </w:tc>
         <w:tc>
           <w:tcPr>
-            <w:tcW w:w="2724" w:type="dxa"/>
+            <w:tcW w:w="2657" w:type="dxa"/>
             <w:vAlign w:val="top"/>
           </w:tcPr>
           <w:p>
@@ -6882,7 +6882,7 @@
         </w:tc>
         <w:tc>
           <w:tcPr>
-            <w:tcW w:w="1938" w:type="dxa"/>
+            <w:tcW w:w="1943" w:type="dxa"/>
             <w:vAlign w:val="top"/>
           </w:tcPr>
           <w:p>
@@ -6902,7 +6902,7 @@
         </w:trPr>
         <w:tc>
           <w:tcPr>
-            <w:tcW w:w="1416" w:type="dxa"/>
+            <w:tcW w:w="1496" w:type="dxa"/>
             <w:vAlign w:val="top"/>
           </w:tcPr>
           <w:p>
@@ -6919,7 +6919,7 @@
         </w:tc>
         <w:tc>
           <w:tcPr>
-            <w:tcW w:w="1560" w:type="dxa"/>
+            <w:tcW w:w="1618" w:type="dxa"/>
             <w:vAlign w:val="top"/>
           </w:tcPr>
           <w:p>
@@ -6934,7 +6934,7 @@
         </w:tc>
         <w:tc>
           <w:tcPr>
-            <w:tcW w:w="2442" w:type="dxa"/>
+            <w:tcW w:w="2366" w:type="dxa"/>
             <w:vAlign w:val="top"/>
           </w:tcPr>
           <w:p>
@@ -6949,7 +6949,7 @@
         </w:tc>
         <w:tc>
           <w:tcPr>
-            <w:tcW w:w="2724" w:type="dxa"/>
+            <w:tcW w:w="2657" w:type="dxa"/>
             <w:vAlign w:val="top"/>
           </w:tcPr>
           <w:p>
@@ -6990,7 +6990,7 @@
         </w:tc>
         <w:tc>
           <w:tcPr>
-            <w:tcW w:w="1938" w:type="dxa"/>
+            <w:tcW w:w="1943" w:type="dxa"/>
             <w:vAlign w:val="top"/>
           </w:tcPr>
           <w:p>
@@ -7010,7 +7010,7 @@
         </w:trPr>
         <w:tc>
           <w:tcPr>
-            <w:tcW w:w="1416" w:type="dxa"/>
+            <w:tcW w:w="1496" w:type="dxa"/>
             <w:vAlign w:val="top"/>
           </w:tcPr>
           <w:p>
@@ -7027,7 +7027,7 @@
         </w:tc>
         <w:tc>
           <w:tcPr>
-            <w:tcW w:w="1560" w:type="dxa"/>
+            <w:tcW w:w="1618" w:type="dxa"/>
             <w:vAlign w:val="top"/>
           </w:tcPr>
           <w:p>
@@ -7042,7 +7042,7 @@
         </w:tc>
         <w:tc>
           <w:tcPr>
-            <w:tcW w:w="2442" w:type="dxa"/>
+            <w:tcW w:w="2366" w:type="dxa"/>
             <w:vAlign w:val="top"/>
           </w:tcPr>
           <w:p>
@@ -7057,7 +7057,7 @@
         </w:tc>
         <w:tc>
           <w:tcPr>
-            <w:tcW w:w="2724" w:type="dxa"/>
+            <w:tcW w:w="2657" w:type="dxa"/>
             <w:vAlign w:val="top"/>
           </w:tcPr>
           <w:p>
@@ -7082,7 +7082,7 @@
         </w:tc>
         <w:tc>
           <w:tcPr>
-            <w:tcW w:w="1938" w:type="dxa"/>
+            <w:tcW w:w="1943" w:type="dxa"/>
             <w:vAlign w:val="top"/>
           </w:tcPr>
           <w:p>
@@ -8053,8 +8053,8 @@
         </w:tblCellMar>
       </w:tblPr>
       <w:tblGrid>
-        <w:gridCol w:w="5118"/>
-        <w:gridCol w:w="4962"/>
+        <w:gridCol w:w="5136"/>
+        <w:gridCol w:w="4944"/>
       </w:tblGrid>
       <w:tr>
         <w:trPr>
@@ -8062,7 +8062,7 @@
         </w:trPr>
         <w:tc>
           <w:tcPr>
-            <w:tcW w:w="5118" w:type="dxa"/>
+            <w:tcW w:w="5136" w:type="dxa"/>
             <w:shd w:val="clear" w:color="auto" w:fill="1B4A78"/>
             <w:vAlign w:val="top"/>
           </w:tcPr>
@@ -8081,7 +8081,7 @@
         </w:tc>
         <w:tc>
           <w:tcPr>
-            <w:tcW w:w="4962" w:type="dxa"/>
+            <w:tcW w:w="4944" w:type="dxa"/>
             <w:shd w:val="clear" w:color="auto" w:fill="1B4A78"/>
             <w:vAlign w:val="top"/>
           </w:tcPr>
@@ -8105,7 +8105,7 @@
         </w:trPr>
         <w:tc>
           <w:tcPr>
-            <w:tcW w:w="5118" w:type="dxa"/>
+            <w:tcW w:w="5136" w:type="dxa"/>
             <w:vAlign w:val="top"/>
           </w:tcPr>
           <w:p>
@@ -8126,7 +8126,7 @@
         </w:tc>
         <w:tc>
           <w:tcPr>
-            <w:tcW w:w="4962" w:type="dxa"/>
+            <w:tcW w:w="4944" w:type="dxa"/>
             <w:vAlign w:val="top"/>
           </w:tcPr>
           <w:p>
@@ -8156,7 +8156,7 @@
         </w:trPr>
         <w:tc>
           <w:tcPr>
-            <w:tcW w:w="5118" w:type="dxa"/>
+            <w:tcW w:w="5136" w:type="dxa"/>
             <w:vAlign w:val="top"/>
           </w:tcPr>
           <w:p>
@@ -8177,7 +8177,7 @@
         </w:tc>
         <w:tc>
           <w:tcPr>
-            <w:tcW w:w="4962" w:type="dxa"/>
+            <w:tcW w:w="4944" w:type="dxa"/>
             <w:vAlign w:val="top"/>
           </w:tcPr>
           <w:p>
@@ -8197,7 +8197,7 @@
         </w:trPr>
         <w:tc>
           <w:tcPr>
-            <w:tcW w:w="5118" w:type="dxa"/>
+            <w:tcW w:w="5136" w:type="dxa"/>
             <w:vAlign w:val="top"/>
           </w:tcPr>
           <w:p>
@@ -8214,7 +8214,7 @@
         </w:tc>
         <w:tc>
           <w:tcPr>
-            <w:tcW w:w="4962" w:type="dxa"/>
+            <w:tcW w:w="4944" w:type="dxa"/>
             <w:vAlign w:val="top"/>
           </w:tcPr>
           <w:p>
@@ -8234,7 +8234,7 @@
         </w:trPr>
         <w:tc>
           <w:tcPr>
-            <w:tcW w:w="5118" w:type="dxa"/>
+            <w:tcW w:w="5136" w:type="dxa"/>
             <w:vAlign w:val="top"/>
           </w:tcPr>
           <w:p>
@@ -8251,7 +8251,7 @@
         </w:tc>
         <w:tc>
           <w:tcPr>
-            <w:tcW w:w="4962" w:type="dxa"/>
+            <w:tcW w:w="4944" w:type="dxa"/>
             <w:vAlign w:val="top"/>
           </w:tcPr>
           <w:p>
@@ -8271,7 +8271,7 @@
         </w:trPr>
         <w:tc>
           <w:tcPr>
-            <w:tcW w:w="5118" w:type="dxa"/>
+            <w:tcW w:w="5136" w:type="dxa"/>
             <w:vAlign w:val="top"/>
           </w:tcPr>
           <w:p>
@@ -8292,7 +8292,7 @@
         </w:tc>
         <w:tc>
           <w:tcPr>
-            <w:tcW w:w="4962" w:type="dxa"/>
+            <w:tcW w:w="4944" w:type="dxa"/>
             <w:vAlign w:val="top"/>
           </w:tcPr>
           <w:p>
@@ -8534,9 +8534,9 @@
         </w:tblCellMar>
       </w:tblPr>
       <w:tblGrid>
-        <w:gridCol w:w="2229"/>
-        <w:gridCol w:w="3785"/>
-        <w:gridCol w:w="4066"/>
+        <w:gridCol w:w="2251"/>
+        <w:gridCol w:w="3804"/>
+        <w:gridCol w:w="4025"/>
       </w:tblGrid>
       <w:tr>
         <w:trPr>
@@ -8544,7 +8544,7 @@
         </w:trPr>
         <w:tc>
           <w:tcPr>
-            <w:tcW w:w="2229" w:type="dxa"/>
+            <w:tcW w:w="2251" w:type="dxa"/>
             <w:shd w:val="clear" w:color="auto" w:fill="1B4A78"/>
             <w:vAlign w:val="top"/>
           </w:tcPr>
@@ -8556,7 +8556,7 @@
         </w:tc>
         <w:tc>
           <w:tcPr>
-            <w:tcW w:w="3785" w:type="dxa"/>
+            <w:tcW w:w="3804" w:type="dxa"/>
             <w:shd w:val="clear" w:color="auto" w:fill="1B4A78"/>
             <w:vAlign w:val="top"/>
           </w:tcPr>
@@ -8575,7 +8575,7 @@
         </w:tc>
         <w:tc>
           <w:tcPr>
-            <w:tcW w:w="4066" w:type="dxa"/>
+            <w:tcW w:w="4025" w:type="dxa"/>
             <w:shd w:val="clear" w:color="auto" w:fill="1B4A78"/>
             <w:vAlign w:val="top"/>
           </w:tcPr>
@@ -8599,7 +8599,7 @@
         </w:trPr>
         <w:tc>
           <w:tcPr>
-            <w:tcW w:w="2229" w:type="dxa"/>
+            <w:tcW w:w="2251" w:type="dxa"/>
             <w:vAlign w:val="top"/>
           </w:tcPr>
           <w:p>
@@ -8616,7 +8616,7 @@
         </w:tc>
         <w:tc>
           <w:tcPr>
-            <w:tcW w:w="3785" w:type="dxa"/>
+            <w:tcW w:w="3804" w:type="dxa"/>
             <w:vAlign w:val="top"/>
           </w:tcPr>
           <w:p>
@@ -8637,7 +8637,7 @@
         </w:tc>
         <w:tc>
           <w:tcPr>
-            <w:tcW w:w="4066" w:type="dxa"/>
+            <w:tcW w:w="4025" w:type="dxa"/>
             <w:vAlign w:val="top"/>
           </w:tcPr>
           <w:p>
@@ -8659,7 +8659,7 @@
         </w:trPr>
         <w:tc>
           <w:tcPr>
-            <w:tcW w:w="2229" w:type="dxa"/>
+            <w:tcW w:w="2251" w:type="dxa"/>
             <w:vAlign w:val="top"/>
           </w:tcPr>
           <w:p>
@@ -8676,7 +8676,7 @@
         </w:tc>
         <w:tc>
           <w:tcPr>
-            <w:tcW w:w="3785" w:type="dxa"/>
+            <w:tcW w:w="3804" w:type="dxa"/>
             <w:vAlign w:val="top"/>
           </w:tcPr>
           <w:p>
@@ -8693,7 +8693,7 @@
         </w:tc>
         <w:tc>
           <w:tcPr>
-            <w:tcW w:w="4066" w:type="dxa"/>
+            <w:tcW w:w="4025" w:type="dxa"/>
             <w:vAlign w:val="top"/>
           </w:tcPr>
           <w:p>
@@ -8715,7 +8715,7 @@
         </w:trPr>
         <w:tc>
           <w:tcPr>
-            <w:tcW w:w="2229" w:type="dxa"/>
+            <w:tcW w:w="2251" w:type="dxa"/>
             <w:vAlign w:val="top"/>
           </w:tcPr>
           <w:p>
@@ -8732,7 +8732,7 @@
         </w:tc>
         <w:tc>
           <w:tcPr>
-            <w:tcW w:w="3785" w:type="dxa"/>
+            <w:tcW w:w="3804" w:type="dxa"/>
             <w:vAlign w:val="top"/>
           </w:tcPr>
           <w:p>
@@ -8749,7 +8749,7 @@
         </w:tc>
         <w:tc>
           <w:tcPr>
-            <w:tcW w:w="4066" w:type="dxa"/>
+            <w:tcW w:w="4025" w:type="dxa"/>
             <w:vAlign w:val="top"/>
           </w:tcPr>
           <w:p>
@@ -8785,7 +8785,7 @@
         </w:trPr>
         <w:tc>
           <w:tcPr>
-            <w:tcW w:w="2229" w:type="dxa"/>
+            <w:tcW w:w="2251" w:type="dxa"/>
             <w:vAlign w:val="top"/>
           </w:tcPr>
           <w:p>
@@ -8802,7 +8802,7 @@
         </w:tc>
         <w:tc>
           <w:tcPr>
-            <w:tcW w:w="3785" w:type="dxa"/>
+            <w:tcW w:w="3804" w:type="dxa"/>
             <w:vAlign w:val="top"/>
           </w:tcPr>
           <w:p>
@@ -8819,7 +8819,7 @@
         </w:tc>
         <w:tc>
           <w:tcPr>
-            <w:tcW w:w="4066" w:type="dxa"/>
+            <w:tcW w:w="4025" w:type="dxa"/>
             <w:vAlign w:val="top"/>
           </w:tcPr>
           <w:p>
@@ -8965,9 +8965,9 @@
         </w:tblCellMar>
       </w:tblPr>
       <w:tblGrid>
-        <w:gridCol w:w="3717"/>
-        <w:gridCol w:w="2645"/>
-        <w:gridCol w:w="3718"/>
+        <w:gridCol w:w="3681"/>
+        <w:gridCol w:w="2717"/>
+        <w:gridCol w:w="3682"/>
       </w:tblGrid>
       <w:tr>
         <w:trPr>
@@ -8975,7 +8975,7 @@
         </w:trPr>
         <w:tc>
           <w:tcPr>
-            <w:tcW w:w="3717" w:type="dxa"/>
+            <w:tcW w:w="3681" w:type="dxa"/>
             <w:shd w:val="clear" w:color="auto" w:fill="1B4A78"/>
             <w:vAlign w:val="top"/>
           </w:tcPr>
@@ -8994,7 +8994,7 @@
         </w:tc>
         <w:tc>
           <w:tcPr>
-            <w:tcW w:w="2645" w:type="dxa"/>
+            <w:tcW w:w="2717" w:type="dxa"/>
             <w:shd w:val="clear" w:color="auto" w:fill="1B4A78"/>
             <w:vAlign w:val="top"/>
           </w:tcPr>
@@ -9013,7 +9013,7 @@
         </w:tc>
         <w:tc>
           <w:tcPr>
-            <w:tcW w:w="3718" w:type="dxa"/>
+            <w:tcW w:w="3682" w:type="dxa"/>
             <w:shd w:val="clear" w:color="auto" w:fill="1B4A78"/>
             <w:vAlign w:val="top"/>
           </w:tcPr>
@@ -9037,7 +9037,7 @@
         </w:trPr>
         <w:tc>
           <w:tcPr>
-            <w:tcW w:w="3717" w:type="dxa"/>
+            <w:tcW w:w="3681" w:type="dxa"/>
             <w:vAlign w:val="top"/>
           </w:tcPr>
           <w:p>
@@ -9058,7 +9058,7 @@
         </w:tc>
         <w:tc>
           <w:tcPr>
-            <w:tcW w:w="2645" w:type="dxa"/>
+            <w:tcW w:w="2717" w:type="dxa"/>
             <w:vAlign w:val="top"/>
           </w:tcPr>
           <w:p>
@@ -9079,7 +9079,7 @@
         </w:tc>
         <w:tc>
           <w:tcPr>
-            <w:tcW w:w="3718" w:type="dxa"/>
+            <w:tcW w:w="3682" w:type="dxa"/>
             <w:vAlign w:val="top"/>
           </w:tcPr>
           <w:p>
@@ -9099,7 +9099,7 @@
         </w:trPr>
         <w:tc>
           <w:tcPr>
-            <w:tcW w:w="3717" w:type="dxa"/>
+            <w:tcW w:w="3681" w:type="dxa"/>
             <w:vAlign w:val="top"/>
           </w:tcPr>
           <w:p>
@@ -9120,7 +9120,7 @@
         </w:tc>
         <w:tc>
           <w:tcPr>
-            <w:tcW w:w="2645" w:type="dxa"/>
+            <w:tcW w:w="2717" w:type="dxa"/>
             <w:vAlign w:val="top"/>
           </w:tcPr>
           <w:p>
@@ -9137,7 +9137,7 @@
         </w:tc>
         <w:tc>
           <w:tcPr>
-            <w:tcW w:w="3718" w:type="dxa"/>
+            <w:tcW w:w="3682" w:type="dxa"/>
             <w:vAlign w:val="top"/>
           </w:tcPr>
           <w:p>
@@ -9157,7 +9157,7 @@
         </w:trPr>
         <w:tc>
           <w:tcPr>
-            <w:tcW w:w="3717" w:type="dxa"/>
+            <w:tcW w:w="3681" w:type="dxa"/>
             <w:vAlign w:val="top"/>
           </w:tcPr>
           <w:p>
@@ -9178,7 +9178,7 @@
         </w:tc>
         <w:tc>
           <w:tcPr>
-            <w:tcW w:w="2645" w:type="dxa"/>
+            <w:tcW w:w="2717" w:type="dxa"/>
             <w:vAlign w:val="top"/>
           </w:tcPr>
           <w:p>
@@ -9195,7 +9195,7 @@
         </w:tc>
         <w:tc>
           <w:tcPr>
-            <w:tcW w:w="3718" w:type="dxa"/>
+            <w:tcW w:w="3682" w:type="dxa"/>
             <w:vAlign w:val="top"/>
           </w:tcPr>
           <w:p>
@@ -9215,7 +9215,7 @@
         </w:trPr>
         <w:tc>
           <w:tcPr>
-            <w:tcW w:w="3717" w:type="dxa"/>
+            <w:tcW w:w="3681" w:type="dxa"/>
             <w:vAlign w:val="top"/>
           </w:tcPr>
           <w:p>
@@ -9236,7 +9236,7 @@
         </w:tc>
         <w:tc>
           <w:tcPr>
-            <w:tcW w:w="2645" w:type="dxa"/>
+            <w:tcW w:w="2717" w:type="dxa"/>
             <w:vAlign w:val="top"/>
           </w:tcPr>
           <w:p>
@@ -9257,7 +9257,7 @@
         </w:tc>
         <w:tc>
           <w:tcPr>
-            <w:tcW w:w="3718" w:type="dxa"/>
+            <w:tcW w:w="3682" w:type="dxa"/>
             <w:vAlign w:val="top"/>
           </w:tcPr>
           <w:p>
@@ -10000,9 +10000,9 @@
         </w:tblCellMar>
       </w:tblPr>
       <w:tblGrid>
-        <w:gridCol w:w="555"/>
-        <w:gridCol w:w="7172"/>
-        <w:gridCol w:w="2353"/>
+        <w:gridCol w:w="585"/>
+        <w:gridCol w:w="7093"/>
+        <w:gridCol w:w="2402"/>
       </w:tblGrid>
       <w:tr>
         <w:trPr>
@@ -10010,7 +10010,7 @@
         </w:trPr>
         <w:tc>
           <w:tcPr>
-            <w:tcW w:w="555" w:type="dxa"/>
+            <w:tcW w:w="585" w:type="dxa"/>
             <w:shd w:val="clear" w:color="auto" w:fill="1B4A78"/>
             <w:vAlign w:val="top"/>
           </w:tcPr>
@@ -10029,7 +10029,7 @@
         </w:tc>
         <w:tc>
           <w:tcPr>
-            <w:tcW w:w="7172" w:type="dxa"/>
+            <w:tcW w:w="7093" w:type="dxa"/>
             <w:shd w:val="clear" w:color="auto" w:fill="1B4A78"/>
             <w:vAlign w:val="top"/>
           </w:tcPr>
@@ -10048,7 +10048,7 @@
         </w:tc>
         <w:tc>
           <w:tcPr>
-            <w:tcW w:w="2353" w:type="dxa"/>
+            <w:tcW w:w="2402" w:type="dxa"/>
             <w:shd w:val="clear" w:color="auto" w:fill="1B4A78"/>
             <w:vAlign w:val="top"/>
           </w:tcPr>
@@ -10072,7 +10072,7 @@
         </w:trPr>
         <w:tc>
           <w:tcPr>
-            <w:tcW w:w="555" w:type="dxa"/>
+            <w:tcW w:w="585" w:type="dxa"/>
             <w:vAlign w:val="top"/>
           </w:tcPr>
           <w:p>
@@ -10087,7 +10087,7 @@
         </w:tc>
         <w:tc>
           <w:tcPr>
-            <w:tcW w:w="7172" w:type="dxa"/>
+            <w:tcW w:w="7093" w:type="dxa"/>
             <w:vAlign w:val="top"/>
           </w:tcPr>
           <w:p>
@@ -10108,7 +10108,7 @@
         </w:tc>
         <w:tc>
           <w:tcPr>
-            <w:tcW w:w="2353" w:type="dxa"/>
+            <w:tcW w:w="2402" w:type="dxa"/>
             <w:vAlign w:val="top"/>
           </w:tcPr>
           <w:p>
@@ -10128,7 +10128,7 @@
         </w:trPr>
         <w:tc>
           <w:tcPr>
-            <w:tcW w:w="555" w:type="dxa"/>
+            <w:tcW w:w="585" w:type="dxa"/>
             <w:vAlign w:val="top"/>
           </w:tcPr>
           <w:p>
@@ -10143,7 +10143,7 @@
         </w:tc>
         <w:tc>
           <w:tcPr>
-            <w:tcW w:w="7172" w:type="dxa"/>
+            <w:tcW w:w="7093" w:type="dxa"/>
             <w:vAlign w:val="top"/>
           </w:tcPr>
           <w:p>
@@ -10174,7 +10174,7 @@
         </w:tc>
         <w:tc>
           <w:tcPr>
-            <w:tcW w:w="2353" w:type="dxa"/>
+            <w:tcW w:w="2402" w:type="dxa"/>
             <w:vAlign w:val="top"/>
           </w:tcPr>
           <w:p>
@@ -10194,7 +10194,7 @@
         </w:trPr>
         <w:tc>
           <w:tcPr>
-            <w:tcW w:w="555" w:type="dxa"/>
+            <w:tcW w:w="585" w:type="dxa"/>
             <w:vAlign w:val="top"/>
           </w:tcPr>
           <w:p>
@@ -10209,7 +10209,7 @@
         </w:tc>
         <w:tc>
           <w:tcPr>
-            <w:tcW w:w="7172" w:type="dxa"/>
+            <w:tcW w:w="7093" w:type="dxa"/>
             <w:vAlign w:val="top"/>
           </w:tcPr>
           <w:p>
@@ -10230,7 +10230,7 @@
         </w:tc>
         <w:tc>
           <w:tcPr>
-            <w:tcW w:w="2353" w:type="dxa"/>
+            <w:tcW w:w="2402" w:type="dxa"/>
             <w:vAlign w:val="top"/>
           </w:tcPr>
           <w:p>
@@ -10250,7 +10250,7 @@
         </w:trPr>
         <w:tc>
           <w:tcPr>
-            <w:tcW w:w="555" w:type="dxa"/>
+            <w:tcW w:w="585" w:type="dxa"/>
             <w:vAlign w:val="top"/>
           </w:tcPr>
           <w:p>
@@ -10265,7 +10265,7 @@
         </w:tc>
         <w:tc>
           <w:tcPr>
-            <w:tcW w:w="7172" w:type="dxa"/>
+            <w:tcW w:w="7093" w:type="dxa"/>
             <w:vAlign w:val="top"/>
           </w:tcPr>
           <w:p>
@@ -10286,7 +10286,7 @@
         </w:tc>
         <w:tc>
           <w:tcPr>
-            <w:tcW w:w="2353" w:type="dxa"/>
+            <w:tcW w:w="2402" w:type="dxa"/>
             <w:vAlign w:val="top"/>
           </w:tcPr>
           <w:p>
@@ -10306,7 +10306,7 @@
         </w:trPr>
         <w:tc>
           <w:tcPr>
-            <w:tcW w:w="555" w:type="dxa"/>
+            <w:tcW w:w="585" w:type="dxa"/>
             <w:vAlign w:val="top"/>
           </w:tcPr>
           <w:p>
@@ -10321,7 +10321,7 @@
         </w:tc>
         <w:tc>
           <w:tcPr>
-            <w:tcW w:w="7172" w:type="dxa"/>
+            <w:tcW w:w="7093" w:type="dxa"/>
             <w:vAlign w:val="top"/>
           </w:tcPr>
           <w:p>
@@ -10342,7 +10342,7 @@
         </w:tc>
         <w:tc>
           <w:tcPr>
-            <w:tcW w:w="2353" w:type="dxa"/>
+            <w:tcW w:w="2402" w:type="dxa"/>
             <w:vAlign w:val="top"/>
           </w:tcPr>
           <w:p>
@@ -10362,7 +10362,7 @@
         </w:trPr>
         <w:tc>
           <w:tcPr>
-            <w:tcW w:w="555" w:type="dxa"/>
+            <w:tcW w:w="585" w:type="dxa"/>
             <w:vAlign w:val="top"/>
           </w:tcPr>
           <w:p>
@@ -10377,7 +10377,7 @@
         </w:tc>
         <w:tc>
           <w:tcPr>
-            <w:tcW w:w="7172" w:type="dxa"/>
+            <w:tcW w:w="7093" w:type="dxa"/>
             <w:vAlign w:val="top"/>
           </w:tcPr>
           <w:p>
@@ -10398,7 +10398,7 @@
         </w:tc>
         <w:tc>
           <w:tcPr>
-            <w:tcW w:w="2353" w:type="dxa"/>
+            <w:tcW w:w="2402" w:type="dxa"/>
             <w:vAlign w:val="top"/>
           </w:tcPr>
           <w:p>
@@ -10418,7 +10418,7 @@
         </w:trPr>
         <w:tc>
           <w:tcPr>
-            <w:tcW w:w="555" w:type="dxa"/>
+            <w:tcW w:w="585" w:type="dxa"/>
             <w:vAlign w:val="top"/>
           </w:tcPr>
           <w:p>
@@ -10433,7 +10433,7 @@
         </w:tc>
         <w:tc>
           <w:tcPr>
-            <w:tcW w:w="7172" w:type="dxa"/>
+            <w:tcW w:w="7093" w:type="dxa"/>
             <w:vAlign w:val="top"/>
           </w:tcPr>
           <w:p>
@@ -10454,7 +10454,7 @@
         </w:tc>
         <w:tc>
           <w:tcPr>
-            <w:tcW w:w="2353" w:type="dxa"/>
+            <w:tcW w:w="2402" w:type="dxa"/>
             <w:vAlign w:val="top"/>
           </w:tcPr>
           <w:p>
@@ -10938,15 +10938,15 @@
         </w:tblCellMar>
       </w:tblPr>
       <w:tblGrid>
-        <w:gridCol w:w="855"/>
-        <w:gridCol w:w="1165"/>
-        <w:gridCol w:w="959"/>
-        <w:gridCol w:w="752"/>
-        <w:gridCol w:w="1785"/>
-        <w:gridCol w:w="1062"/>
-        <w:gridCol w:w="1269"/>
-        <w:gridCol w:w="959"/>
-        <w:gridCol w:w="1274"/>
+        <w:gridCol w:w="851"/>
+        <w:gridCol w:w="1166"/>
+        <w:gridCol w:w="956"/>
+        <w:gridCol w:w="745"/>
+        <w:gridCol w:w="1798"/>
+        <w:gridCol w:w="1061"/>
+        <w:gridCol w:w="1272"/>
+        <w:gridCol w:w="956"/>
+        <w:gridCol w:w="1275"/>
       </w:tblGrid>
       <w:tr>
         <w:trPr>
@@ -10954,7 +10954,7 @@
         </w:trPr>
         <w:tc>
           <w:tcPr>
-            <w:tcW w:w="855" w:type="dxa"/>
+            <w:tcW w:w="851" w:type="dxa"/>
             <w:shd w:val="clear" w:color="auto" w:fill="1B4A78"/>
             <w:vAlign w:val="top"/>
           </w:tcPr>
@@ -10973,7 +10973,7 @@
         </w:tc>
         <w:tc>
           <w:tcPr>
-            <w:tcW w:w="1165" w:type="dxa"/>
+            <w:tcW w:w="1166" w:type="dxa"/>
             <w:shd w:val="clear" w:color="auto" w:fill="1B4A78"/>
             <w:vAlign w:val="top"/>
           </w:tcPr>
@@ -10992,7 +10992,7 @@
         </w:tc>
         <w:tc>
           <w:tcPr>
-            <w:tcW w:w="959" w:type="dxa"/>
+            <w:tcW w:w="956" w:type="dxa"/>
             <w:shd w:val="clear" w:color="auto" w:fill="1B4A78"/>
             <w:vAlign w:val="top"/>
           </w:tcPr>
@@ -11011,7 +11011,7 @@
         </w:tc>
         <w:tc>
           <w:tcPr>
-            <w:tcW w:w="752" w:type="dxa"/>
+            <w:tcW w:w="745" w:type="dxa"/>
             <w:shd w:val="clear" w:color="auto" w:fill="1B4A78"/>
             <w:vAlign w:val="top"/>
           </w:tcPr>
@@ -11030,7 +11030,7 @@
         </w:tc>
         <w:tc>
           <w:tcPr>
-            <w:tcW w:w="1785" w:type="dxa"/>
+            <w:tcW w:w="1798" w:type="dxa"/>
             <w:shd w:val="clear" w:color="auto" w:fill="1B4A78"/>
             <w:vAlign w:val="top"/>
           </w:tcPr>
@@ -11049,7 +11049,7 @@
         </w:tc>
         <w:tc>
           <w:tcPr>
-            <w:tcW w:w="1062" w:type="dxa"/>
+            <w:tcW w:w="1061" w:type="dxa"/>
             <w:shd w:val="clear" w:color="auto" w:fill="1B4A78"/>
             <w:vAlign w:val="top"/>
           </w:tcPr>
@@ -11068,7 +11068,7 @@
         </w:tc>
         <w:tc>
           <w:tcPr>
-            <w:tcW w:w="1269" w:type="dxa"/>
+            <w:tcW w:w="1272" w:type="dxa"/>
             <w:shd w:val="clear" w:color="auto" w:fill="1B4A78"/>
             <w:vAlign w:val="top"/>
           </w:tcPr>
@@ -11087,7 +11087,7 @@
         </w:tc>
         <w:tc>
           <w:tcPr>
-            <w:tcW w:w="959" w:type="dxa"/>
+            <w:tcW w:w="956" w:type="dxa"/>
             <w:shd w:val="clear" w:color="auto" w:fill="1B4A78"/>
             <w:vAlign w:val="top"/>
           </w:tcPr>
@@ -11106,7 +11106,7 @@
         </w:tc>
         <w:tc>
           <w:tcPr>
-            <w:tcW w:w="1274" w:type="dxa"/>
+            <w:tcW w:w="1275" w:type="dxa"/>
             <w:shd w:val="clear" w:color="auto" w:fill="1B4A78"/>
             <w:vAlign w:val="top"/>
           </w:tcPr>
@@ -11130,7 +11130,7 @@
         </w:trPr>
         <w:tc>
           <w:tcPr>
-            <w:tcW w:w="855" w:type="dxa"/>
+            <w:tcW w:w="851" w:type="dxa"/>
             <w:vAlign w:val="top"/>
           </w:tcPr>
           <w:p>
@@ -11145,7 +11145,7 @@
         </w:tc>
         <w:tc>
           <w:tcPr>
-            <w:tcW w:w="1165" w:type="dxa"/>
+            <w:tcW w:w="1166" w:type="dxa"/>
             <w:vAlign w:val="top"/>
           </w:tcPr>
           <w:p>
@@ -11160,7 +11160,7 @@
         </w:tc>
         <w:tc>
           <w:tcPr>
-            <w:tcW w:w="959" w:type="dxa"/>
+            <w:tcW w:w="956" w:type="dxa"/>
             <w:vAlign w:val="top"/>
           </w:tcPr>
           <w:p>
@@ -11175,7 +11175,7 @@
         </w:tc>
         <w:tc>
           <w:tcPr>
-            <w:tcW w:w="752" w:type="dxa"/>
+            <w:tcW w:w="745" w:type="dxa"/>
             <w:vAlign w:val="top"/>
           </w:tcPr>
           <w:p>
@@ -11190,7 +11190,7 @@
         </w:tc>
         <w:tc>
           <w:tcPr>
-            <w:tcW w:w="1785" w:type="dxa"/>
+            <w:tcW w:w="1798" w:type="dxa"/>
             <w:vAlign w:val="top"/>
           </w:tcPr>
           <w:p>
@@ -11205,7 +11205,7 @@
         </w:tc>
         <w:tc>
           <w:tcPr>
-            <w:tcW w:w="1062" w:type="dxa"/>
+            <w:tcW w:w="1061" w:type="dxa"/>
             <w:vAlign w:val="top"/>
           </w:tcPr>
           <w:p>
@@ -11220,7 +11220,7 @@
         </w:tc>
         <w:tc>
           <w:tcPr>
-            <w:tcW w:w="1269" w:type="dxa"/>
+            <w:tcW w:w="1272" w:type="dxa"/>
             <w:vAlign w:val="top"/>
           </w:tcPr>
           <w:p>
@@ -11235,7 +11235,7 @@
         </w:tc>
         <w:tc>
           <w:tcPr>
-            <w:tcW w:w="959" w:type="dxa"/>
+            <w:tcW w:w="956" w:type="dxa"/>
             <w:vAlign w:val="top"/>
           </w:tcPr>
           <w:p>
@@ -11250,7 +11250,7 @@
         </w:tc>
         <w:tc>
           <w:tcPr>
-            <w:tcW w:w="1274" w:type="dxa"/>
+            <w:tcW w:w="1275" w:type="dxa"/>
             <w:vAlign w:val="top"/>
           </w:tcPr>
           <w:p>
@@ -11270,7 +11270,7 @@
         </w:trPr>
         <w:tc>
           <w:tcPr>
-            <w:tcW w:w="855" w:type="dxa"/>
+            <w:tcW w:w="851" w:type="dxa"/>
             <w:vAlign w:val="top"/>
           </w:tcPr>
           <w:p>
@@ -11285,7 +11285,7 @@
         </w:tc>
         <w:tc>
           <w:tcPr>
-            <w:tcW w:w="1165" w:type="dxa"/>
+            <w:tcW w:w="1166" w:type="dxa"/>
             <w:vAlign w:val="top"/>
           </w:tcPr>
           <w:p>
@@ -11300,7 +11300,7 @@
         </w:tc>
         <w:tc>
           <w:tcPr>
-            <w:tcW w:w="959" w:type="dxa"/>
+            <w:tcW w:w="956" w:type="dxa"/>
             <w:vAlign w:val="top"/>
           </w:tcPr>
           <w:p>
@@ -11315,7 +11315,7 @@
         </w:tc>
         <w:tc>
           <w:tcPr>
-            <w:tcW w:w="752" w:type="dxa"/>
+            <w:tcW w:w="745" w:type="dxa"/>
             <w:vAlign w:val="top"/>
           </w:tcPr>
           <w:p>
@@ -11330,7 +11330,7 @@
         </w:tc>
         <w:tc>
           <w:tcPr>
-            <w:tcW w:w="1785" w:type="dxa"/>
+            <w:tcW w:w="1798" w:type="dxa"/>
             <w:vAlign w:val="top"/>
           </w:tcPr>
           <w:p>
@@ -11353,7 +11353,7 @@
         </w:tc>
         <w:tc>
           <w:tcPr>
-            <w:tcW w:w="1062" w:type="dxa"/>
+            <w:tcW w:w="1061" w:type="dxa"/>
             <w:vAlign w:val="top"/>
           </w:tcPr>
           <w:p>
@@ -11368,7 +11368,7 @@
         </w:tc>
         <w:tc>
           <w:tcPr>
-            <w:tcW w:w="1269" w:type="dxa"/>
+            <w:tcW w:w="1272" w:type="dxa"/>
             <w:vAlign w:val="top"/>
           </w:tcPr>
           <w:p>
@@ -11383,7 +11383,7 @@
         </w:tc>
         <w:tc>
           <w:tcPr>
-            <w:tcW w:w="959" w:type="dxa"/>
+            <w:tcW w:w="956" w:type="dxa"/>
             <w:vAlign w:val="top"/>
           </w:tcPr>
           <w:p>
@@ -11398,7 +11398,7 @@
         </w:tc>
         <w:tc>
           <w:tcPr>
-            <w:tcW w:w="1274" w:type="dxa"/>
+            <w:tcW w:w="1275" w:type="dxa"/>
             <w:vAlign w:val="top"/>
           </w:tcPr>
           <w:p>
@@ -11418,7 +11418,7 @@
         </w:trPr>
         <w:tc>
           <w:tcPr>
-            <w:tcW w:w="855" w:type="dxa"/>
+            <w:tcW w:w="851" w:type="dxa"/>
             <w:vAlign w:val="top"/>
           </w:tcPr>
           <w:p>
@@ -11433,7 +11433,7 @@
         </w:tc>
         <w:tc>
           <w:tcPr>
-            <w:tcW w:w="1165" w:type="dxa"/>
+            <w:tcW w:w="1166" w:type="dxa"/>
             <w:vAlign w:val="top"/>
           </w:tcPr>
           <w:p>
@@ -11448,7 +11448,7 @@
         </w:tc>
         <w:tc>
           <w:tcPr>
-            <w:tcW w:w="959" w:type="dxa"/>
+            <w:tcW w:w="956" w:type="dxa"/>
             <w:vAlign w:val="top"/>
           </w:tcPr>
           <w:p>
@@ -11463,7 +11463,7 @@
         </w:tc>
         <w:tc>
           <w:tcPr>
-            <w:tcW w:w="752" w:type="dxa"/>
+            <w:tcW w:w="745" w:type="dxa"/>
             <w:vAlign w:val="top"/>
           </w:tcPr>
           <w:p>
@@ -11478,7 +11478,7 @@
         </w:tc>
         <w:tc>
           <w:tcPr>
-            <w:tcW w:w="1785" w:type="dxa"/>
+            <w:tcW w:w="1798" w:type="dxa"/>
             <w:vAlign w:val="top"/>
           </w:tcPr>
           <w:p>
@@ -11501,7 +11501,7 @@
         </w:tc>
         <w:tc>
           <w:tcPr>
-            <w:tcW w:w="1062" w:type="dxa"/>
+            <w:tcW w:w="1061" w:type="dxa"/>
             <w:vAlign w:val="top"/>
           </w:tcPr>
           <w:p>
@@ -11516,7 +11516,7 @@
         </w:tc>
         <w:tc>
           <w:tcPr>
-            <w:tcW w:w="1269" w:type="dxa"/>
+            <w:tcW w:w="1272" w:type="dxa"/>
             <w:vAlign w:val="top"/>
           </w:tcPr>
           <w:p>
@@ -11531,7 +11531,7 @@
         </w:tc>
         <w:tc>
           <w:tcPr>
-            <w:tcW w:w="959" w:type="dxa"/>
+            <w:tcW w:w="956" w:type="dxa"/>
             <w:vAlign w:val="top"/>
           </w:tcPr>
           <w:p>
@@ -11546,7 +11546,7 @@
         </w:tc>
         <w:tc>
           <w:tcPr>
-            <w:tcW w:w="1274" w:type="dxa"/>
+            <w:tcW w:w="1275" w:type="dxa"/>
             <w:vAlign w:val="top"/>
           </w:tcPr>
           <w:p>
@@ -12408,9 +12408,9 @@
         </w:tblCellMar>
       </w:tblPr>
       <w:tblGrid>
-        <w:gridCol w:w="2162"/>
-        <w:gridCol w:w="4100"/>
-        <w:gridCol w:w="3818"/>
+        <w:gridCol w:w="2217"/>
+        <w:gridCol w:w="4057"/>
+        <w:gridCol w:w="3806"/>
       </w:tblGrid>
       <w:tr>
         <w:trPr>
@@ -12418,7 +12418,7 @@
         </w:trPr>
         <w:tc>
           <w:tcPr>
-            <w:tcW w:w="2162" w:type="dxa"/>
+            <w:tcW w:w="2217" w:type="dxa"/>
             <w:shd w:val="clear" w:color="auto" w:fill="1B4A78"/>
             <w:vAlign w:val="top"/>
           </w:tcPr>
@@ -12437,7 +12437,7 @@
         </w:tc>
         <w:tc>
           <w:tcPr>
-            <w:tcW w:w="4100" w:type="dxa"/>
+            <w:tcW w:w="4057" w:type="dxa"/>
             <w:shd w:val="clear" w:color="auto" w:fill="1B4A78"/>
             <w:vAlign w:val="top"/>
           </w:tcPr>
@@ -12456,7 +12456,7 @@
         </w:tc>
         <w:tc>
           <w:tcPr>
-            <w:tcW w:w="3818" w:type="dxa"/>
+            <w:tcW w:w="3806" w:type="dxa"/>
             <w:shd w:val="clear" w:color="auto" w:fill="1B4A78"/>
             <w:vAlign w:val="top"/>
           </w:tcPr>
@@ -12480,7 +12480,7 @@
         </w:trPr>
         <w:tc>
           <w:tcPr>
-            <w:tcW w:w="2162" w:type="dxa"/>
+            <w:tcW w:w="2217" w:type="dxa"/>
             <w:vAlign w:val="top"/>
           </w:tcPr>
           <w:p>
@@ -12503,7 +12503,7 @@
         </w:tc>
         <w:tc>
           <w:tcPr>
-            <w:tcW w:w="4100" w:type="dxa"/>
+            <w:tcW w:w="4057" w:type="dxa"/>
             <w:vAlign w:val="top"/>
           </w:tcPr>
           <w:p>
@@ -12518,7 +12518,7 @@
         </w:tc>
         <w:tc>
           <w:tcPr>
-            <w:tcW w:w="3818" w:type="dxa"/>
+            <w:tcW w:w="3806" w:type="dxa"/>
             <w:vAlign w:val="top"/>
           </w:tcPr>
           <w:p>
@@ -12538,7 +12538,7 @@
         </w:trPr>
         <w:tc>
           <w:tcPr>
-            <w:tcW w:w="2162" w:type="dxa"/>
+            <w:tcW w:w="2217" w:type="dxa"/>
             <w:vAlign w:val="top"/>
           </w:tcPr>
           <w:p>
@@ -12557,7 +12557,7 @@
         </w:tc>
         <w:tc>
           <w:tcPr>
-            <w:tcW w:w="4100" w:type="dxa"/>
+            <w:tcW w:w="4057" w:type="dxa"/>
             <w:vAlign w:val="top"/>
           </w:tcPr>
           <w:p>
@@ -12572,7 +12572,7 @@
         </w:tc>
         <w:tc>
           <w:tcPr>
-            <w:tcW w:w="3818" w:type="dxa"/>
+            <w:tcW w:w="3806" w:type="dxa"/>
             <w:vAlign w:val="top"/>
           </w:tcPr>
           <w:p>
@@ -12592,7 +12592,7 @@
         </w:trPr>
         <w:tc>
           <w:tcPr>
-            <w:tcW w:w="2162" w:type="dxa"/>
+            <w:tcW w:w="2217" w:type="dxa"/>
             <w:vAlign w:val="top"/>
           </w:tcPr>
           <w:p>
@@ -12611,7 +12611,7 @@
         </w:tc>
         <w:tc>
           <w:tcPr>
-            <w:tcW w:w="4100" w:type="dxa"/>
+            <w:tcW w:w="4057" w:type="dxa"/>
             <w:vAlign w:val="top"/>
           </w:tcPr>
           <w:p>
@@ -12626,7 +12626,7 @@
         </w:tc>
         <w:tc>
           <w:tcPr>
-            <w:tcW w:w="3818" w:type="dxa"/>
+            <w:tcW w:w="3806" w:type="dxa"/>
             <w:vAlign w:val="top"/>
           </w:tcPr>
           <w:p>
@@ -12646,7 +12646,7 @@
         </w:trPr>
         <w:tc>
           <w:tcPr>
-            <w:tcW w:w="2162" w:type="dxa"/>
+            <w:tcW w:w="2217" w:type="dxa"/>
             <w:vAlign w:val="top"/>
           </w:tcPr>
           <w:p>
@@ -12665,7 +12665,7 @@
         </w:tc>
         <w:tc>
           <w:tcPr>
-            <w:tcW w:w="4100" w:type="dxa"/>
+            <w:tcW w:w="4057" w:type="dxa"/>
             <w:vAlign w:val="top"/>
           </w:tcPr>
           <w:p>
@@ -12680,7 +12680,7 @@
         </w:tc>
         <w:tc>
           <w:tcPr>
-            <w:tcW w:w="3818" w:type="dxa"/>
+            <w:tcW w:w="3806" w:type="dxa"/>
             <w:vAlign w:val="top"/>
           </w:tcPr>
           <w:p>
@@ -12700,7 +12700,7 @@
         </w:trPr>
         <w:tc>
           <w:tcPr>
-            <w:tcW w:w="2162" w:type="dxa"/>
+            <w:tcW w:w="2217" w:type="dxa"/>
             <w:vAlign w:val="top"/>
           </w:tcPr>
           <w:p>
@@ -12719,7 +12719,7 @@
         </w:tc>
         <w:tc>
           <w:tcPr>
-            <w:tcW w:w="4100" w:type="dxa"/>
+            <w:tcW w:w="4057" w:type="dxa"/>
             <w:vAlign w:val="top"/>
           </w:tcPr>
           <w:p>
@@ -12734,7 +12734,7 @@
         </w:tc>
         <w:tc>
           <w:tcPr>
-            <w:tcW w:w="3818" w:type="dxa"/>
+            <w:tcW w:w="3806" w:type="dxa"/>
             <w:vAlign w:val="top"/>
           </w:tcPr>
           <w:p>
@@ -12754,7 +12754,7 @@
         </w:trPr>
         <w:tc>
           <w:tcPr>
-            <w:tcW w:w="2162" w:type="dxa"/>
+            <w:tcW w:w="2217" w:type="dxa"/>
             <w:vAlign w:val="top"/>
           </w:tcPr>
           <w:p>
@@ -12773,7 +12773,7 @@
         </w:tc>
         <w:tc>
           <w:tcPr>
-            <w:tcW w:w="4100" w:type="dxa"/>
+            <w:tcW w:w="4057" w:type="dxa"/>
             <w:vAlign w:val="top"/>
           </w:tcPr>
           <w:p>
@@ -12788,7 +12788,7 @@
         </w:tc>
         <w:tc>
           <w:tcPr>
-            <w:tcW w:w="3818" w:type="dxa"/>
+            <w:tcW w:w="3806" w:type="dxa"/>
             <w:vAlign w:val="top"/>
           </w:tcPr>
           <w:p>
@@ -12951,8 +12951,8 @@
         </w:tblCellMar>
       </w:tblPr>
       <w:tblGrid>
-        <w:gridCol w:w="3003"/>
-        <w:gridCol w:w="7077"/>
+        <w:gridCol w:w="3031"/>
+        <w:gridCol w:w="7049"/>
       </w:tblGrid>
       <w:tr>
         <w:trPr>
@@ -12960,7 +12960,7 @@
         </w:trPr>
         <w:tc>
           <w:tcPr>
-            <w:tcW w:w="3003" w:type="dxa"/>
+            <w:tcW w:w="3031" w:type="dxa"/>
             <w:shd w:val="clear" w:color="auto" w:fill="1B4A78"/>
             <w:vAlign w:val="top"/>
           </w:tcPr>
@@ -12979,7 +12979,7 @@
         </w:tc>
         <w:tc>
           <w:tcPr>
-            <w:tcW w:w="7077" w:type="dxa"/>
+            <w:tcW w:w="7049" w:type="dxa"/>
             <w:shd w:val="clear" w:color="auto" w:fill="1B4A78"/>
             <w:vAlign w:val="top"/>
           </w:tcPr>
@@ -13003,7 +13003,7 @@
         </w:trPr>
         <w:tc>
           <w:tcPr>
-            <w:tcW w:w="3003" w:type="dxa"/>
+            <w:tcW w:w="3031" w:type="dxa"/>
             <w:vAlign w:val="top"/>
           </w:tcPr>
           <w:p>
@@ -13020,7 +13020,7 @@
         </w:tc>
         <w:tc>
           <w:tcPr>
-            <w:tcW w:w="7077" w:type="dxa"/>
+            <w:tcW w:w="7049" w:type="dxa"/>
             <w:vAlign w:val="top"/>
           </w:tcPr>
           <w:p>
@@ -13062,7 +13062,7 @@
         </w:trPr>
         <w:tc>
           <w:tcPr>
-            <w:tcW w:w="3003" w:type="dxa"/>
+            <w:tcW w:w="3031" w:type="dxa"/>
             <w:vAlign w:val="top"/>
           </w:tcPr>
           <w:p>
@@ -13079,7 +13079,7 @@
         </w:tc>
         <w:tc>
           <w:tcPr>
-            <w:tcW w:w="7077" w:type="dxa"/>
+            <w:tcW w:w="7049" w:type="dxa"/>
             <w:vAlign w:val="top"/>
           </w:tcPr>
           <w:p>
@@ -13121,7 +13121,7 @@
         </w:trPr>
         <w:tc>
           <w:tcPr>
-            <w:tcW w:w="3003" w:type="dxa"/>
+            <w:tcW w:w="3031" w:type="dxa"/>
             <w:vAlign w:val="top"/>
           </w:tcPr>
           <w:p>
@@ -13138,7 +13138,7 @@
         </w:tc>
         <w:tc>
           <w:tcPr>
-            <w:tcW w:w="7077" w:type="dxa"/>
+            <w:tcW w:w="7049" w:type="dxa"/>
             <w:vAlign w:val="top"/>
           </w:tcPr>
           <w:p>
@@ -13180,7 +13180,7 @@
         </w:trPr>
         <w:tc>
           <w:tcPr>
-            <w:tcW w:w="3003" w:type="dxa"/>
+            <w:tcW w:w="3031" w:type="dxa"/>
             <w:vAlign w:val="top"/>
           </w:tcPr>
           <w:p>
@@ -13197,7 +13197,7 @@
         </w:tc>
         <w:tc>
           <w:tcPr>
-            <w:tcW w:w="7077" w:type="dxa"/>
+            <w:tcW w:w="7049" w:type="dxa"/>
             <w:vAlign w:val="top"/>
           </w:tcPr>
           <w:p>
@@ -13217,7 +13217,7 @@
         </w:trPr>
         <w:tc>
           <w:tcPr>
-            <w:tcW w:w="3003" w:type="dxa"/>
+            <w:tcW w:w="3031" w:type="dxa"/>
             <w:vAlign w:val="top"/>
           </w:tcPr>
           <w:p>
@@ -13234,7 +13234,7 @@
         </w:tc>
         <w:tc>
           <w:tcPr>
-            <w:tcW w:w="7077" w:type="dxa"/>
+            <w:tcW w:w="7049" w:type="dxa"/>
             <w:vAlign w:val="top"/>
           </w:tcPr>
           <w:p>
@@ -13286,9 +13286,9 @@
         </w:tblCellMar>
       </w:tblPr>
       <w:tblGrid>
-        <w:gridCol w:w="4295"/>
-        <w:gridCol w:w="3788"/>
-        <w:gridCol w:w="1997"/>
+        <w:gridCol w:w="4175"/>
+        <w:gridCol w:w="3893"/>
+        <w:gridCol w:w="2012"/>
       </w:tblGrid>
       <w:tr>
         <w:trPr>
@@ -13296,7 +13296,7 @@
         </w:trPr>
         <w:tc>
           <w:tcPr>
-            <w:tcW w:w="4295" w:type="dxa"/>
+            <w:tcW w:w="4175" w:type="dxa"/>
             <w:shd w:val="clear" w:color="auto" w:fill="1B4A78"/>
             <w:vAlign w:val="top"/>
           </w:tcPr>
@@ -13315,7 +13315,7 @@
         </w:tc>
         <w:tc>
           <w:tcPr>
-            <w:tcW w:w="3788" w:type="dxa"/>
+            <w:tcW w:w="3893" w:type="dxa"/>
             <w:shd w:val="clear" w:color="auto" w:fill="1B4A78"/>
             <w:vAlign w:val="top"/>
           </w:tcPr>
@@ -13334,7 +13334,7 @@
         </w:tc>
         <w:tc>
           <w:tcPr>
-            <w:tcW w:w="1997" w:type="dxa"/>
+            <w:tcW w:w="2012" w:type="dxa"/>
             <w:shd w:val="clear" w:color="auto" w:fill="1B4A78"/>
             <w:vAlign w:val="top"/>
           </w:tcPr>
@@ -13358,7 +13358,7 @@
         </w:trPr>
         <w:tc>
           <w:tcPr>
-            <w:tcW w:w="4295" w:type="dxa"/>
+            <w:tcW w:w="4175" w:type="dxa"/>
             <w:vAlign w:val="top"/>
           </w:tcPr>
           <w:p>
@@ -13373,7 +13373,7 @@
         </w:tc>
         <w:tc>
           <w:tcPr>
-            <w:tcW w:w="3788" w:type="dxa"/>
+            <w:tcW w:w="3893" w:type="dxa"/>
             <w:vAlign w:val="top"/>
           </w:tcPr>
           <w:p>
@@ -13390,7 +13390,7 @@
         </w:tc>
         <w:tc>
           <w:tcPr>
-            <w:tcW w:w="1997" w:type="dxa"/>
+            <w:tcW w:w="2012" w:type="dxa"/>
             <w:vAlign w:val="top"/>
           </w:tcPr>
           <w:p>
@@ -13410,7 +13410,7 @@
         </w:trPr>
         <w:tc>
           <w:tcPr>
-            <w:tcW w:w="4295" w:type="dxa"/>
+            <w:tcW w:w="4175" w:type="dxa"/>
             <w:vAlign w:val="top"/>
           </w:tcPr>
           <w:p>
@@ -13425,7 +13425,7 @@
         </w:tc>
         <w:tc>
           <w:tcPr>
-            <w:tcW w:w="3788" w:type="dxa"/>
+            <w:tcW w:w="3893" w:type="dxa"/>
             <w:vAlign w:val="top"/>
           </w:tcPr>
           <w:p>
@@ -13470,7 +13470,7 @@
         </w:tc>
         <w:tc>
           <w:tcPr>
-            <w:tcW w:w="1997" w:type="dxa"/>
+            <w:tcW w:w="2012" w:type="dxa"/>
             <w:vAlign w:val="top"/>
           </w:tcPr>
           <w:p>
@@ -13490,7 +13490,7 @@
         </w:trPr>
         <w:tc>
           <w:tcPr>
-            <w:tcW w:w="4295" w:type="dxa"/>
+            <w:tcW w:w="4175" w:type="dxa"/>
             <w:vAlign w:val="top"/>
           </w:tcPr>
           <w:p>
@@ -13505,7 +13505,7 @@
         </w:tc>
         <w:tc>
           <w:tcPr>
-            <w:tcW w:w="3788" w:type="dxa"/>
+            <w:tcW w:w="3893" w:type="dxa"/>
             <w:vAlign w:val="top"/>
           </w:tcPr>
           <w:p>
@@ -13534,7 +13534,7 @@
         </w:tc>
         <w:tc>
           <w:tcPr>
-            <w:tcW w:w="1997" w:type="dxa"/>
+            <w:tcW w:w="2012" w:type="dxa"/>
             <w:vAlign w:val="top"/>
           </w:tcPr>
           <w:p>
@@ -13554,7 +13554,7 @@
         </w:trPr>
         <w:tc>
           <w:tcPr>
-            <w:tcW w:w="4295" w:type="dxa"/>
+            <w:tcW w:w="4175" w:type="dxa"/>
             <w:vAlign w:val="top"/>
           </w:tcPr>
           <w:p>
@@ -13569,7 +13569,7 @@
         </w:tc>
         <w:tc>
           <w:tcPr>
-            <w:tcW w:w="3788" w:type="dxa"/>
+            <w:tcW w:w="3893" w:type="dxa"/>
             <w:vAlign w:val="top"/>
           </w:tcPr>
           <w:p>
@@ -13590,7 +13590,7 @@
         </w:tc>
         <w:tc>
           <w:tcPr>
-            <w:tcW w:w="1997" w:type="dxa"/>
+            <w:tcW w:w="2012" w:type="dxa"/>
             <w:vAlign w:val="top"/>
           </w:tcPr>
           <w:p>
@@ -13610,7 +13610,7 @@
         </w:trPr>
         <w:tc>
           <w:tcPr>
-            <w:tcW w:w="4295" w:type="dxa"/>
+            <w:tcW w:w="4175" w:type="dxa"/>
             <w:vAlign w:val="top"/>
           </w:tcPr>
           <w:p>
@@ -13627,7 +13627,7 @@
         </w:tc>
         <w:tc>
           <w:tcPr>
-            <w:tcW w:w="3788" w:type="dxa"/>
+            <w:tcW w:w="3893" w:type="dxa"/>
             <w:vAlign w:val="top"/>
           </w:tcPr>
           <w:p>
@@ -13648,7 +13648,7 @@
         </w:tc>
         <w:tc>
           <w:tcPr>
-            <w:tcW w:w="1997" w:type="dxa"/>
+            <w:tcW w:w="2012" w:type="dxa"/>
             <w:vAlign w:val="top"/>
           </w:tcPr>
           <w:p>
@@ -13668,7 +13668,7 @@
         </w:trPr>
         <w:tc>
           <w:tcPr>
-            <w:tcW w:w="4295" w:type="dxa"/>
+            <w:tcW w:w="4175" w:type="dxa"/>
             <w:vAlign w:val="top"/>
           </w:tcPr>
           <w:p>
@@ -13683,7 +13683,7 @@
         </w:tc>
         <w:tc>
           <w:tcPr>
-            <w:tcW w:w="3788" w:type="dxa"/>
+            <w:tcW w:w="3893" w:type="dxa"/>
             <w:vAlign w:val="top"/>
           </w:tcPr>
           <w:p>
@@ -13700,7 +13700,7 @@
         </w:tc>
         <w:tc>
           <w:tcPr>
-            <w:tcW w:w="1997" w:type="dxa"/>
+            <w:tcW w:w="2012" w:type="dxa"/>
             <w:vAlign w:val="top"/>
           </w:tcPr>
           <w:p>
@@ -13720,7 +13720,7 @@
         </w:trPr>
         <w:tc>
           <w:tcPr>
-            <w:tcW w:w="4295" w:type="dxa"/>
+            <w:tcW w:w="4175" w:type="dxa"/>
             <w:vAlign w:val="top"/>
           </w:tcPr>
           <w:p>
@@ -13735,7 +13735,7 @@
         </w:tc>
         <w:tc>
           <w:tcPr>
-            <w:tcW w:w="3788" w:type="dxa"/>
+            <w:tcW w:w="3893" w:type="dxa"/>
             <w:vAlign w:val="top"/>
           </w:tcPr>
           <w:p>
@@ -13752,7 +13752,7 @@
         </w:tc>
         <w:tc>
           <w:tcPr>
-            <w:tcW w:w="1997" w:type="dxa"/>
+            <w:tcW w:w="2012" w:type="dxa"/>
             <w:vAlign w:val="top"/>
           </w:tcPr>
           <w:p>
@@ -13772,7 +13772,7 @@
         </w:trPr>
         <w:tc>
           <w:tcPr>
-            <w:tcW w:w="4295" w:type="dxa"/>
+            <w:tcW w:w="4175" w:type="dxa"/>
             <w:vAlign w:val="top"/>
           </w:tcPr>
           <w:p>
@@ -13787,7 +13787,7 @@
         </w:tc>
         <w:tc>
           <w:tcPr>
-            <w:tcW w:w="3788" w:type="dxa"/>
+            <w:tcW w:w="3893" w:type="dxa"/>
             <w:vAlign w:val="top"/>
           </w:tcPr>
           <w:p>
@@ -13828,7 +13828,7 @@
         </w:tc>
         <w:tc>
           <w:tcPr>
-            <w:tcW w:w="1997" w:type="dxa"/>
+            <w:tcW w:w="2012" w:type="dxa"/>
             <w:vAlign w:val="top"/>
           </w:tcPr>
           <w:p>
@@ -13848,7 +13848,7 @@
         </w:trPr>
         <w:tc>
           <w:tcPr>
-            <w:tcW w:w="4295" w:type="dxa"/>
+            <w:tcW w:w="4175" w:type="dxa"/>
             <w:vAlign w:val="top"/>
           </w:tcPr>
           <w:p>
@@ -13863,7 +13863,7 @@
         </w:tc>
         <w:tc>
           <w:tcPr>
-            <w:tcW w:w="3788" w:type="dxa"/>
+            <w:tcW w:w="3893" w:type="dxa"/>
             <w:vAlign w:val="top"/>
           </w:tcPr>
           <w:p>
@@ -13884,7 +13884,7 @@
         </w:tc>
         <w:tc>
           <w:tcPr>
-            <w:tcW w:w="1997" w:type="dxa"/>
+            <w:tcW w:w="2012" w:type="dxa"/>
             <w:vAlign w:val="top"/>
           </w:tcPr>
           <w:p>
@@ -14601,10 +14601,10 @@
         </w:tblCellMar>
       </w:tblPr>
       <w:tblGrid>
-        <w:gridCol w:w="2309"/>
-        <w:gridCol w:w="3261"/>
-        <w:gridCol w:w="2705"/>
-        <w:gridCol w:w="1805"/>
+        <w:gridCol w:w="2389"/>
+        <w:gridCol w:w="3156"/>
+        <w:gridCol w:w="2728"/>
+        <w:gridCol w:w="1807"/>
       </w:tblGrid>
       <w:tr>
         <w:trPr>
@@ -14612,7 +14612,7 @@
         </w:trPr>
         <w:tc>
           <w:tcPr>
-            <w:tcW w:w="2309" w:type="dxa"/>
+            <w:tcW w:w="2389" w:type="dxa"/>
             <w:shd w:val="clear" w:color="auto" w:fill="1B4A78"/>
             <w:vAlign w:val="top"/>
           </w:tcPr>
@@ -14631,7 +14631,7 @@
         </w:tc>
         <w:tc>
           <w:tcPr>
-            <w:tcW w:w="3261" w:type="dxa"/>
+            <w:tcW w:w="3156" w:type="dxa"/>
             <w:shd w:val="clear" w:color="auto" w:fill="1B4A78"/>
             <w:vAlign w:val="top"/>
           </w:tcPr>
@@ -14650,7 +14650,7 @@
         </w:tc>
         <w:tc>
           <w:tcPr>
-            <w:tcW w:w="2705" w:type="dxa"/>
+            <w:tcW w:w="2728" w:type="dxa"/>
             <w:shd w:val="clear" w:color="auto" w:fill="1B4A78"/>
             <w:vAlign w:val="top"/>
           </w:tcPr>
@@ -14669,7 +14669,7 @@
         </w:tc>
         <w:tc>
           <w:tcPr>
-            <w:tcW w:w="1805" w:type="dxa"/>
+            <w:tcW w:w="1807" w:type="dxa"/>
             <w:shd w:val="clear" w:color="auto" w:fill="1B4A78"/>
             <w:vAlign w:val="top"/>
           </w:tcPr>
@@ -14693,7 +14693,7 @@
         </w:trPr>
         <w:tc>
           <w:tcPr>
-            <w:tcW w:w="2309" w:type="dxa"/>
+            <w:tcW w:w="2389" w:type="dxa"/>
             <w:vAlign w:val="top"/>
           </w:tcPr>
           <w:p>
@@ -14710,7 +14710,7 @@
         </w:tc>
         <w:tc>
           <w:tcPr>
-            <w:tcW w:w="3261" w:type="dxa"/>
+            <w:tcW w:w="3156" w:type="dxa"/>
             <w:vAlign w:val="top"/>
           </w:tcPr>
           <w:p>
@@ -14725,7 +14725,7 @@
         </w:tc>
         <w:tc>
           <w:tcPr>
-            <w:tcW w:w="2705" w:type="dxa"/>
+            <w:tcW w:w="2728" w:type="dxa"/>
             <w:vAlign w:val="top"/>
           </w:tcPr>
           <w:p>
@@ -14740,7 +14740,7 @@
         </w:tc>
         <w:tc>
           <w:tcPr>
-            <w:tcW w:w="1805" w:type="dxa"/>
+            <w:tcW w:w="1807" w:type="dxa"/>
             <w:vAlign w:val="top"/>
           </w:tcPr>
           <w:p>
@@ -14760,7 +14760,7 @@
         </w:trPr>
         <w:tc>
           <w:tcPr>
-            <w:tcW w:w="2309" w:type="dxa"/>
+            <w:tcW w:w="2389" w:type="dxa"/>
             <w:vAlign w:val="top"/>
           </w:tcPr>
           <w:p>
@@ -14777,7 +14777,7 @@
         </w:tc>
         <w:tc>
           <w:tcPr>
-            <w:tcW w:w="3261" w:type="dxa"/>
+            <w:tcW w:w="3156" w:type="dxa"/>
             <w:vAlign w:val="top"/>
           </w:tcPr>
           <w:p>
@@ -14792,7 +14792,7 @@
         </w:tc>
         <w:tc>
           <w:tcPr>
-            <w:tcW w:w="2705" w:type="dxa"/>
+            <w:tcW w:w="2728" w:type="dxa"/>
             <w:vAlign w:val="top"/>
           </w:tcPr>
           <w:p>
@@ -14815,7 +14815,7 @@
         </w:tc>
         <w:tc>
           <w:tcPr>
-            <w:tcW w:w="1805" w:type="dxa"/>
+            <w:tcW w:w="1807" w:type="dxa"/>
             <w:vAlign w:val="top"/>
           </w:tcPr>
           <w:p>
@@ -14835,7 +14835,7 @@
         </w:trPr>
         <w:tc>
           <w:tcPr>
-            <w:tcW w:w="2309" w:type="dxa"/>
+            <w:tcW w:w="2389" w:type="dxa"/>
             <w:vAlign w:val="top"/>
           </w:tcPr>
           <w:p>
@@ -14852,7 +14852,7 @@
         </w:tc>
         <w:tc>
           <w:tcPr>
-            <w:tcW w:w="3261" w:type="dxa"/>
+            <w:tcW w:w="3156" w:type="dxa"/>
             <w:vAlign w:val="top"/>
           </w:tcPr>
           <w:p>
@@ -14867,7 +14867,7 @@
         </w:tc>
         <w:tc>
           <w:tcPr>
-            <w:tcW w:w="2705" w:type="dxa"/>
+            <w:tcW w:w="2728" w:type="dxa"/>
             <w:vAlign w:val="top"/>
           </w:tcPr>
           <w:p>
@@ -14882,7 +14882,7 @@
         </w:tc>
         <w:tc>
           <w:tcPr>
-            <w:tcW w:w="1805" w:type="dxa"/>
+            <w:tcW w:w="1807" w:type="dxa"/>
             <w:vAlign w:val="top"/>
           </w:tcPr>
           <w:p>
@@ -14902,7 +14902,7 @@
         </w:trPr>
         <w:tc>
           <w:tcPr>
-            <w:tcW w:w="2309" w:type="dxa"/>
+            <w:tcW w:w="2389" w:type="dxa"/>
             <w:vAlign w:val="top"/>
           </w:tcPr>
           <w:p>
@@ -14919,7 +14919,7 @@
         </w:tc>
         <w:tc>
           <w:tcPr>
-            <w:tcW w:w="3261" w:type="dxa"/>
+            <w:tcW w:w="3156" w:type="dxa"/>
             <w:vAlign w:val="top"/>
           </w:tcPr>
           <w:p>
@@ -14934,7 +14934,7 @@
         </w:tc>
         <w:tc>
           <w:tcPr>
-            <w:tcW w:w="2705" w:type="dxa"/>
+            <w:tcW w:w="2728" w:type="dxa"/>
             <w:vAlign w:val="top"/>
           </w:tcPr>
           <w:p>
@@ -14949,7 +14949,7 @@
         </w:tc>
         <w:tc>
           <w:tcPr>
-            <w:tcW w:w="1805" w:type="dxa"/>
+            <w:tcW w:w="1807" w:type="dxa"/>
             <w:vAlign w:val="top"/>
           </w:tcPr>
           <w:p>
@@ -14969,7 +14969,7 @@
         </w:trPr>
         <w:tc>
           <w:tcPr>
-            <w:tcW w:w="2309" w:type="dxa"/>
+            <w:tcW w:w="2389" w:type="dxa"/>
             <w:vAlign w:val="top"/>
           </w:tcPr>
           <w:p>
@@ -14986,7 +14986,7 @@
         </w:tc>
         <w:tc>
           <w:tcPr>
-            <w:tcW w:w="3261" w:type="dxa"/>
+            <w:tcW w:w="3156" w:type="dxa"/>
             <w:vAlign w:val="top"/>
           </w:tcPr>
           <w:p>
@@ -15001,7 +15001,7 @@
         </w:tc>
         <w:tc>
           <w:tcPr>
-            <w:tcW w:w="2705" w:type="dxa"/>
+            <w:tcW w:w="2728" w:type="dxa"/>
             <w:vAlign w:val="top"/>
           </w:tcPr>
           <w:p>
@@ -15024,7 +15024,7 @@
         </w:tc>
         <w:tc>
           <w:tcPr>
-            <w:tcW w:w="1805" w:type="dxa"/>
+            <w:tcW w:w="1807" w:type="dxa"/>
             <w:vAlign w:val="top"/>
           </w:tcPr>
           <w:p>
@@ -15044,7 +15044,7 @@
         </w:trPr>
         <w:tc>
           <w:tcPr>
-            <w:tcW w:w="2309" w:type="dxa"/>
+            <w:tcW w:w="2389" w:type="dxa"/>
             <w:vAlign w:val="top"/>
           </w:tcPr>
           <w:p>
@@ -15061,7 +15061,7 @@
         </w:tc>
         <w:tc>
           <w:tcPr>
-            <w:tcW w:w="3261" w:type="dxa"/>
+            <w:tcW w:w="3156" w:type="dxa"/>
             <w:vAlign w:val="top"/>
           </w:tcPr>
           <w:p>
@@ -15076,7 +15076,7 @@
         </w:tc>
         <w:tc>
           <w:tcPr>
-            <w:tcW w:w="2705" w:type="dxa"/>
+            <w:tcW w:w="2728" w:type="dxa"/>
             <w:vAlign w:val="top"/>
           </w:tcPr>
           <w:p>
@@ -15091,7 +15091,7 @@
         </w:tc>
         <w:tc>
           <w:tcPr>
-            <w:tcW w:w="1805" w:type="dxa"/>
+            <w:tcW w:w="1807" w:type="dxa"/>
             <w:vAlign w:val="top"/>
           </w:tcPr>
           <w:p>
@@ -15111,7 +15111,7 @@
         </w:trPr>
         <w:tc>
           <w:tcPr>
-            <w:tcW w:w="2309" w:type="dxa"/>
+            <w:tcW w:w="2389" w:type="dxa"/>
             <w:vAlign w:val="top"/>
           </w:tcPr>
           <w:p>
@@ -15128,7 +15128,7 @@
         </w:tc>
         <w:tc>
           <w:tcPr>
-            <w:tcW w:w="3261" w:type="dxa"/>
+            <w:tcW w:w="3156" w:type="dxa"/>
             <w:vAlign w:val="top"/>
           </w:tcPr>
           <w:p>
@@ -15143,7 +15143,7 @@
         </w:tc>
         <w:tc>
           <w:tcPr>
-            <w:tcW w:w="2705" w:type="dxa"/>
+            <w:tcW w:w="2728" w:type="dxa"/>
             <w:vAlign w:val="top"/>
           </w:tcPr>
           <w:p>
@@ -15166,7 +15166,7 @@
         </w:tc>
         <w:tc>
           <w:tcPr>
-            <w:tcW w:w="1805" w:type="dxa"/>
+            <w:tcW w:w="1807" w:type="dxa"/>
             <w:vAlign w:val="top"/>
           </w:tcPr>
           <w:p>
@@ -15186,7 +15186,7 @@
         </w:trPr>
         <w:tc>
           <w:tcPr>
-            <w:tcW w:w="2309" w:type="dxa"/>
+            <w:tcW w:w="2389" w:type="dxa"/>
             <w:vAlign w:val="top"/>
           </w:tcPr>
           <w:p>
@@ -15203,7 +15203,7 @@
         </w:tc>
         <w:tc>
           <w:tcPr>
-            <w:tcW w:w="3261" w:type="dxa"/>
+            <w:tcW w:w="3156" w:type="dxa"/>
             <w:vAlign w:val="top"/>
           </w:tcPr>
           <w:p>
@@ -15218,7 +15218,7 @@
         </w:tc>
         <w:tc>
           <w:tcPr>
-            <w:tcW w:w="2705" w:type="dxa"/>
+            <w:tcW w:w="2728" w:type="dxa"/>
             <w:vAlign w:val="top"/>
           </w:tcPr>
           <w:p>
@@ -15233,7 +15233,7 @@
         </w:tc>
         <w:tc>
           <w:tcPr>
-            <w:tcW w:w="1805" w:type="dxa"/>
+            <w:tcW w:w="1807" w:type="dxa"/>
             <w:vAlign w:val="top"/>
           </w:tcPr>
           <w:p>
@@ -15253,7 +15253,7 @@
         </w:trPr>
         <w:tc>
           <w:tcPr>
-            <w:tcW w:w="2309" w:type="dxa"/>
+            <w:tcW w:w="2389" w:type="dxa"/>
             <w:vAlign w:val="top"/>
           </w:tcPr>
           <w:p>
@@ -15270,7 +15270,7 @@
         </w:tc>
         <w:tc>
           <w:tcPr>
-            <w:tcW w:w="3261" w:type="dxa"/>
+            <w:tcW w:w="3156" w:type="dxa"/>
             <w:vAlign w:val="top"/>
           </w:tcPr>
           <w:p>
@@ -15285,7 +15285,7 @@
         </w:tc>
         <w:tc>
           <w:tcPr>
-            <w:tcW w:w="2705" w:type="dxa"/>
+            <w:tcW w:w="2728" w:type="dxa"/>
             <w:vAlign w:val="top"/>
           </w:tcPr>
           <w:p>
@@ -15308,7 +15308,7 @@
         </w:tc>
         <w:tc>
           <w:tcPr>
-            <w:tcW w:w="1805" w:type="dxa"/>
+            <w:tcW w:w="1807" w:type="dxa"/>
             <w:vAlign w:val="top"/>
           </w:tcPr>
           <w:p>
@@ -15328,7 +15328,7 @@
         </w:trPr>
         <w:tc>
           <w:tcPr>
-            <w:tcW w:w="2309" w:type="dxa"/>
+            <w:tcW w:w="2389" w:type="dxa"/>
             <w:vAlign w:val="top"/>
           </w:tcPr>
           <w:p>
@@ -15345,7 +15345,7 @@
         </w:tc>
         <w:tc>
           <w:tcPr>
-            <w:tcW w:w="3261" w:type="dxa"/>
+            <w:tcW w:w="3156" w:type="dxa"/>
             <w:vAlign w:val="top"/>
           </w:tcPr>
           <w:p>
@@ -15360,7 +15360,7 @@
         </w:tc>
         <w:tc>
           <w:tcPr>
-            <w:tcW w:w="2705" w:type="dxa"/>
+            <w:tcW w:w="2728" w:type="dxa"/>
             <w:vAlign w:val="top"/>
           </w:tcPr>
           <w:p>
@@ -15375,7 +15375,7 @@
         </w:tc>
         <w:tc>
           <w:tcPr>
-            <w:tcW w:w="1805" w:type="dxa"/>
+            <w:tcW w:w="1807" w:type="dxa"/>
             <w:vAlign w:val="top"/>
           </w:tcPr>
           <w:p>
@@ -16891,9 +16891,9 @@
         </w:tblCellMar>
       </w:tblPr>
       <w:tblGrid>
-        <w:gridCol w:w="1103"/>
-        <w:gridCol w:w="3718"/>
-        <w:gridCol w:w="5259"/>
+        <w:gridCol w:w="1146"/>
+        <w:gridCol w:w="3646"/>
+        <w:gridCol w:w="5288"/>
       </w:tblGrid>
       <w:tr>
         <w:trPr>
@@ -16901,7 +16901,7 @@
         </w:trPr>
         <w:tc>
           <w:tcPr>
-            <w:tcW w:w="1103" w:type="dxa"/>
+            <w:tcW w:w="1146" w:type="dxa"/>
             <w:shd w:val="clear" w:color="auto" w:fill="1B4A78"/>
             <w:vAlign w:val="top"/>
           </w:tcPr>
@@ -16920,7 +16920,7 @@
         </w:tc>
         <w:tc>
           <w:tcPr>
-            <w:tcW w:w="3718" w:type="dxa"/>
+            <w:tcW w:w="3646" w:type="dxa"/>
             <w:shd w:val="clear" w:color="auto" w:fill="1B4A78"/>
             <w:vAlign w:val="top"/>
           </w:tcPr>
@@ -16939,7 +16939,7 @@
         </w:tc>
         <w:tc>
           <w:tcPr>
-            <w:tcW w:w="5259" w:type="dxa"/>
+            <w:tcW w:w="5288" w:type="dxa"/>
             <w:shd w:val="clear" w:color="auto" w:fill="1B4A78"/>
             <w:vAlign w:val="top"/>
           </w:tcPr>
@@ -16963,7 +16963,7 @@
         </w:trPr>
         <w:tc>
           <w:tcPr>
-            <w:tcW w:w="1103" w:type="dxa"/>
+            <w:tcW w:w="1146" w:type="dxa"/>
             <w:vAlign w:val="top"/>
           </w:tcPr>
           <w:p>
@@ -16980,7 +16980,7 @@
         </w:tc>
         <w:tc>
           <w:tcPr>
-            <w:tcW w:w="3718" w:type="dxa"/>
+            <w:tcW w:w="3646" w:type="dxa"/>
             <w:vAlign w:val="top"/>
           </w:tcPr>
           <w:p>
@@ -16995,7 +16995,7 @@
         </w:tc>
         <w:tc>
           <w:tcPr>
-            <w:tcW w:w="5259" w:type="dxa"/>
+            <w:tcW w:w="5288" w:type="dxa"/>
             <w:vAlign w:val="top"/>
           </w:tcPr>
           <w:p>
@@ -17097,7 +17097,7 @@
         </w:trPr>
         <w:tc>
           <w:tcPr>
-            <w:tcW w:w="1103" w:type="dxa"/>
+            <w:tcW w:w="1146" w:type="dxa"/>
             <w:vAlign w:val="top"/>
           </w:tcPr>
           <w:p>
@@ -17114,7 +17114,7 @@
         </w:tc>
         <w:tc>
           <w:tcPr>
-            <w:tcW w:w="3718" w:type="dxa"/>
+            <w:tcW w:w="3646" w:type="dxa"/>
             <w:vAlign w:val="top"/>
           </w:tcPr>
           <w:p>
@@ -17129,7 +17129,7 @@
         </w:tc>
         <w:tc>
           <w:tcPr>
-            <w:tcW w:w="5259" w:type="dxa"/>
+            <w:tcW w:w="5288" w:type="dxa"/>
             <w:vAlign w:val="top"/>
           </w:tcPr>
           <w:p>
@@ -17215,7 +17215,7 @@
         </w:trPr>
         <w:tc>
           <w:tcPr>
-            <w:tcW w:w="1103" w:type="dxa"/>
+            <w:tcW w:w="1146" w:type="dxa"/>
             <w:vAlign w:val="top"/>
           </w:tcPr>
           <w:p>
@@ -17232,7 +17232,7 @@
         </w:tc>
         <w:tc>
           <w:tcPr>
-            <w:tcW w:w="3718" w:type="dxa"/>
+            <w:tcW w:w="3646" w:type="dxa"/>
             <w:vAlign w:val="top"/>
           </w:tcPr>
           <w:p>
@@ -17247,7 +17247,7 @@
         </w:tc>
         <w:tc>
           <w:tcPr>
-            <w:tcW w:w="5259" w:type="dxa"/>
+            <w:tcW w:w="5288" w:type="dxa"/>
             <w:vAlign w:val="top"/>
           </w:tcPr>
           <w:p>
@@ -17279,7 +17279,7 @@
         </w:trPr>
         <w:tc>
           <w:tcPr>
-            <w:tcW w:w="1103" w:type="dxa"/>
+            <w:tcW w:w="1146" w:type="dxa"/>
             <w:vAlign w:val="top"/>
           </w:tcPr>
           <w:p>
@@ -17296,7 +17296,7 @@
         </w:tc>
         <w:tc>
           <w:tcPr>
-            <w:tcW w:w="3718" w:type="dxa"/>
+            <w:tcW w:w="3646" w:type="dxa"/>
             <w:vAlign w:val="top"/>
           </w:tcPr>
           <w:p>
@@ -17311,7 +17311,7 @@
         </w:tc>
         <w:tc>
           <w:tcPr>
-            <w:tcW w:w="5259" w:type="dxa"/>
+            <w:tcW w:w="5288" w:type="dxa"/>
             <w:vAlign w:val="top"/>
           </w:tcPr>
           <w:p>
@@ -17379,7 +17379,7 @@
         </w:trPr>
         <w:tc>
           <w:tcPr>
-            <w:tcW w:w="1103" w:type="dxa"/>
+            <w:tcW w:w="1146" w:type="dxa"/>
             <w:vAlign w:val="top"/>
           </w:tcPr>
           <w:p>
@@ -17396,7 +17396,7 @@
         </w:tc>
         <w:tc>
           <w:tcPr>
-            <w:tcW w:w="3718" w:type="dxa"/>
+            <w:tcW w:w="3646" w:type="dxa"/>
             <w:vAlign w:val="top"/>
           </w:tcPr>
           <w:p>
@@ -17411,7 +17411,7 @@
         </w:tc>
         <w:tc>
           <w:tcPr>
-            <w:tcW w:w="5259" w:type="dxa"/>
+            <w:tcW w:w="5288" w:type="dxa"/>
             <w:vAlign w:val="top"/>
           </w:tcPr>
           <w:p>
@@ -17431,7 +17431,7 @@
         </w:trPr>
         <w:tc>
           <w:tcPr>
-            <w:tcW w:w="1103" w:type="dxa"/>
+            <w:tcW w:w="1146" w:type="dxa"/>
             <w:vAlign w:val="top"/>
           </w:tcPr>
           <w:p>
@@ -17448,7 +17448,7 @@
         </w:tc>
         <w:tc>
           <w:tcPr>
-            <w:tcW w:w="3718" w:type="dxa"/>
+            <w:tcW w:w="3646" w:type="dxa"/>
             <w:vAlign w:val="top"/>
           </w:tcPr>
           <w:p>
@@ -17463,7 +17463,7 @@
         </w:tc>
         <w:tc>
           <w:tcPr>
-            <w:tcW w:w="5259" w:type="dxa"/>
+            <w:tcW w:w="5288" w:type="dxa"/>
             <w:vAlign w:val="top"/>
           </w:tcPr>
           <w:p>
@@ -18771,9 +18771,9 @@
         </w:tblCellMar>
       </w:tblPr>
       <w:tblGrid>
-        <w:gridCol w:w="1544"/>
-        <w:gridCol w:w="4614"/>
-        <w:gridCol w:w="3922"/>
+        <w:gridCol w:w="1568"/>
+        <w:gridCol w:w="4667"/>
+        <w:gridCol w:w="3845"/>
       </w:tblGrid>
       <w:tr>
         <w:trPr>
@@ -18781,7 +18781,7 @@
         </w:trPr>
         <w:tc>
           <w:tcPr>
-            <w:tcW w:w="1544" w:type="dxa"/>
+            <w:tcW w:w="1568" w:type="dxa"/>
             <w:shd w:val="clear" w:color="auto" w:fill="1B4A78"/>
             <w:vAlign w:val="top"/>
           </w:tcPr>
@@ -18800,7 +18800,7 @@
         </w:tc>
         <w:tc>
           <w:tcPr>
-            <w:tcW w:w="4614" w:type="dxa"/>
+            <w:tcW w:w="4667" w:type="dxa"/>
             <w:shd w:val="clear" w:color="auto" w:fill="1B4A78"/>
             <w:vAlign w:val="top"/>
           </w:tcPr>
@@ -18819,7 +18819,7 @@
         </w:tc>
         <w:tc>
           <w:tcPr>
-            <w:tcW w:w="3922" w:type="dxa"/>
+            <w:tcW w:w="3845" w:type="dxa"/>
             <w:shd w:val="clear" w:color="auto" w:fill="1B4A78"/>
             <w:vAlign w:val="top"/>
           </w:tcPr>
@@ -18843,7 +18843,7 @@
         </w:trPr>
         <w:tc>
           <w:tcPr>
-            <w:tcW w:w="1544" w:type="dxa"/>
+            <w:tcW w:w="1568" w:type="dxa"/>
             <w:vAlign w:val="top"/>
           </w:tcPr>
           <w:p>
@@ -18860,7 +18860,7 @@
         </w:tc>
         <w:tc>
           <w:tcPr>
-            <w:tcW w:w="4614" w:type="dxa"/>
+            <w:tcW w:w="4667" w:type="dxa"/>
             <w:vAlign w:val="top"/>
           </w:tcPr>
           <w:p>
@@ -18975,7 +18975,7 @@
         </w:tc>
         <w:tc>
           <w:tcPr>
-            <w:tcW w:w="3922" w:type="dxa"/>
+            <w:tcW w:w="3845" w:type="dxa"/>
             <w:vAlign w:val="top"/>
           </w:tcPr>
           <w:p>
@@ -18995,7 +18995,7 @@
         </w:trPr>
         <w:tc>
           <w:tcPr>
-            <w:tcW w:w="1544" w:type="dxa"/>
+            <w:tcW w:w="1568" w:type="dxa"/>
             <w:vAlign w:val="top"/>
           </w:tcPr>
           <w:p>
@@ -19012,7 +19012,7 @@
         </w:tc>
         <w:tc>
           <w:tcPr>
-            <w:tcW w:w="4614" w:type="dxa"/>
+            <w:tcW w:w="4667" w:type="dxa"/>
             <w:vAlign w:val="top"/>
           </w:tcPr>
           <w:p>
@@ -19141,7 +19141,7 @@
         </w:tc>
         <w:tc>
           <w:tcPr>
-            <w:tcW w:w="3922" w:type="dxa"/>
+            <w:tcW w:w="3845" w:type="dxa"/>
             <w:vAlign w:val="top"/>
           </w:tcPr>
           <w:p>
@@ -19161,7 +19161,7 @@
         </w:trPr>
         <w:tc>
           <w:tcPr>
-            <w:tcW w:w="1544" w:type="dxa"/>
+            <w:tcW w:w="1568" w:type="dxa"/>
             <w:vAlign w:val="top"/>
           </w:tcPr>
           <w:p>
@@ -19178,7 +19178,7 @@
         </w:tc>
         <w:tc>
           <w:tcPr>
-            <w:tcW w:w="4614" w:type="dxa"/>
+            <w:tcW w:w="4667" w:type="dxa"/>
             <w:vAlign w:val="top"/>
           </w:tcPr>
           <w:p>
@@ -19245,7 +19245,7 @@
         </w:tc>
         <w:tc>
           <w:tcPr>
-            <w:tcW w:w="3922" w:type="dxa"/>
+            <w:tcW w:w="3845" w:type="dxa"/>
             <w:vAlign w:val="top"/>
           </w:tcPr>
           <w:p>
@@ -19265,7 +19265,7 @@
         </w:trPr>
         <w:tc>
           <w:tcPr>
-            <w:tcW w:w="1544" w:type="dxa"/>
+            <w:tcW w:w="1568" w:type="dxa"/>
             <w:vAlign w:val="top"/>
           </w:tcPr>
           <w:p>
@@ -19282,7 +19282,7 @@
         </w:tc>
         <w:tc>
           <w:tcPr>
-            <w:tcW w:w="4614" w:type="dxa"/>
+            <w:tcW w:w="4667" w:type="dxa"/>
             <w:vAlign w:val="top"/>
           </w:tcPr>
           <w:p>
@@ -19339,7 +19339,7 @@
         </w:tc>
         <w:tc>
           <w:tcPr>
-            <w:tcW w:w="3922" w:type="dxa"/>
+            <w:tcW w:w="3845" w:type="dxa"/>
             <w:vAlign w:val="top"/>
           </w:tcPr>
           <w:p>
@@ -19399,7 +19399,7 @@
         </w:trPr>
         <w:tc>
           <w:tcPr>
-            <w:tcW w:w="1544" w:type="dxa"/>
+            <w:tcW w:w="1568" w:type="dxa"/>
             <w:vAlign w:val="top"/>
           </w:tcPr>
           <w:p>
@@ -19416,7 +19416,7 @@
         </w:tc>
         <w:tc>
           <w:tcPr>
-            <w:tcW w:w="4614" w:type="dxa"/>
+            <w:tcW w:w="4667" w:type="dxa"/>
             <w:vAlign w:val="top"/>
           </w:tcPr>
           <w:p>
@@ -19473,7 +19473,7 @@
         </w:tc>
         <w:tc>
           <w:tcPr>
-            <w:tcW w:w="3922" w:type="dxa"/>
+            <w:tcW w:w="3845" w:type="dxa"/>
             <w:vAlign w:val="top"/>
           </w:tcPr>
           <w:p>
@@ -19503,7 +19503,7 @@
         </w:trPr>
         <w:tc>
           <w:tcPr>
-            <w:tcW w:w="1544" w:type="dxa"/>
+            <w:tcW w:w="1568" w:type="dxa"/>
             <w:vAlign w:val="top"/>
           </w:tcPr>
           <w:p>
@@ -19520,7 +19520,7 @@
         </w:tc>
         <w:tc>
           <w:tcPr>
-            <w:tcW w:w="4614" w:type="dxa"/>
+            <w:tcW w:w="4667" w:type="dxa"/>
             <w:vAlign w:val="top"/>
           </w:tcPr>
           <w:p>
@@ -19595,7 +19595,7 @@
         </w:tc>
         <w:tc>
           <w:tcPr>
-            <w:tcW w:w="3922" w:type="dxa"/>
+            <w:tcW w:w="3845" w:type="dxa"/>
             <w:vAlign w:val="top"/>
           </w:tcPr>
           <w:p>
@@ -19615,7 +19615,7 @@
         </w:trPr>
         <w:tc>
           <w:tcPr>
-            <w:tcW w:w="1544" w:type="dxa"/>
+            <w:tcW w:w="1568" w:type="dxa"/>
             <w:vAlign w:val="top"/>
           </w:tcPr>
           <w:p>
@@ -19632,7 +19632,7 @@
         </w:tc>
         <w:tc>
           <w:tcPr>
-            <w:tcW w:w="4614" w:type="dxa"/>
+            <w:tcW w:w="4667" w:type="dxa"/>
             <w:vAlign w:val="top"/>
           </w:tcPr>
           <w:p>
@@ -19675,7 +19675,7 @@
         </w:tc>
         <w:tc>
           <w:tcPr>
-            <w:tcW w:w="3922" w:type="dxa"/>
+            <w:tcW w:w="3845" w:type="dxa"/>
             <w:vAlign w:val="top"/>
           </w:tcPr>
           <w:p>
@@ -19695,7 +19695,7 @@
         </w:trPr>
         <w:tc>
           <w:tcPr>
-            <w:tcW w:w="1544" w:type="dxa"/>
+            <w:tcW w:w="1568" w:type="dxa"/>
             <w:vAlign w:val="top"/>
           </w:tcPr>
           <w:p>
@@ -19712,7 +19712,7 @@
         </w:tc>
         <w:tc>
           <w:tcPr>
-            <w:tcW w:w="4614" w:type="dxa"/>
+            <w:tcW w:w="4667" w:type="dxa"/>
             <w:vAlign w:val="top"/>
           </w:tcPr>
           <w:p>
@@ -19727,7 +19727,7 @@
         </w:tc>
         <w:tc>
           <w:tcPr>
-            <w:tcW w:w="3922" w:type="dxa"/>
+            <w:tcW w:w="3845" w:type="dxa"/>
             <w:vAlign w:val="top"/>
           </w:tcPr>
           <w:p>
@@ -19747,7 +19747,7 @@
         </w:trPr>
         <w:tc>
           <w:tcPr>
-            <w:tcW w:w="1544" w:type="dxa"/>
+            <w:tcW w:w="1568" w:type="dxa"/>
             <w:vAlign w:val="top"/>
           </w:tcPr>
           <w:p>
@@ -19764,7 +19764,7 @@
         </w:tc>
         <w:tc>
           <w:tcPr>
-            <w:tcW w:w="4614" w:type="dxa"/>
+            <w:tcW w:w="4667" w:type="dxa"/>
             <w:vAlign w:val="top"/>
           </w:tcPr>
           <w:p>
@@ -19791,7 +19791,7 @@
         </w:tc>
         <w:tc>
           <w:tcPr>
-            <w:tcW w:w="3922" w:type="dxa"/>
+            <w:tcW w:w="3845" w:type="dxa"/>
             <w:vAlign w:val="top"/>
           </w:tcPr>
           <w:p>
@@ -20482,8 +20482,8 @@
         </w:tblCellMar>
       </w:tblPr>
       <w:tblGrid>
-        <w:gridCol w:w="2346"/>
-        <w:gridCol w:w="7734"/>
+        <w:gridCol w:w="2416"/>
+        <w:gridCol w:w="7664"/>
       </w:tblGrid>
       <w:tr>
         <w:trPr>
@@ -20491,7 +20491,7 @@
         </w:trPr>
         <w:tc>
           <w:tcPr>
-            <w:tcW w:w="2346" w:type="dxa"/>
+            <w:tcW w:w="2416" w:type="dxa"/>
             <w:shd w:val="clear" w:color="auto" w:fill="1B4A78"/>
             <w:vAlign w:val="top"/>
           </w:tcPr>
@@ -20510,7 +20510,7 @@
         </w:tc>
         <w:tc>
           <w:tcPr>
-            <w:tcW w:w="7734" w:type="dxa"/>
+            <w:tcW w:w="7664" w:type="dxa"/>
             <w:shd w:val="clear" w:color="auto" w:fill="1B4A78"/>
             <w:vAlign w:val="top"/>
           </w:tcPr>
@@ -20534,7 +20534,7 @@
         </w:trPr>
         <w:tc>
           <w:tcPr>
-            <w:tcW w:w="2346" w:type="dxa"/>
+            <w:tcW w:w="2416" w:type="dxa"/>
             <w:vAlign w:val="top"/>
           </w:tcPr>
           <w:p>
@@ -20565,7 +20565,7 @@
         </w:tc>
         <w:tc>
           <w:tcPr>
-            <w:tcW w:w="7734" w:type="dxa"/>
+            <w:tcW w:w="7664" w:type="dxa"/>
             <w:vAlign w:val="top"/>
           </w:tcPr>
           <w:p>
@@ -20595,7 +20595,7 @@
         </w:trPr>
         <w:tc>
           <w:tcPr>
-            <w:tcW w:w="2346" w:type="dxa"/>
+            <w:tcW w:w="2416" w:type="dxa"/>
             <w:vAlign w:val="top"/>
           </w:tcPr>
           <w:p>
@@ -20614,7 +20614,7 @@
         </w:tc>
         <w:tc>
           <w:tcPr>
-            <w:tcW w:w="7734" w:type="dxa"/>
+            <w:tcW w:w="7664" w:type="dxa"/>
             <w:vAlign w:val="top"/>
           </w:tcPr>
           <w:p>
@@ -20634,7 +20634,7 @@
         </w:trPr>
         <w:tc>
           <w:tcPr>
-            <w:tcW w:w="2346" w:type="dxa"/>
+            <w:tcW w:w="2416" w:type="dxa"/>
             <w:vAlign w:val="top"/>
           </w:tcPr>
           <w:p>
@@ -20665,7 +20665,7 @@
         </w:tc>
         <w:tc>
           <w:tcPr>
-            <w:tcW w:w="7734" w:type="dxa"/>
+            <w:tcW w:w="7664" w:type="dxa"/>
             <w:vAlign w:val="top"/>
           </w:tcPr>
           <w:p>
@@ -20685,7 +20685,7 @@
         </w:trPr>
         <w:tc>
           <w:tcPr>
-            <w:tcW w:w="2346" w:type="dxa"/>
+            <w:tcW w:w="2416" w:type="dxa"/>
             <w:vAlign w:val="top"/>
           </w:tcPr>
           <w:p>
@@ -20740,7 +20740,7 @@
         </w:tc>
         <w:tc>
           <w:tcPr>
-            <w:tcW w:w="7734" w:type="dxa"/>
+            <w:tcW w:w="7664" w:type="dxa"/>
             <w:vAlign w:val="top"/>
           </w:tcPr>
           <w:p>
@@ -20760,7 +20760,7 @@
         </w:trPr>
         <w:tc>
           <w:tcPr>
-            <w:tcW w:w="2346" w:type="dxa"/>
+            <w:tcW w:w="2416" w:type="dxa"/>
             <w:vAlign w:val="top"/>
           </w:tcPr>
           <w:p>
@@ -20815,7 +20815,7 @@
         </w:tc>
         <w:tc>
           <w:tcPr>
-            <w:tcW w:w="7734" w:type="dxa"/>
+            <w:tcW w:w="7664" w:type="dxa"/>
             <w:vAlign w:val="top"/>
           </w:tcPr>
           <w:p>
@@ -20835,7 +20835,7 @@
         </w:trPr>
         <w:tc>
           <w:tcPr>
-            <w:tcW w:w="2346" w:type="dxa"/>
+            <w:tcW w:w="2416" w:type="dxa"/>
             <w:vAlign w:val="top"/>
           </w:tcPr>
           <w:p>
@@ -20870,7 +20870,7 @@
         </w:tc>
         <w:tc>
           <w:tcPr>
-            <w:tcW w:w="7734" w:type="dxa"/>
+            <w:tcW w:w="7664" w:type="dxa"/>
             <w:vAlign w:val="top"/>
           </w:tcPr>
           <w:p>
@@ -22847,10 +22847,10 @@
         </w:tblCellMar>
       </w:tblPr>
       <w:tblGrid>
-        <w:gridCol w:w="1078"/>
-        <w:gridCol w:w="3133"/>
-        <w:gridCol w:w="3302"/>
-        <w:gridCol w:w="2567"/>
+        <w:gridCol w:w="1119"/>
+        <w:gridCol w:w="3188"/>
+        <w:gridCol w:w="3309"/>
+        <w:gridCol w:w="2464"/>
       </w:tblGrid>
       <w:tr>
         <w:trPr>
@@ -22858,7 +22858,7 @@
         </w:trPr>
         <w:tc>
           <w:tcPr>
-            <w:tcW w:w="1078" w:type="dxa"/>
+            <w:tcW w:w="1119" w:type="dxa"/>
             <w:shd w:val="clear" w:color="auto" w:fill="1B4A78"/>
             <w:vAlign w:val="top"/>
           </w:tcPr>
@@ -22877,7 +22877,7 @@
         </w:tc>
         <w:tc>
           <w:tcPr>
-            <w:tcW w:w="3133" w:type="dxa"/>
+            <w:tcW w:w="3188" w:type="dxa"/>
             <w:shd w:val="clear" w:color="auto" w:fill="1B4A78"/>
             <w:vAlign w:val="top"/>
           </w:tcPr>
@@ -22896,7 +22896,7 @@
         </w:tc>
         <w:tc>
           <w:tcPr>
-            <w:tcW w:w="3302" w:type="dxa"/>
+            <w:tcW w:w="3309" w:type="dxa"/>
             <w:shd w:val="clear" w:color="auto" w:fill="1B4A78"/>
             <w:vAlign w:val="top"/>
           </w:tcPr>
@@ -22915,7 +22915,7 @@
         </w:tc>
         <w:tc>
           <w:tcPr>
-            <w:tcW w:w="2567" w:type="dxa"/>
+            <w:tcW w:w="2464" w:type="dxa"/>
             <w:shd w:val="clear" w:color="auto" w:fill="1B4A78"/>
             <w:vAlign w:val="top"/>
           </w:tcPr>
@@ -22939,7 +22939,7 @@
         </w:trPr>
         <w:tc>
           <w:tcPr>
-            <w:tcW w:w="1078" w:type="dxa"/>
+            <w:tcW w:w="1119" w:type="dxa"/>
             <w:vAlign w:val="top"/>
           </w:tcPr>
           <w:p>
@@ -22956,7 +22956,7 @@
         </w:tc>
         <w:tc>
           <w:tcPr>
-            <w:tcW w:w="3133" w:type="dxa"/>
+            <w:tcW w:w="3188" w:type="dxa"/>
             <w:vAlign w:val="top"/>
           </w:tcPr>
           <w:p>
@@ -22983,7 +22983,7 @@
         </w:tc>
         <w:tc>
           <w:tcPr>
-            <w:tcW w:w="3302" w:type="dxa"/>
+            <w:tcW w:w="3309" w:type="dxa"/>
             <w:vAlign w:val="top"/>
           </w:tcPr>
           <w:p>
@@ -23008,7 +23008,7 @@
         </w:tc>
         <w:tc>
           <w:tcPr>
-            <w:tcW w:w="2567" w:type="dxa"/>
+            <w:tcW w:w="2464" w:type="dxa"/>
             <w:vAlign w:val="top"/>
           </w:tcPr>
           <w:p>
@@ -23038,7 +23038,7 @@
         </w:trPr>
         <w:tc>
           <w:tcPr>
-            <w:tcW w:w="1078" w:type="dxa"/>
+            <w:tcW w:w="1119" w:type="dxa"/>
             <w:vAlign w:val="top"/>
           </w:tcPr>
           <w:p>
@@ -23055,7 +23055,7 @@
         </w:tc>
         <w:tc>
           <w:tcPr>
-            <w:tcW w:w="3133" w:type="dxa"/>
+            <w:tcW w:w="3188" w:type="dxa"/>
             <w:vAlign w:val="top"/>
           </w:tcPr>
           <w:p>
@@ -23094,7 +23094,7 @@
         </w:tc>
         <w:tc>
           <w:tcPr>
-            <w:tcW w:w="3302" w:type="dxa"/>
+            <w:tcW w:w="3309" w:type="dxa"/>
             <w:vAlign w:val="top"/>
           </w:tcPr>
           <w:p>
@@ -23135,7 +23135,7 @@
         </w:tc>
         <w:tc>
           <w:tcPr>
-            <w:tcW w:w="2567" w:type="dxa"/>
+            <w:tcW w:w="2464" w:type="dxa"/>
             <w:vAlign w:val="top"/>
           </w:tcPr>
           <w:p>
@@ -23161,7 +23161,7 @@
         </w:trPr>
         <w:tc>
           <w:tcPr>
-            <w:tcW w:w="1078" w:type="dxa"/>
+            <w:tcW w:w="1119" w:type="dxa"/>
             <w:vAlign w:val="top"/>
           </w:tcPr>
           <w:p>
@@ -23178,7 +23178,7 @@
         </w:tc>
         <w:tc>
           <w:tcPr>
-            <w:tcW w:w="3133" w:type="dxa"/>
+            <w:tcW w:w="3188" w:type="dxa"/>
             <w:vAlign w:val="top"/>
           </w:tcPr>
           <w:p>
@@ -23193,7 +23193,7 @@
         </w:tc>
         <w:tc>
           <w:tcPr>
-            <w:tcW w:w="3302" w:type="dxa"/>
+            <w:tcW w:w="3309" w:type="dxa"/>
             <w:vAlign w:val="top"/>
           </w:tcPr>
           <w:p>
@@ -23216,7 +23216,7 @@
         </w:tc>
         <w:tc>
           <w:tcPr>
-            <w:tcW w:w="2567" w:type="dxa"/>
+            <w:tcW w:w="2464" w:type="dxa"/>
             <w:vAlign w:val="top"/>
           </w:tcPr>
           <w:p>
@@ -23242,7 +23242,7 @@
         </w:trPr>
         <w:tc>
           <w:tcPr>
-            <w:tcW w:w="1078" w:type="dxa"/>
+            <w:tcW w:w="1119" w:type="dxa"/>
             <w:vAlign w:val="top"/>
           </w:tcPr>
           <w:p>
@@ -23259,7 +23259,7 @@
         </w:tc>
         <w:tc>
           <w:tcPr>
-            <w:tcW w:w="3133" w:type="dxa"/>
+            <w:tcW w:w="3188" w:type="dxa"/>
             <w:vAlign w:val="top"/>
           </w:tcPr>
           <w:p>
@@ -23290,7 +23290,7 @@
         </w:tc>
         <w:tc>
           <w:tcPr>
-            <w:tcW w:w="3302" w:type="dxa"/>
+            <w:tcW w:w="3309" w:type="dxa"/>
             <w:vAlign w:val="top"/>
           </w:tcPr>
           <w:p>
@@ -23305,7 +23305,7 @@
         </w:tc>
         <w:tc>
           <w:tcPr>
-            <w:tcW w:w="2567" w:type="dxa"/>
+            <w:tcW w:w="2464" w:type="dxa"/>
             <w:vAlign w:val="top"/>
           </w:tcPr>
           <w:p>
@@ -23331,7 +23331,7 @@
         </w:trPr>
         <w:tc>
           <w:tcPr>
-            <w:tcW w:w="1078" w:type="dxa"/>
+            <w:tcW w:w="1119" w:type="dxa"/>
             <w:vAlign w:val="top"/>
           </w:tcPr>
           <w:p>
@@ -23348,7 +23348,7 @@
         </w:tc>
         <w:tc>
           <w:tcPr>
-            <w:tcW w:w="3133" w:type="dxa"/>
+            <w:tcW w:w="3188" w:type="dxa"/>
             <w:vAlign w:val="top"/>
           </w:tcPr>
           <w:p>
@@ -23363,7 +23363,7 @@
         </w:tc>
         <w:tc>
           <w:tcPr>
-            <w:tcW w:w="3302" w:type="dxa"/>
+            <w:tcW w:w="3309" w:type="dxa"/>
             <w:vAlign w:val="top"/>
           </w:tcPr>
           <w:p>
@@ -23388,7 +23388,7 @@
         </w:tc>
         <w:tc>
           <w:tcPr>
-            <w:tcW w:w="2567" w:type="dxa"/>
+            <w:tcW w:w="2464" w:type="dxa"/>
             <w:vAlign w:val="top"/>
           </w:tcPr>
           <w:p>
@@ -24685,9 +24685,9 @@
         </w:tblCellMar>
       </w:tblPr>
       <w:tblGrid>
-        <w:gridCol w:w="1395"/>
-        <w:gridCol w:w="5974"/>
-        <w:gridCol w:w="2711"/>
+        <w:gridCol w:w="1505"/>
+        <w:gridCol w:w="5831"/>
+        <w:gridCol w:w="2744"/>
       </w:tblGrid>
       <w:tr>
         <w:trPr>
@@ -24695,7 +24695,7 @@
         </w:trPr>
         <w:tc>
           <w:tcPr>
-            <w:tcW w:w="1395" w:type="dxa"/>
+            <w:tcW w:w="1505" w:type="dxa"/>
             <w:shd w:val="clear" w:color="auto" w:fill="1B4A78"/>
             <w:vAlign w:val="top"/>
           </w:tcPr>
@@ -24714,7 +24714,7 @@
         </w:tc>
         <w:tc>
           <w:tcPr>
-            <w:tcW w:w="5974" w:type="dxa"/>
+            <w:tcW w:w="5831" w:type="dxa"/>
             <w:shd w:val="clear" w:color="auto" w:fill="1B4A78"/>
             <w:vAlign w:val="top"/>
           </w:tcPr>
@@ -24733,7 +24733,7 @@
         </w:tc>
         <w:tc>
           <w:tcPr>
-            <w:tcW w:w="2711" w:type="dxa"/>
+            <w:tcW w:w="2744" w:type="dxa"/>
             <w:shd w:val="clear" w:color="auto" w:fill="1B4A78"/>
             <w:vAlign w:val="top"/>
           </w:tcPr>
@@ -24757,7 +24757,7 @@
         </w:trPr>
         <w:tc>
           <w:tcPr>
-            <w:tcW w:w="1395" w:type="dxa"/>
+            <w:tcW w:w="1505" w:type="dxa"/>
             <w:vAlign w:val="top"/>
           </w:tcPr>
           <w:p>
@@ -24774,7 +24774,7 @@
         </w:tc>
         <w:tc>
           <w:tcPr>
-            <w:tcW w:w="5974" w:type="dxa"/>
+            <w:tcW w:w="5831" w:type="dxa"/>
             <w:vAlign w:val="top"/>
           </w:tcPr>
           <w:p>
@@ -24789,7 +24789,7 @@
         </w:tc>
         <w:tc>
           <w:tcPr>
-            <w:tcW w:w="2711" w:type="dxa"/>
+            <w:tcW w:w="2744" w:type="dxa"/>
             <w:vAlign w:val="top"/>
           </w:tcPr>
           <w:p>
@@ -24809,7 +24809,7 @@
         </w:trPr>
         <w:tc>
           <w:tcPr>
-            <w:tcW w:w="1395" w:type="dxa"/>
+            <w:tcW w:w="1505" w:type="dxa"/>
             <w:vAlign w:val="top"/>
           </w:tcPr>
           <w:p>
@@ -24826,7 +24826,7 @@
         </w:tc>
         <w:tc>
           <w:tcPr>
-            <w:tcW w:w="5974" w:type="dxa"/>
+            <w:tcW w:w="5831" w:type="dxa"/>
             <w:vAlign w:val="top"/>
           </w:tcPr>
           <w:p>
@@ -24841,7 +24841,7 @@
         </w:tc>
         <w:tc>
           <w:tcPr>
-            <w:tcW w:w="2711" w:type="dxa"/>
+            <w:tcW w:w="2744" w:type="dxa"/>
             <w:vAlign w:val="top"/>
           </w:tcPr>
           <w:p>
@@ -24861,7 +24861,7 @@
         </w:trPr>
         <w:tc>
           <w:tcPr>
-            <w:tcW w:w="1395" w:type="dxa"/>
+            <w:tcW w:w="1505" w:type="dxa"/>
             <w:vAlign w:val="top"/>
           </w:tcPr>
           <w:p>
@@ -24878,7 +24878,7 @@
         </w:tc>
         <w:tc>
           <w:tcPr>
-            <w:tcW w:w="5974" w:type="dxa"/>
+            <w:tcW w:w="5831" w:type="dxa"/>
             <w:vAlign w:val="top"/>
           </w:tcPr>
           <w:p>
@@ -24893,7 +24893,7 @@
         </w:tc>
         <w:tc>
           <w:tcPr>
-            <w:tcW w:w="2711" w:type="dxa"/>
+            <w:tcW w:w="2744" w:type="dxa"/>
             <w:vAlign w:val="top"/>
           </w:tcPr>
           <w:p>
@@ -27292,10 +27292,10 @@
         </w:tblCellMar>
       </w:tblPr>
       <w:tblGrid>
-        <w:gridCol w:w="765"/>
-        <w:gridCol w:w="2445"/>
-        <w:gridCol w:w="3359"/>
-        <w:gridCol w:w="3511"/>
+        <w:gridCol w:w="815"/>
+        <w:gridCol w:w="2492"/>
+        <w:gridCol w:w="3298"/>
+        <w:gridCol w:w="3475"/>
       </w:tblGrid>
       <w:tr>
         <w:trPr>
@@ -27303,7 +27303,7 @@
         </w:trPr>
         <w:tc>
           <w:tcPr>
-            <w:tcW w:w="765" w:type="dxa"/>
+            <w:tcW w:w="815" w:type="dxa"/>
             <w:shd w:val="clear" w:color="auto" w:fill="1B4A78"/>
             <w:vAlign w:val="top"/>
           </w:tcPr>
@@ -27322,7 +27322,7 @@
         </w:tc>
         <w:tc>
           <w:tcPr>
-            <w:tcW w:w="2445" w:type="dxa"/>
+            <w:tcW w:w="2492" w:type="dxa"/>
             <w:shd w:val="clear" w:color="auto" w:fill="1B4A78"/>
             <w:vAlign w:val="top"/>
           </w:tcPr>
@@ -27341,7 +27341,7 @@
         </w:tc>
         <w:tc>
           <w:tcPr>
-            <w:tcW w:w="3359" w:type="dxa"/>
+            <w:tcW w:w="3298" w:type="dxa"/>
             <w:shd w:val="clear" w:color="auto" w:fill="1B4A78"/>
             <w:vAlign w:val="top"/>
           </w:tcPr>
@@ -27360,7 +27360,7 @@
         </w:tc>
         <w:tc>
           <w:tcPr>
-            <w:tcW w:w="3511" w:type="dxa"/>
+            <w:tcW w:w="3475" w:type="dxa"/>
             <w:shd w:val="clear" w:color="auto" w:fill="1B4A78"/>
             <w:vAlign w:val="top"/>
           </w:tcPr>
@@ -27384,7 +27384,7 @@
         </w:trPr>
         <w:tc>
           <w:tcPr>
-            <w:tcW w:w="765" w:type="dxa"/>
+            <w:tcW w:w="815" w:type="dxa"/>
             <w:vAlign w:val="top"/>
           </w:tcPr>
           <w:p>
@@ -27401,7 +27401,7 @@
         </w:tc>
         <w:tc>
           <w:tcPr>
-            <w:tcW w:w="2445" w:type="dxa"/>
+            <w:tcW w:w="2492" w:type="dxa"/>
             <w:vAlign w:val="top"/>
           </w:tcPr>
           <w:p>
@@ -27418,7 +27418,7 @@
         </w:tc>
         <w:tc>
           <w:tcPr>
-            <w:tcW w:w="3359" w:type="dxa"/>
+            <w:tcW w:w="3298" w:type="dxa"/>
             <w:vAlign w:val="top"/>
           </w:tcPr>
           <w:p>
@@ -27480,7 +27480,7 @@
         </w:tc>
         <w:tc>
           <w:tcPr>
-            <w:tcW w:w="3511" w:type="dxa"/>
+            <w:tcW w:w="3475" w:type="dxa"/>
             <w:vAlign w:val="top"/>
           </w:tcPr>
           <w:p>
@@ -27531,7 +27531,7 @@
         </w:trPr>
         <w:tc>
           <w:tcPr>
-            <w:tcW w:w="765" w:type="dxa"/>
+            <w:tcW w:w="815" w:type="dxa"/>
             <w:vAlign w:val="top"/>
           </w:tcPr>
           <w:p>
@@ -27548,7 +27548,7 @@
         </w:tc>
         <w:tc>
           <w:tcPr>
-            <w:tcW w:w="2445" w:type="dxa"/>
+            <w:tcW w:w="2492" w:type="dxa"/>
             <w:vAlign w:val="top"/>
           </w:tcPr>
           <w:p>
@@ -27565,7 +27565,7 @@
         </w:tc>
         <w:tc>
           <w:tcPr>
-            <w:tcW w:w="3359" w:type="dxa"/>
+            <w:tcW w:w="3298" w:type="dxa"/>
             <w:vAlign w:val="top"/>
           </w:tcPr>
           <w:p>
@@ -27597,7 +27597,7 @@
         </w:tc>
         <w:tc>
           <w:tcPr>
-            <w:tcW w:w="3511" w:type="dxa"/>
+            <w:tcW w:w="3475" w:type="dxa"/>
             <w:vAlign w:val="top"/>
           </w:tcPr>
           <w:p>
@@ -27617,7 +27617,7 @@
         </w:trPr>
         <w:tc>
           <w:tcPr>
-            <w:tcW w:w="765" w:type="dxa"/>
+            <w:tcW w:w="815" w:type="dxa"/>
             <w:vAlign w:val="top"/>
           </w:tcPr>
           <w:p>
@@ -27634,7 +27634,7 @@
         </w:tc>
         <w:tc>
           <w:tcPr>
-            <w:tcW w:w="2445" w:type="dxa"/>
+            <w:tcW w:w="2492" w:type="dxa"/>
             <w:vAlign w:val="top"/>
           </w:tcPr>
           <w:p>
@@ -27655,7 +27655,7 @@
         </w:tc>
         <w:tc>
           <w:tcPr>
-            <w:tcW w:w="3359" w:type="dxa"/>
+            <w:tcW w:w="3298" w:type="dxa"/>
             <w:vAlign w:val="top"/>
           </w:tcPr>
           <w:p>
@@ -27682,7 +27682,7 @@
         </w:tc>
         <w:tc>
           <w:tcPr>
-            <w:tcW w:w="3511" w:type="dxa"/>
+            <w:tcW w:w="3475" w:type="dxa"/>
             <w:vAlign w:val="top"/>
           </w:tcPr>
           <w:p>
@@ -27735,9 +27735,9 @@
         </w:tblCellMar>
       </w:tblPr>
       <w:tblGrid>
-        <w:gridCol w:w="3001"/>
-        <w:gridCol w:w="3131"/>
-        <w:gridCol w:w="3948"/>
+        <w:gridCol w:w="3020"/>
+        <w:gridCol w:w="3106"/>
+        <w:gridCol w:w="3954"/>
       </w:tblGrid>
       <w:tr>
         <w:trPr>
@@ -27745,7 +27745,7 @@
         </w:trPr>
         <w:tc>
           <w:tcPr>
-            <w:tcW w:w="3001" w:type="dxa"/>
+            <w:tcW w:w="3020" w:type="dxa"/>
             <w:shd w:val="clear" w:color="auto" w:fill="1B4A78"/>
             <w:vAlign w:val="top"/>
           </w:tcPr>
@@ -27764,7 +27764,7 @@
         </w:tc>
         <w:tc>
           <w:tcPr>
-            <w:tcW w:w="3131" w:type="dxa"/>
+            <w:tcW w:w="3106" w:type="dxa"/>
             <w:shd w:val="clear" w:color="auto" w:fill="1B4A78"/>
             <w:vAlign w:val="top"/>
           </w:tcPr>
@@ -27783,7 +27783,7 @@
         </w:tc>
         <w:tc>
           <w:tcPr>
-            <w:tcW w:w="3948" w:type="dxa"/>
+            <w:tcW w:w="3954" w:type="dxa"/>
             <w:shd w:val="clear" w:color="auto" w:fill="1B4A78"/>
             <w:vAlign w:val="top"/>
           </w:tcPr>
@@ -27807,7 +27807,7 @@
         </w:trPr>
         <w:tc>
           <w:tcPr>
-            <w:tcW w:w="3001" w:type="dxa"/>
+            <w:tcW w:w="3020" w:type="dxa"/>
             <w:vAlign w:val="top"/>
           </w:tcPr>
           <w:p>
@@ -27828,7 +27828,7 @@
         </w:tc>
         <w:tc>
           <w:tcPr>
-            <w:tcW w:w="3131" w:type="dxa"/>
+            <w:tcW w:w="3106" w:type="dxa"/>
             <w:vAlign w:val="top"/>
           </w:tcPr>
           <w:p>
@@ -27843,7 +27843,7 @@
         </w:tc>
         <w:tc>
           <w:tcPr>
-            <w:tcW w:w="3948" w:type="dxa"/>
+            <w:tcW w:w="3954" w:type="dxa"/>
             <w:vAlign w:val="top"/>
           </w:tcPr>
           <w:p>
@@ -27863,7 +27863,7 @@
         </w:trPr>
         <w:tc>
           <w:tcPr>
-            <w:tcW w:w="3001" w:type="dxa"/>
+            <w:tcW w:w="3020" w:type="dxa"/>
             <w:vAlign w:val="top"/>
           </w:tcPr>
           <w:p>
@@ -27884,7 +27884,7 @@
         </w:tc>
         <w:tc>
           <w:tcPr>
-            <w:tcW w:w="3131" w:type="dxa"/>
+            <w:tcW w:w="3106" w:type="dxa"/>
             <w:vAlign w:val="top"/>
           </w:tcPr>
           <w:p>
@@ -27899,7 +27899,7 @@
         </w:tc>
         <w:tc>
           <w:tcPr>
-            <w:tcW w:w="3948" w:type="dxa"/>
+            <w:tcW w:w="3954" w:type="dxa"/>
             <w:vAlign w:val="top"/>
           </w:tcPr>
           <w:p>
@@ -27919,7 +27919,7 @@
         </w:trPr>
         <w:tc>
           <w:tcPr>
-            <w:tcW w:w="3001" w:type="dxa"/>
+            <w:tcW w:w="3020" w:type="dxa"/>
             <w:vAlign w:val="top"/>
           </w:tcPr>
           <w:p>
@@ -27936,7 +27936,7 @@
         </w:tc>
         <w:tc>
           <w:tcPr>
-            <w:tcW w:w="3131" w:type="dxa"/>
+            <w:tcW w:w="3106" w:type="dxa"/>
             <w:vAlign w:val="top"/>
           </w:tcPr>
           <w:p>
@@ -27951,7 +27951,7 @@
         </w:tc>
         <w:tc>
           <w:tcPr>
-            <w:tcW w:w="3948" w:type="dxa"/>
+            <w:tcW w:w="3954" w:type="dxa"/>
             <w:vAlign w:val="top"/>
           </w:tcPr>
           <w:p>
@@ -27971,7 +27971,7 @@
         </w:trPr>
         <w:tc>
           <w:tcPr>
-            <w:tcW w:w="3001" w:type="dxa"/>
+            <w:tcW w:w="3020" w:type="dxa"/>
             <w:vAlign w:val="top"/>
           </w:tcPr>
           <w:p>
@@ -27992,7 +27992,7 @@
         </w:tc>
         <w:tc>
           <w:tcPr>
-            <w:tcW w:w="3131" w:type="dxa"/>
+            <w:tcW w:w="3106" w:type="dxa"/>
             <w:vAlign w:val="top"/>
           </w:tcPr>
           <w:p>
@@ -28007,7 +28007,7 @@
         </w:tc>
         <w:tc>
           <w:tcPr>
-            <w:tcW w:w="3948" w:type="dxa"/>
+            <w:tcW w:w="3954" w:type="dxa"/>
             <w:vAlign w:val="top"/>
           </w:tcPr>
           <w:p>
@@ -31395,15 +31395,15 @@
         </w:tblCellMar>
       </w:tblPr>
       <w:tblGrid>
-        <w:gridCol w:w="765"/>
-        <w:gridCol w:w="660"/>
-        <w:gridCol w:w="870"/>
-        <w:gridCol w:w="1053"/>
-        <w:gridCol w:w="2111"/>
-        <w:gridCol w:w="1185"/>
-        <w:gridCol w:w="765"/>
-        <w:gridCol w:w="1676"/>
-        <w:gridCol w:w="995"/>
+        <w:gridCol w:w="815"/>
+        <w:gridCol w:w="700"/>
+        <w:gridCol w:w="930"/>
+        <w:gridCol w:w="1029"/>
+        <w:gridCol w:w="1926"/>
+        <w:gridCol w:w="1275"/>
+        <w:gridCol w:w="815"/>
+        <w:gridCol w:w="1566"/>
+        <w:gridCol w:w="1024"/>
       </w:tblGrid>
       <w:tr>
         <w:trPr>
@@ -31411,7 +31411,7 @@
         </w:trPr>
         <w:tc>
           <w:tcPr>
-            <w:tcW w:w="765" w:type="dxa"/>
+            <w:tcW w:w="815" w:type="dxa"/>
             <w:shd w:val="clear" w:color="auto" w:fill="1B4A78"/>
             <w:vAlign w:val="top"/>
           </w:tcPr>
@@ -31430,7 +31430,7 @@
         </w:tc>
         <w:tc>
           <w:tcPr>
-            <w:tcW w:w="660" w:type="dxa"/>
+            <w:tcW w:w="700" w:type="dxa"/>
             <w:shd w:val="clear" w:color="auto" w:fill="1B4A78"/>
             <w:vAlign w:val="top"/>
           </w:tcPr>
@@ -31449,7 +31449,7 @@
         </w:tc>
         <w:tc>
           <w:tcPr>
-            <w:tcW w:w="870" w:type="dxa"/>
+            <w:tcW w:w="930" w:type="dxa"/>
             <w:shd w:val="clear" w:color="auto" w:fill="1B4A78"/>
             <w:vAlign w:val="top"/>
           </w:tcPr>
@@ -31468,7 +31468,7 @@
         </w:tc>
         <w:tc>
           <w:tcPr>
-            <w:tcW w:w="1053" w:type="dxa"/>
+            <w:tcW w:w="1029" w:type="dxa"/>
             <w:shd w:val="clear" w:color="auto" w:fill="1B4A78"/>
             <w:vAlign w:val="top"/>
           </w:tcPr>
@@ -31487,7 +31487,7 @@
         </w:tc>
         <w:tc>
           <w:tcPr>
-            <w:tcW w:w="2111" w:type="dxa"/>
+            <w:tcW w:w="1926" w:type="dxa"/>
             <w:shd w:val="clear" w:color="auto" w:fill="1B4A78"/>
             <w:vAlign w:val="top"/>
           </w:tcPr>
@@ -31506,7 +31506,7 @@
         </w:tc>
         <w:tc>
           <w:tcPr>
-            <w:tcW w:w="1185" w:type="dxa"/>
+            <w:tcW w:w="1275" w:type="dxa"/>
             <w:shd w:val="clear" w:color="auto" w:fill="1B4A78"/>
             <w:vAlign w:val="top"/>
           </w:tcPr>
@@ -31525,7 +31525,7 @@
         </w:tc>
         <w:tc>
           <w:tcPr>
-            <w:tcW w:w="765" w:type="dxa"/>
+            <w:tcW w:w="815" w:type="dxa"/>
             <w:shd w:val="clear" w:color="auto" w:fill="1B4A78"/>
             <w:vAlign w:val="top"/>
           </w:tcPr>
@@ -31544,7 +31544,7 @@
         </w:tc>
         <w:tc>
           <w:tcPr>
-            <w:tcW w:w="1676" w:type="dxa"/>
+            <w:tcW w:w="1566" w:type="dxa"/>
             <w:shd w:val="clear" w:color="auto" w:fill="1B4A78"/>
             <w:vAlign w:val="top"/>
           </w:tcPr>
@@ -31563,7 +31563,7 @@
         </w:tc>
         <w:tc>
           <w:tcPr>
-            <w:tcW w:w="995" w:type="dxa"/>
+            <w:tcW w:w="1024" w:type="dxa"/>
             <w:shd w:val="clear" w:color="auto" w:fill="1B4A78"/>
             <w:vAlign w:val="top"/>
           </w:tcPr>
@@ -31587,7 +31587,7 @@
         </w:trPr>
         <w:tc>
           <w:tcPr>
-            <w:tcW w:w="765" w:type="dxa"/>
+            <w:tcW w:w="815" w:type="dxa"/>
             <w:vAlign w:val="top"/>
           </w:tcPr>
           <w:p>
@@ -31602,84 +31602,84 @@
         </w:tc>
         <w:tc>
           <w:tcPr>
-            <w:tcW w:w="660" w:type="dxa"/>
-            <w:vAlign w:val="top"/>
-          </w:tcPr>
-          <w:p>
-            <w:pPr>
-              <w:pStyle w:val="TableText"/>
-            </w:pPr>
-          </w:p>
-        </w:tc>
-        <w:tc>
-          <w:tcPr>
-            <w:tcW w:w="870" w:type="dxa"/>
-            <w:vAlign w:val="top"/>
-          </w:tcPr>
-          <w:p>
-            <w:pPr>
-              <w:pStyle w:val="TableText"/>
-            </w:pPr>
-          </w:p>
-        </w:tc>
-        <w:tc>
-          <w:tcPr>
-            <w:tcW w:w="1053" w:type="dxa"/>
-            <w:vAlign w:val="top"/>
-          </w:tcPr>
-          <w:p>
-            <w:pPr>
-              <w:pStyle w:val="TableText"/>
-            </w:pPr>
-          </w:p>
-        </w:tc>
-        <w:tc>
-          <w:tcPr>
-            <w:tcW w:w="2111" w:type="dxa"/>
-            <w:vAlign w:val="top"/>
-          </w:tcPr>
-          <w:p>
-            <w:pPr>
-              <w:pStyle w:val="TableText"/>
-            </w:pPr>
-          </w:p>
-        </w:tc>
-        <w:tc>
-          <w:tcPr>
-            <w:tcW w:w="1185" w:type="dxa"/>
-            <w:vAlign w:val="top"/>
-          </w:tcPr>
-          <w:p>
-            <w:pPr>
-              <w:pStyle w:val="TableText"/>
-            </w:pPr>
-          </w:p>
-        </w:tc>
-        <w:tc>
-          <w:tcPr>
-            <w:tcW w:w="765" w:type="dxa"/>
-            <w:vAlign w:val="top"/>
-          </w:tcPr>
-          <w:p>
-            <w:pPr>
-              <w:pStyle w:val="TableText"/>
-            </w:pPr>
-          </w:p>
-        </w:tc>
-        <w:tc>
-          <w:tcPr>
-            <w:tcW w:w="1676" w:type="dxa"/>
-            <w:vAlign w:val="top"/>
-          </w:tcPr>
-          <w:p>
-            <w:pPr>
-              <w:pStyle w:val="TableText"/>
-            </w:pPr>
-          </w:p>
-        </w:tc>
-        <w:tc>
-          <w:tcPr>
-            <w:tcW w:w="995" w:type="dxa"/>
+            <w:tcW w:w="700" w:type="dxa"/>
+            <w:vAlign w:val="top"/>
+          </w:tcPr>
+          <w:p>
+            <w:pPr>
+              <w:pStyle w:val="TableText"/>
+            </w:pPr>
+          </w:p>
+        </w:tc>
+        <w:tc>
+          <w:tcPr>
+            <w:tcW w:w="930" w:type="dxa"/>
+            <w:vAlign w:val="top"/>
+          </w:tcPr>
+          <w:p>
+            <w:pPr>
+              <w:pStyle w:val="TableText"/>
+            </w:pPr>
+          </w:p>
+        </w:tc>
+        <w:tc>
+          <w:tcPr>
+            <w:tcW w:w="1029" w:type="dxa"/>
+            <w:vAlign w:val="top"/>
+          </w:tcPr>
+          <w:p>
+            <w:pPr>
+              <w:pStyle w:val="TableText"/>
+            </w:pPr>
+          </w:p>
+        </w:tc>
+        <w:tc>
+          <w:tcPr>
+            <w:tcW w:w="1926" w:type="dxa"/>
+            <w:vAlign w:val="top"/>
+          </w:tcPr>
+          <w:p>
+            <w:pPr>
+              <w:pStyle w:val="TableText"/>
+            </w:pPr>
+          </w:p>
+        </w:tc>
+        <w:tc>
+          <w:tcPr>
+            <w:tcW w:w="1275" w:type="dxa"/>
+            <w:vAlign w:val="top"/>
+          </w:tcPr>
+          <w:p>
+            <w:pPr>
+              <w:pStyle w:val="TableText"/>
+            </w:pPr>
+          </w:p>
+        </w:tc>
+        <w:tc>
+          <w:tcPr>
+            <w:tcW w:w="815" w:type="dxa"/>
+            <w:vAlign w:val="top"/>
+          </w:tcPr>
+          <w:p>
+            <w:pPr>
+              <w:pStyle w:val="TableText"/>
+            </w:pPr>
+          </w:p>
+        </w:tc>
+        <w:tc>
+          <w:tcPr>
+            <w:tcW w:w="1566" w:type="dxa"/>
+            <w:vAlign w:val="top"/>
+          </w:tcPr>
+          <w:p>
+            <w:pPr>
+              <w:pStyle w:val="TableText"/>
+            </w:pPr>
+          </w:p>
+        </w:tc>
+        <w:tc>
+          <w:tcPr>
+            <w:tcW w:w="1024" w:type="dxa"/>
             <w:vAlign w:val="top"/>
           </w:tcPr>
           <w:p>
@@ -31910,8 +31910,8 @@
         </w:tblCellMar>
       </w:tblPr>
       <w:tblGrid>
-        <w:gridCol w:w="1499"/>
-        <w:gridCol w:w="8581"/>
+        <w:gridCol w:w="1605"/>
+        <w:gridCol w:w="8475"/>
       </w:tblGrid>
       <w:tr>
         <w:trPr>
@@ -31919,7 +31919,7 @@
         </w:trPr>
         <w:tc>
           <w:tcPr>
-            <w:tcW w:w="1499" w:type="dxa"/>
+            <w:tcW w:w="1605" w:type="dxa"/>
             <w:shd w:val="clear" w:color="auto" w:fill="1B4A78"/>
             <w:vAlign w:val="top"/>
           </w:tcPr>
@@ -31938,7 +31938,7 @@
         </w:tc>
         <w:tc>
           <w:tcPr>
-            <w:tcW w:w="8581" w:type="dxa"/>
+            <w:tcW w:w="8475" w:type="dxa"/>
             <w:shd w:val="clear" w:color="auto" w:fill="1B4A78"/>
             <w:vAlign w:val="top"/>
           </w:tcPr>
@@ -31962,7 +31962,7 @@
         </w:trPr>
         <w:tc>
           <w:tcPr>
-            <w:tcW w:w="1499" w:type="dxa"/>
+            <w:tcW w:w="1605" w:type="dxa"/>
             <w:vAlign w:val="top"/>
           </w:tcPr>
           <w:p>
@@ -31979,7 +31979,7 @@
         </w:tc>
         <w:tc>
           <w:tcPr>
-            <w:tcW w:w="8581" w:type="dxa"/>
+            <w:tcW w:w="8475" w:type="dxa"/>
             <w:vAlign w:val="top"/>
           </w:tcPr>
           <w:p>
@@ -31999,7 +31999,7 @@
         </w:trPr>
         <w:tc>
           <w:tcPr>
-            <w:tcW w:w="1499" w:type="dxa"/>
+            <w:tcW w:w="1605" w:type="dxa"/>
             <w:vAlign w:val="top"/>
           </w:tcPr>
           <w:p>
@@ -32016,7 +32016,7 @@
         </w:tc>
         <w:tc>
           <w:tcPr>
-            <w:tcW w:w="8581" w:type="dxa"/>
+            <w:tcW w:w="8475" w:type="dxa"/>
             <w:vAlign w:val="top"/>
           </w:tcPr>
           <w:p>
@@ -32036,7 +32036,7 @@
         </w:trPr>
         <w:tc>
           <w:tcPr>
-            <w:tcW w:w="1499" w:type="dxa"/>
+            <w:tcW w:w="1605" w:type="dxa"/>
             <w:vAlign w:val="top"/>
           </w:tcPr>
           <w:p>
@@ -32053,7 +32053,7 @@
         </w:tc>
         <w:tc>
           <w:tcPr>
-            <w:tcW w:w="8581" w:type="dxa"/>
+            <w:tcW w:w="8475" w:type="dxa"/>
             <w:vAlign w:val="top"/>
           </w:tcPr>
           <w:p>
@@ -32073,7 +32073,7 @@
         </w:trPr>
         <w:tc>
           <w:tcPr>
-            <w:tcW w:w="1499" w:type="dxa"/>
+            <w:tcW w:w="1605" w:type="dxa"/>
             <w:vAlign w:val="top"/>
           </w:tcPr>
           <w:p>
@@ -32090,7 +32090,7 @@
         </w:tc>
         <w:tc>
           <w:tcPr>
-            <w:tcW w:w="8581" w:type="dxa"/>
+            <w:tcW w:w="8475" w:type="dxa"/>
             <w:vAlign w:val="top"/>
           </w:tcPr>
           <w:p>
@@ -32110,7 +32110,7 @@
         </w:trPr>
         <w:tc>
           <w:tcPr>
-            <w:tcW w:w="1499" w:type="dxa"/>
+            <w:tcW w:w="1605" w:type="dxa"/>
             <w:vAlign w:val="top"/>
           </w:tcPr>
           <w:p>
@@ -32127,7 +32127,7 @@
         </w:tc>
         <w:tc>
           <w:tcPr>
-            <w:tcW w:w="8581" w:type="dxa"/>
+            <w:tcW w:w="8475" w:type="dxa"/>
             <w:vAlign w:val="top"/>
           </w:tcPr>
           <w:p>
@@ -32147,7 +32147,7 @@
         </w:trPr>
         <w:tc>
           <w:tcPr>
-            <w:tcW w:w="1499" w:type="dxa"/>
+            <w:tcW w:w="1605" w:type="dxa"/>
             <w:vAlign w:val="top"/>
           </w:tcPr>
           <w:p>
@@ -32164,7 +32164,7 @@
         </w:tc>
         <w:tc>
           <w:tcPr>
-            <w:tcW w:w="8581" w:type="dxa"/>
+            <w:tcW w:w="8475" w:type="dxa"/>
             <w:vAlign w:val="top"/>
           </w:tcPr>
           <w:p>
@@ -32184,7 +32184,7 @@
         </w:trPr>
         <w:tc>
           <w:tcPr>
-            <w:tcW w:w="1499" w:type="dxa"/>
+            <w:tcW w:w="1605" w:type="dxa"/>
             <w:vAlign w:val="top"/>
           </w:tcPr>
           <w:p>
@@ -32201,7 +32201,7 @@
         </w:tc>
         <w:tc>
           <w:tcPr>
-            <w:tcW w:w="8581" w:type="dxa"/>
+            <w:tcW w:w="8475" w:type="dxa"/>
             <w:vAlign w:val="top"/>
           </w:tcPr>
           <w:p>
@@ -32221,7 +32221,7 @@
         </w:trPr>
         <w:tc>
           <w:tcPr>
-            <w:tcW w:w="1499" w:type="dxa"/>
+            <w:tcW w:w="1605" w:type="dxa"/>
             <w:vAlign w:val="top"/>
           </w:tcPr>
           <w:p>
@@ -32238,7 +32238,7 @@
         </w:tc>
         <w:tc>
           <w:tcPr>
-            <w:tcW w:w="8581" w:type="dxa"/>
+            <w:tcW w:w="8475" w:type="dxa"/>
             <w:vAlign w:val="top"/>
           </w:tcPr>
           <w:p>
@@ -32258,7 +32258,7 @@
         </w:trPr>
         <w:tc>
           <w:tcPr>
-            <w:tcW w:w="1499" w:type="dxa"/>
+            <w:tcW w:w="1605" w:type="dxa"/>
             <w:vAlign w:val="top"/>
           </w:tcPr>
           <w:p>
@@ -32275,7 +32275,7 @@
         </w:tc>
         <w:tc>
           <w:tcPr>
-            <w:tcW w:w="8581" w:type="dxa"/>
+            <w:tcW w:w="8475" w:type="dxa"/>
             <w:vAlign w:val="top"/>
           </w:tcPr>
           <w:p>
@@ -32295,7 +32295,7 @@
         </w:trPr>
         <w:tc>
           <w:tcPr>
-            <w:tcW w:w="1499" w:type="dxa"/>
+            <w:tcW w:w="1605" w:type="dxa"/>
             <w:vAlign w:val="top"/>
           </w:tcPr>
           <w:p>
@@ -32312,7 +32312,7 @@
         </w:tc>
         <w:tc>
           <w:tcPr>
-            <w:tcW w:w="8581" w:type="dxa"/>
+            <w:tcW w:w="8475" w:type="dxa"/>
             <w:vAlign w:val="top"/>
           </w:tcPr>
           <w:p>

--- a/migration-governance/word/Governance-Guide.docx
+++ b/migration-governance/word/Governance-Guide.docx
@@ -12818,14 +12818,24 @@
       </w:r>
       <w:r>
         <w:rPr/>
-        <w:t xml:space="preserve"> (for reading offline, printing, or sending): </w:t>
+        <w:t xml:space="preserve"> (for reading offline, printing, or sending): the </w:t>
+      </w:r>
+      <w:r>
+        <w:rPr>
+          <w:b/>
+        </w:rPr>
+        <w:t xml:space="preserve">global</w:t>
+      </w:r>
+      <w:r>
+        <w:rPr/>
+        <w:t xml:space="preserve"> document with all guides in one file, </w:t>
       </w:r>
       <w:r>
         <w:rPr>
           <w:color w:val="1B4A78"/>
           <w:u w:val="single"/>
         </w:rPr>
-        <w:t xml:space="preserve">all guides in one file</w:t>
+        <w:t xml:space="preserve">Migration-Governance-Global.docx</w:t>
       </w:r>
       <w:r>
         <w:rPr/>
@@ -12897,7 +12907,7 @@
                 <w:sz w:val="17"/>
                 <w:szCs w:val="17"/>
               </w:rPr>
-              <w:t xml:space="preserve">perl tools/md2docx.pl word/Migration-Governance.docx README.md SYSADMIN.md DBA.md SCRIPTS-AND-VSCODE.md SERVER-PAGE-TEMPLATE.md</w:t>
+              <w:t xml:space="preserve">perl tools/md2docx.pl word/Migration-Governance-Global.docx README.md SYSADMIN.md DBA.md SCRIPTS-AND-VSCODE.md SERVER-PAGE-TEMPLATE.md</w:t>
             </w:r>
           </w:p>
           <w:p>

--- a/migration-governance/word/Governance-Guide.docx
+++ b/migration-governance/word/Governance-Guide.docx
@@ -11631,7 +11631,17 @@
       <w:pPr/>
       <w:r>
         <w:rPr/>
-        <w:t xml:space="preserve">Loop can't import a file, but it keeps formatting when you paste. To use the template in Microsoft Loop:</w:t>
+        <w:t xml:space="preserve">Loop can't import a file, and it only keeps </w:t>
+      </w:r>
+      <w:r>
+        <w:rPr>
+          <w:b/>
+        </w:rPr>
+        <w:t xml:space="preserve">basic formatting</w:t>
+      </w:r>
+      <w:r>
+        <w:rPr/>
+        <w:t xml:space="preserve"> when you paste: headings, bold, lists, checklists and plain tables. Colours, shading and fonts are lost. To use the template in Microsoft Loop:</w:t>
       </w:r>
     </w:p>
     <w:p>
@@ -11644,37 +11654,28 @@
       </w:pPr>
       <w:r>
         <w:rPr/>
-        <w:t xml:space="preserve">Open the </w:t>
+        <w:t xml:space="preserve">Open </w:t>
+      </w:r>
+      <w:r>
+        <w:rPr>
+          <w:color w:val="1B4A78"/>
+          <w:u w:val="single"/>
+        </w:rPr>
+        <w:t xml:space="preserve">SERVER-PAGE-TEMPLATE.md</w:t>
+      </w:r>
+      <w:r>
+        <w:rPr/>
+        <w:t xml:space="preserve"> </w:t>
       </w:r>
       <w:r>
         <w:rPr>
           <w:b/>
         </w:rPr>
-        <w:t xml:space="preserve">Word copy</w:t>
+        <w:t xml:space="preserve">on GitHub</w:t>
       </w:r>
       <w:r>
         <w:rPr/>
-        <w:t xml:space="preserve">, press </w:t>
-      </w:r>
-      <w:r>
-        <w:rPr>
-          <w:b/>
-        </w:rPr>
-        <w:t xml:space="preserve">Ctrl+A</w:t>
-      </w:r>
-      <w:r>
-        <w:rPr/>
-        <w:t xml:space="preserve"> and then </w:t>
-      </w:r>
-      <w:r>
-        <w:rPr>
-          <w:b/>
-        </w:rPr>
-        <w:t xml:space="preserve">Ctrl+C</w:t>
-      </w:r>
-      <w:r>
-        <w:rPr/>
-        <w:t xml:space="preserve">. Copying from the rendered GitHub page also works.</w:t>
+        <w:t xml:space="preserve">, so it shows rendered, then select the page and copy it.</w:t>
       </w:r>
     </w:p>
     <w:p>
@@ -11687,7 +11688,17 @@
       </w:pPr>
       <w:r>
         <w:rPr/>
-        <w:t xml:space="preserve">Paste it into a new Loop page. Headings, tables and lists are kept. The checkboxes (☐) arrive as text: type </w:t>
+        <w:t xml:space="preserve">Paste it into a new Loop page. </w:t>
+      </w:r>
+      <w:r>
+        <w:rPr>
+          <w:b/>
+        </w:rPr>
+        <w:t xml:space="preserve">Don't paste from the Word copy:</w:t>
+      </w:r>
+      <w:r>
+        <w:rPr/>
+        <w:t xml:space="preserve"> Word's clipboard format makes Loop lose the lists and headings. Check that the checklists came through; if not, type </w:t>
       </w:r>
       <w:r>
         <w:rPr>
@@ -11699,7 +11710,7 @@
       </w:r>
       <w:r>
         <w:rPr/>
-        <w:t xml:space="preserve"> at the start of those lines to turn them into Loop checklists.</w:t>
+        <w:t xml:space="preserve"> at the start of those lines.</w:t>
       </w:r>
     </w:p>
     <w:p>
@@ -11724,6 +11735,114 @@
         <w:rPr/>
         <w:t xml:space="preserve"> in the bundle's Loop workspace, so each server page starts from the same layout.</w:t>
       </w:r>
+    </w:p>
+    <w:tbl>
+      <w:tblPr>
+        <w:tblW w:w="10080" w:type="dxa"/>
+        <w:tblBorders>
+          <w:top w:val="nil"/>
+          <w:left w:val="nil"/>
+          <w:bottom w:val="nil"/>
+          <w:right w:val="nil"/>
+          <w:insideH w:val="nil"/>
+          <w:insideV w:val="nil"/>
+        </w:tblBorders>
+        <w:tblLayout w:type="fixed"/>
+        <w:tblCellMar>
+          <w:top w:w="100" w:type="dxa"/>
+          <w:left w:w="200" w:type="dxa"/>
+          <w:bottom w:w="100" w:type="dxa"/>
+          <w:right w:w="200" w:type="dxa"/>
+        </w:tblCellMar>
+      </w:tblPr>
+      <w:tblGrid>
+        <w:gridCol w:w="10080"/>
+      </w:tblGrid>
+      <w:tr>
+        <w:tc>
+          <w:tcPr>
+            <w:tcW w:w="10080" w:type="dxa"/>
+            <w:tcBorders>
+              <w:top w:val="single" w:sz="4" w:space="0" w:color="DDF4FF"/>
+              <w:left w:val="single" w:sz="24" w:space="0" w:color="0969DA"/>
+              <w:bottom w:val="single" w:sz="4" w:space="0" w:color="DDF4FF"/>
+              <w:right w:val="single" w:sz="4" w:space="0" w:color="DDF4FF"/>
+            </w:tcBorders>
+            <w:shd w:val="clear" w:color="auto" w:fill="DDF4FF"/>
+            <w:vAlign w:val="top"/>
+          </w:tcPr>
+          <w:p>
+            <w:pPr>
+              <w:pStyle w:val="TableText"/>
+              <w:spacing w:before="0" w:after="40"/>
+            </w:pPr>
+            <w:r>
+              <w:rPr>
+                <w:b/>
+                <w:caps/>
+                <w:color w:val="0969DA"/>
+                <w:spacing w:val="20"/>
+                <w:sz w:val="17"/>
+                <w:szCs w:val="17"/>
+              </w:rPr>
+              <w:t xml:space="preserve">Note</w:t>
+            </w:r>
+          </w:p>
+          <w:p>
+            <w:pPr>
+              <w:pStyle w:val="TableText"/>
+            </w:pPr>
+            <w:r>
+              <w:rPr>
+                <w:b/>
+              </w:rPr>
+              <w:t xml:space="preserve">The guides don't go into Loop.</w:t>
+            </w:r>
+            <w:r>
+              <w:rPr/>
+              <w:t xml:space="preserve"> Their layout (colours, diagrams, matrix) can't exist there. The Loop workspace home page </w:t>
+            </w:r>
+            <w:r>
+              <w:rPr>
+                <w:b/>
+              </w:rPr>
+              <w:t xml:space="preserve">links</w:t>
+            </w:r>
+            <w:r>
+              <w:rPr/>
+              <w:t xml:space="preserve"> to them on GitHub, or to the Word copies in </w:t>
+            </w:r>
+            <w:r>
+              <w:rPr>
+                <w:rFonts w:ascii="Consolas" w:hAnsi="Consolas" w:cs="Consolas"/>
+                <w:color w:val="A0303B"/>
+                <w:shd w:val="clear" w:color="auto" w:fill="F3F4F6"/>
+              </w:rPr>
+              <w:t xml:space="preserve">word/</w:t>
+            </w:r>
+            <w:r>
+              <w:rPr/>
+              <w:t xml:space="preserve"> (</w:t>
+            </w:r>
+            <w:r>
+              <w:rPr>
+                <w:color w:val="1B4A78"/>
+                <w:u w:val="single"/>
+              </w:rPr>
+              <w:t xml:space="preserve">4.3</w:t>
+            </w:r>
+            <w:r>
+              <w:rPr/>
+              <w:t xml:space="preserve">).</w:t>
+            </w:r>
+          </w:p>
+        </w:tc>
+      </w:tr>
+    </w:tbl>
+    <w:p>
+      <w:pPr>
+        <w:pStyle w:val="Spacer"/>
+      </w:pPr>
     </w:p>
     <w:p>
       <w:pPr>
